--- a/docs/ICJIA-Studio-20-analysis-roadmap-copperhead.docx
+++ b/docs/ICJIA-Studio-20-analysis-roadmap-copperhead.docx
@@ -6603,7 +6603,7 @@
           <w:b/>
           <w:bCs/>
         </w:rPr>
-        <w:t xml:space="preserve">Hub Studio 2.0 · Studio build v0.4.0</w:t>
+        <w:t xml:space="preserve">Hub Studio 2.0 · Studio build v0.5.0</w:t>
       </w:r>
       <w:r>
         <w:t xml:space="preserve"> </w:t>
@@ -14262,6 +14262,51 @@
               <w:pStyle w:val="Compact"/>
             </w:pPr>
             <w:r>
+              <w:t xml:space="preserve">Media-library picker (browse ~20 newest, search, upload tab)</w:t>
+            </w:r>
+          </w:p>
+        </w:tc>
+        <w:tc>
+          <w:tcPr/>
+          <w:p>
+            <w:pPr>
+              <w:pStyle w:val="Compact"/>
+            </w:pPr>
+            <w:r>
+              <w:t xml:space="preserve">Reuse existing library images; alt write-back for alt-less picks</w:t>
+            </w:r>
+          </w:p>
+        </w:tc>
+        <w:tc>
+          <w:tcPr/>
+          <w:p>
+            <w:pPr>
+              <w:pStyle w:val="Compact"/>
+            </w:pPr>
+            <w:r>
+              <w:rPr>
+                <w:b/>
+                <w:bCs/>
+              </w:rPr>
+              <w:t xml:space="preserve">Built</w:t>
+            </w:r>
+            <w:r>
+              <w:t xml:space="preserve"> </w:t>
+            </w:r>
+            <w:r>
+              <w:t xml:space="preserve">(v0.5.0)</w:t>
+            </w:r>
+          </w:p>
+        </w:tc>
+      </w:tr>
+      <w:tr>
+        <w:tc>
+          <w:tcPr/>
+          <w:p>
+            <w:pPr>
+              <w:pStyle w:val="Compact"/>
+            </w:pPr>
+            <w:r>
               <w:t xml:space="preserve">Document/PDF file upload</w:t>
             </w:r>
           </w:p>
@@ -21308,37 +21353,53 @@
           <w:b/>
           <w:bCs/>
         </w:rPr>
-        <w:t xml:space="preserve">2026-07-16 — Media-library picker: design approved, build underway.</w:t>
-      </w:r>
-      <w:r>
-        <w:t xml:space="preserve"> </w:t>
-      </w:r>
-      <w:r>
-        <w:t xml:space="preserve">Every image</w:t>
-      </w:r>
-      <w:r>
-        <w:t xml:space="preserve"> </w:t>
-      </w:r>
-      <w:r>
-        <w:t xml:space="preserve">surface will open on the ~20 newest Media Library images (searchable) with</w:t>
-      </w:r>
-      <w:r>
-        <w:t xml:space="preserve"> </w:t>
-      </w:r>
-      <w:r>
-        <w:t xml:space="preserve">upload-from-desktop one tab away; picking an image that lacks alt text requires supplying</w:t>
-      </w:r>
-      <w:r>
-        <w:t xml:space="preserve"> </w:t>
-      </w:r>
-      <w:r>
-        <w:t xml:space="preserve">it, which is written back to the shared library. Works identically in the public demo,</w:t>
-      </w:r>
-      <w:r>
-        <w:t xml:space="preserve"> </w:t>
-      </w:r>
-      <w:r>
-        <w:t xml:space="preserve">where nothing persists.</w:t>
+        <w:t xml:space="preserve">2026-07-16 — Media-library picker shipped (v0.5.0).</w:t>
+      </w:r>
+      <w:r>
+        <w:t xml:space="preserve"> </w:t>
+      </w:r>
+      <w:r>
+        <w:t xml:space="preserve">Every image surface now opens on</w:t>
+      </w:r>
+      <w:r>
+        <w:t xml:space="preserve"> </w:t>
+      </w:r>
+      <w:r>
+        <w:t xml:space="preserve">the ~20 newest Media Library images (searchable) with upload-from-desktop one tab away;</w:t>
+      </w:r>
+      <w:r>
+        <w:t xml:space="preserve"> </w:t>
+      </w:r>
+      <w:r>
+        <w:t xml:space="preserve">picking an image that lacks alt text requires supplying it, which is written back to the</w:t>
+      </w:r>
+      <w:r>
+        <w:t xml:space="preserve"> </w:t>
+      </w:r>
+      <w:r>
+        <w:t xml:space="preserve">shared library so it improves for everyone. Works identically in the public demo, where</w:t>
+      </w:r>
+      <w:r>
+        <w:t xml:space="preserve"> </w:t>
+      </w:r>
+      <w:r>
+        <w:t xml:space="preserve">new images live only for the session and nothing persists. Built test-first over ten</w:t>
+      </w:r>
+      <w:r>
+        <w:t xml:space="preserve"> </w:t>
+      </w:r>
+      <w:r>
+        <w:t xml:space="preserve">adversarially-reviewed tasks and verified end-to-end in the running demo before merge.</w:t>
+      </w:r>
+      <w:r>
+        <w:t xml:space="preserve"> </w:t>
+      </w:r>
+      <w:r>
+        <w:rPr>
+          <w:b/>
+          <w:bCs/>
+        </w:rPr>
+        <w:t xml:space="preserve">757 automated tests / 104 files.</w:t>
       </w:r>
     </w:p>
     <w:p>
@@ -21556,7 +21617,7 @@
           <w:b/>
           <w:bCs/>
         </w:rPr>
-        <w:t xml:space="preserve">Hub Studio 2.0 · Studio build v0.4.0</w:t>
+        <w:t xml:space="preserve">Hub Studio 2.0 · Studio build v0.5.0</w:t>
       </w:r>
       <w:r>
         <w:t xml:space="preserve"> </w:t>
@@ -43028,6 +43089,92 @@
       </w:r>
       <w:r>
         <w:t xml:space="preserve">§2. Symptom if missed: login fails with CORS errors in the console, not a 401.</w:t>
+      </w:r>
+    </w:p>
+    <w:p>
+      <w:pPr>
+        <w:pStyle w:val="Compact"/>
+        <w:numPr>
+          <w:ilvl w:val="0"/>
+          <w:numId w:val="1085"/>
+        </w:numPr>
+      </w:pPr>
+      <w:r>
+        <w:rPr>
+          <w:b/>
+          <w:bCs/>
+        </w:rPr>
+        <w:t xml:space="preserve">Media Library update permission.</w:t>
+      </w:r>
+      <w:r>
+        <w:t xml:space="preserve"> </w:t>
+      </w:r>
+      <w:r>
+        <w:t xml:space="preserve">Grant the Author and Editor roles the upload</w:t>
+      </w:r>
+      <w:r>
+        <w:t xml:space="preserve"> </w:t>
+      </w:r>
+      <w:r>
+        <w:t xml:space="preserve">plugin's</w:t>
+      </w:r>
+      <w:r>
+        <w:t xml:space="preserve"> </w:t>
+      </w:r>
+      <w:r>
+        <w:rPr>
+          <w:i/>
+          <w:iCs/>
+        </w:rPr>
+        <w:t xml:space="preserve">update file info</w:t>
+      </w:r>
+      <w:r>
+        <w:t xml:space="preserve"> </w:t>
+      </w:r>
+      <w:r>
+        <w:t xml:space="preserve">action — the Studio's library picker writes alt text back to</w:t>
+      </w:r>
+      <w:r>
+        <w:t xml:space="preserve"> </w:t>
+      </w:r>
+      <w:r>
+        <w:t xml:space="preserve">alt-less images (</w:t>
+      </w:r>
+      <w:r>
+        <w:rPr>
+          <w:rStyle w:val="VerbatimChar"/>
+        </w:rPr>
+        <w:t xml:space="preserve">POST /upload?id=&lt;id&gt;</w:t>
+      </w:r>
+      <w:r>
+        <w:t xml:space="preserve"> </w:t>
+      </w:r>
+      <w:r>
+        <w:t xml:space="preserve">with</w:t>
+      </w:r>
+      <w:r>
+        <w:t xml:space="preserve"> </w:t>
+      </w:r>
+      <w:r>
+        <w:rPr>
+          <w:rStyle w:val="VerbatimChar"/>
+        </w:rPr>
+        <w:t xml:space="preserve">fileInfo</w:t>
+      </w:r>
+      <w:r>
+        <w:t xml:space="preserve">). Verify during the staging</w:t>
+      </w:r>
+      <w:r>
+        <w:t xml:space="preserve"> </w:t>
+      </w:r>
+      <w:r>
+        <w:t xml:space="preserve">rehearsal (§2): pick an alt-less image as an Author, supply alt, confirm the record</w:t>
+      </w:r>
+      <w:r>
+        <w:t xml:space="preserve"> </w:t>
+      </w:r>
+      <w:r>
+        <w:t xml:space="preserve">updates.</w:t>
       </w:r>
     </w:p>
     <w:p>

--- a/docs/ICJIA-Studio-20-analysis-roadmap-copperhead.docx
+++ b/docs/ICJIA-Studio-20-analysis-roadmap-copperhead.docx
@@ -6603,7 +6603,7 @@
           <w:b/>
           <w:bCs/>
         </w:rPr>
-        <w:t xml:space="preserve">Hub Studio 2.0 · Studio build v0.5.0</w:t>
+        <w:t xml:space="preserve">Hub Studio 2.0 · Studio build v0.6.0</w:t>
       </w:r>
       <w:r>
         <w:t xml:space="preserve"> </w:t>
@@ -14424,6 +14424,51 @@
               <w:pStyle w:val="Compact"/>
             </w:pPr>
             <w:r>
+              <w:t xml:space="preserve">Unsaved-work guard (leave warning, 30 s local backup, restore banner)</w:t>
+            </w:r>
+          </w:p>
+        </w:tc>
+        <w:tc>
+          <w:tcPr/>
+          <w:p>
+            <w:pPr>
+              <w:pStyle w:val="Compact"/>
+            </w:pPr>
+            <w:r>
+              <w:t xml:space="preserve">Authors can't silently lose in-progress work</w:t>
+            </w:r>
+          </w:p>
+        </w:tc>
+        <w:tc>
+          <w:tcPr/>
+          <w:p>
+            <w:pPr>
+              <w:pStyle w:val="Compact"/>
+            </w:pPr>
+            <w:r>
+              <w:rPr>
+                <w:b/>
+                <w:bCs/>
+              </w:rPr>
+              <w:t xml:space="preserve">Built</w:t>
+            </w:r>
+            <w:r>
+              <w:t xml:space="preserve"> </w:t>
+            </w:r>
+            <w:r>
+              <w:t xml:space="preserve">(v0.6.0)</w:t>
+            </w:r>
+          </w:p>
+        </w:tc>
+      </w:tr>
+      <w:tr>
+        <w:tc>
+          <w:tcPr/>
+          <w:p>
+            <w:pPr>
+              <w:pStyle w:val="Compact"/>
+            </w:pPr>
+            <w:r>
               <w:t xml:space="preserve">"Preview as published" (TOC, end matter, Print)</w:t>
             </w:r>
           </w:p>
@@ -21291,6 +21336,110 @@
           <w:b/>
           <w:bCs/>
         </w:rPr>
+        <w:t xml:space="preserve">2026-07-16 — Unsaved-work guard shipped (v0.6.0).</w:t>
+      </w:r>
+      <w:r>
+        <w:t xml:space="preserve"> </w:t>
+      </w:r>
+      <w:r>
+        <w:t xml:space="preserve">Authors can no longer silently</w:t>
+      </w:r>
+      <w:r>
+        <w:t xml:space="preserve"> </w:t>
+      </w:r>
+      <w:r>
+        <w:t xml:space="preserve">lose in-progress work: a native leave-page warning, a 30-second local draft snapshot</w:t>
+      </w:r>
+      <w:r>
+        <w:t xml:space="preserve"> </w:t>
+      </w:r>
+      <w:r>
+        <w:t xml:space="preserve">while a form is dirty, and a non-blocking restore banner ("Restore" / "Discard") when a</w:t>
+      </w:r>
+      <w:r>
+        <w:t xml:space="preserve"> </w:t>
+      </w:r>
+      <w:r>
+        <w:t xml:space="preserve">surviving snapshot is found; every successful save clears the backup.</w:t>
+      </w:r>
+      <w:r>
+        <w:t xml:space="preserve"> </w:t>
+      </w:r>
+      <w:r>
+        <w:rPr>
+          <w:b/>
+          <w:bCs/>
+        </w:rPr>
+        <w:t xml:space="preserve">Live builds</w:t>
+      </w:r>
+      <w:r>
+        <w:rPr>
+          <w:b/>
+          <w:bCs/>
+        </w:rPr>
+        <w:t xml:space="preserve"> </w:t>
+      </w:r>
+      <w:r>
+        <w:rPr>
+          <w:b/>
+          <w:bCs/>
+        </w:rPr>
+        <w:t xml:space="preserve">only</w:t>
+      </w:r>
+      <w:r>
+        <w:t xml:space="preserve"> </w:t>
+      </w:r>
+      <w:r>
+        <w:t xml:space="preserve">— the public demo deliberately takes no snapshots, so its "nothing is saved /</w:t>
+      </w:r>
+      <w:r>
+        <w:t xml:space="preserve"> </w:t>
+      </w:r>
+      <w:r>
+        <w:t xml:space="preserve">resets each session" promise stays literally true; the demo still shows both warnings.</w:t>
+      </w:r>
+      <w:r>
+        <w:t xml:space="preserve"> </w:t>
+      </w:r>
+      <w:r>
+        <w:t xml:space="preserve">Built test-first over six reviewed tasks with per-task adversarial review, then verified</w:t>
+      </w:r>
+      <w:r>
+        <w:t xml:space="preserve"> </w:t>
+      </w:r>
+      <w:r>
+        <w:t xml:space="preserve">end-to-end in the running app (snapshot, restore, clear-on-save, and the demo's</w:t>
+      </w:r>
+      <w:r>
+        <w:t xml:space="preserve"> </w:t>
+      </w:r>
+      <w:r>
+        <w:t xml:space="preserve">zero-write policy all observed live).</w:t>
+      </w:r>
+      <w:r>
+        <w:t xml:space="preserve"> </w:t>
+      </w:r>
+      <w:r>
+        <w:rPr>
+          <w:b/>
+          <w:bCs/>
+        </w:rPr>
+        <w:t xml:space="preserve">800 automated tests / 107 files.</w:t>
+      </w:r>
+    </w:p>
+    <w:p>
+      <w:pPr>
+        <w:pStyle w:val="Compact"/>
+        <w:numPr>
+          <w:ilvl w:val="0"/>
+          <w:numId w:val="1030"/>
+        </w:numPr>
+      </w:pPr>
+      <w:r>
+        <w:rPr>
+          <w:b/>
+          <w:bCs/>
+        </w:rPr>
         <w:t xml:space="preserve">2026-07-16 — Manager-docs workflow (v0.4.0).</w:t>
       </w:r>
       <w:r>
@@ -21617,7 +21766,7 @@
           <w:b/>
           <w:bCs/>
         </w:rPr>
-        <w:t xml:space="preserve">Hub Studio 2.0 · Studio build v0.5.0</w:t>
+        <w:t xml:space="preserve">Hub Studio 2.0 · Studio build v0.6.0</w:t>
       </w:r>
       <w:r>
         <w:t xml:space="preserve"> </w:t>

--- a/docs/ICJIA-Studio-20-analysis-roadmap-copperhead.docx
+++ b/docs/ICJIA-Studio-20-analysis-roadmap-copperhead.docx
@@ -6603,7 +6603,7 @@
           <w:b/>
           <w:bCs/>
         </w:rPr>
-        <w:t xml:space="preserve">Hub Studio 2.0 · Studio build v0.6.0</w:t>
+        <w:t xml:space="preserve">Hub Studio 2.0 · Studio build v0.7.0</w:t>
       </w:r>
       <w:r>
         <w:t xml:space="preserve"> </w:t>
@@ -14631,6 +14631,51 @@
               <w:pStyle w:val="Compact"/>
             </w:pPr>
             <w:r>
+              <w:t xml:space="preserve">Title search on content lists (debounced, whole-library)</w:t>
+            </w:r>
+          </w:p>
+        </w:tc>
+        <w:tc>
+          <w:tcPr/>
+          <w:p>
+            <w:pPr>
+              <w:pStyle w:val="Compact"/>
+            </w:pPr>
+            <w:r>
+              <w:t xml:space="preserve">Find any item by title — 236 real articles arrive at launch</w:t>
+            </w:r>
+          </w:p>
+        </w:tc>
+        <w:tc>
+          <w:tcPr/>
+          <w:p>
+            <w:pPr>
+              <w:pStyle w:val="Compact"/>
+            </w:pPr>
+            <w:r>
+              <w:rPr>
+                <w:b/>
+                <w:bCs/>
+              </w:rPr>
+              <w:t xml:space="preserve">Built</w:t>
+            </w:r>
+            <w:r>
+              <w:t xml:space="preserve"> </w:t>
+            </w:r>
+            <w:r>
+              <w:t xml:space="preserve">(v0.7.0)</w:t>
+            </w:r>
+          </w:p>
+        </w:tc>
+      </w:tr>
+      <w:tr>
+        <w:tc>
+          <w:tcPr/>
+          <w:p>
+            <w:pPr>
+              <w:pStyle w:val="Compact"/>
+            </w:pPr>
+            <w:r>
               <w:t xml:space="preserve">Guided onboarding tour</w:t>
             </w:r>
           </w:p>
@@ -21336,6 +21381,138 @@
           <w:b/>
           <w:bCs/>
         </w:rPr>
+        <w:t xml:space="preserve">2026-07-16 — Title search shipped (v0.7.0).</w:t>
+      </w:r>
+      <w:r>
+        <w:t xml:space="preserve"> </w:t>
+      </w:r>
+      <w:r>
+        <w:t xml:space="preserve">A labeled, 300 ms-debounced search box</w:t>
+      </w:r>
+      <w:r>
+        <w:t xml:space="preserve"> </w:t>
+      </w:r>
+      <w:r>
+        <w:t xml:space="preserve">now sits beside the Type filter on every content list — Articles, Apps, and Datasets</w:t>
+      </w:r>
+      <w:r>
+        <w:t xml:space="preserve"> </w:t>
+      </w:r>
+      <w:r>
+        <w:t xml:space="preserve">alike — filtering by title, case-insensitive, across the</w:t>
+      </w:r>
+      <w:r>
+        <w:t xml:space="preserve"> </w:t>
+      </w:r>
+      <w:r>
+        <w:rPr>
+          <w:b/>
+          <w:bCs/>
+        </w:rPr>
+        <w:t xml:space="preserve">whole library</w:t>
+      </w:r>
+      <w:r>
+        <w:t xml:space="preserve">, server-side,</w:t>
+      </w:r>
+      <w:r>
+        <w:t xml:space="preserve"> </w:t>
+      </w:r>
+      <w:r>
+        <w:t xml:space="preserve">identically in live and demo modes; a search change re-pages to 1, and a distinct "No</w:t>
+      </w:r>
+      <w:r>
+        <w:t xml:space="preserve"> </w:t>
+      </w:r>
+      <w:r>
+        <w:t xml:space="preserve">matches" message replaces the generic empty state. Ahead of launch's 236 real articles</w:t>
+      </w:r>
+      <w:r>
+        <w:t xml:space="preserve"> </w:t>
+      </w:r>
+      <w:r>
+        <w:t xml:space="preserve">(analysis-roadmap §5.3-6). The release also fixes a</w:t>
+      </w:r>
+      <w:r>
+        <w:t xml:space="preserve"> </w:t>
+      </w:r>
+      <w:r>
+        <w:rPr>
+          <w:b/>
+          <w:bCs/>
+        </w:rPr>
+        <w:t xml:space="preserve">latent live-mode defect the</w:t>
+      </w:r>
+      <w:r>
+        <w:rPr>
+          <w:b/>
+          <w:bCs/>
+        </w:rPr>
+        <w:t xml:space="preserve"> </w:t>
+      </w:r>
+      <w:r>
+        <w:rPr>
+          <w:b/>
+          <w:bCs/>
+        </w:rPr>
+        <w:t xml:space="preserve">whole-branch review uncovered</w:t>
+      </w:r>
+      <w:r>
+        <w:t xml:space="preserve">: filter parameters (including the existing type filter)</w:t>
+      </w:r>
+      <w:r>
+        <w:t xml:space="preserve"> </w:t>
+      </w:r>
+      <w:r>
+        <w:t xml:space="preserve">were serialized in a form the live content system would reject — invisible until now</w:t>
+      </w:r>
+      <w:r>
+        <w:t xml:space="preserve"> </w:t>
+      </w:r>
+      <w:r>
+        <w:t xml:space="preserve">because the demo and dev sessions run in-memory. The wire format now matches the</w:t>
+      </w:r>
+      <w:r>
+        <w:t xml:space="preserve"> </w:t>
+      </w:r>
+      <w:r>
+        <w:t xml:space="preserve">sandbox-validated pattern, with a final confirmation step added to the staging</w:t>
+      </w:r>
+      <w:r>
+        <w:t xml:space="preserve"> </w:t>
+      </w:r>
+      <w:r>
+        <w:t xml:space="preserve">rehearsal checklist. Verified live in the demo (whole-library filtering, no-matches</w:t>
+      </w:r>
+      <w:r>
+        <w:t xml:space="preserve"> </w:t>
+      </w:r>
+      <w:r>
+        <w:t xml:space="preserve">state, and the unsaved-work guard's leave warning intercepting a real navigation).</w:t>
+      </w:r>
+      <w:r>
+        <w:t xml:space="preserve"> </w:t>
+      </w:r>
+      <w:r>
+        <w:rPr>
+          <w:b/>
+          <w:bCs/>
+        </w:rPr>
+        <w:t xml:space="preserve">822 automated tests / 107 files.</w:t>
+      </w:r>
+    </w:p>
+    <w:p>
+      <w:pPr>
+        <w:pStyle w:val="Compact"/>
+        <w:numPr>
+          <w:ilvl w:val="0"/>
+          <w:numId w:val="1030"/>
+        </w:numPr>
+      </w:pPr>
+      <w:r>
+        <w:rPr>
+          <w:b/>
+          <w:bCs/>
+        </w:rPr>
         <w:t xml:space="preserve">2026-07-16 — Unsaved-work guard shipped (v0.6.0).</w:t>
       </w:r>
       <w:r>
@@ -21766,7 +21943,7 @@
           <w:b/>
           <w:bCs/>
         </w:rPr>
-        <w:t xml:space="preserve">Hub Studio 2.0 · Studio build v0.6.0</w:t>
+        <w:t xml:space="preserve">Hub Studio 2.0 · Studio build v0.7.0</w:t>
       </w:r>
       <w:r>
         <w:t xml:space="preserve"> </w:t>
@@ -43614,43 +43791,214 @@
           <w:b/>
           <w:bCs/>
         </w:rPr>
-        <w:t xml:space="preserve">Annotations end-to-end:</w:t>
-      </w:r>
-      <w:r>
-        <w:t xml:space="preserve"> </w:t>
-      </w:r>
-      <w:r>
-        <w:t xml:space="preserve">in the Live preview (and on</w:t>
-      </w:r>
-      <w:r>
-        <w:t xml:space="preserve"> </w:t>
-      </w:r>
-      <w:r>
-        <w:rPr>
-          <w:rStyle w:val="VerbatimChar"/>
-        </w:rPr>
-        <w:t xml:space="preserve">/preview/...</w:t>
-      </w:r>
-      <w:r>
-        <w:t xml:space="preserve">), highlight →</w:t>
-      </w:r>
-      <w:r>
-        <w:t xml:space="preserve"> </w:t>
-      </w:r>
-      <w:r>
-        <w:t xml:space="preserve">comment → reply → resolve → delete. Then the cross-user test: annotate as user A,</w:t>
-      </w:r>
-      <w:r>
-        <w:t xml:space="preserve"> </w:t>
-      </w:r>
-      <w:r>
-        <w:t xml:space="preserve">open the same draft as user B on another machine — the thread is there; reply as B;</w:t>
-      </w:r>
-      <w:r>
-        <w:t xml:space="preserve"> </w:t>
-      </w:r>
-      <w:r>
-        <w:t xml:space="preserve">reload as A. (Freshness model is refetch-on-open + after-write; there is no live push.)</w:t>
+        <w:t xml:space="preserve">Filters wire format:</w:t>
+      </w:r>
+      <w:r>
+        <w:t xml:space="preserve"> </w:t>
+      </w:r>
+      <w:r>
+        <w:t xml:space="preserve">use the Type filter and the title search box and confirm each</w:t>
+      </w:r>
+      <w:r>
+        <w:t xml:space="preserve"> </w:t>
+      </w:r>
+      <w:r>
+        <w:t xml:space="preserve">returns real (filtered) results, not an error toast/blank list. These — plus</w:t>
+      </w:r>
+      <w:r>
+        <w:t xml:space="preserve"> </w:t>
+      </w:r>
+      <w:r>
+        <w:rPr>
+          <w:rStyle w:val="VerbatimChar"/>
+        </w:rPr>
+        <w:t xml:space="preserve">studio-profile</w:t>
+      </w:r>
+      <w:r>
+        <w:t xml:space="preserve">'s first-login author-email lookup — are the first live-mode calls to</w:t>
+      </w:r>
+      <w:r>
+        <w:t xml:space="preserve"> </w:t>
+      </w:r>
+      <w:r>
+        <w:t xml:space="preserve">exercise</w:t>
+      </w:r>
+      <w:r>
+        <w:t xml:space="preserve"> </w:t>
+      </w:r>
+      <w:r>
+        <w:rPr>
+          <w:rStyle w:val="VerbatimChar"/>
+        </w:rPr>
+        <w:t xml:space="preserve">repository.ts</w:t>
+      </w:r>
+      <w:r>
+        <w:t xml:space="preserve">'s filter query params; a prior bug sent them as a JSON-stringified</w:t>
+      </w:r>
+      <w:r>
+        <w:t xml:space="preserve"> </w:t>
+      </w:r>
+      <w:r>
+        <w:rPr>
+          <w:rStyle w:val="VerbatimChar"/>
+        </w:rPr>
+        <w:t xml:space="preserve">filters</w:t>
+      </w:r>
+      <w:r>
+        <w:t xml:space="preserve"> </w:t>
+      </w:r>
+      <w:r>
+        <w:t xml:space="preserve">value (</w:t>
+      </w:r>
+      <w:r>
+        <w:rPr>
+          <w:rStyle w:val="VerbatimChar"/>
+        </w:rPr>
+        <w:t xml:space="preserve">ofetch</w:t>
+      </w:r>
+      <w:r>
+        <w:t xml:space="preserve">/</w:t>
+      </w:r>
+      <w:r>
+        <w:rPr>
+          <w:rStyle w:val="VerbatimChar"/>
+        </w:rPr>
+        <w:t xml:space="preserve">ufo</w:t>
+      </w:r>
+      <w:r>
+        <w:t xml:space="preserve"> </w:t>
+      </w:r>
+      <w:r>
+        <w:t xml:space="preserve">has no custom query serializer for nested objects), which</w:t>
+      </w:r>
+      <w:r>
+        <w:t xml:space="preserve"> </w:t>
+      </w:r>
+      <w:r>
+        <w:t xml:space="preserve">Strapi 5's qs-based parser rejects. Fixed to flat bracket-key params</w:t>
+      </w:r>
+      <w:r>
+        <w:t xml:space="preserve"> </w:t>
+      </w:r>
+      <w:r>
+        <w:t xml:space="preserve">(</w:t>
+      </w:r>
+      <w:r>
+        <w:rPr>
+          <w:rStyle w:val="VerbatimChar"/>
+        </w:rPr>
+        <w:t xml:space="preserve">filters[title][$containsi]=...</w:t>
+      </w:r>
+      <w:r>
+        <w:t xml:space="preserve">), but this repo cannot reach live Strapi to confirm —</w:t>
+      </w:r>
+      <w:r>
+        <w:t xml:space="preserve"> </w:t>
+      </w:r>
+      <w:r>
+        <w:t xml:space="preserve">this is the first empirical check. Quick manual cross-check with curl (admin JWT from</w:t>
+      </w:r>
+      <w:r>
+        <w:t xml:space="preserve"> </w:t>
+      </w:r>
+      <w:r>
+        <w:t xml:space="preserve">devtools → Network → any</w:t>
+      </w:r>
+      <w:r>
+        <w:t xml:space="preserve"> </w:t>
+      </w:r>
+      <w:r>
+        <w:rPr>
+          <w:rStyle w:val="VerbatimChar"/>
+        </w:rPr>
+        <w:t xml:space="preserve">content-manager</w:t>
+      </w:r>
+      <w:r>
+        <w:t xml:space="preserve"> </w:t>
+      </w:r>
+      <w:r>
+        <w:t xml:space="preserve">request →</w:t>
+      </w:r>
+      <w:r>
+        <w:t xml:space="preserve"> </w:t>
+      </w:r>
+      <w:r>
+        <w:rPr>
+          <w:rStyle w:val="VerbatimChar"/>
+        </w:rPr>
+        <w:t xml:space="preserve">Authorization</w:t>
+      </w:r>
+      <w:r>
+        <w:t xml:space="preserve"> </w:t>
+      </w:r>
+      <w:r>
+        <w:t xml:space="preserve">header):</w:t>
+      </w:r>
+      <w:r>
+        <w:t xml:space="preserve"> </w:t>
+      </w:r>
+      <w:r>
+        <w:rPr>
+          <w:rStyle w:val="VerbatimChar"/>
+        </w:rPr>
+        <w:t xml:space="preserve">curl -H "Authorization: Bearer &lt;admin JWT&gt;" "https://v2.hub.icjia-api.cloud/content-manager/collection-types/api::article.article?filters%5Btitle%5D%5B%24containsi%5D=a"</w:t>
+      </w:r>
+      <w:r>
+        <w:t xml:space="preserve"> </w:t>
+      </w:r>
+      <w:r>
+        <w:t xml:space="preserve">→</w:t>
+      </w:r>
+      <w:r>
+        <w:t xml:space="preserve"> </w:t>
+      </w:r>
+      <w:r>
+        <w:rPr>
+          <w:rStyle w:val="VerbatimChar"/>
+        </w:rPr>
+        <w:t xml:space="preserve">200</w:t>
+      </w:r>
+      <w:r>
+        <w:t xml:space="preserve"> </w:t>
+      </w:r>
+      <w:r>
+        <w:t xml:space="preserve">with a</w:t>
+      </w:r>
+      <w:r>
+        <w:t xml:space="preserve"> </w:t>
+      </w:r>
+      <w:r>
+        <w:rPr>
+          <w:rStyle w:val="VerbatimChar"/>
+        </w:rPr>
+        <w:t xml:space="preserve">results</w:t>
+      </w:r>
+      <w:r>
+        <w:t xml:space="preserve"> </w:t>
+      </w:r>
+      <w:r>
+        <w:t xml:space="preserve">array, NOT a</w:t>
+      </w:r>
+      <w:r>
+        <w:t xml:space="preserve"> </w:t>
+      </w:r>
+      <w:r>
+        <w:rPr>
+          <w:rStyle w:val="VerbatimChar"/>
+        </w:rPr>
+        <w:t xml:space="preserve">400</w:t>
+      </w:r>
+      <w:r>
+        <w:t xml:space="preserve"> </w:t>
+      </w:r>
+      <w:r>
+        <w:t xml:space="preserve">("The filters parameter must be an object or</w:t>
+      </w:r>
+      <w:r>
+        <w:t xml:space="preserve"> </w:t>
+      </w:r>
+      <w:r>
+        <w:t xml:space="preserve">an array").</w:t>
       </w:r>
     </w:p>
     <w:p>
@@ -43662,57 +44010,47 @@
         </w:numPr>
       </w:pPr>
       <w:r>
-        <w:t xml:space="preserve">Verify rows land in Strapi under</w:t>
-      </w:r>
-      <w:r>
-        <w:t xml:space="preserve"> </w:t>
-      </w:r>
-      <w:r>
-        <w:rPr>
-          <w:b/>
-          <w:bCs/>
-        </w:rPr>
-        <w:t xml:space="preserve">Review Annotation</w:t>
-      </w:r>
-      <w:r>
-        <w:t xml:space="preserve"> </w:t>
-      </w:r>
-      <w:r>
-        <w:t xml:space="preserve">and are</w:t>
-      </w:r>
-      <w:r>
-        <w:t xml:space="preserve"> </w:t>
-      </w:r>
-      <w:r>
-        <w:rPr>
-          <w:b/>
-          <w:bCs/>
-        </w:rPr>
-        <w:t xml:space="preserve">absent</w:t>
-      </w:r>
-      <w:r>
-        <w:t xml:space="preserve"> </w:t>
-      </w:r>
-      <w:r>
-        <w:t xml:space="preserve">from the</w:t>
-      </w:r>
-      <w:r>
-        <w:t xml:space="preserve"> </w:t>
-      </w:r>
-      <w:r>
-        <w:t xml:space="preserve">public API (</w:t>
-      </w:r>
-      <w:r>
-        <w:rPr>
-          <w:rStyle w:val="VerbatimChar"/>
-        </w:rPr>
-        <w:t xml:space="preserve">/api/review-annotations</w:t>
-      </w:r>
-      <w:r>
-        <w:t xml:space="preserve"> </w:t>
-      </w:r>
-      <w:r>
-        <w:t xml:space="preserve">unauthenticated → 403/404).</w:t>
+        <w:rPr>
+          <w:b/>
+          <w:bCs/>
+        </w:rPr>
+        <w:t xml:space="preserve">Annotations end-to-end:</w:t>
+      </w:r>
+      <w:r>
+        <w:t xml:space="preserve"> </w:t>
+      </w:r>
+      <w:r>
+        <w:t xml:space="preserve">in the Live preview (and on</w:t>
+      </w:r>
+      <w:r>
+        <w:t xml:space="preserve"> </w:t>
+      </w:r>
+      <w:r>
+        <w:rPr>
+          <w:rStyle w:val="VerbatimChar"/>
+        </w:rPr>
+        <w:t xml:space="preserve">/preview/...</w:t>
+      </w:r>
+      <w:r>
+        <w:t xml:space="preserve">), highlight →</w:t>
+      </w:r>
+      <w:r>
+        <w:t xml:space="preserve"> </w:t>
+      </w:r>
+      <w:r>
+        <w:t xml:space="preserve">comment → reply → resolve → delete. Then the cross-user test: annotate as user A,</w:t>
+      </w:r>
+      <w:r>
+        <w:t xml:space="preserve"> </w:t>
+      </w:r>
+      <w:r>
+        <w:t xml:space="preserve">open the same draft as user B on another machine — the thread is there; reply as B;</w:t>
+      </w:r>
+      <w:r>
+        <w:t xml:space="preserve"> </w:t>
+      </w:r>
+      <w:r>
+        <w:t xml:space="preserve">reload as A. (Freshness model is refetch-on-open + after-write; there is no live push.)</w:t>
       </w:r>
     </w:p>
     <w:p>
@@ -43724,7 +44062,57 @@
         </w:numPr>
       </w:pPr>
       <w:r>
-        <w:t xml:space="preserve">Publish + unpublish an article as Editor; confirm on the public Hub side.</w:t>
+        <w:t xml:space="preserve">Verify rows land in Strapi under</w:t>
+      </w:r>
+      <w:r>
+        <w:t xml:space="preserve"> </w:t>
+      </w:r>
+      <w:r>
+        <w:rPr>
+          <w:b/>
+          <w:bCs/>
+        </w:rPr>
+        <w:t xml:space="preserve">Review Annotation</w:t>
+      </w:r>
+      <w:r>
+        <w:t xml:space="preserve"> </w:t>
+      </w:r>
+      <w:r>
+        <w:t xml:space="preserve">and are</w:t>
+      </w:r>
+      <w:r>
+        <w:t xml:space="preserve"> </w:t>
+      </w:r>
+      <w:r>
+        <w:rPr>
+          <w:b/>
+          <w:bCs/>
+        </w:rPr>
+        <w:t xml:space="preserve">absent</w:t>
+      </w:r>
+      <w:r>
+        <w:t xml:space="preserve"> </w:t>
+      </w:r>
+      <w:r>
+        <w:t xml:space="preserve">from the</w:t>
+      </w:r>
+      <w:r>
+        <w:t xml:space="preserve"> </w:t>
+      </w:r>
+      <w:r>
+        <w:t xml:space="preserve">public API (</w:t>
+      </w:r>
+      <w:r>
+        <w:rPr>
+          <w:rStyle w:val="VerbatimChar"/>
+        </w:rPr>
+        <w:t xml:space="preserve">/api/review-annotations</w:t>
+      </w:r>
+      <w:r>
+        <w:t xml:space="preserve"> </w:t>
+      </w:r>
+      <w:r>
+        <w:t xml:space="preserve">unauthenticated → 403/404).</w:t>
       </w:r>
     </w:p>
     <w:p>
@@ -43736,23 +44124,7 @@
         </w:numPr>
       </w:pPr>
       <w:r>
-        <w:rPr>
-          <w:b/>
-          <w:bCs/>
-        </w:rPr>
-        <w:t xml:space="preserve">Request review</w:t>
-      </w:r>
-      <w:r>
-        <w:t xml:space="preserve"> </w:t>
-      </w:r>
-      <w:r>
-        <w:t xml:space="preserve">email: submit the form; confirm the Mailgun send and the rate limit</w:t>
-      </w:r>
-      <w:r>
-        <w:t xml:space="preserve"> </w:t>
-      </w:r>
-      <w:r>
-        <w:t xml:space="preserve">(6th request inside 10 minutes → 429).</w:t>
+        <w:t xml:space="preserve">Publish + unpublish an article as Editor; confirm on the public Hub side.</w:t>
       </w:r>
     </w:p>
     <w:p>
@@ -43768,76 +44140,19 @@
           <w:b/>
           <w:bCs/>
         </w:rPr>
-        <w:t xml:space="preserve">CSP check</w:t>
-      </w:r>
-      <w:r>
-        <w:t xml:space="preserve"> </w:t>
-      </w:r>
-      <w:r>
-        <w:t xml:space="preserve">(README "Action required before launch"): open devtools on the staging</w:t>
-      </w:r>
-      <w:r>
-        <w:t xml:space="preserve"> </w:t>
-      </w:r>
-      <w:r>
-        <w:t xml:space="preserve">deploy — if a Nuxt bootstrap inline script is blocked, add its</w:t>
-      </w:r>
-      <w:r>
-        <w:t xml:space="preserve"> </w:t>
-      </w:r>
-      <w:r>
-        <w:rPr>
-          <w:rStyle w:val="VerbatimChar"/>
-        </w:rPr>
-        <w:t xml:space="preserve">sha256</w:t>
-      </w:r>
-      <w:r>
-        <w:t xml:space="preserve"> </w:t>
-      </w:r>
-      <w:r>
-        <w:t xml:space="preserve">hash to</w:t>
-      </w:r>
-      <w:r>
-        <w:t xml:space="preserve"> </w:t>
-      </w:r>
-      <w:r>
-        <w:rPr>
-          <w:rStyle w:val="VerbatimChar"/>
-        </w:rPr>
-        <w:t xml:space="preserve">script-src</w:t>
-      </w:r>
-      <w:r>
-        <w:t xml:space="preserve"> </w:t>
-      </w:r>
-      <w:r>
-        <w:t xml:space="preserve">in</w:t>
-      </w:r>
-      <w:r>
-        <w:t xml:space="preserve"> </w:t>
-      </w:r>
-      <w:r>
-        <w:rPr>
-          <w:rStyle w:val="VerbatimChar"/>
-        </w:rPr>
-        <w:t xml:space="preserve">public/_headers</w:t>
-      </w:r>
-      <w:r>
-        <w:t xml:space="preserve">. Never add</w:t>
-      </w:r>
-      <w:r>
-        <w:t xml:space="preserve"> </w:t>
-      </w:r>
-      <w:r>
-        <w:rPr>
-          <w:rStyle w:val="VerbatimChar"/>
-        </w:rPr>
-        <w:t xml:space="preserve">'unsafe-inline'</w:t>
-      </w:r>
-      <w:r>
-        <w:t xml:space="preserve"> </w:t>
-      </w:r>
-      <w:r>
-        <w:t xml:space="preserve">to production.</w:t>
+        <w:t xml:space="preserve">Request review</w:t>
+      </w:r>
+      <w:r>
+        <w:t xml:space="preserve"> </w:t>
+      </w:r>
+      <w:r>
+        <w:t xml:space="preserve">email: submit the form; confirm the Mailgun send and the rate limit</w:t>
+      </w:r>
+      <w:r>
+        <w:t xml:space="preserve"> </w:t>
+      </w:r>
+      <w:r>
+        <w:t xml:space="preserve">(6th request inside 10 minutes → 429).</w:t>
       </w:r>
     </w:p>
     <w:p>
@@ -43849,13 +44164,80 @@
         </w:numPr>
       </w:pPr>
       <w:r>
-        <w:t xml:space="preserve">Uploads: add a splash image / main-file PDF via the Media Library path; confirm no</w:t>
-      </w:r>
-      <w:r>
-        <w:t xml:space="preserve"> </w:t>
-      </w:r>
-      <w:r>
-        <w:t xml:space="preserve">base64 ever hits the payload (the write guard throws if it does).</w:t>
+        <w:rPr>
+          <w:b/>
+          <w:bCs/>
+        </w:rPr>
+        <w:t xml:space="preserve">CSP check</w:t>
+      </w:r>
+      <w:r>
+        <w:t xml:space="preserve"> </w:t>
+      </w:r>
+      <w:r>
+        <w:t xml:space="preserve">(README "Action required before launch"): open devtools on the staging</w:t>
+      </w:r>
+      <w:r>
+        <w:t xml:space="preserve"> </w:t>
+      </w:r>
+      <w:r>
+        <w:t xml:space="preserve">deploy — if a Nuxt bootstrap inline script is blocked, add its</w:t>
+      </w:r>
+      <w:r>
+        <w:t xml:space="preserve"> </w:t>
+      </w:r>
+      <w:r>
+        <w:rPr>
+          <w:rStyle w:val="VerbatimChar"/>
+        </w:rPr>
+        <w:t xml:space="preserve">sha256</w:t>
+      </w:r>
+      <w:r>
+        <w:t xml:space="preserve"> </w:t>
+      </w:r>
+      <w:r>
+        <w:t xml:space="preserve">hash to</w:t>
+      </w:r>
+      <w:r>
+        <w:t xml:space="preserve"> </w:t>
+      </w:r>
+      <w:r>
+        <w:rPr>
+          <w:rStyle w:val="VerbatimChar"/>
+        </w:rPr>
+        <w:t xml:space="preserve">script-src</w:t>
+      </w:r>
+      <w:r>
+        <w:t xml:space="preserve"> </w:t>
+      </w:r>
+      <w:r>
+        <w:t xml:space="preserve">in</w:t>
+      </w:r>
+      <w:r>
+        <w:t xml:space="preserve"> </w:t>
+      </w:r>
+      <w:r>
+        <w:rPr>
+          <w:rStyle w:val="VerbatimChar"/>
+        </w:rPr>
+        <w:t xml:space="preserve">public/_headers</w:t>
+      </w:r>
+      <w:r>
+        <w:t xml:space="preserve">. Never add</w:t>
+      </w:r>
+      <w:r>
+        <w:t xml:space="preserve"> </w:t>
+      </w:r>
+      <w:r>
+        <w:rPr>
+          <w:rStyle w:val="VerbatimChar"/>
+        </w:rPr>
+        <w:t xml:space="preserve">'unsafe-inline'</w:t>
+      </w:r>
+      <w:r>
+        <w:t xml:space="preserve"> </w:t>
+      </w:r>
+      <w:r>
+        <w:t xml:space="preserve">to production.</w:t>
       </w:r>
     </w:p>
     <w:p>
@@ -43864,6 +44246,24 @@
         <w:numPr>
           <w:ilvl w:val="0"/>
           <w:numId w:val="1097"/>
+        </w:numPr>
+      </w:pPr>
+      <w:r>
+        <w:t xml:space="preserve">Uploads: add a splash image / main-file PDF via the Media Library path; confirm no</w:t>
+      </w:r>
+      <w:r>
+        <w:t xml:space="preserve"> </w:t>
+      </w:r>
+      <w:r>
+        <w:t xml:space="preserve">base64 ever hits the payload (the write guard throws if it does).</w:t>
+      </w:r>
+    </w:p>
+    <w:p>
+      <w:pPr>
+        <w:pStyle w:val="Compact"/>
+        <w:numPr>
+          <w:ilvl w:val="0"/>
+          <w:numId w:val="1098"/>
         </w:numPr>
       </w:pPr>
       <w:r>
@@ -44541,7 +44941,7 @@
         <w:pStyle w:val="Compact"/>
         <w:numPr>
           <w:ilvl w:val="0"/>
-          <w:numId w:val="1098"/>
+          <w:numId w:val="1099"/>
         </w:numPr>
       </w:pPr>
       <w:r>
@@ -44561,206 +44961,6 @@
       </w:r>
       <w:r>
         <w:t xml:space="preserve">during the window.</w:t>
-      </w:r>
-    </w:p>
-    <w:p>
-      <w:pPr>
-        <w:pStyle w:val="Compact"/>
-        <w:numPr>
-          <w:ilvl w:val="0"/>
-          <w:numId w:val="1098"/>
-        </w:numPr>
-      </w:pPr>
-      <w:r>
-        <w:t xml:space="preserve">Flip the production site's build settings + env per §3 (or merge the production TOML).</w:t>
-      </w:r>
-    </w:p>
-    <w:p>
-      <w:pPr>
-        <w:pStyle w:val="Compact"/>
-        <w:numPr>
-          <w:ilvl w:val="0"/>
-          <w:numId w:val="1098"/>
-        </w:numPr>
-      </w:pPr>
-      <w:r>
-        <w:t xml:space="preserve">Trigger the deploy; watch the Netlify build log — expect</w:t>
-      </w:r>
-      <w:r>
-        <w:t xml:space="preserve"> </w:t>
-      </w:r>
-      <w:r>
-        <w:rPr>
-          <w:b/>
-          <w:bCs/>
-        </w:rPr>
-        <w:t xml:space="preserve">functions deployed</w:t>
-      </w:r>
-      <w:r>
-        <w:t xml:space="preserve"> </w:t>
-      </w:r>
-      <w:r>
-        <w:t xml:space="preserve">(the</w:t>
-      </w:r>
-      <w:r>
-        <w:t xml:space="preserve"> </w:t>
-      </w:r>
-      <w:r>
-        <w:t xml:space="preserve">request-review route), unlike the demo's "No functions deployed".</w:t>
-      </w:r>
-    </w:p>
-    <w:p>
-      <w:pPr>
-        <w:pStyle w:val="Compact"/>
-        <w:numPr>
-          <w:ilvl w:val="0"/>
-          <w:numId w:val="1098"/>
-        </w:numPr>
-      </w:pPr>
-      <w:r>
-        <w:t xml:space="preserve">Run the §2 checklist's top five lines against production (login ×2 roles, real content,</w:t>
-      </w:r>
-      <w:r>
-        <w:t xml:space="preserve"> </w:t>
-      </w:r>
-      <w:r>
-        <w:t xml:space="preserve">one annotation round-trip, one publish round-trip).</w:t>
-      </w:r>
-    </w:p>
-    <w:p>
-      <w:pPr>
-        <w:pStyle w:val="Compact"/>
-        <w:numPr>
-          <w:ilvl w:val="0"/>
-          <w:numId w:val="1098"/>
-        </w:numPr>
-      </w:pPr>
-      <w:r>
-        <w:rPr>
-          <w:b/>
-          <w:bCs/>
-        </w:rPr>
-        <w:t xml:space="preserve">Custom domain, if one is planned</w:t>
-      </w:r>
-      <w:r>
-        <w:t xml:space="preserve"> </w:t>
-      </w:r>
-      <w:r>
-        <w:t xml:space="preserve">(e.g.</w:t>
-      </w:r>
-      <w:r>
-        <w:t xml:space="preserve"> </w:t>
-      </w:r>
-      <w:r>
-        <w:rPr>
-          <w:rStyle w:val="VerbatimChar"/>
-        </w:rPr>
-        <w:t xml:space="preserve">studio.icjia.example</w:t>
-      </w:r>
-      <w:r>
-        <w:t xml:space="preserve">): add it to the</w:t>
-      </w:r>
-      <w:r>
-        <w:t xml:space="preserve"> </w:t>
-      </w:r>
-      <w:r>
-        <w:t xml:space="preserve">production Netlify site, wait for DNS + the auto-provisioned certificate, and re-run the</w:t>
-      </w:r>
-      <w:r>
-        <w:t xml:space="preserve"> </w:t>
-      </w:r>
-      <w:r>
-        <w:t xml:space="preserve">login smoke test from that hostname (it must also be in Strapi's CORS allowlist, §1.6).</w:t>
-      </w:r>
-      <w:r>
-        <w:t xml:space="preserve"> </w:t>
-      </w:r>
-      <w:r>
-        <w:t xml:space="preserve">Do this before announcing — HSTS (</w:t>
-      </w:r>
-      <w:r>
-        <w:rPr>
-          <w:rStyle w:val="VerbatimChar"/>
-        </w:rPr>
-        <w:t xml:space="preserve">max-age=31536000</w:t>
-      </w:r>
-      <w:r>
-        <w:t xml:space="preserve">) makes the hostname hard to walk back.</w:t>
-      </w:r>
-    </w:p>
-    <w:p>
-      <w:pPr>
-        <w:pStyle w:val="Compact"/>
-        <w:numPr>
-          <w:ilvl w:val="0"/>
-          <w:numId w:val="1098"/>
-        </w:numPr>
-      </w:pPr>
-      <w:r>
-        <w:t xml:space="preserve">Point people at the production URL. The demo site can keep running as long as it's useful —</w:t>
-      </w:r>
-      <w:r>
-        <w:t xml:space="preserve"> </w:t>
-      </w:r>
-      <w:r>
-        <w:t xml:space="preserve">it is isolated by design (own site, own flag, zero backend reach).</w:t>
-      </w:r>
-    </w:p>
-    <w:p>
-      <w:pPr>
-        <w:pStyle w:val="Compact"/>
-        <w:numPr>
-          <w:ilvl w:val="0"/>
-          <w:numId w:val="1098"/>
-        </w:numPr>
-      </w:pPr>
-      <w:r>
-        <w:t xml:space="preserve">Tag the release: version + date in</w:t>
-      </w:r>
-      <w:r>
-        <w:t xml:space="preserve"> </w:t>
-      </w:r>
-      <w:r>
-        <w:rPr>
-          <w:rStyle w:val="VerbatimChar"/>
-        </w:rPr>
-        <w:t xml:space="preserve">CHANGELOG.md</w:t>
-      </w:r>
-      <w:r>
-        <w:t xml:space="preserve"> </w:t>
-      </w:r>
-      <w:r>
-        <w:t xml:space="preserve">(per repo convention),</w:t>
-      </w:r>
-      <w:r>
-        <w:t xml:space="preserve"> </w:t>
-      </w:r>
-      <w:r>
-        <w:rPr>
-          <w:rStyle w:val="VerbatimChar"/>
-        </w:rPr>
-        <w:t xml:space="preserve">git tag</w:t>
-      </w:r>
-      <w:r>
-        <w:t xml:space="preserve">.</w:t>
-      </w:r>
-    </w:p>
-    <w:bookmarkEnd w:id="144"/>
-    <w:bookmarkStart w:id="145" w:name="toc58"/>
-    <w:p>
-      <w:pPr>
-        <w:pStyle w:val="Heading3"/>
-      </w:pPr>
-      <w:r>
-        <w:t xml:space="preserve">5. Rollback</w:t>
-      </w:r>
-    </w:p>
-    <w:p>
-      <w:pPr>
-        <w:pStyle w:val="FirstParagraph"/>
-      </w:pPr>
-      <w:r>
-        <w:t xml:space="preserve">The demo is unaffected by anything above, so rollback is only about the production site:</w:t>
       </w:r>
     </w:p>
     <w:p>
@@ -44772,23 +44972,7 @@
         </w:numPr>
       </w:pPr>
       <w:r>
-        <w:t xml:space="preserve">Bad build → Netlify → Deploys →</w:t>
-      </w:r>
-      <w:r>
-        <w:t xml:space="preserve"> </w:t>
-      </w:r>
-      <w:r>
-        <w:rPr>
-          <w:b/>
-          <w:bCs/>
-        </w:rPr>
-        <w:t xml:space="preserve">Publish</w:t>
-      </w:r>
-      <w:r>
-        <w:t xml:space="preserve"> </w:t>
-      </w:r>
-      <w:r>
-        <w:t xml:space="preserve">the previous known-good deploy (instant).</w:t>
+        <w:t xml:space="preserve">Flip the production site's build settings + env per §3 (or merge the production TOML).</w:t>
       </w:r>
     </w:p>
     <w:p>
@@ -44800,7 +44984,29 @@
         </w:numPr>
       </w:pPr>
       <w:r>
-        <w:t xml:space="preserve">Bad config → restore §3 settings; redeploy.</w:t>
+        <w:t xml:space="preserve">Trigger the deploy; watch the Netlify build log — expect</w:t>
+      </w:r>
+      <w:r>
+        <w:t xml:space="preserve"> </w:t>
+      </w:r>
+      <w:r>
+        <w:rPr>
+          <w:b/>
+          <w:bCs/>
+        </w:rPr>
+        <w:t xml:space="preserve">functions deployed</w:t>
+      </w:r>
+      <w:r>
+        <w:t xml:space="preserve"> </w:t>
+      </w:r>
+      <w:r>
+        <w:t xml:space="preserve">(the</w:t>
+      </w:r>
+      <w:r>
+        <w:t xml:space="preserve"> </w:t>
+      </w:r>
+      <w:r>
+        <w:t xml:space="preserve">request-review route), unlike the demo's "No functions deployed".</w:t>
       </w:r>
     </w:p>
     <w:p>
@@ -44812,44 +45018,149 @@
         </w:numPr>
       </w:pPr>
       <w:r>
-        <w:t xml:space="preserve">Strapi-side trouble with</w:t>
-      </w:r>
-      <w:r>
-        <w:t xml:space="preserve"> </w:t>
-      </w:r>
-      <w:r>
-        <w:rPr>
-          <w:rStyle w:val="VerbatimChar"/>
-        </w:rPr>
-        <w:t xml:space="preserve">review-annotation</w:t>
-      </w:r>
-      <w:r>
-        <w:t xml:space="preserve"> </w:t>
-      </w:r>
-      <w:r>
-        <w:t xml:space="preserve">→ the Studio degrades cleanly: annotation</w:t>
-      </w:r>
-      <w:r>
-        <w:t xml:space="preserve"> </w:t>
-      </w:r>
-      <w:r>
-        <w:t xml:space="preserve">calls fail with toasts/console errors but drafts, editing, and publishing are untouched</w:t>
-      </w:r>
-      <w:r>
-        <w:t xml:space="preserve"> </w:t>
-      </w:r>
-      <w:r>
-        <w:t xml:space="preserve">(the adapter is only reached from the preview surfaces).</w:t>
-      </w:r>
-    </w:p>
-    <w:bookmarkEnd w:id="145"/>
-    <w:bookmarkStart w:id="146" w:name="toc59"/>
+        <w:t xml:space="preserve">Run the §2 checklist's top five lines against production (login ×2 roles, real content,</w:t>
+      </w:r>
+      <w:r>
+        <w:t xml:space="preserve"> </w:t>
+      </w:r>
+      <w:r>
+        <w:t xml:space="preserve">one annotation round-trip, one publish round-trip).</w:t>
+      </w:r>
+    </w:p>
+    <w:p>
+      <w:pPr>
+        <w:pStyle w:val="Compact"/>
+        <w:numPr>
+          <w:ilvl w:val="0"/>
+          <w:numId w:val="1099"/>
+        </w:numPr>
+      </w:pPr>
+      <w:r>
+        <w:rPr>
+          <w:b/>
+          <w:bCs/>
+        </w:rPr>
+        <w:t xml:space="preserve">Custom domain, if one is planned</w:t>
+      </w:r>
+      <w:r>
+        <w:t xml:space="preserve"> </w:t>
+      </w:r>
+      <w:r>
+        <w:t xml:space="preserve">(e.g.</w:t>
+      </w:r>
+      <w:r>
+        <w:t xml:space="preserve"> </w:t>
+      </w:r>
+      <w:r>
+        <w:rPr>
+          <w:rStyle w:val="VerbatimChar"/>
+        </w:rPr>
+        <w:t xml:space="preserve">studio.icjia.example</w:t>
+      </w:r>
+      <w:r>
+        <w:t xml:space="preserve">): add it to the</w:t>
+      </w:r>
+      <w:r>
+        <w:t xml:space="preserve"> </w:t>
+      </w:r>
+      <w:r>
+        <w:t xml:space="preserve">production Netlify site, wait for DNS + the auto-provisioned certificate, and re-run the</w:t>
+      </w:r>
+      <w:r>
+        <w:t xml:space="preserve"> </w:t>
+      </w:r>
+      <w:r>
+        <w:t xml:space="preserve">login smoke test from that hostname (it must also be in Strapi's CORS allowlist, §1.6).</w:t>
+      </w:r>
+      <w:r>
+        <w:t xml:space="preserve"> </w:t>
+      </w:r>
+      <w:r>
+        <w:t xml:space="preserve">Do this before announcing — HSTS (</w:t>
+      </w:r>
+      <w:r>
+        <w:rPr>
+          <w:rStyle w:val="VerbatimChar"/>
+        </w:rPr>
+        <w:t xml:space="preserve">max-age=31536000</w:t>
+      </w:r>
+      <w:r>
+        <w:t xml:space="preserve">) makes the hostname hard to walk back.</w:t>
+      </w:r>
+    </w:p>
+    <w:p>
+      <w:pPr>
+        <w:pStyle w:val="Compact"/>
+        <w:numPr>
+          <w:ilvl w:val="0"/>
+          <w:numId w:val="1099"/>
+        </w:numPr>
+      </w:pPr>
+      <w:r>
+        <w:t xml:space="preserve">Point people at the production URL. The demo site can keep running as long as it's useful —</w:t>
+      </w:r>
+      <w:r>
+        <w:t xml:space="preserve"> </w:t>
+      </w:r>
+      <w:r>
+        <w:t xml:space="preserve">it is isolated by design (own site, own flag, zero backend reach).</w:t>
+      </w:r>
+    </w:p>
+    <w:p>
+      <w:pPr>
+        <w:pStyle w:val="Compact"/>
+        <w:numPr>
+          <w:ilvl w:val="0"/>
+          <w:numId w:val="1099"/>
+        </w:numPr>
+      </w:pPr>
+      <w:r>
+        <w:t xml:space="preserve">Tag the release: version + date in</w:t>
+      </w:r>
+      <w:r>
+        <w:t xml:space="preserve"> </w:t>
+      </w:r>
+      <w:r>
+        <w:rPr>
+          <w:rStyle w:val="VerbatimChar"/>
+        </w:rPr>
+        <w:t xml:space="preserve">CHANGELOG.md</w:t>
+      </w:r>
+      <w:r>
+        <w:t xml:space="preserve"> </w:t>
+      </w:r>
+      <w:r>
+        <w:t xml:space="preserve">(per repo convention),</w:t>
+      </w:r>
+      <w:r>
+        <w:t xml:space="preserve"> </w:t>
+      </w:r>
+      <w:r>
+        <w:rPr>
+          <w:rStyle w:val="VerbatimChar"/>
+        </w:rPr>
+        <w:t xml:space="preserve">git tag</w:t>
+      </w:r>
+      <w:r>
+        <w:t xml:space="preserve">.</w:t>
+      </w:r>
+    </w:p>
+    <w:bookmarkEnd w:id="144"/>
+    <w:bookmarkStart w:id="145" w:name="toc58"/>
     <w:p>
       <w:pPr>
         <w:pStyle w:val="Heading3"/>
       </w:pPr>
       <w:r>
-        <w:t xml:space="preserve">6. Known launch-posture decisions (documented, deliberate)</w:t>
+        <w:t xml:space="preserve">5. Rollback</w:t>
+      </w:r>
+    </w:p>
+    <w:p>
+      <w:pPr>
+        <w:pStyle w:val="FirstParagraph"/>
+      </w:pPr>
+      <w:r>
+        <w:t xml:space="preserve">The demo is unaffected by anything above, so rollback is only about the production site:</w:t>
       </w:r>
     </w:p>
     <w:p>
@@ -44861,63 +45172,23 @@
         </w:numPr>
       </w:pPr>
       <w:r>
-        <w:rPr>
-          <w:b/>
-          <w:bCs/>
-        </w:rPr>
-        <w:t xml:space="preserve">Annotation freshness:</w:t>
-      </w:r>
-      <w:r>
-        <w:t xml:space="preserve"> </w:t>
-      </w:r>
-      <w:r>
-        <w:t xml:space="preserve">refetch on preview open and after every write. No polling, no</w:t>
-      </w:r>
-      <w:r>
-        <w:t xml:space="preserve"> </w:t>
-      </w:r>
-      <w:r>
-        <w:t xml:space="preserve">websockets. Two reviewers replying to the</w:t>
-      </w:r>
-      <w:r>
-        <w:t xml:space="preserve"> </w:t>
-      </w:r>
-      <w:r>
-        <w:rPr>
-          <w:i/>
-          <w:iCs/>
-        </w:rPr>
-        <w:t xml:space="preserve">same thread</w:t>
-      </w:r>
-      <w:r>
-        <w:t xml:space="preserve"> </w:t>
-      </w:r>
-      <w:r>
-        <w:t xml:space="preserve">in the same instant is</w:t>
-      </w:r>
-      <w:r>
-        <w:t xml:space="preserve"> </w:t>
-      </w:r>
-      <w:r>
-        <w:t xml:space="preserve">last-write-wins (</w:t>
-      </w:r>
-      <w:r>
-        <w:rPr>
-          <w:rStyle w:val="VerbatimChar"/>
-        </w:rPr>
-        <w:t xml:space="preserve">addComment</w:t>
-      </w:r>
-      <w:r>
-        <w:t xml:space="preserve"> </w:t>
-      </w:r>
-      <w:r>
-        <w:t xml:space="preserve">re-fetches then PUTs the whole row). Fine at ICJIA review</w:t>
-      </w:r>
-      <w:r>
-        <w:t xml:space="preserve"> </w:t>
-      </w:r>
-      <w:r>
-        <w:t xml:space="preserve">volumes; revisit only if it ever bites.</w:t>
+        <w:t xml:space="preserve">Bad build → Netlify → Deploys →</w:t>
+      </w:r>
+      <w:r>
+        <w:t xml:space="preserve"> </w:t>
+      </w:r>
+      <w:r>
+        <w:rPr>
+          <w:b/>
+          <w:bCs/>
+        </w:rPr>
+        <w:t xml:space="preserve">Publish</w:t>
+      </w:r>
+      <w:r>
+        <w:t xml:space="preserve"> </w:t>
+      </w:r>
+      <w:r>
+        <w:t xml:space="preserve">the previous known-good deploy (instant).</w:t>
       </w:r>
     </w:p>
     <w:p>
@@ -44929,50 +45200,7 @@
         </w:numPr>
       </w:pPr>
       <w:r>
-        <w:rPr>
-          <w:b/>
-          <w:bCs/>
-        </w:rPr>
-        <w:t xml:space="preserve">Annotation ids:</w:t>
-      </w:r>
-      <w:r>
-        <w:t xml:space="preserve"> </w:t>
-      </w:r>
-      <w:r>
-        <w:t xml:space="preserve">in production, an annotation's id IS its Strapi</w:t>
-      </w:r>
-      <w:r>
-        <w:t xml:space="preserve"> </w:t>
-      </w:r>
-      <w:r>
-        <w:rPr>
-          <w:rStyle w:val="VerbatimChar"/>
-        </w:rPr>
-        <w:t xml:space="preserve">documentId</w:t>
-      </w:r>
-      <w:r>
-        <w:t xml:space="preserve"> </w:t>
-      </w:r>
-      <w:r>
-        <w:t xml:space="preserve">(the</w:t>
-      </w:r>
-      <w:r>
-        <w:t xml:space="preserve"> </w:t>
-      </w:r>
-      <w:r>
-        <w:t xml:space="preserve">target entry's id lives in</w:t>
-      </w:r>
-      <w:r>
-        <w:t xml:space="preserve"> </w:t>
-      </w:r>
-      <w:r>
-        <w:rPr>
-          <w:rStyle w:val="VerbatimChar"/>
-        </w:rPr>
-        <w:t xml:space="preserve">targetDocumentId</w:t>
-      </w:r>
-      <w:r>
-        <w:t xml:space="preserve">). localStorage (demo) ids are client UUIDs.</w:t>
+        <w:t xml:space="preserve">Bad config → restore §3 settings; redeploy.</w:t>
       </w:r>
     </w:p>
     <w:p>
@@ -44984,29 +45212,44 @@
         </w:numPr>
       </w:pPr>
       <w:r>
-        <w:rPr>
-          <w:b/>
-          <w:bCs/>
-        </w:rPr>
-        <w:t xml:space="preserve">Demo annotations do not migrate.</w:t>
-      </w:r>
-      <w:r>
-        <w:t xml:space="preserve"> </w:t>
-      </w:r>
-      <w:r>
-        <w:t xml:space="preserve">localStorage threads live in individual browsers and</w:t>
-      </w:r>
-      <w:r>
-        <w:t xml:space="preserve"> </w:t>
-      </w:r>
-      <w:r>
-        <w:t xml:space="preserve">reference synthetic demo documentIds; they are demonstration data by definition. Anything</w:t>
-      </w:r>
-      <w:r>
-        <w:t xml:space="preserve"> </w:t>
-      </w:r>
-      <w:r>
-        <w:t xml:space="preserve">worth keeping should be re-entered against real drafts after cutover.</w:t>
+        <w:t xml:space="preserve">Strapi-side trouble with</w:t>
+      </w:r>
+      <w:r>
+        <w:t xml:space="preserve"> </w:t>
+      </w:r>
+      <w:r>
+        <w:rPr>
+          <w:rStyle w:val="VerbatimChar"/>
+        </w:rPr>
+        <w:t xml:space="preserve">review-annotation</w:t>
+      </w:r>
+      <w:r>
+        <w:t xml:space="preserve"> </w:t>
+      </w:r>
+      <w:r>
+        <w:t xml:space="preserve">→ the Studio degrades cleanly: annotation</w:t>
+      </w:r>
+      <w:r>
+        <w:t xml:space="preserve"> </w:t>
+      </w:r>
+      <w:r>
+        <w:t xml:space="preserve">calls fail with toasts/console errors but drafts, editing, and publishing are untouched</w:t>
+      </w:r>
+      <w:r>
+        <w:t xml:space="preserve"> </w:t>
+      </w:r>
+      <w:r>
+        <w:t xml:space="preserve">(the adapter is only reached from the preview surfaces).</w:t>
+      </w:r>
+    </w:p>
+    <w:bookmarkEnd w:id="145"/>
+    <w:bookmarkStart w:id="146" w:name="toc59"/>
+    <w:p>
+      <w:pPr>
+        <w:pStyle w:val="Heading3"/>
+      </w:pPr>
+      <w:r>
+        <w:t xml:space="preserve">6. Known launch-posture decisions (documented, deliberate)</w:t>
       </w:r>
     </w:p>
     <w:p>
@@ -45014,7 +45257,7 @@
         <w:pStyle w:val="Compact"/>
         <w:numPr>
           <w:ilvl w:val="0"/>
-          <w:numId w:val="1100"/>
+          <w:numId w:val="1101"/>
         </w:numPr>
       </w:pPr>
       <w:r>
@@ -45022,19 +45265,59 @@
           <w:b/>
           <w:bCs/>
         </w:rPr>
-        <w:t xml:space="preserve">Coarse RBAC on annotations</w:t>
-      </w:r>
-      <w:r>
-        <w:t xml:space="preserve"> </w:t>
-      </w:r>
-      <w:r>
-        <w:t xml:space="preserve">(any Author/Editor can CRUD all of them at the API level)</w:t>
-      </w:r>
-      <w:r>
-        <w:t xml:space="preserve"> </w:t>
-      </w:r>
-      <w:r>
-        <w:t xml:space="preserve">is intentional for launch; the UI enforces the polite rules.</w:t>
+        <w:t xml:space="preserve">Annotation freshness:</w:t>
+      </w:r>
+      <w:r>
+        <w:t xml:space="preserve"> </w:t>
+      </w:r>
+      <w:r>
+        <w:t xml:space="preserve">refetch on preview open and after every write. No polling, no</w:t>
+      </w:r>
+      <w:r>
+        <w:t xml:space="preserve"> </w:t>
+      </w:r>
+      <w:r>
+        <w:t xml:space="preserve">websockets. Two reviewers replying to the</w:t>
+      </w:r>
+      <w:r>
+        <w:t xml:space="preserve"> </w:t>
+      </w:r>
+      <w:r>
+        <w:rPr>
+          <w:i/>
+          <w:iCs/>
+        </w:rPr>
+        <w:t xml:space="preserve">same thread</w:t>
+      </w:r>
+      <w:r>
+        <w:t xml:space="preserve"> </w:t>
+      </w:r>
+      <w:r>
+        <w:t xml:space="preserve">in the same instant is</w:t>
+      </w:r>
+      <w:r>
+        <w:t xml:space="preserve"> </w:t>
+      </w:r>
+      <w:r>
+        <w:t xml:space="preserve">last-write-wins (</w:t>
+      </w:r>
+      <w:r>
+        <w:rPr>
+          <w:rStyle w:val="VerbatimChar"/>
+        </w:rPr>
+        <w:t xml:space="preserve">addComment</w:t>
+      </w:r>
+      <w:r>
+        <w:t xml:space="preserve"> </w:t>
+      </w:r>
+      <w:r>
+        <w:t xml:space="preserve">re-fetches then PUTs the whole row). Fine at ICJIA review</w:t>
+      </w:r>
+      <w:r>
+        <w:t xml:space="preserve"> </w:t>
+      </w:r>
+      <w:r>
+        <w:t xml:space="preserve">volumes; revisit only if it ever bites.</w:t>
       </w:r>
     </w:p>
     <w:p>
@@ -45042,7 +45325,7 @@
         <w:pStyle w:val="Compact"/>
         <w:numPr>
           <w:ilvl w:val="0"/>
-          <w:numId w:val="1100"/>
+          <w:numId w:val="1101"/>
         </w:numPr>
       </w:pPr>
       <w:r>
@@ -45050,46 +45333,46 @@
           <w:b/>
           <w:bCs/>
         </w:rPr>
-        <w:t xml:space="preserve">Non-blocking polish backlog:</w:t>
-      </w:r>
-      <w:r>
-        <w:t xml:space="preserve"> </w:t>
-      </w:r>
-      <w:r>
-        <w:t xml:space="preserve">the Phase-1 final review logged a hardening follow-up</w:t>
-      </w:r>
-      <w:r>
-        <w:t xml:space="preserve"> </w:t>
-      </w:r>
-      <w:r>
-        <w:t xml:space="preserve">list at the end of</w:t>
-      </w:r>
-      <w:r>
-        <w:t xml:space="preserve"> </w:t>
-      </w:r>
-      <w:r>
-        <w:rPr>
-          <w:rStyle w:val="VerbatimChar"/>
-        </w:rPr>
-        <w:t xml:space="preserve">.superpowers/sdd/progress.md</w:t>
-      </w:r>
-      <w:r>
-        <w:t xml:space="preserve"> </w:t>
-      </w:r>
-      <w:r>
-        <w:t xml:space="preserve">(annotation a11y riders: swatch</w:t>
-      </w:r>
-      <w:r>
-        <w:t xml:space="preserve"> </w:t>
-      </w:r>
-      <w:r>
-        <w:t xml:space="preserve">radiogroup semantics, roving toolbar tabindex, drawer dialog semantics, document-level</w:t>
-      </w:r>
-      <w:r>
-        <w:t xml:space="preserve"> </w:t>
-      </w:r>
-      <w:r>
-        <w:t xml:space="preserve">keyboard-create listener). None block launch; keep them visible.</w:t>
+        <w:t xml:space="preserve">Annotation ids:</w:t>
+      </w:r>
+      <w:r>
+        <w:t xml:space="preserve"> </w:t>
+      </w:r>
+      <w:r>
+        <w:t xml:space="preserve">in production, an annotation's id IS its Strapi</w:t>
+      </w:r>
+      <w:r>
+        <w:t xml:space="preserve"> </w:t>
+      </w:r>
+      <w:r>
+        <w:rPr>
+          <w:rStyle w:val="VerbatimChar"/>
+        </w:rPr>
+        <w:t xml:space="preserve">documentId</w:t>
+      </w:r>
+      <w:r>
+        <w:t xml:space="preserve"> </w:t>
+      </w:r>
+      <w:r>
+        <w:t xml:space="preserve">(the</w:t>
+      </w:r>
+      <w:r>
+        <w:t xml:space="preserve"> </w:t>
+      </w:r>
+      <w:r>
+        <w:t xml:space="preserve">target entry's id lives in</w:t>
+      </w:r>
+      <w:r>
+        <w:t xml:space="preserve"> </w:t>
+      </w:r>
+      <w:r>
+        <w:rPr>
+          <w:rStyle w:val="VerbatimChar"/>
+        </w:rPr>
+        <w:t xml:space="preserve">targetDocumentId</w:t>
+      </w:r>
+      <w:r>
+        <w:t xml:space="preserve">). localStorage (demo) ids are client UUIDs.</w:t>
       </w:r>
     </w:p>
     <w:p>
@@ -45097,7 +45380,124 @@
         <w:pStyle w:val="Compact"/>
         <w:numPr>
           <w:ilvl w:val="0"/>
-          <w:numId w:val="1100"/>
+          <w:numId w:val="1101"/>
+        </w:numPr>
+      </w:pPr>
+      <w:r>
+        <w:rPr>
+          <w:b/>
+          <w:bCs/>
+        </w:rPr>
+        <w:t xml:space="preserve">Demo annotations do not migrate.</w:t>
+      </w:r>
+      <w:r>
+        <w:t xml:space="preserve"> </w:t>
+      </w:r>
+      <w:r>
+        <w:t xml:space="preserve">localStorage threads live in individual browsers and</w:t>
+      </w:r>
+      <w:r>
+        <w:t xml:space="preserve"> </w:t>
+      </w:r>
+      <w:r>
+        <w:t xml:space="preserve">reference synthetic demo documentIds; they are demonstration data by definition. Anything</w:t>
+      </w:r>
+      <w:r>
+        <w:t xml:space="preserve"> </w:t>
+      </w:r>
+      <w:r>
+        <w:t xml:space="preserve">worth keeping should be re-entered against real drafts after cutover.</w:t>
+      </w:r>
+    </w:p>
+    <w:p>
+      <w:pPr>
+        <w:pStyle w:val="Compact"/>
+        <w:numPr>
+          <w:ilvl w:val="0"/>
+          <w:numId w:val="1101"/>
+        </w:numPr>
+      </w:pPr>
+      <w:r>
+        <w:rPr>
+          <w:b/>
+          <w:bCs/>
+        </w:rPr>
+        <w:t xml:space="preserve">Coarse RBAC on annotations</w:t>
+      </w:r>
+      <w:r>
+        <w:t xml:space="preserve"> </w:t>
+      </w:r>
+      <w:r>
+        <w:t xml:space="preserve">(any Author/Editor can CRUD all of them at the API level)</w:t>
+      </w:r>
+      <w:r>
+        <w:t xml:space="preserve"> </w:t>
+      </w:r>
+      <w:r>
+        <w:t xml:space="preserve">is intentional for launch; the UI enforces the polite rules.</w:t>
+      </w:r>
+    </w:p>
+    <w:p>
+      <w:pPr>
+        <w:pStyle w:val="Compact"/>
+        <w:numPr>
+          <w:ilvl w:val="0"/>
+          <w:numId w:val="1101"/>
+        </w:numPr>
+      </w:pPr>
+      <w:r>
+        <w:rPr>
+          <w:b/>
+          <w:bCs/>
+        </w:rPr>
+        <w:t xml:space="preserve">Non-blocking polish backlog:</w:t>
+      </w:r>
+      <w:r>
+        <w:t xml:space="preserve"> </w:t>
+      </w:r>
+      <w:r>
+        <w:t xml:space="preserve">the Phase-1 final review logged a hardening follow-up</w:t>
+      </w:r>
+      <w:r>
+        <w:t xml:space="preserve"> </w:t>
+      </w:r>
+      <w:r>
+        <w:t xml:space="preserve">list at the end of</w:t>
+      </w:r>
+      <w:r>
+        <w:t xml:space="preserve"> </w:t>
+      </w:r>
+      <w:r>
+        <w:rPr>
+          <w:rStyle w:val="VerbatimChar"/>
+        </w:rPr>
+        <w:t xml:space="preserve">.superpowers/sdd/progress.md</w:t>
+      </w:r>
+      <w:r>
+        <w:t xml:space="preserve"> </w:t>
+      </w:r>
+      <w:r>
+        <w:t xml:space="preserve">(annotation a11y riders: swatch</w:t>
+      </w:r>
+      <w:r>
+        <w:t xml:space="preserve"> </w:t>
+      </w:r>
+      <w:r>
+        <w:t xml:space="preserve">radiogroup semantics, roving toolbar tabindex, drawer dialog semantics, document-level</w:t>
+      </w:r>
+      <w:r>
+        <w:t xml:space="preserve"> </w:t>
+      </w:r>
+      <w:r>
+        <w:t xml:space="preserve">keyboard-create listener). None block launch; keep them visible.</w:t>
+      </w:r>
+    </w:p>
+    <w:p>
+      <w:pPr>
+        <w:pStyle w:val="Compact"/>
+        <w:numPr>
+          <w:ilvl w:val="0"/>
+          <w:numId w:val="1101"/>
         </w:numPr>
       </w:pPr>
       <w:r>
@@ -46161,6 +46561,9 @@
     <w:abstractNumId w:val="992"/>
   </w:num>
   <w:num w:numId="1098">
+    <w:abstractNumId w:val="992"/>
+  </w:num>
+  <w:num w:numId="1099">
     <w:abstractNumId w:val="99411"/>
     <w:lvlOverride w:ilvl="0">
       <w:startOverride w:val="1"/>
@@ -46190,10 +46593,10 @@
       <w:startOverride w:val="1"/>
     </w:lvlOverride>
   </w:num>
-  <w:num w:numId="1099">
+  <w:num w:numId="1100">
     <w:abstractNumId w:val="991"/>
   </w:num>
-  <w:num w:numId="1100">
+  <w:num w:numId="1101">
     <w:abstractNumId w:val="991"/>
   </w:num>
 </w:numbering>

--- a/docs/ICJIA-Studio-20-analysis-roadmap-copperhead.docx
+++ b/docs/ICJIA-Studio-20-analysis-roadmap-copperhead.docx
@@ -6603,7 +6603,7 @@
           <w:b/>
           <w:bCs/>
         </w:rPr>
-        <w:t xml:space="preserve">Hub Studio 2.0 · Studio build v0.7.0</w:t>
+        <w:t xml:space="preserve">Hub Studio 2.0 · Studio build v0.8.0</w:t>
       </w:r>
       <w:r>
         <w:t xml:space="preserve"> </w:t>
@@ -14469,6 +14469,51 @@
               <w:pStyle w:val="Compact"/>
             </w:pPr>
             <w:r>
+              <w:t xml:space="preserve">Edit-conflict detection (save-time check, warn and choose)</w:t>
+            </w:r>
+          </w:p>
+        </w:tc>
+        <w:tc>
+          <w:tcPr/>
+          <w:p>
+            <w:pPr>
+              <w:pStyle w:val="Compact"/>
+            </w:pPr>
+            <w:r>
+              <w:t xml:space="preserve">Two editors can no longer silently overwrite each other</w:t>
+            </w:r>
+          </w:p>
+        </w:tc>
+        <w:tc>
+          <w:tcPr/>
+          <w:p>
+            <w:pPr>
+              <w:pStyle w:val="Compact"/>
+            </w:pPr>
+            <w:r>
+              <w:rPr>
+                <w:b/>
+                <w:bCs/>
+              </w:rPr>
+              <w:t xml:space="preserve">Built</w:t>
+            </w:r>
+            <w:r>
+              <w:t xml:space="preserve"> </w:t>
+            </w:r>
+            <w:r>
+              <w:t xml:space="preserve">(v0.8.0)</w:t>
+            </w:r>
+          </w:p>
+        </w:tc>
+      </w:tr>
+      <w:tr>
+        <w:tc>
+          <w:tcPr/>
+          <w:p>
+            <w:pPr>
+              <w:pStyle w:val="Compact"/>
+            </w:pPr>
+            <w:r>
               <w:t xml:space="preserve">"Preview as published" (TOC, end matter, Print)</w:t>
             </w:r>
           </w:p>
@@ -21381,6 +21426,194 @@
           <w:b/>
           <w:bCs/>
         </w:rPr>
+        <w:t xml:space="preserve">2026-07-16 — Edit-conflict detection shipped (v0.8.0).</w:t>
+      </w:r>
+      <w:r>
+        <w:t xml:space="preserve"> </w:t>
+      </w:r>
+      <w:r>
+        <w:t xml:space="preserve">A</w:t>
+      </w:r>
+      <w:r>
+        <w:t xml:space="preserve"> </w:t>
+      </w:r>
+      <w:r>
+        <w:t xml:space="preserve">fields-limited</w:t>
+      </w:r>
+      <w:r>
+        <w:t xml:space="preserve"> </w:t>
+      </w:r>
+      <w:r>
+        <w:rPr>
+          <w:rStyle w:val="VerbatimChar"/>
+        </w:rPr>
+        <w:t xml:space="preserve">updatedAt</w:t>
+      </w:r>
+      <w:r>
+        <w:t xml:space="preserve"> </w:t>
+      </w:r>
+      <w:r>
+        <w:t xml:space="preserve">check now runs before every edit-mode save on all three</w:t>
+      </w:r>
+      <w:r>
+        <w:t xml:space="preserve"> </w:t>
+      </w:r>
+      <w:r>
+        <w:t xml:space="preserve">content forms; a genuine conflict raises a</w:t>
+      </w:r>
+      <w:r>
+        <w:t xml:space="preserve"> </w:t>
+      </w:r>
+      <w:r>
+        <w:rPr>
+          <w:rStyle w:val="VerbatimChar"/>
+        </w:rPr>
+        <w:t xml:space="preserve">role="alert"</w:t>
+      </w:r>
+      <w:r>
+        <w:t xml:space="preserve"> </w:t>
+      </w:r>
+      <w:r>
+        <w:t xml:space="preserve">banner — "This draft was</w:t>
+      </w:r>
+      <w:r>
+        <w:t xml:space="preserve"> </w:t>
+      </w:r>
+      <w:r>
+        <w:t xml:space="preserve">changed by someone else while you were editing (their save: ⟨time⟩)." — offering</w:t>
+      </w:r>
+      <w:r>
+        <w:t xml:space="preserve"> </w:t>
+      </w:r>
+      <w:r>
+        <w:rPr>
+          <w:b/>
+          <w:bCs/>
+        </w:rPr>
+        <w:t xml:space="preserve">Save anyway</w:t>
+      </w:r>
+      <w:r>
+        <w:t xml:space="preserve"> </w:t>
+      </w:r>
+      <w:r>
+        <w:t xml:space="preserve">or</w:t>
+      </w:r>
+      <w:r>
+        <w:t xml:space="preserve"> </w:t>
+      </w:r>
+      <w:r>
+        <w:rPr>
+          <w:b/>
+          <w:bCs/>
+        </w:rPr>
+        <w:t xml:space="preserve">Load their version</w:t>
+      </w:r>
+      <w:r>
+        <w:t xml:space="preserve">. Load-theirs snapshots the author's own edits</w:t>
+      </w:r>
+      <w:r>
+        <w:t xml:space="preserve"> </w:t>
+      </w:r>
+      <w:r>
+        <w:t xml:space="preserve">to the local draft backup</w:t>
+      </w:r>
+      <w:r>
+        <w:t xml:space="preserve"> </w:t>
+      </w:r>
+      <w:r>
+        <w:rPr>
+          <w:i/>
+          <w:iCs/>
+        </w:rPr>
+        <w:t xml:space="preserve">first</w:t>
+      </w:r>
+      <w:r>
+        <w:t xml:space="preserve">, so the v0.6.0 restore banner can hand them back</w:t>
+      </w:r>
+      <w:r>
+        <w:t xml:space="preserve"> </w:t>
+      </w:r>
+      <w:r>
+        <w:t xml:space="preserve">afterward — the two features now work as one system, including a restore-vs-Load-theirs</w:t>
+      </w:r>
+      <w:r>
+        <w:t xml:space="preserve"> </w:t>
+      </w:r>
+      <w:r>
+        <w:t xml:space="preserve">race the whole-branch final review found and closed the same way as the original</w:t>
+      </w:r>
+      <w:r>
+        <w:t xml:space="preserve"> </w:t>
+      </w:r>
+      <w:r>
+        <w:t xml:space="preserve">Save-anyway race, plus a stamp reseed on Restore and a publish/unpublish refresh that</w:t>
+      </w:r>
+      <w:r>
+        <w:t xml:space="preserve"> </w:t>
+      </w:r>
+      <w:r>
+        <w:t xml:space="preserve">close two more false-conflict gaps. Fails open on any check error; the check runs the</w:t>
+      </w:r>
+      <w:r>
+        <w:t xml:space="preserve"> </w:t>
+      </w:r>
+      <w:r>
+        <w:t xml:space="preserve">same logic in the public demo against its in-memory store's stamps (the demo store is</w:t>
+      </w:r>
+      <w:r>
+        <w:t xml:space="preserve"> </w:t>
+      </w:r>
+      <w:r>
+        <w:t xml:space="preserve">per-tab, so reproducing a genuine collision is a two-browser staging-rehearsal exercise,</w:t>
+      </w:r>
+      <w:r>
+        <w:t xml:space="preserve"> </w:t>
+      </w:r>
+      <w:r>
+        <w:t xml:space="preserve">not a two-demo-tab one). Built test-first over five reviewed tasks with per-task</w:t>
+      </w:r>
+      <w:r>
+        <w:t xml:space="preserve"> </w:t>
+      </w:r>
+      <w:r>
+        <w:t xml:space="preserve">adversarial review plus a whole-branch final review (two reviewer-found Critical races</w:t>
+      </w:r>
+      <w:r>
+        <w:t xml:space="preserve"> </w:t>
+      </w:r>
+      <w:r>
+        <w:t xml:space="preserve">closed with layered tests), then verified live in the running app (clean saves,</w:t>
+      </w:r>
+      <w:r>
+        <w:t xml:space="preserve"> </w:t>
+      </w:r>
+      <w:r>
+        <w:t xml:space="preserve">no false conflict after unpublish, restore-then-save with the reseeded stamp).</w:t>
+      </w:r>
+      <w:r>
+        <w:t xml:space="preserve"> </w:t>
+      </w:r>
+      <w:r>
+        <w:rPr>
+          <w:b/>
+          <w:bCs/>
+        </w:rPr>
+        <w:t xml:space="preserve">868 automated tests / 109 files.</w:t>
+      </w:r>
+    </w:p>
+    <w:p>
+      <w:pPr>
+        <w:pStyle w:val="Compact"/>
+        <w:numPr>
+          <w:ilvl w:val="0"/>
+          <w:numId w:val="1030"/>
+        </w:numPr>
+      </w:pPr>
+      <w:r>
+        <w:rPr>
+          <w:b/>
+          <w:bCs/>
+        </w:rPr>
         <w:t xml:space="preserve">2026-07-16 — Title search shipped (v0.7.0).</w:t>
       </w:r>
       <w:r>
@@ -21943,7 +22176,7 @@
           <w:b/>
           <w:bCs/>
         </w:rPr>
-        <w:t xml:space="preserve">Hub Studio 2.0 · Studio build v0.7.0</w:t>
+        <w:t xml:space="preserve">Hub Studio 2.0 · Studio build v0.8.0</w:t>
       </w:r>
       <w:r>
         <w:t xml:space="preserve"> </w:t>
@@ -43791,214 +44024,81 @@
           <w:b/>
           <w:bCs/>
         </w:rPr>
-        <w:t xml:space="preserve">Filters wire format:</w:t>
-      </w:r>
-      <w:r>
-        <w:t xml:space="preserve"> </w:t>
-      </w:r>
-      <w:r>
-        <w:t xml:space="preserve">use the Type filter and the title search box and confirm each</w:t>
-      </w:r>
-      <w:r>
-        <w:t xml:space="preserve"> </w:t>
-      </w:r>
-      <w:r>
-        <w:t xml:space="preserve">returns real (filtered) results, not an error toast/blank list. These — plus</w:t>
-      </w:r>
-      <w:r>
-        <w:t xml:space="preserve"> </w:t>
-      </w:r>
-      <w:r>
-        <w:rPr>
-          <w:rStyle w:val="VerbatimChar"/>
-        </w:rPr>
-        <w:t xml:space="preserve">studio-profile</w:t>
-      </w:r>
-      <w:r>
-        <w:t xml:space="preserve">'s first-login author-email lookup — are the first live-mode calls to</w:t>
-      </w:r>
-      <w:r>
-        <w:t xml:space="preserve"> </w:t>
-      </w:r>
-      <w:r>
-        <w:t xml:space="preserve">exercise</w:t>
-      </w:r>
-      <w:r>
-        <w:t xml:space="preserve"> </w:t>
-      </w:r>
-      <w:r>
-        <w:rPr>
-          <w:rStyle w:val="VerbatimChar"/>
-        </w:rPr>
-        <w:t xml:space="preserve">repository.ts</w:t>
-      </w:r>
-      <w:r>
-        <w:t xml:space="preserve">'s filter query params; a prior bug sent them as a JSON-stringified</w:t>
-      </w:r>
-      <w:r>
-        <w:t xml:space="preserve"> </w:t>
-      </w:r>
-      <w:r>
-        <w:rPr>
-          <w:rStyle w:val="VerbatimChar"/>
-        </w:rPr>
-        <w:t xml:space="preserve">filters</w:t>
-      </w:r>
-      <w:r>
-        <w:t xml:space="preserve"> </w:t>
-      </w:r>
-      <w:r>
-        <w:t xml:space="preserve">value (</w:t>
-      </w:r>
-      <w:r>
-        <w:rPr>
-          <w:rStyle w:val="VerbatimChar"/>
-        </w:rPr>
-        <w:t xml:space="preserve">ofetch</w:t>
-      </w:r>
-      <w:r>
-        <w:t xml:space="preserve">/</w:t>
-      </w:r>
-      <w:r>
-        <w:rPr>
-          <w:rStyle w:val="VerbatimChar"/>
-        </w:rPr>
-        <w:t xml:space="preserve">ufo</w:t>
-      </w:r>
-      <w:r>
-        <w:t xml:space="preserve"> </w:t>
-      </w:r>
-      <w:r>
-        <w:t xml:space="preserve">has no custom query serializer for nested objects), which</w:t>
-      </w:r>
-      <w:r>
-        <w:t xml:space="preserve"> </w:t>
-      </w:r>
-      <w:r>
-        <w:t xml:space="preserve">Strapi 5's qs-based parser rejects. Fixed to flat bracket-key params</w:t>
-      </w:r>
-      <w:r>
-        <w:t xml:space="preserve"> </w:t>
-      </w:r>
-      <w:r>
-        <w:t xml:space="preserve">(</w:t>
-      </w:r>
-      <w:r>
-        <w:rPr>
-          <w:rStyle w:val="VerbatimChar"/>
-        </w:rPr>
-        <w:t xml:space="preserve">filters[title][$containsi]=...</w:t>
-      </w:r>
-      <w:r>
-        <w:t xml:space="preserve">), but this repo cannot reach live Strapi to confirm —</w:t>
-      </w:r>
-      <w:r>
-        <w:t xml:space="preserve"> </w:t>
-      </w:r>
-      <w:r>
-        <w:t xml:space="preserve">this is the first empirical check. Quick manual cross-check with curl (admin JWT from</w:t>
-      </w:r>
-      <w:r>
-        <w:t xml:space="preserve"> </w:t>
-      </w:r>
-      <w:r>
-        <w:t xml:space="preserve">devtools → Network → any</w:t>
-      </w:r>
-      <w:r>
-        <w:t xml:space="preserve"> </w:t>
-      </w:r>
-      <w:r>
-        <w:rPr>
-          <w:rStyle w:val="VerbatimChar"/>
-        </w:rPr>
-        <w:t xml:space="preserve">content-manager</w:t>
-      </w:r>
-      <w:r>
-        <w:t xml:space="preserve"> </w:t>
-      </w:r>
-      <w:r>
-        <w:t xml:space="preserve">request →</w:t>
-      </w:r>
-      <w:r>
-        <w:t xml:space="preserve"> </w:t>
-      </w:r>
-      <w:r>
-        <w:rPr>
-          <w:rStyle w:val="VerbatimChar"/>
-        </w:rPr>
-        <w:t xml:space="preserve">Authorization</w:t>
-      </w:r>
-      <w:r>
-        <w:t xml:space="preserve"> </w:t>
-      </w:r>
-      <w:r>
-        <w:t xml:space="preserve">header):</w:t>
-      </w:r>
-      <w:r>
-        <w:t xml:space="preserve"> </w:t>
-      </w:r>
-      <w:r>
-        <w:rPr>
-          <w:rStyle w:val="VerbatimChar"/>
-        </w:rPr>
-        <w:t xml:space="preserve">curl -H "Authorization: Bearer &lt;admin JWT&gt;" "https://v2.hub.icjia-api.cloud/content-manager/collection-types/api::article.article?filters%5Btitle%5D%5B%24containsi%5D=a"</w:t>
-      </w:r>
-      <w:r>
-        <w:t xml:space="preserve"> </w:t>
-      </w:r>
-      <w:r>
-        <w:t xml:space="preserve">→</w:t>
-      </w:r>
-      <w:r>
-        <w:t xml:space="preserve"> </w:t>
-      </w:r>
-      <w:r>
-        <w:rPr>
-          <w:rStyle w:val="VerbatimChar"/>
-        </w:rPr>
-        <w:t xml:space="preserve">200</w:t>
-      </w:r>
-      <w:r>
-        <w:t xml:space="preserve"> </w:t>
-      </w:r>
-      <w:r>
-        <w:t xml:space="preserve">with a</w:t>
-      </w:r>
-      <w:r>
-        <w:t xml:space="preserve"> </w:t>
-      </w:r>
-      <w:r>
-        <w:rPr>
-          <w:rStyle w:val="VerbatimChar"/>
-        </w:rPr>
-        <w:t xml:space="preserve">results</w:t>
-      </w:r>
-      <w:r>
-        <w:t xml:space="preserve"> </w:t>
-      </w:r>
-      <w:r>
-        <w:t xml:space="preserve">array, NOT a</w:t>
-      </w:r>
-      <w:r>
-        <w:t xml:space="preserve"> </w:t>
-      </w:r>
-      <w:r>
-        <w:rPr>
-          <w:rStyle w:val="VerbatimChar"/>
-        </w:rPr>
-        <w:t xml:space="preserve">400</w:t>
-      </w:r>
-      <w:r>
-        <w:t xml:space="preserve"> </w:t>
-      </w:r>
-      <w:r>
-        <w:t xml:space="preserve">("The filters parameter must be an object or</w:t>
-      </w:r>
-      <w:r>
-        <w:t xml:space="preserve"> </w:t>
-      </w:r>
-      <w:r>
-        <w:t xml:space="preserve">an array").</w:t>
+        <w:t xml:space="preserve">Edit-conflict round-trip (two browsers):</w:t>
+      </w:r>
+      <w:r>
+        <w:t xml:space="preserve"> </w:t>
+      </w:r>
+      <w:r>
+        <w:t xml:space="preserve">open the SAME draft for edit as user A</w:t>
+      </w:r>
+      <w:r>
+        <w:t xml:space="preserve"> </w:t>
+      </w:r>
+      <w:r>
+        <w:t xml:space="preserve">(one browser) and user B (a second browser or machine). Save as A first, then save as</w:t>
+      </w:r>
+      <w:r>
+        <w:t xml:space="preserve"> </w:t>
+      </w:r>
+      <w:r>
+        <w:t xml:space="preserve">B — confirm B's save is stopped by the conflict banner ("This draft was changed by</w:t>
+      </w:r>
+      <w:r>
+        <w:t xml:space="preserve"> </w:t>
+      </w:r>
+      <w:r>
+        <w:t xml:space="preserve">someone else while you were editing…") showing A's save time. Exercise both choices</w:t>
+      </w:r>
+      <w:r>
+        <w:t xml:space="preserve"> </w:t>
+      </w:r>
+      <w:r>
+        <w:t xml:space="preserve">from B's side on repeat attempts:</w:t>
+      </w:r>
+      <w:r>
+        <w:t xml:space="preserve"> </w:t>
+      </w:r>
+      <w:r>
+        <w:rPr>
+          <w:b/>
+          <w:bCs/>
+        </w:rPr>
+        <w:t xml:space="preserve">Save anyway</w:t>
+      </w:r>
+      <w:r>
+        <w:t xml:space="preserve"> </w:t>
+      </w:r>
+      <w:r>
+        <w:t xml:space="preserve">(confirm A's edit is overwritten in</w:t>
+      </w:r>
+      <w:r>
+        <w:t xml:space="preserve"> </w:t>
+      </w:r>
+      <w:r>
+        <w:t xml:space="preserve">Strapi) and</w:t>
+      </w:r>
+      <w:r>
+        <w:t xml:space="preserve"> </w:t>
+      </w:r>
+      <w:r>
+        <w:rPr>
+          <w:b/>
+          <w:bCs/>
+        </w:rPr>
+        <w:t xml:space="preserve">Load their version</w:t>
+      </w:r>
+      <w:r>
+        <w:t xml:space="preserve"> </w:t>
+      </w:r>
+      <w:r>
+        <w:t xml:space="preserve">(confirm B's own in-progress edits reappear via the</w:t>
+      </w:r>
+      <w:r>
+        <w:t xml:space="preserve"> </w:t>
+      </w:r>
+      <w:r>
+        <w:t xml:space="preserve">restore banner afterward, and A's content is now in B's form).</w:t>
       </w:r>
     </w:p>
     <w:p>
@@ -44014,43 +44114,214 @@
           <w:b/>
           <w:bCs/>
         </w:rPr>
-        <w:t xml:space="preserve">Annotations end-to-end:</w:t>
-      </w:r>
-      <w:r>
-        <w:t xml:space="preserve"> </w:t>
-      </w:r>
-      <w:r>
-        <w:t xml:space="preserve">in the Live preview (and on</w:t>
-      </w:r>
-      <w:r>
-        <w:t xml:space="preserve"> </w:t>
-      </w:r>
-      <w:r>
-        <w:rPr>
-          <w:rStyle w:val="VerbatimChar"/>
-        </w:rPr>
-        <w:t xml:space="preserve">/preview/...</w:t>
-      </w:r>
-      <w:r>
-        <w:t xml:space="preserve">), highlight →</w:t>
-      </w:r>
-      <w:r>
-        <w:t xml:space="preserve"> </w:t>
-      </w:r>
-      <w:r>
-        <w:t xml:space="preserve">comment → reply → resolve → delete. Then the cross-user test: annotate as user A,</w:t>
-      </w:r>
-      <w:r>
-        <w:t xml:space="preserve"> </w:t>
-      </w:r>
-      <w:r>
-        <w:t xml:space="preserve">open the same draft as user B on another machine — the thread is there; reply as B;</w:t>
-      </w:r>
-      <w:r>
-        <w:t xml:space="preserve"> </w:t>
-      </w:r>
-      <w:r>
-        <w:t xml:space="preserve">reload as A. (Freshness model is refetch-on-open + after-write; there is no live push.)</w:t>
+        <w:t xml:space="preserve">Filters wire format:</w:t>
+      </w:r>
+      <w:r>
+        <w:t xml:space="preserve"> </w:t>
+      </w:r>
+      <w:r>
+        <w:t xml:space="preserve">use the Type filter and the title search box and confirm each</w:t>
+      </w:r>
+      <w:r>
+        <w:t xml:space="preserve"> </w:t>
+      </w:r>
+      <w:r>
+        <w:t xml:space="preserve">returns real (filtered) results, not an error toast/blank list. These — plus</w:t>
+      </w:r>
+      <w:r>
+        <w:t xml:space="preserve"> </w:t>
+      </w:r>
+      <w:r>
+        <w:rPr>
+          <w:rStyle w:val="VerbatimChar"/>
+        </w:rPr>
+        <w:t xml:space="preserve">studio-profile</w:t>
+      </w:r>
+      <w:r>
+        <w:t xml:space="preserve">'s first-login author-email lookup — are the first live-mode calls to</w:t>
+      </w:r>
+      <w:r>
+        <w:t xml:space="preserve"> </w:t>
+      </w:r>
+      <w:r>
+        <w:t xml:space="preserve">exercise</w:t>
+      </w:r>
+      <w:r>
+        <w:t xml:space="preserve"> </w:t>
+      </w:r>
+      <w:r>
+        <w:rPr>
+          <w:rStyle w:val="VerbatimChar"/>
+        </w:rPr>
+        <w:t xml:space="preserve">repository.ts</w:t>
+      </w:r>
+      <w:r>
+        <w:t xml:space="preserve">'s filter query params; a prior bug sent them as a JSON-stringified</w:t>
+      </w:r>
+      <w:r>
+        <w:t xml:space="preserve"> </w:t>
+      </w:r>
+      <w:r>
+        <w:rPr>
+          <w:rStyle w:val="VerbatimChar"/>
+        </w:rPr>
+        <w:t xml:space="preserve">filters</w:t>
+      </w:r>
+      <w:r>
+        <w:t xml:space="preserve"> </w:t>
+      </w:r>
+      <w:r>
+        <w:t xml:space="preserve">value (</w:t>
+      </w:r>
+      <w:r>
+        <w:rPr>
+          <w:rStyle w:val="VerbatimChar"/>
+        </w:rPr>
+        <w:t xml:space="preserve">ofetch</w:t>
+      </w:r>
+      <w:r>
+        <w:t xml:space="preserve">/</w:t>
+      </w:r>
+      <w:r>
+        <w:rPr>
+          <w:rStyle w:val="VerbatimChar"/>
+        </w:rPr>
+        <w:t xml:space="preserve">ufo</w:t>
+      </w:r>
+      <w:r>
+        <w:t xml:space="preserve"> </w:t>
+      </w:r>
+      <w:r>
+        <w:t xml:space="preserve">has no custom query serializer for nested objects), which</w:t>
+      </w:r>
+      <w:r>
+        <w:t xml:space="preserve"> </w:t>
+      </w:r>
+      <w:r>
+        <w:t xml:space="preserve">Strapi 5's qs-based parser rejects. Fixed to flat bracket-key params</w:t>
+      </w:r>
+      <w:r>
+        <w:t xml:space="preserve"> </w:t>
+      </w:r>
+      <w:r>
+        <w:t xml:space="preserve">(</w:t>
+      </w:r>
+      <w:r>
+        <w:rPr>
+          <w:rStyle w:val="VerbatimChar"/>
+        </w:rPr>
+        <w:t xml:space="preserve">filters[title][$containsi]=...</w:t>
+      </w:r>
+      <w:r>
+        <w:t xml:space="preserve">), but this repo cannot reach live Strapi to confirm —</w:t>
+      </w:r>
+      <w:r>
+        <w:t xml:space="preserve"> </w:t>
+      </w:r>
+      <w:r>
+        <w:t xml:space="preserve">this is the first empirical check. Quick manual cross-check with curl (admin JWT from</w:t>
+      </w:r>
+      <w:r>
+        <w:t xml:space="preserve"> </w:t>
+      </w:r>
+      <w:r>
+        <w:t xml:space="preserve">devtools → Network → any</w:t>
+      </w:r>
+      <w:r>
+        <w:t xml:space="preserve"> </w:t>
+      </w:r>
+      <w:r>
+        <w:rPr>
+          <w:rStyle w:val="VerbatimChar"/>
+        </w:rPr>
+        <w:t xml:space="preserve">content-manager</w:t>
+      </w:r>
+      <w:r>
+        <w:t xml:space="preserve"> </w:t>
+      </w:r>
+      <w:r>
+        <w:t xml:space="preserve">request →</w:t>
+      </w:r>
+      <w:r>
+        <w:t xml:space="preserve"> </w:t>
+      </w:r>
+      <w:r>
+        <w:rPr>
+          <w:rStyle w:val="VerbatimChar"/>
+        </w:rPr>
+        <w:t xml:space="preserve">Authorization</w:t>
+      </w:r>
+      <w:r>
+        <w:t xml:space="preserve"> </w:t>
+      </w:r>
+      <w:r>
+        <w:t xml:space="preserve">header):</w:t>
+      </w:r>
+      <w:r>
+        <w:t xml:space="preserve"> </w:t>
+      </w:r>
+      <w:r>
+        <w:rPr>
+          <w:rStyle w:val="VerbatimChar"/>
+        </w:rPr>
+        <w:t xml:space="preserve">curl -H "Authorization: Bearer &lt;admin JWT&gt;" "https://v2.hub.icjia-api.cloud/content-manager/collection-types/api::article.article?filters%5Btitle%5D%5B%24containsi%5D=a"</w:t>
+      </w:r>
+      <w:r>
+        <w:t xml:space="preserve"> </w:t>
+      </w:r>
+      <w:r>
+        <w:t xml:space="preserve">→</w:t>
+      </w:r>
+      <w:r>
+        <w:t xml:space="preserve"> </w:t>
+      </w:r>
+      <w:r>
+        <w:rPr>
+          <w:rStyle w:val="VerbatimChar"/>
+        </w:rPr>
+        <w:t xml:space="preserve">200</w:t>
+      </w:r>
+      <w:r>
+        <w:t xml:space="preserve"> </w:t>
+      </w:r>
+      <w:r>
+        <w:t xml:space="preserve">with a</w:t>
+      </w:r>
+      <w:r>
+        <w:t xml:space="preserve"> </w:t>
+      </w:r>
+      <w:r>
+        <w:rPr>
+          <w:rStyle w:val="VerbatimChar"/>
+        </w:rPr>
+        <w:t xml:space="preserve">results</w:t>
+      </w:r>
+      <w:r>
+        <w:t xml:space="preserve"> </w:t>
+      </w:r>
+      <w:r>
+        <w:t xml:space="preserve">array, NOT a</w:t>
+      </w:r>
+      <w:r>
+        <w:t xml:space="preserve"> </w:t>
+      </w:r>
+      <w:r>
+        <w:rPr>
+          <w:rStyle w:val="VerbatimChar"/>
+        </w:rPr>
+        <w:t xml:space="preserve">400</w:t>
+      </w:r>
+      <w:r>
+        <w:t xml:space="preserve"> </w:t>
+      </w:r>
+      <w:r>
+        <w:t xml:space="preserve">("The filters parameter must be an object or</w:t>
+      </w:r>
+      <w:r>
+        <w:t xml:space="preserve"> </w:t>
+      </w:r>
+      <w:r>
+        <w:t xml:space="preserve">an array").</w:t>
       </w:r>
     </w:p>
     <w:p>
@@ -44062,57 +44333,47 @@
         </w:numPr>
       </w:pPr>
       <w:r>
-        <w:t xml:space="preserve">Verify rows land in Strapi under</w:t>
-      </w:r>
-      <w:r>
-        <w:t xml:space="preserve"> </w:t>
-      </w:r>
-      <w:r>
-        <w:rPr>
-          <w:b/>
-          <w:bCs/>
-        </w:rPr>
-        <w:t xml:space="preserve">Review Annotation</w:t>
-      </w:r>
-      <w:r>
-        <w:t xml:space="preserve"> </w:t>
-      </w:r>
-      <w:r>
-        <w:t xml:space="preserve">and are</w:t>
-      </w:r>
-      <w:r>
-        <w:t xml:space="preserve"> </w:t>
-      </w:r>
-      <w:r>
-        <w:rPr>
-          <w:b/>
-          <w:bCs/>
-        </w:rPr>
-        <w:t xml:space="preserve">absent</w:t>
-      </w:r>
-      <w:r>
-        <w:t xml:space="preserve"> </w:t>
-      </w:r>
-      <w:r>
-        <w:t xml:space="preserve">from the</w:t>
-      </w:r>
-      <w:r>
-        <w:t xml:space="preserve"> </w:t>
-      </w:r>
-      <w:r>
-        <w:t xml:space="preserve">public API (</w:t>
-      </w:r>
-      <w:r>
-        <w:rPr>
-          <w:rStyle w:val="VerbatimChar"/>
-        </w:rPr>
-        <w:t xml:space="preserve">/api/review-annotations</w:t>
-      </w:r>
-      <w:r>
-        <w:t xml:space="preserve"> </w:t>
-      </w:r>
-      <w:r>
-        <w:t xml:space="preserve">unauthenticated → 403/404).</w:t>
+        <w:rPr>
+          <w:b/>
+          <w:bCs/>
+        </w:rPr>
+        <w:t xml:space="preserve">Annotations end-to-end:</w:t>
+      </w:r>
+      <w:r>
+        <w:t xml:space="preserve"> </w:t>
+      </w:r>
+      <w:r>
+        <w:t xml:space="preserve">in the Live preview (and on</w:t>
+      </w:r>
+      <w:r>
+        <w:t xml:space="preserve"> </w:t>
+      </w:r>
+      <w:r>
+        <w:rPr>
+          <w:rStyle w:val="VerbatimChar"/>
+        </w:rPr>
+        <w:t xml:space="preserve">/preview/...</w:t>
+      </w:r>
+      <w:r>
+        <w:t xml:space="preserve">), highlight →</w:t>
+      </w:r>
+      <w:r>
+        <w:t xml:space="preserve"> </w:t>
+      </w:r>
+      <w:r>
+        <w:t xml:space="preserve">comment → reply → resolve → delete. Then the cross-user test: annotate as user A,</w:t>
+      </w:r>
+      <w:r>
+        <w:t xml:space="preserve"> </w:t>
+      </w:r>
+      <w:r>
+        <w:t xml:space="preserve">open the same draft as user B on another machine — the thread is there; reply as B;</w:t>
+      </w:r>
+      <w:r>
+        <w:t xml:space="preserve"> </w:t>
+      </w:r>
+      <w:r>
+        <w:t xml:space="preserve">reload as A. (Freshness model is refetch-on-open + after-write; there is no live push.)</w:t>
       </w:r>
     </w:p>
     <w:p>
@@ -44124,7 +44385,57 @@
         </w:numPr>
       </w:pPr>
       <w:r>
-        <w:t xml:space="preserve">Publish + unpublish an article as Editor; confirm on the public Hub side.</w:t>
+        <w:t xml:space="preserve">Verify rows land in Strapi under</w:t>
+      </w:r>
+      <w:r>
+        <w:t xml:space="preserve"> </w:t>
+      </w:r>
+      <w:r>
+        <w:rPr>
+          <w:b/>
+          <w:bCs/>
+        </w:rPr>
+        <w:t xml:space="preserve">Review Annotation</w:t>
+      </w:r>
+      <w:r>
+        <w:t xml:space="preserve"> </w:t>
+      </w:r>
+      <w:r>
+        <w:t xml:space="preserve">and are</w:t>
+      </w:r>
+      <w:r>
+        <w:t xml:space="preserve"> </w:t>
+      </w:r>
+      <w:r>
+        <w:rPr>
+          <w:b/>
+          <w:bCs/>
+        </w:rPr>
+        <w:t xml:space="preserve">absent</w:t>
+      </w:r>
+      <w:r>
+        <w:t xml:space="preserve"> </w:t>
+      </w:r>
+      <w:r>
+        <w:t xml:space="preserve">from the</w:t>
+      </w:r>
+      <w:r>
+        <w:t xml:space="preserve"> </w:t>
+      </w:r>
+      <w:r>
+        <w:t xml:space="preserve">public API (</w:t>
+      </w:r>
+      <w:r>
+        <w:rPr>
+          <w:rStyle w:val="VerbatimChar"/>
+        </w:rPr>
+        <w:t xml:space="preserve">/api/review-annotations</w:t>
+      </w:r>
+      <w:r>
+        <w:t xml:space="preserve"> </w:t>
+      </w:r>
+      <w:r>
+        <w:t xml:space="preserve">unauthenticated → 403/404).</w:t>
       </w:r>
     </w:p>
     <w:p>
@@ -44136,23 +44447,68 @@
         </w:numPr>
       </w:pPr>
       <w:r>
-        <w:rPr>
-          <w:b/>
-          <w:bCs/>
-        </w:rPr>
-        <w:t xml:space="preserve">Request review</w:t>
-      </w:r>
-      <w:r>
-        <w:t xml:space="preserve"> </w:t>
-      </w:r>
-      <w:r>
-        <w:t xml:space="preserve">email: submit the form; confirm the Mailgun send and the rate limit</w:t>
-      </w:r>
-      <w:r>
-        <w:t xml:space="preserve"> </w:t>
-      </w:r>
-      <w:r>
-        <w:t xml:space="preserve">(6th request inside 10 minutes → 429).</w:t>
+        <w:t xml:space="preserve">Publish + unpublish an article as Editor; confirm on the public Hub side. Then,</w:t>
+      </w:r>
+      <w:r>
+        <w:t xml:space="preserve"> </w:t>
+      </w:r>
+      <w:r>
+        <w:rPr>
+          <w:b/>
+          <w:bCs/>
+        </w:rPr>
+        <w:t xml:space="preserve">without reloading the page</w:t>
+      </w:r>
+      <w:r>
+        <w:t xml:space="preserve">, edit a field and save — confirm the save proceeds</w:t>
+      </w:r>
+      <w:r>
+        <w:t xml:space="preserve"> </w:t>
+      </w:r>
+      <w:r>
+        <w:t xml:space="preserve">normally with NO conflict banner. (Publish/unpublish bumps the server's</w:t>
+      </w:r>
+      <w:r>
+        <w:t xml:space="preserve"> </w:t>
+      </w:r>
+      <w:r>
+        <w:rPr>
+          <w:rStyle w:val="VerbatimChar"/>
+        </w:rPr>
+        <w:t xml:space="preserve">updatedAt</w:t>
+      </w:r>
+      <w:r>
+        <w:t xml:space="preserve">;</w:t>
+      </w:r>
+      <w:r>
+        <w:t xml:space="preserve"> </w:t>
+      </w:r>
+      <w:r>
+        <w:t xml:space="preserve">the form refreshes its own remembered stamp from the publish/unpublish response</w:t>
+      </w:r>
+      <w:r>
+        <w:t xml:space="preserve"> </w:t>
+      </w:r>
+      <w:r>
+        <w:t xml:space="preserve">specifically so this next save isn't falsely flagged as "changed by someone else."</w:t>
+      </w:r>
+      <w:r>
+        <w:t xml:space="preserve"> </w:t>
+      </w:r>
+      <w:r>
+        <w:t xml:space="preserve">Repeat for an App or a Dataset if time allows — their Publish control lives on the</w:t>
+      </w:r>
+      <w:r>
+        <w:t xml:space="preserve"> </w:t>
+      </w:r>
+      <w:r>
+        <w:t xml:space="preserve">edit page itself rather than the form's toolbar, a different wiring path worth the</w:t>
+      </w:r>
+      <w:r>
+        <w:t xml:space="preserve"> </w:t>
+      </w:r>
+      <w:r>
+        <w:t xml:space="preserve">spot-check.)</w:t>
       </w:r>
     </w:p>
     <w:p>
@@ -44168,76 +44524,19 @@
           <w:b/>
           <w:bCs/>
         </w:rPr>
-        <w:t xml:space="preserve">CSP check</w:t>
-      </w:r>
-      <w:r>
-        <w:t xml:space="preserve"> </w:t>
-      </w:r>
-      <w:r>
-        <w:t xml:space="preserve">(README "Action required before launch"): open devtools on the staging</w:t>
-      </w:r>
-      <w:r>
-        <w:t xml:space="preserve"> </w:t>
-      </w:r>
-      <w:r>
-        <w:t xml:space="preserve">deploy — if a Nuxt bootstrap inline script is blocked, add its</w:t>
-      </w:r>
-      <w:r>
-        <w:t xml:space="preserve"> </w:t>
-      </w:r>
-      <w:r>
-        <w:rPr>
-          <w:rStyle w:val="VerbatimChar"/>
-        </w:rPr>
-        <w:t xml:space="preserve">sha256</w:t>
-      </w:r>
-      <w:r>
-        <w:t xml:space="preserve"> </w:t>
-      </w:r>
-      <w:r>
-        <w:t xml:space="preserve">hash to</w:t>
-      </w:r>
-      <w:r>
-        <w:t xml:space="preserve"> </w:t>
-      </w:r>
-      <w:r>
-        <w:rPr>
-          <w:rStyle w:val="VerbatimChar"/>
-        </w:rPr>
-        <w:t xml:space="preserve">script-src</w:t>
-      </w:r>
-      <w:r>
-        <w:t xml:space="preserve"> </w:t>
-      </w:r>
-      <w:r>
-        <w:t xml:space="preserve">in</w:t>
-      </w:r>
-      <w:r>
-        <w:t xml:space="preserve"> </w:t>
-      </w:r>
-      <w:r>
-        <w:rPr>
-          <w:rStyle w:val="VerbatimChar"/>
-        </w:rPr>
-        <w:t xml:space="preserve">public/_headers</w:t>
-      </w:r>
-      <w:r>
-        <w:t xml:space="preserve">. Never add</w:t>
-      </w:r>
-      <w:r>
-        <w:t xml:space="preserve"> </w:t>
-      </w:r>
-      <w:r>
-        <w:rPr>
-          <w:rStyle w:val="VerbatimChar"/>
-        </w:rPr>
-        <w:t xml:space="preserve">'unsafe-inline'</w:t>
-      </w:r>
-      <w:r>
-        <w:t xml:space="preserve"> </w:t>
-      </w:r>
-      <w:r>
-        <w:t xml:space="preserve">to production.</w:t>
+        <w:t xml:space="preserve">Request review</w:t>
+      </w:r>
+      <w:r>
+        <w:t xml:space="preserve"> </w:t>
+      </w:r>
+      <w:r>
+        <w:t xml:space="preserve">email: submit the form; confirm the Mailgun send and the rate limit</w:t>
+      </w:r>
+      <w:r>
+        <w:t xml:space="preserve"> </w:t>
+      </w:r>
+      <w:r>
+        <w:t xml:space="preserve">(6th request inside 10 minutes → 429).</w:t>
       </w:r>
     </w:p>
     <w:p>
@@ -44249,13 +44548,80 @@
         </w:numPr>
       </w:pPr>
       <w:r>
-        <w:t xml:space="preserve">Uploads: add a splash image / main-file PDF via the Media Library path; confirm no</w:t>
-      </w:r>
-      <w:r>
-        <w:t xml:space="preserve"> </w:t>
-      </w:r>
-      <w:r>
-        <w:t xml:space="preserve">base64 ever hits the payload (the write guard throws if it does).</w:t>
+        <w:rPr>
+          <w:b/>
+          <w:bCs/>
+        </w:rPr>
+        <w:t xml:space="preserve">CSP check</w:t>
+      </w:r>
+      <w:r>
+        <w:t xml:space="preserve"> </w:t>
+      </w:r>
+      <w:r>
+        <w:t xml:space="preserve">(README "Action required before launch"): open devtools on the staging</w:t>
+      </w:r>
+      <w:r>
+        <w:t xml:space="preserve"> </w:t>
+      </w:r>
+      <w:r>
+        <w:t xml:space="preserve">deploy — if a Nuxt bootstrap inline script is blocked, add its</w:t>
+      </w:r>
+      <w:r>
+        <w:t xml:space="preserve"> </w:t>
+      </w:r>
+      <w:r>
+        <w:rPr>
+          <w:rStyle w:val="VerbatimChar"/>
+        </w:rPr>
+        <w:t xml:space="preserve">sha256</w:t>
+      </w:r>
+      <w:r>
+        <w:t xml:space="preserve"> </w:t>
+      </w:r>
+      <w:r>
+        <w:t xml:space="preserve">hash to</w:t>
+      </w:r>
+      <w:r>
+        <w:t xml:space="preserve"> </w:t>
+      </w:r>
+      <w:r>
+        <w:rPr>
+          <w:rStyle w:val="VerbatimChar"/>
+        </w:rPr>
+        <w:t xml:space="preserve">script-src</w:t>
+      </w:r>
+      <w:r>
+        <w:t xml:space="preserve"> </w:t>
+      </w:r>
+      <w:r>
+        <w:t xml:space="preserve">in</w:t>
+      </w:r>
+      <w:r>
+        <w:t xml:space="preserve"> </w:t>
+      </w:r>
+      <w:r>
+        <w:rPr>
+          <w:rStyle w:val="VerbatimChar"/>
+        </w:rPr>
+        <w:t xml:space="preserve">public/_headers</w:t>
+      </w:r>
+      <w:r>
+        <w:t xml:space="preserve">. Never add</w:t>
+      </w:r>
+      <w:r>
+        <w:t xml:space="preserve"> </w:t>
+      </w:r>
+      <w:r>
+        <w:rPr>
+          <w:rStyle w:val="VerbatimChar"/>
+        </w:rPr>
+        <w:t xml:space="preserve">'unsafe-inline'</w:t>
+      </w:r>
+      <w:r>
+        <w:t xml:space="preserve"> </w:t>
+      </w:r>
+      <w:r>
+        <w:t xml:space="preserve">to production.</w:t>
       </w:r>
     </w:p>
     <w:p>
@@ -44264,6 +44630,24 @@
         <w:numPr>
           <w:ilvl w:val="0"/>
           <w:numId w:val="1098"/>
+        </w:numPr>
+      </w:pPr>
+      <w:r>
+        <w:t xml:space="preserve">Uploads: add a splash image / main-file PDF via the Media Library path; confirm no</w:t>
+      </w:r>
+      <w:r>
+        <w:t xml:space="preserve"> </w:t>
+      </w:r>
+      <w:r>
+        <w:t xml:space="preserve">base64 ever hits the payload (the write guard throws if it does).</w:t>
+      </w:r>
+    </w:p>
+    <w:p>
+      <w:pPr>
+        <w:pStyle w:val="Compact"/>
+        <w:numPr>
+          <w:ilvl w:val="0"/>
+          <w:numId w:val="1099"/>
         </w:numPr>
       </w:pPr>
       <w:r>
@@ -44941,7 +45325,7 @@
         <w:pStyle w:val="Compact"/>
         <w:numPr>
           <w:ilvl w:val="0"/>
-          <w:numId w:val="1099"/>
+          <w:numId w:val="1100"/>
         </w:numPr>
       </w:pPr>
       <w:r>
@@ -44961,206 +45345,6 @@
       </w:r>
       <w:r>
         <w:t xml:space="preserve">during the window.</w:t>
-      </w:r>
-    </w:p>
-    <w:p>
-      <w:pPr>
-        <w:pStyle w:val="Compact"/>
-        <w:numPr>
-          <w:ilvl w:val="0"/>
-          <w:numId w:val="1099"/>
-        </w:numPr>
-      </w:pPr>
-      <w:r>
-        <w:t xml:space="preserve">Flip the production site's build settings + env per §3 (or merge the production TOML).</w:t>
-      </w:r>
-    </w:p>
-    <w:p>
-      <w:pPr>
-        <w:pStyle w:val="Compact"/>
-        <w:numPr>
-          <w:ilvl w:val="0"/>
-          <w:numId w:val="1099"/>
-        </w:numPr>
-      </w:pPr>
-      <w:r>
-        <w:t xml:space="preserve">Trigger the deploy; watch the Netlify build log — expect</w:t>
-      </w:r>
-      <w:r>
-        <w:t xml:space="preserve"> </w:t>
-      </w:r>
-      <w:r>
-        <w:rPr>
-          <w:b/>
-          <w:bCs/>
-        </w:rPr>
-        <w:t xml:space="preserve">functions deployed</w:t>
-      </w:r>
-      <w:r>
-        <w:t xml:space="preserve"> </w:t>
-      </w:r>
-      <w:r>
-        <w:t xml:space="preserve">(the</w:t>
-      </w:r>
-      <w:r>
-        <w:t xml:space="preserve"> </w:t>
-      </w:r>
-      <w:r>
-        <w:t xml:space="preserve">request-review route), unlike the demo's "No functions deployed".</w:t>
-      </w:r>
-    </w:p>
-    <w:p>
-      <w:pPr>
-        <w:pStyle w:val="Compact"/>
-        <w:numPr>
-          <w:ilvl w:val="0"/>
-          <w:numId w:val="1099"/>
-        </w:numPr>
-      </w:pPr>
-      <w:r>
-        <w:t xml:space="preserve">Run the §2 checklist's top five lines against production (login ×2 roles, real content,</w:t>
-      </w:r>
-      <w:r>
-        <w:t xml:space="preserve"> </w:t>
-      </w:r>
-      <w:r>
-        <w:t xml:space="preserve">one annotation round-trip, one publish round-trip).</w:t>
-      </w:r>
-    </w:p>
-    <w:p>
-      <w:pPr>
-        <w:pStyle w:val="Compact"/>
-        <w:numPr>
-          <w:ilvl w:val="0"/>
-          <w:numId w:val="1099"/>
-        </w:numPr>
-      </w:pPr>
-      <w:r>
-        <w:rPr>
-          <w:b/>
-          <w:bCs/>
-        </w:rPr>
-        <w:t xml:space="preserve">Custom domain, if one is planned</w:t>
-      </w:r>
-      <w:r>
-        <w:t xml:space="preserve"> </w:t>
-      </w:r>
-      <w:r>
-        <w:t xml:space="preserve">(e.g.</w:t>
-      </w:r>
-      <w:r>
-        <w:t xml:space="preserve"> </w:t>
-      </w:r>
-      <w:r>
-        <w:rPr>
-          <w:rStyle w:val="VerbatimChar"/>
-        </w:rPr>
-        <w:t xml:space="preserve">studio.icjia.example</w:t>
-      </w:r>
-      <w:r>
-        <w:t xml:space="preserve">): add it to the</w:t>
-      </w:r>
-      <w:r>
-        <w:t xml:space="preserve"> </w:t>
-      </w:r>
-      <w:r>
-        <w:t xml:space="preserve">production Netlify site, wait for DNS + the auto-provisioned certificate, and re-run the</w:t>
-      </w:r>
-      <w:r>
-        <w:t xml:space="preserve"> </w:t>
-      </w:r>
-      <w:r>
-        <w:t xml:space="preserve">login smoke test from that hostname (it must also be in Strapi's CORS allowlist, §1.6).</w:t>
-      </w:r>
-      <w:r>
-        <w:t xml:space="preserve"> </w:t>
-      </w:r>
-      <w:r>
-        <w:t xml:space="preserve">Do this before announcing — HSTS (</w:t>
-      </w:r>
-      <w:r>
-        <w:rPr>
-          <w:rStyle w:val="VerbatimChar"/>
-        </w:rPr>
-        <w:t xml:space="preserve">max-age=31536000</w:t>
-      </w:r>
-      <w:r>
-        <w:t xml:space="preserve">) makes the hostname hard to walk back.</w:t>
-      </w:r>
-    </w:p>
-    <w:p>
-      <w:pPr>
-        <w:pStyle w:val="Compact"/>
-        <w:numPr>
-          <w:ilvl w:val="0"/>
-          <w:numId w:val="1099"/>
-        </w:numPr>
-      </w:pPr>
-      <w:r>
-        <w:t xml:space="preserve">Point people at the production URL. The demo site can keep running as long as it's useful —</w:t>
-      </w:r>
-      <w:r>
-        <w:t xml:space="preserve"> </w:t>
-      </w:r>
-      <w:r>
-        <w:t xml:space="preserve">it is isolated by design (own site, own flag, zero backend reach).</w:t>
-      </w:r>
-    </w:p>
-    <w:p>
-      <w:pPr>
-        <w:pStyle w:val="Compact"/>
-        <w:numPr>
-          <w:ilvl w:val="0"/>
-          <w:numId w:val="1099"/>
-        </w:numPr>
-      </w:pPr>
-      <w:r>
-        <w:t xml:space="preserve">Tag the release: version + date in</w:t>
-      </w:r>
-      <w:r>
-        <w:t xml:space="preserve"> </w:t>
-      </w:r>
-      <w:r>
-        <w:rPr>
-          <w:rStyle w:val="VerbatimChar"/>
-        </w:rPr>
-        <w:t xml:space="preserve">CHANGELOG.md</w:t>
-      </w:r>
-      <w:r>
-        <w:t xml:space="preserve"> </w:t>
-      </w:r>
-      <w:r>
-        <w:t xml:space="preserve">(per repo convention),</w:t>
-      </w:r>
-      <w:r>
-        <w:t xml:space="preserve"> </w:t>
-      </w:r>
-      <w:r>
-        <w:rPr>
-          <w:rStyle w:val="VerbatimChar"/>
-        </w:rPr>
-        <w:t xml:space="preserve">git tag</w:t>
-      </w:r>
-      <w:r>
-        <w:t xml:space="preserve">.</w:t>
-      </w:r>
-    </w:p>
-    <w:bookmarkEnd w:id="144"/>
-    <w:bookmarkStart w:id="145" w:name="toc58"/>
-    <w:p>
-      <w:pPr>
-        <w:pStyle w:val="Heading3"/>
-      </w:pPr>
-      <w:r>
-        <w:t xml:space="preserve">5. Rollback</w:t>
-      </w:r>
-    </w:p>
-    <w:p>
-      <w:pPr>
-        <w:pStyle w:val="FirstParagraph"/>
-      </w:pPr>
-      <w:r>
-        <w:t xml:space="preserve">The demo is unaffected by anything above, so rollback is only about the production site:</w:t>
       </w:r>
     </w:p>
     <w:p>
@@ -45172,23 +45356,7 @@
         </w:numPr>
       </w:pPr>
       <w:r>
-        <w:t xml:space="preserve">Bad build → Netlify → Deploys →</w:t>
-      </w:r>
-      <w:r>
-        <w:t xml:space="preserve"> </w:t>
-      </w:r>
-      <w:r>
-        <w:rPr>
-          <w:b/>
-          <w:bCs/>
-        </w:rPr>
-        <w:t xml:space="preserve">Publish</w:t>
-      </w:r>
-      <w:r>
-        <w:t xml:space="preserve"> </w:t>
-      </w:r>
-      <w:r>
-        <w:t xml:space="preserve">the previous known-good deploy (instant).</w:t>
+        <w:t xml:space="preserve">Flip the production site's build settings + env per §3 (or merge the production TOML).</w:t>
       </w:r>
     </w:p>
     <w:p>
@@ -45200,7 +45368,29 @@
         </w:numPr>
       </w:pPr>
       <w:r>
-        <w:t xml:space="preserve">Bad config → restore §3 settings; redeploy.</w:t>
+        <w:t xml:space="preserve">Trigger the deploy; watch the Netlify build log — expect</w:t>
+      </w:r>
+      <w:r>
+        <w:t xml:space="preserve"> </w:t>
+      </w:r>
+      <w:r>
+        <w:rPr>
+          <w:b/>
+          <w:bCs/>
+        </w:rPr>
+        <w:t xml:space="preserve">functions deployed</w:t>
+      </w:r>
+      <w:r>
+        <w:t xml:space="preserve"> </w:t>
+      </w:r>
+      <w:r>
+        <w:t xml:space="preserve">(the</w:t>
+      </w:r>
+      <w:r>
+        <w:t xml:space="preserve"> </w:t>
+      </w:r>
+      <w:r>
+        <w:t xml:space="preserve">request-review route), unlike the demo's "No functions deployed".</w:t>
       </w:r>
     </w:p>
     <w:p>
@@ -45212,44 +45402,149 @@
         </w:numPr>
       </w:pPr>
       <w:r>
-        <w:t xml:space="preserve">Strapi-side trouble with</w:t>
-      </w:r>
-      <w:r>
-        <w:t xml:space="preserve"> </w:t>
-      </w:r>
-      <w:r>
-        <w:rPr>
-          <w:rStyle w:val="VerbatimChar"/>
-        </w:rPr>
-        <w:t xml:space="preserve">review-annotation</w:t>
-      </w:r>
-      <w:r>
-        <w:t xml:space="preserve"> </w:t>
-      </w:r>
-      <w:r>
-        <w:t xml:space="preserve">→ the Studio degrades cleanly: annotation</w:t>
-      </w:r>
-      <w:r>
-        <w:t xml:space="preserve"> </w:t>
-      </w:r>
-      <w:r>
-        <w:t xml:space="preserve">calls fail with toasts/console errors but drafts, editing, and publishing are untouched</w:t>
-      </w:r>
-      <w:r>
-        <w:t xml:space="preserve"> </w:t>
-      </w:r>
-      <w:r>
-        <w:t xml:space="preserve">(the adapter is only reached from the preview surfaces).</w:t>
-      </w:r>
-    </w:p>
-    <w:bookmarkEnd w:id="145"/>
-    <w:bookmarkStart w:id="146" w:name="toc59"/>
+        <w:t xml:space="preserve">Run the §2 checklist's top five lines against production (login ×2 roles, real content,</w:t>
+      </w:r>
+      <w:r>
+        <w:t xml:space="preserve"> </w:t>
+      </w:r>
+      <w:r>
+        <w:t xml:space="preserve">one annotation round-trip, one publish round-trip).</w:t>
+      </w:r>
+    </w:p>
+    <w:p>
+      <w:pPr>
+        <w:pStyle w:val="Compact"/>
+        <w:numPr>
+          <w:ilvl w:val="0"/>
+          <w:numId w:val="1100"/>
+        </w:numPr>
+      </w:pPr>
+      <w:r>
+        <w:rPr>
+          <w:b/>
+          <w:bCs/>
+        </w:rPr>
+        <w:t xml:space="preserve">Custom domain, if one is planned</w:t>
+      </w:r>
+      <w:r>
+        <w:t xml:space="preserve"> </w:t>
+      </w:r>
+      <w:r>
+        <w:t xml:space="preserve">(e.g.</w:t>
+      </w:r>
+      <w:r>
+        <w:t xml:space="preserve"> </w:t>
+      </w:r>
+      <w:r>
+        <w:rPr>
+          <w:rStyle w:val="VerbatimChar"/>
+        </w:rPr>
+        <w:t xml:space="preserve">studio.icjia.example</w:t>
+      </w:r>
+      <w:r>
+        <w:t xml:space="preserve">): add it to the</w:t>
+      </w:r>
+      <w:r>
+        <w:t xml:space="preserve"> </w:t>
+      </w:r>
+      <w:r>
+        <w:t xml:space="preserve">production Netlify site, wait for DNS + the auto-provisioned certificate, and re-run the</w:t>
+      </w:r>
+      <w:r>
+        <w:t xml:space="preserve"> </w:t>
+      </w:r>
+      <w:r>
+        <w:t xml:space="preserve">login smoke test from that hostname (it must also be in Strapi's CORS allowlist, §1.6).</w:t>
+      </w:r>
+      <w:r>
+        <w:t xml:space="preserve"> </w:t>
+      </w:r>
+      <w:r>
+        <w:t xml:space="preserve">Do this before announcing — HSTS (</w:t>
+      </w:r>
+      <w:r>
+        <w:rPr>
+          <w:rStyle w:val="VerbatimChar"/>
+        </w:rPr>
+        <w:t xml:space="preserve">max-age=31536000</w:t>
+      </w:r>
+      <w:r>
+        <w:t xml:space="preserve">) makes the hostname hard to walk back.</w:t>
+      </w:r>
+    </w:p>
+    <w:p>
+      <w:pPr>
+        <w:pStyle w:val="Compact"/>
+        <w:numPr>
+          <w:ilvl w:val="0"/>
+          <w:numId w:val="1100"/>
+        </w:numPr>
+      </w:pPr>
+      <w:r>
+        <w:t xml:space="preserve">Point people at the production URL. The demo site can keep running as long as it's useful —</w:t>
+      </w:r>
+      <w:r>
+        <w:t xml:space="preserve"> </w:t>
+      </w:r>
+      <w:r>
+        <w:t xml:space="preserve">it is isolated by design (own site, own flag, zero backend reach).</w:t>
+      </w:r>
+    </w:p>
+    <w:p>
+      <w:pPr>
+        <w:pStyle w:val="Compact"/>
+        <w:numPr>
+          <w:ilvl w:val="0"/>
+          <w:numId w:val="1100"/>
+        </w:numPr>
+      </w:pPr>
+      <w:r>
+        <w:t xml:space="preserve">Tag the release: version + date in</w:t>
+      </w:r>
+      <w:r>
+        <w:t xml:space="preserve"> </w:t>
+      </w:r>
+      <w:r>
+        <w:rPr>
+          <w:rStyle w:val="VerbatimChar"/>
+        </w:rPr>
+        <w:t xml:space="preserve">CHANGELOG.md</w:t>
+      </w:r>
+      <w:r>
+        <w:t xml:space="preserve"> </w:t>
+      </w:r>
+      <w:r>
+        <w:t xml:space="preserve">(per repo convention),</w:t>
+      </w:r>
+      <w:r>
+        <w:t xml:space="preserve"> </w:t>
+      </w:r>
+      <w:r>
+        <w:rPr>
+          <w:rStyle w:val="VerbatimChar"/>
+        </w:rPr>
+        <w:t xml:space="preserve">git tag</w:t>
+      </w:r>
+      <w:r>
+        <w:t xml:space="preserve">.</w:t>
+      </w:r>
+    </w:p>
+    <w:bookmarkEnd w:id="144"/>
+    <w:bookmarkStart w:id="145" w:name="toc58"/>
     <w:p>
       <w:pPr>
         <w:pStyle w:val="Heading3"/>
       </w:pPr>
       <w:r>
-        <w:t xml:space="preserve">6. Known launch-posture decisions (documented, deliberate)</w:t>
+        <w:t xml:space="preserve">5. Rollback</w:t>
+      </w:r>
+    </w:p>
+    <w:p>
+      <w:pPr>
+        <w:pStyle w:val="FirstParagraph"/>
+      </w:pPr>
+      <w:r>
+        <w:t xml:space="preserve">The demo is unaffected by anything above, so rollback is only about the production site:</w:t>
       </w:r>
     </w:p>
     <w:p>
@@ -45261,63 +45556,23 @@
         </w:numPr>
       </w:pPr>
       <w:r>
-        <w:rPr>
-          <w:b/>
-          <w:bCs/>
-        </w:rPr>
-        <w:t xml:space="preserve">Annotation freshness:</w:t>
-      </w:r>
-      <w:r>
-        <w:t xml:space="preserve"> </w:t>
-      </w:r>
-      <w:r>
-        <w:t xml:space="preserve">refetch on preview open and after every write. No polling, no</w:t>
-      </w:r>
-      <w:r>
-        <w:t xml:space="preserve"> </w:t>
-      </w:r>
-      <w:r>
-        <w:t xml:space="preserve">websockets. Two reviewers replying to the</w:t>
-      </w:r>
-      <w:r>
-        <w:t xml:space="preserve"> </w:t>
-      </w:r>
-      <w:r>
-        <w:rPr>
-          <w:i/>
-          <w:iCs/>
-        </w:rPr>
-        <w:t xml:space="preserve">same thread</w:t>
-      </w:r>
-      <w:r>
-        <w:t xml:space="preserve"> </w:t>
-      </w:r>
-      <w:r>
-        <w:t xml:space="preserve">in the same instant is</w:t>
-      </w:r>
-      <w:r>
-        <w:t xml:space="preserve"> </w:t>
-      </w:r>
-      <w:r>
-        <w:t xml:space="preserve">last-write-wins (</w:t>
-      </w:r>
-      <w:r>
-        <w:rPr>
-          <w:rStyle w:val="VerbatimChar"/>
-        </w:rPr>
-        <w:t xml:space="preserve">addComment</w:t>
-      </w:r>
-      <w:r>
-        <w:t xml:space="preserve"> </w:t>
-      </w:r>
-      <w:r>
-        <w:t xml:space="preserve">re-fetches then PUTs the whole row). Fine at ICJIA review</w:t>
-      </w:r>
-      <w:r>
-        <w:t xml:space="preserve"> </w:t>
-      </w:r>
-      <w:r>
-        <w:t xml:space="preserve">volumes; revisit only if it ever bites.</w:t>
+        <w:t xml:space="preserve">Bad build → Netlify → Deploys →</w:t>
+      </w:r>
+      <w:r>
+        <w:t xml:space="preserve"> </w:t>
+      </w:r>
+      <w:r>
+        <w:rPr>
+          <w:b/>
+          <w:bCs/>
+        </w:rPr>
+        <w:t xml:space="preserve">Publish</w:t>
+      </w:r>
+      <w:r>
+        <w:t xml:space="preserve"> </w:t>
+      </w:r>
+      <w:r>
+        <w:t xml:space="preserve">the previous known-good deploy (instant).</w:t>
       </w:r>
     </w:p>
     <w:p>
@@ -45329,50 +45584,7 @@
         </w:numPr>
       </w:pPr>
       <w:r>
-        <w:rPr>
-          <w:b/>
-          <w:bCs/>
-        </w:rPr>
-        <w:t xml:space="preserve">Annotation ids:</w:t>
-      </w:r>
-      <w:r>
-        <w:t xml:space="preserve"> </w:t>
-      </w:r>
-      <w:r>
-        <w:t xml:space="preserve">in production, an annotation's id IS its Strapi</w:t>
-      </w:r>
-      <w:r>
-        <w:t xml:space="preserve"> </w:t>
-      </w:r>
-      <w:r>
-        <w:rPr>
-          <w:rStyle w:val="VerbatimChar"/>
-        </w:rPr>
-        <w:t xml:space="preserve">documentId</w:t>
-      </w:r>
-      <w:r>
-        <w:t xml:space="preserve"> </w:t>
-      </w:r>
-      <w:r>
-        <w:t xml:space="preserve">(the</w:t>
-      </w:r>
-      <w:r>
-        <w:t xml:space="preserve"> </w:t>
-      </w:r>
-      <w:r>
-        <w:t xml:space="preserve">target entry's id lives in</w:t>
-      </w:r>
-      <w:r>
-        <w:t xml:space="preserve"> </w:t>
-      </w:r>
-      <w:r>
-        <w:rPr>
-          <w:rStyle w:val="VerbatimChar"/>
-        </w:rPr>
-        <w:t xml:space="preserve">targetDocumentId</w:t>
-      </w:r>
-      <w:r>
-        <w:t xml:space="preserve">). localStorage (demo) ids are client UUIDs.</w:t>
+        <w:t xml:space="preserve">Bad config → restore §3 settings; redeploy.</w:t>
       </w:r>
     </w:p>
     <w:p>
@@ -45384,29 +45596,44 @@
         </w:numPr>
       </w:pPr>
       <w:r>
-        <w:rPr>
-          <w:b/>
-          <w:bCs/>
-        </w:rPr>
-        <w:t xml:space="preserve">Demo annotations do not migrate.</w:t>
-      </w:r>
-      <w:r>
-        <w:t xml:space="preserve"> </w:t>
-      </w:r>
-      <w:r>
-        <w:t xml:space="preserve">localStorage threads live in individual browsers and</w:t>
-      </w:r>
-      <w:r>
-        <w:t xml:space="preserve"> </w:t>
-      </w:r>
-      <w:r>
-        <w:t xml:space="preserve">reference synthetic demo documentIds; they are demonstration data by definition. Anything</w:t>
-      </w:r>
-      <w:r>
-        <w:t xml:space="preserve"> </w:t>
-      </w:r>
-      <w:r>
-        <w:t xml:space="preserve">worth keeping should be re-entered against real drafts after cutover.</w:t>
+        <w:t xml:space="preserve">Strapi-side trouble with</w:t>
+      </w:r>
+      <w:r>
+        <w:t xml:space="preserve"> </w:t>
+      </w:r>
+      <w:r>
+        <w:rPr>
+          <w:rStyle w:val="VerbatimChar"/>
+        </w:rPr>
+        <w:t xml:space="preserve">review-annotation</w:t>
+      </w:r>
+      <w:r>
+        <w:t xml:space="preserve"> </w:t>
+      </w:r>
+      <w:r>
+        <w:t xml:space="preserve">→ the Studio degrades cleanly: annotation</w:t>
+      </w:r>
+      <w:r>
+        <w:t xml:space="preserve"> </w:t>
+      </w:r>
+      <w:r>
+        <w:t xml:space="preserve">calls fail with toasts/console errors but drafts, editing, and publishing are untouched</w:t>
+      </w:r>
+      <w:r>
+        <w:t xml:space="preserve"> </w:t>
+      </w:r>
+      <w:r>
+        <w:t xml:space="preserve">(the adapter is only reached from the preview surfaces).</w:t>
+      </w:r>
+    </w:p>
+    <w:bookmarkEnd w:id="145"/>
+    <w:bookmarkStart w:id="146" w:name="toc59"/>
+    <w:p>
+      <w:pPr>
+        <w:pStyle w:val="Heading3"/>
+      </w:pPr>
+      <w:r>
+        <w:t xml:space="preserve">6. Known launch-posture decisions (documented, deliberate)</w:t>
       </w:r>
     </w:p>
     <w:p>
@@ -45414,7 +45641,7 @@
         <w:pStyle w:val="Compact"/>
         <w:numPr>
           <w:ilvl w:val="0"/>
-          <w:numId w:val="1101"/>
+          <w:numId w:val="1102"/>
         </w:numPr>
       </w:pPr>
       <w:r>
@@ -45422,19 +45649,59 @@
           <w:b/>
           <w:bCs/>
         </w:rPr>
-        <w:t xml:space="preserve">Coarse RBAC on annotations</w:t>
-      </w:r>
-      <w:r>
-        <w:t xml:space="preserve"> </w:t>
-      </w:r>
-      <w:r>
-        <w:t xml:space="preserve">(any Author/Editor can CRUD all of them at the API level)</w:t>
-      </w:r>
-      <w:r>
-        <w:t xml:space="preserve"> </w:t>
-      </w:r>
-      <w:r>
-        <w:t xml:space="preserve">is intentional for launch; the UI enforces the polite rules.</w:t>
+        <w:t xml:space="preserve">Annotation freshness:</w:t>
+      </w:r>
+      <w:r>
+        <w:t xml:space="preserve"> </w:t>
+      </w:r>
+      <w:r>
+        <w:t xml:space="preserve">refetch on preview open and after every write. No polling, no</w:t>
+      </w:r>
+      <w:r>
+        <w:t xml:space="preserve"> </w:t>
+      </w:r>
+      <w:r>
+        <w:t xml:space="preserve">websockets. Two reviewers replying to the</w:t>
+      </w:r>
+      <w:r>
+        <w:t xml:space="preserve"> </w:t>
+      </w:r>
+      <w:r>
+        <w:rPr>
+          <w:i/>
+          <w:iCs/>
+        </w:rPr>
+        <w:t xml:space="preserve">same thread</w:t>
+      </w:r>
+      <w:r>
+        <w:t xml:space="preserve"> </w:t>
+      </w:r>
+      <w:r>
+        <w:t xml:space="preserve">in the same instant is</w:t>
+      </w:r>
+      <w:r>
+        <w:t xml:space="preserve"> </w:t>
+      </w:r>
+      <w:r>
+        <w:t xml:space="preserve">last-write-wins (</w:t>
+      </w:r>
+      <w:r>
+        <w:rPr>
+          <w:rStyle w:val="VerbatimChar"/>
+        </w:rPr>
+        <w:t xml:space="preserve">addComment</w:t>
+      </w:r>
+      <w:r>
+        <w:t xml:space="preserve"> </w:t>
+      </w:r>
+      <w:r>
+        <w:t xml:space="preserve">re-fetches then PUTs the whole row). Fine at ICJIA review</w:t>
+      </w:r>
+      <w:r>
+        <w:t xml:space="preserve"> </w:t>
+      </w:r>
+      <w:r>
+        <w:t xml:space="preserve">volumes; revisit only if it ever bites.</w:t>
       </w:r>
     </w:p>
     <w:p>
@@ -45442,7 +45709,7 @@
         <w:pStyle w:val="Compact"/>
         <w:numPr>
           <w:ilvl w:val="0"/>
-          <w:numId w:val="1101"/>
+          <w:numId w:val="1102"/>
         </w:numPr>
       </w:pPr>
       <w:r>
@@ -45450,46 +45717,46 @@
           <w:b/>
           <w:bCs/>
         </w:rPr>
-        <w:t xml:space="preserve">Non-blocking polish backlog:</w:t>
-      </w:r>
-      <w:r>
-        <w:t xml:space="preserve"> </w:t>
-      </w:r>
-      <w:r>
-        <w:t xml:space="preserve">the Phase-1 final review logged a hardening follow-up</w:t>
-      </w:r>
-      <w:r>
-        <w:t xml:space="preserve"> </w:t>
-      </w:r>
-      <w:r>
-        <w:t xml:space="preserve">list at the end of</w:t>
-      </w:r>
-      <w:r>
-        <w:t xml:space="preserve"> </w:t>
-      </w:r>
-      <w:r>
-        <w:rPr>
-          <w:rStyle w:val="VerbatimChar"/>
-        </w:rPr>
-        <w:t xml:space="preserve">.superpowers/sdd/progress.md</w:t>
-      </w:r>
-      <w:r>
-        <w:t xml:space="preserve"> </w:t>
-      </w:r>
-      <w:r>
-        <w:t xml:space="preserve">(annotation a11y riders: swatch</w:t>
-      </w:r>
-      <w:r>
-        <w:t xml:space="preserve"> </w:t>
-      </w:r>
-      <w:r>
-        <w:t xml:space="preserve">radiogroup semantics, roving toolbar tabindex, drawer dialog semantics, document-level</w:t>
-      </w:r>
-      <w:r>
-        <w:t xml:space="preserve"> </w:t>
-      </w:r>
-      <w:r>
-        <w:t xml:space="preserve">keyboard-create listener). None block launch; keep them visible.</w:t>
+        <w:t xml:space="preserve">Annotation ids:</w:t>
+      </w:r>
+      <w:r>
+        <w:t xml:space="preserve"> </w:t>
+      </w:r>
+      <w:r>
+        <w:t xml:space="preserve">in production, an annotation's id IS its Strapi</w:t>
+      </w:r>
+      <w:r>
+        <w:t xml:space="preserve"> </w:t>
+      </w:r>
+      <w:r>
+        <w:rPr>
+          <w:rStyle w:val="VerbatimChar"/>
+        </w:rPr>
+        <w:t xml:space="preserve">documentId</w:t>
+      </w:r>
+      <w:r>
+        <w:t xml:space="preserve"> </w:t>
+      </w:r>
+      <w:r>
+        <w:t xml:space="preserve">(the</w:t>
+      </w:r>
+      <w:r>
+        <w:t xml:space="preserve"> </w:t>
+      </w:r>
+      <w:r>
+        <w:t xml:space="preserve">target entry's id lives in</w:t>
+      </w:r>
+      <w:r>
+        <w:t xml:space="preserve"> </w:t>
+      </w:r>
+      <w:r>
+        <w:rPr>
+          <w:rStyle w:val="VerbatimChar"/>
+        </w:rPr>
+        <w:t xml:space="preserve">targetDocumentId</w:t>
+      </w:r>
+      <w:r>
+        <w:t xml:space="preserve">). localStorage (demo) ids are client UUIDs.</w:t>
       </w:r>
     </w:p>
     <w:p>
@@ -45497,7 +45764,124 @@
         <w:pStyle w:val="Compact"/>
         <w:numPr>
           <w:ilvl w:val="0"/>
-          <w:numId w:val="1101"/>
+          <w:numId w:val="1102"/>
+        </w:numPr>
+      </w:pPr>
+      <w:r>
+        <w:rPr>
+          <w:b/>
+          <w:bCs/>
+        </w:rPr>
+        <w:t xml:space="preserve">Demo annotations do not migrate.</w:t>
+      </w:r>
+      <w:r>
+        <w:t xml:space="preserve"> </w:t>
+      </w:r>
+      <w:r>
+        <w:t xml:space="preserve">localStorage threads live in individual browsers and</w:t>
+      </w:r>
+      <w:r>
+        <w:t xml:space="preserve"> </w:t>
+      </w:r>
+      <w:r>
+        <w:t xml:space="preserve">reference synthetic demo documentIds; they are demonstration data by definition. Anything</w:t>
+      </w:r>
+      <w:r>
+        <w:t xml:space="preserve"> </w:t>
+      </w:r>
+      <w:r>
+        <w:t xml:space="preserve">worth keeping should be re-entered against real drafts after cutover.</w:t>
+      </w:r>
+    </w:p>
+    <w:p>
+      <w:pPr>
+        <w:pStyle w:val="Compact"/>
+        <w:numPr>
+          <w:ilvl w:val="0"/>
+          <w:numId w:val="1102"/>
+        </w:numPr>
+      </w:pPr>
+      <w:r>
+        <w:rPr>
+          <w:b/>
+          <w:bCs/>
+        </w:rPr>
+        <w:t xml:space="preserve">Coarse RBAC on annotations</w:t>
+      </w:r>
+      <w:r>
+        <w:t xml:space="preserve"> </w:t>
+      </w:r>
+      <w:r>
+        <w:t xml:space="preserve">(any Author/Editor can CRUD all of them at the API level)</w:t>
+      </w:r>
+      <w:r>
+        <w:t xml:space="preserve"> </w:t>
+      </w:r>
+      <w:r>
+        <w:t xml:space="preserve">is intentional for launch; the UI enforces the polite rules.</w:t>
+      </w:r>
+    </w:p>
+    <w:p>
+      <w:pPr>
+        <w:pStyle w:val="Compact"/>
+        <w:numPr>
+          <w:ilvl w:val="0"/>
+          <w:numId w:val="1102"/>
+        </w:numPr>
+      </w:pPr>
+      <w:r>
+        <w:rPr>
+          <w:b/>
+          <w:bCs/>
+        </w:rPr>
+        <w:t xml:space="preserve">Non-blocking polish backlog:</w:t>
+      </w:r>
+      <w:r>
+        <w:t xml:space="preserve"> </w:t>
+      </w:r>
+      <w:r>
+        <w:t xml:space="preserve">the Phase-1 final review logged a hardening follow-up</w:t>
+      </w:r>
+      <w:r>
+        <w:t xml:space="preserve"> </w:t>
+      </w:r>
+      <w:r>
+        <w:t xml:space="preserve">list at the end of</w:t>
+      </w:r>
+      <w:r>
+        <w:t xml:space="preserve"> </w:t>
+      </w:r>
+      <w:r>
+        <w:rPr>
+          <w:rStyle w:val="VerbatimChar"/>
+        </w:rPr>
+        <w:t xml:space="preserve">.superpowers/sdd/progress.md</w:t>
+      </w:r>
+      <w:r>
+        <w:t xml:space="preserve"> </w:t>
+      </w:r>
+      <w:r>
+        <w:t xml:space="preserve">(annotation a11y riders: swatch</w:t>
+      </w:r>
+      <w:r>
+        <w:t xml:space="preserve"> </w:t>
+      </w:r>
+      <w:r>
+        <w:t xml:space="preserve">radiogroup semantics, roving toolbar tabindex, drawer dialog semantics, document-level</w:t>
+      </w:r>
+      <w:r>
+        <w:t xml:space="preserve"> </w:t>
+      </w:r>
+      <w:r>
+        <w:t xml:space="preserve">keyboard-create listener). None block launch; keep them visible.</w:t>
+      </w:r>
+    </w:p>
+    <w:p>
+      <w:pPr>
+        <w:pStyle w:val="Compact"/>
+        <w:numPr>
+          <w:ilvl w:val="0"/>
+          <w:numId w:val="1102"/>
         </w:numPr>
       </w:pPr>
       <w:r>
@@ -46564,6 +46948,9 @@
     <w:abstractNumId w:val="992"/>
   </w:num>
   <w:num w:numId="1099">
+    <w:abstractNumId w:val="992"/>
+  </w:num>
+  <w:num w:numId="1100">
     <w:abstractNumId w:val="99411"/>
     <w:lvlOverride w:ilvl="0">
       <w:startOverride w:val="1"/>
@@ -46593,10 +46980,10 @@
       <w:startOverride w:val="1"/>
     </w:lvlOverride>
   </w:num>
-  <w:num w:numId="1100">
+  <w:num w:numId="1101">
     <w:abstractNumId w:val="991"/>
   </w:num>
-  <w:num w:numId="1101">
+  <w:num w:numId="1102">
     <w:abstractNumId w:val="991"/>
   </w:num>
 </w:numbering>

--- a/docs/ICJIA-Studio-20-analysis-roadmap-copperhead.docx
+++ b/docs/ICJIA-Studio-20-analysis-roadmap-copperhead.docx
@@ -3986,13 +3986,53 @@
                 <w:b/>
                 <w:bCs/>
               </w:rPr>
+              <w:t xml:space="preserve">◑ Uptime half done (v0.8.2, 2026-07-17); error-reporter half deferred by decision (2026-07-17).</w:t>
+            </w:r>
+            <w:r>
+              <w:t xml:space="preserve"> </w:t>
+            </w:r>
+            <w:r>
+              <w:rPr>
+                <w:b/>
+                <w:bCs/>
+              </w:rPr>
               <w:t xml:space="preserve">Error monitoring + uptime checks.</w:t>
             </w:r>
             <w:r>
               <w:t xml:space="preserve"> </w:t>
             </w:r>
             <w:r>
-              <w:t xml:space="preserve">Wire a client error reporter (e.g. Sentry, allowed by adding one host to the production CSP) and simple uptime probes on the Studio and the Strapi API, alerting R&amp;A/dev.</w:t>
+              <w:t xml:space="preserve">Uptime: UptimeRobot probes on the Studio URL and the Strapi</w:t>
+            </w:r>
+            <w:r>
+              <w:t xml:space="preserve"> </w:t>
+            </w:r>
+            <w:r>
+              <w:rPr>
+                <w:rStyle w:val="VerbatimChar"/>
+              </w:rPr>
+              <w:t xml:space="preserve">/_health</w:t>
+            </w:r>
+            <w:r>
+              <w:t xml:space="preserve"> </w:t>
+            </w:r>
+            <w:r>
+              <w:t xml:space="preserve">endpoint (returns 204 unauthenticated — verified) are runbook'd (§4a) and turn on at cutover. Error reporter (Sentry): management chose to build it in at a later date; the design notes for the future build-in are recorded in</w:t>
+            </w:r>
+            <w:r>
+              <w:t xml:space="preserve"> </w:t>
+            </w:r>
+            <w:r>
+              <w:rPr>
+                <w:rStyle w:val="VerbatimChar"/>
+              </w:rPr>
+              <w:t xml:space="preserve">ROADMAP.md</w:t>
+            </w:r>
+            <w:r>
+              <w:t xml:space="preserve"> </w:t>
+            </w:r>
+            <w:r>
+              <w:t xml:space="preserve">(Deferred).</w:t>
             </w:r>
           </w:p>
         </w:tc>
@@ -4014,18 +4054,18 @@
               <w:pStyle w:val="Compact"/>
             </w:pPr>
             <w:r>
-              <w:t xml:space="preserve">No monitoring/error-reporting code or config anywhere</w:t>
-            </w:r>
-          </w:p>
-        </w:tc>
-        <w:tc>
-          <w:tcPr/>
-          <w:p>
-            <w:pPr>
-              <w:pStyle w:val="Compact"/>
-            </w:pPr>
-            <w:r>
-              <w:t xml:space="preserve">0.5–1 day</w:t>
+              <w:t xml:space="preserve">Runbook §4a; ROADMAP Deferred entry</w:t>
+            </w:r>
+          </w:p>
+        </w:tc>
+        <w:tc>
+          <w:tcPr/>
+          <w:p>
+            <w:pPr>
+              <w:pStyle w:val="Compact"/>
+            </w:pPr>
+            <w:r>
+              <w:t xml:space="preserve">uptime: done · reporter: deferred</w:t>
             </w:r>
           </w:p>
         </w:tc>
@@ -6693,7 +6733,7 @@
           <w:b/>
           <w:bCs/>
         </w:rPr>
-        <w:t xml:space="preserve">Hub Studio 2.0 · Studio build v0.8.1</w:t>
+        <w:t xml:space="preserve">Hub Studio 2.0 · Studio build v0.8.2</w:t>
       </w:r>
       <w:r>
         <w:t xml:space="preserve"> </w:t>
@@ -22266,7 +22306,7 @@
           <w:b/>
           <w:bCs/>
         </w:rPr>
-        <w:t xml:space="preserve">Hub Studio 2.0 · Studio build v0.8.1</w:t>
+        <w:t xml:space="preserve">Hub Studio 2.0 · Studio build v0.8.2</w:t>
       </w:r>
       <w:r>
         <w:t xml:space="preserve"> </w:t>
@@ -42558,7 +42598,7 @@
     <w:bookmarkEnd w:id="137"/>
     <w:bookmarkEnd w:id="138"/>
     <w:bookmarkEnd w:id="139"/>
-    <w:bookmarkStart w:id="148" w:name="toc51"/>
+    <w:bookmarkStart w:id="149" w:name="toc51"/>
     <w:p>
       <w:pPr>
         <w:pStyle w:val="Heading1"/>
@@ -42579,7 +42619,7 @@
         <w:t xml:space="preserve">Companion document, included in full (current as of this edition's date). Sections below keep their own internal numbering.</w:t>
       </w:r>
     </w:p>
-    <w:bookmarkStart w:id="147" w:name="toc52"/>
+    <w:bookmarkStart w:id="148" w:name="toc52"/>
     <w:p>
       <w:pPr>
         <w:pStyle w:val="Heading2"/>
@@ -45617,7 +45657,7 @@
       </w:r>
     </w:p>
     <w:bookmarkEnd w:id="143"/>
-    <w:bookmarkStart w:id="144" w:name="toc57"/>
+    <w:bookmarkStart w:id="145" w:name="toc57"/>
     <w:p>
       <w:pPr>
         <w:pStyle w:val="Heading3"/>
@@ -45835,14 +45875,25 @@
         <w:t xml:space="preserve">.</w:t>
       </w:r>
     </w:p>
-    <w:bookmarkEnd w:id="144"/>
-    <w:bookmarkStart w:id="145" w:name="toc58"/>
-    <w:p>
-      <w:pPr>
-        <w:pStyle w:val="Heading3"/>
-      </w:pPr>
-      <w:r>
-        <w:t xml:space="preserve">5. Rollback</w:t>
+    <w:p>
+      <w:pPr>
+        <w:pStyle w:val="Compact"/>
+        <w:numPr>
+          <w:ilvl w:val="0"/>
+          <w:numId w:val="1100"/>
+        </w:numPr>
+      </w:pPr>
+      <w:r>
+        <w:t xml:space="preserve">Turn on the uptime monitors (§4a) and confirm the test alert reaches a real inbox.</w:t>
+      </w:r>
+    </w:p>
+    <w:bookmarkStart w:id="144" w:name="Xb1ef1b0afa08df8442136559285c45830964517"/>
+    <w:p>
+      <w:pPr>
+        <w:pStyle w:val="Heading4"/>
+      </w:pPr>
+      <w:r>
+        <w:t xml:space="preserve">4a. Uptime monitors (UptimeRobot — turn on at cutover)</w:t>
       </w:r>
     </w:p>
     <w:p>
@@ -45850,7 +45901,19 @@
         <w:pStyle w:val="FirstParagraph"/>
       </w:pPr>
       <w:r>
-        <w:t xml:space="preserve">The demo is unaffected by anything above, so rollback is only about the production site:</w:t>
+        <w:t xml:space="preserve">Outside-in "is it actually up" probes, so downtime is known before an author reports it</w:t>
+      </w:r>
+      <w:r>
+        <w:t xml:space="preserve"> </w:t>
+      </w:r>
+      <w:r>
+        <w:t xml:space="preserve">(analysis-roadmap §5.4-7). UptimeRobot's free tier (50 monitors, 5-minute interval, email</w:t>
+      </w:r>
+      <w:r>
+        <w:t xml:space="preserve"> </w:t>
+      </w:r>
+      <w:r>
+        <w:t xml:space="preserve">alerts) is sufficient; no code or CSP changes are involved.</w:t>
       </w:r>
     </w:p>
     <w:p>
@@ -45862,23 +45925,7 @@
         </w:numPr>
       </w:pPr>
       <w:r>
-        <w:t xml:space="preserve">Bad build → Netlify → Deploys →</w:t>
-      </w:r>
-      <w:r>
-        <w:t xml:space="preserve"> </w:t>
-      </w:r>
-      <w:r>
-        <w:rPr>
-          <w:b/>
-          <w:bCs/>
-        </w:rPr>
-        <w:t xml:space="preserve">Publish</w:t>
-      </w:r>
-      <w:r>
-        <w:t xml:space="preserve"> </w:t>
-      </w:r>
-      <w:r>
-        <w:t xml:space="preserve">the previous known-good deploy (instant).</w:t>
+        <w:t xml:space="preserve">Create a free UptimeRobot account owned by a shared R&amp;A/dev identity, not an individual.</w:t>
       </w:r>
     </w:p>
     <w:p>
@@ -45890,7 +45937,23 @@
         </w:numPr>
       </w:pPr>
       <w:r>
-        <w:t xml:space="preserve">Bad config → restore §3 settings; redeploy.</w:t>
+        <w:rPr>
+          <w:b/>
+          <w:bCs/>
+        </w:rPr>
+        <w:t xml:space="preserve">Monitor 1 — the Studio:</w:t>
+      </w:r>
+      <w:r>
+        <w:t xml:space="preserve"> </w:t>
+      </w:r>
+      <w:r>
+        <w:t xml:space="preserve">HTTPS monitor on the production Studio URL. Any 2xx counts</w:t>
+      </w:r>
+      <w:r>
+        <w:t xml:space="preserve"> </w:t>
+      </w:r>
+      <w:r>
+        <w:t xml:space="preserve">as up.</w:t>
       </w:r>
     </w:p>
     <w:p>
@@ -45902,44 +45965,164 @@
         </w:numPr>
       </w:pPr>
       <w:r>
-        <w:t xml:space="preserve">Strapi-side trouble with</w:t>
-      </w:r>
-      <w:r>
-        <w:t xml:space="preserve"> </w:t>
-      </w:r>
-      <w:r>
-        <w:rPr>
-          <w:rStyle w:val="VerbatimChar"/>
-        </w:rPr>
-        <w:t xml:space="preserve">review-annotation</w:t>
-      </w:r>
-      <w:r>
-        <w:t xml:space="preserve"> </w:t>
-      </w:r>
-      <w:r>
-        <w:t xml:space="preserve">→ the Studio degrades cleanly: annotation</w:t>
-      </w:r>
-      <w:r>
-        <w:t xml:space="preserve"> </w:t>
-      </w:r>
-      <w:r>
-        <w:t xml:space="preserve">calls fail with toasts/console errors but drafts, editing, and publishing are untouched</w:t>
-      </w:r>
-      <w:r>
-        <w:t xml:space="preserve"> </w:t>
-      </w:r>
-      <w:r>
-        <w:t xml:space="preserve">(the adapter is only reached from the preview surfaces).</w:t>
-      </w:r>
-    </w:p>
+        <w:rPr>
+          <w:b/>
+          <w:bCs/>
+        </w:rPr>
+        <w:t xml:space="preserve">Monitor 2 — the Strapi API:</w:t>
+      </w:r>
+      <w:r>
+        <w:t xml:space="preserve"> </w:t>
+      </w:r>
+      <w:r>
+        <w:t xml:space="preserve">HTTPS monitor on</w:t>
+      </w:r>
+      <w:r>
+        <w:t xml:space="preserve"> </w:t>
+      </w:r>
+      <w:r>
+        <w:rPr>
+          <w:rStyle w:val="VerbatimChar"/>
+        </w:rPr>
+        <w:t xml:space="preserve">https://v2.hub.icjia-api.cloud/_health</w:t>
+      </w:r>
+      <w:r>
+        <w:t xml:space="preserve"> </w:t>
+      </w:r>
+      <w:r>
+        <w:t xml:space="preserve">— Strapi's built-in health endpoint, which</w:t>
+      </w:r>
+      <w:r>
+        <w:t xml:space="preserve"> </w:t>
+      </w:r>
+      <w:r>
+        <w:t xml:space="preserve">returns</w:t>
+      </w:r>
+      <w:r>
+        <w:t xml:space="preserve"> </w:t>
+      </w:r>
+      <w:r>
+        <w:rPr>
+          <w:b/>
+          <w:bCs/>
+        </w:rPr>
+        <w:t xml:space="preserve">HTTP 204 No Content</w:t>
+      </w:r>
+      <w:r>
+        <w:t xml:space="preserve"> </w:t>
+      </w:r>
+      <w:r>
+        <w:t xml:space="preserve">unauthenticated (verified 2026-07-17); 204 is 2xx, so</w:t>
+      </w:r>
+      <w:r>
+        <w:t xml:space="preserve"> </w:t>
+      </w:r>
+      <w:r>
+        <w:t xml:space="preserve">the default monitor treats it as up.</w:t>
+      </w:r>
+    </w:p>
+    <w:p>
+      <w:pPr>
+        <w:pStyle w:val="Compact"/>
+        <w:numPr>
+          <w:ilvl w:val="0"/>
+          <w:numId w:val="1101"/>
+        </w:numPr>
+      </w:pPr>
+      <w:r>
+        <w:t xml:space="preserve">Point alert contacts at a shared inbox R&amp;A and the developer both read.</w:t>
+      </w:r>
+    </w:p>
+    <w:p>
+      <w:pPr>
+        <w:pStyle w:val="Compact"/>
+        <w:numPr>
+          <w:ilvl w:val="0"/>
+          <w:numId w:val="1101"/>
+        </w:numPr>
+      </w:pPr>
+      <w:r>
+        <w:rPr>
+          <w:i/>
+          <w:iCs/>
+        </w:rPr>
+        <w:t xml:space="preserve">(Optional, during the §2 rehearsal window)</w:t>
+      </w:r>
+      <w:r>
+        <w:t xml:space="preserve"> </w:t>
+      </w:r>
+      <w:r>
+        <w:t xml:space="preserve">a third monitor on the staging site;</w:t>
+      </w:r>
+      <w:r>
+        <w:t xml:space="preserve"> </w:t>
+      </w:r>
+      <w:r>
+        <w:t xml:space="preserve">delete it when staging is retired.</w:t>
+      </w:r>
+    </w:p>
+    <w:p>
+      <w:pPr>
+        <w:pStyle w:val="FirstParagraph"/>
+      </w:pPr>
+      <w:r>
+        <w:t xml:space="preserve">The client-side</w:t>
+      </w:r>
+      <w:r>
+        <w:t xml:space="preserve"> </w:t>
+      </w:r>
+      <w:r>
+        <w:rPr>
+          <w:b/>
+          <w:bCs/>
+        </w:rPr>
+        <w:t xml:space="preserve">error reporter</w:t>
+      </w:r>
+      <w:r>
+        <w:t xml:space="preserve"> </w:t>
+      </w:r>
+      <w:r>
+        <w:t xml:space="preserve">half of §5.4-7 (Sentry) is deliberately deferred — see</w:t>
+      </w:r>
+      <w:r>
+        <w:t xml:space="preserve"> </w:t>
+      </w:r>
+      <w:r>
+        <w:rPr>
+          <w:rStyle w:val="VerbatimChar"/>
+        </w:rPr>
+        <w:t xml:space="preserve">ROADMAP.md</w:t>
+      </w:r>
+      <w:r>
+        <w:t xml:space="preserve"> </w:t>
+      </w:r>
+      <w:r>
+        <w:t xml:space="preserve">(Deferred) for the decision and the recorded design notes for building it in</w:t>
+      </w:r>
+      <w:r>
+        <w:t xml:space="preserve"> </w:t>
+      </w:r>
+      <w:r>
+        <w:t xml:space="preserve">later.</w:t>
+      </w:r>
+    </w:p>
+    <w:bookmarkEnd w:id="144"/>
     <w:bookmarkEnd w:id="145"/>
-    <w:bookmarkStart w:id="146" w:name="toc59"/>
+    <w:bookmarkStart w:id="146" w:name="toc58"/>
     <w:p>
       <w:pPr>
         <w:pStyle w:val="Heading3"/>
       </w:pPr>
       <w:r>
-        <w:t xml:space="preserve">6. Known launch-posture decisions (documented, deliberate)</w:t>
+        <w:t xml:space="preserve">5. Rollback</w:t>
+      </w:r>
+    </w:p>
+    <w:p>
+      <w:pPr>
+        <w:pStyle w:val="FirstParagraph"/>
+      </w:pPr>
+      <w:r>
+        <w:t xml:space="preserve">The demo is unaffected by anything above, so rollback is only about the production site:</w:t>
       </w:r>
     </w:p>
     <w:p>
@@ -45951,63 +46134,23 @@
         </w:numPr>
       </w:pPr>
       <w:r>
-        <w:rPr>
-          <w:b/>
-          <w:bCs/>
-        </w:rPr>
-        <w:t xml:space="preserve">Annotation freshness:</w:t>
-      </w:r>
-      <w:r>
-        <w:t xml:space="preserve"> </w:t>
-      </w:r>
-      <w:r>
-        <w:t xml:space="preserve">refetch on preview open and after every write. No polling, no</w:t>
-      </w:r>
-      <w:r>
-        <w:t xml:space="preserve"> </w:t>
-      </w:r>
-      <w:r>
-        <w:t xml:space="preserve">websockets. Two reviewers replying to the</w:t>
-      </w:r>
-      <w:r>
-        <w:t xml:space="preserve"> </w:t>
-      </w:r>
-      <w:r>
-        <w:rPr>
-          <w:i/>
-          <w:iCs/>
-        </w:rPr>
-        <w:t xml:space="preserve">same thread</w:t>
-      </w:r>
-      <w:r>
-        <w:t xml:space="preserve"> </w:t>
-      </w:r>
-      <w:r>
-        <w:t xml:space="preserve">in the same instant is</w:t>
-      </w:r>
-      <w:r>
-        <w:t xml:space="preserve"> </w:t>
-      </w:r>
-      <w:r>
-        <w:t xml:space="preserve">last-write-wins (</w:t>
-      </w:r>
-      <w:r>
-        <w:rPr>
-          <w:rStyle w:val="VerbatimChar"/>
-        </w:rPr>
-        <w:t xml:space="preserve">addComment</w:t>
-      </w:r>
-      <w:r>
-        <w:t xml:space="preserve"> </w:t>
-      </w:r>
-      <w:r>
-        <w:t xml:space="preserve">re-fetches then PUTs the whole row). Fine at ICJIA review</w:t>
-      </w:r>
-      <w:r>
-        <w:t xml:space="preserve"> </w:t>
-      </w:r>
-      <w:r>
-        <w:t xml:space="preserve">volumes; revisit only if it ever bites.</w:t>
+        <w:t xml:space="preserve">Bad build → Netlify → Deploys →</w:t>
+      </w:r>
+      <w:r>
+        <w:t xml:space="preserve"> </w:t>
+      </w:r>
+      <w:r>
+        <w:rPr>
+          <w:b/>
+          <w:bCs/>
+        </w:rPr>
+        <w:t xml:space="preserve">Publish</w:t>
+      </w:r>
+      <w:r>
+        <w:t xml:space="preserve"> </w:t>
+      </w:r>
+      <w:r>
+        <w:t xml:space="preserve">the previous known-good deploy (instant).</w:t>
       </w:r>
     </w:p>
     <w:p>
@@ -46019,50 +46162,7 @@
         </w:numPr>
       </w:pPr>
       <w:r>
-        <w:rPr>
-          <w:b/>
-          <w:bCs/>
-        </w:rPr>
-        <w:t xml:space="preserve">Annotation ids:</w:t>
-      </w:r>
-      <w:r>
-        <w:t xml:space="preserve"> </w:t>
-      </w:r>
-      <w:r>
-        <w:t xml:space="preserve">in production, an annotation's id IS its Strapi</w:t>
-      </w:r>
-      <w:r>
-        <w:t xml:space="preserve"> </w:t>
-      </w:r>
-      <w:r>
-        <w:rPr>
-          <w:rStyle w:val="VerbatimChar"/>
-        </w:rPr>
-        <w:t xml:space="preserve">documentId</w:t>
-      </w:r>
-      <w:r>
-        <w:t xml:space="preserve"> </w:t>
-      </w:r>
-      <w:r>
-        <w:t xml:space="preserve">(the</w:t>
-      </w:r>
-      <w:r>
-        <w:t xml:space="preserve"> </w:t>
-      </w:r>
-      <w:r>
-        <w:t xml:space="preserve">target entry's id lives in</w:t>
-      </w:r>
-      <w:r>
-        <w:t xml:space="preserve"> </w:t>
-      </w:r>
-      <w:r>
-        <w:rPr>
-          <w:rStyle w:val="VerbatimChar"/>
-        </w:rPr>
-        <w:t xml:space="preserve">targetDocumentId</w:t>
-      </w:r>
-      <w:r>
-        <w:t xml:space="preserve">). localStorage (demo) ids are client UUIDs.</w:t>
+        <w:t xml:space="preserve">Bad config → restore §3 settings; redeploy.</w:t>
       </w:r>
     </w:p>
     <w:p>
@@ -46074,29 +46174,44 @@
         </w:numPr>
       </w:pPr>
       <w:r>
-        <w:rPr>
-          <w:b/>
-          <w:bCs/>
-        </w:rPr>
-        <w:t xml:space="preserve">Demo annotations do not migrate.</w:t>
-      </w:r>
-      <w:r>
-        <w:t xml:space="preserve"> </w:t>
-      </w:r>
-      <w:r>
-        <w:t xml:space="preserve">localStorage threads live in individual browsers and</w:t>
-      </w:r>
-      <w:r>
-        <w:t xml:space="preserve"> </w:t>
-      </w:r>
-      <w:r>
-        <w:t xml:space="preserve">reference synthetic demo documentIds; they are demonstration data by definition. Anything</w:t>
-      </w:r>
-      <w:r>
-        <w:t xml:space="preserve"> </w:t>
-      </w:r>
-      <w:r>
-        <w:t xml:space="preserve">worth keeping should be re-entered against real drafts after cutover.</w:t>
+        <w:t xml:space="preserve">Strapi-side trouble with</w:t>
+      </w:r>
+      <w:r>
+        <w:t xml:space="preserve"> </w:t>
+      </w:r>
+      <w:r>
+        <w:rPr>
+          <w:rStyle w:val="VerbatimChar"/>
+        </w:rPr>
+        <w:t xml:space="preserve">review-annotation</w:t>
+      </w:r>
+      <w:r>
+        <w:t xml:space="preserve"> </w:t>
+      </w:r>
+      <w:r>
+        <w:t xml:space="preserve">→ the Studio degrades cleanly: annotation</w:t>
+      </w:r>
+      <w:r>
+        <w:t xml:space="preserve"> </w:t>
+      </w:r>
+      <w:r>
+        <w:t xml:space="preserve">calls fail with toasts/console errors but drafts, editing, and publishing are untouched</w:t>
+      </w:r>
+      <w:r>
+        <w:t xml:space="preserve"> </w:t>
+      </w:r>
+      <w:r>
+        <w:t xml:space="preserve">(the adapter is only reached from the preview surfaces).</w:t>
+      </w:r>
+    </w:p>
+    <w:bookmarkEnd w:id="146"/>
+    <w:bookmarkStart w:id="147" w:name="toc59"/>
+    <w:p>
+      <w:pPr>
+        <w:pStyle w:val="Heading3"/>
+      </w:pPr>
+      <w:r>
+        <w:t xml:space="preserve">6. Known launch-posture decisions (documented, deliberate)</w:t>
       </w:r>
     </w:p>
     <w:p>
@@ -46104,7 +46219,7 @@
         <w:pStyle w:val="Compact"/>
         <w:numPr>
           <w:ilvl w:val="0"/>
-          <w:numId w:val="1102"/>
+          <w:numId w:val="1103"/>
         </w:numPr>
       </w:pPr>
       <w:r>
@@ -46112,19 +46227,59 @@
           <w:b/>
           <w:bCs/>
         </w:rPr>
-        <w:t xml:space="preserve">Coarse RBAC on annotations</w:t>
-      </w:r>
-      <w:r>
-        <w:t xml:space="preserve"> </w:t>
-      </w:r>
-      <w:r>
-        <w:t xml:space="preserve">(any Author/Editor can CRUD all of them at the API level)</w:t>
-      </w:r>
-      <w:r>
-        <w:t xml:space="preserve"> </w:t>
-      </w:r>
-      <w:r>
-        <w:t xml:space="preserve">is intentional for launch; the UI enforces the polite rules.</w:t>
+        <w:t xml:space="preserve">Annotation freshness:</w:t>
+      </w:r>
+      <w:r>
+        <w:t xml:space="preserve"> </w:t>
+      </w:r>
+      <w:r>
+        <w:t xml:space="preserve">refetch on preview open and after every write. No polling, no</w:t>
+      </w:r>
+      <w:r>
+        <w:t xml:space="preserve"> </w:t>
+      </w:r>
+      <w:r>
+        <w:t xml:space="preserve">websockets. Two reviewers replying to the</w:t>
+      </w:r>
+      <w:r>
+        <w:t xml:space="preserve"> </w:t>
+      </w:r>
+      <w:r>
+        <w:rPr>
+          <w:i/>
+          <w:iCs/>
+        </w:rPr>
+        <w:t xml:space="preserve">same thread</w:t>
+      </w:r>
+      <w:r>
+        <w:t xml:space="preserve"> </w:t>
+      </w:r>
+      <w:r>
+        <w:t xml:space="preserve">in the same instant is</w:t>
+      </w:r>
+      <w:r>
+        <w:t xml:space="preserve"> </w:t>
+      </w:r>
+      <w:r>
+        <w:t xml:space="preserve">last-write-wins (</w:t>
+      </w:r>
+      <w:r>
+        <w:rPr>
+          <w:rStyle w:val="VerbatimChar"/>
+        </w:rPr>
+        <w:t xml:space="preserve">addComment</w:t>
+      </w:r>
+      <w:r>
+        <w:t xml:space="preserve"> </w:t>
+      </w:r>
+      <w:r>
+        <w:t xml:space="preserve">re-fetches then PUTs the whole row). Fine at ICJIA review</w:t>
+      </w:r>
+      <w:r>
+        <w:t xml:space="preserve"> </w:t>
+      </w:r>
+      <w:r>
+        <w:t xml:space="preserve">volumes; revisit only if it ever bites.</w:t>
       </w:r>
     </w:p>
     <w:p>
@@ -46132,7 +46287,7 @@
         <w:pStyle w:val="Compact"/>
         <w:numPr>
           <w:ilvl w:val="0"/>
-          <w:numId w:val="1102"/>
+          <w:numId w:val="1103"/>
         </w:numPr>
       </w:pPr>
       <w:r>
@@ -46140,46 +46295,46 @@
           <w:b/>
           <w:bCs/>
         </w:rPr>
-        <w:t xml:space="preserve">Non-blocking polish backlog:</w:t>
-      </w:r>
-      <w:r>
-        <w:t xml:space="preserve"> </w:t>
-      </w:r>
-      <w:r>
-        <w:t xml:space="preserve">the Phase-1 final review logged a hardening follow-up</w:t>
-      </w:r>
-      <w:r>
-        <w:t xml:space="preserve"> </w:t>
-      </w:r>
-      <w:r>
-        <w:t xml:space="preserve">list at the end of</w:t>
-      </w:r>
-      <w:r>
-        <w:t xml:space="preserve"> </w:t>
-      </w:r>
-      <w:r>
-        <w:rPr>
-          <w:rStyle w:val="VerbatimChar"/>
-        </w:rPr>
-        <w:t xml:space="preserve">.superpowers/sdd/progress.md</w:t>
-      </w:r>
-      <w:r>
-        <w:t xml:space="preserve"> </w:t>
-      </w:r>
-      <w:r>
-        <w:t xml:space="preserve">(annotation a11y riders: swatch</w:t>
-      </w:r>
-      <w:r>
-        <w:t xml:space="preserve"> </w:t>
-      </w:r>
-      <w:r>
-        <w:t xml:space="preserve">radiogroup semantics, roving toolbar tabindex, drawer dialog semantics, document-level</w:t>
-      </w:r>
-      <w:r>
-        <w:t xml:space="preserve"> </w:t>
-      </w:r>
-      <w:r>
-        <w:t xml:space="preserve">keyboard-create listener). None block launch; keep them visible.</w:t>
+        <w:t xml:space="preserve">Annotation ids:</w:t>
+      </w:r>
+      <w:r>
+        <w:t xml:space="preserve"> </w:t>
+      </w:r>
+      <w:r>
+        <w:t xml:space="preserve">in production, an annotation's id IS its Strapi</w:t>
+      </w:r>
+      <w:r>
+        <w:t xml:space="preserve"> </w:t>
+      </w:r>
+      <w:r>
+        <w:rPr>
+          <w:rStyle w:val="VerbatimChar"/>
+        </w:rPr>
+        <w:t xml:space="preserve">documentId</w:t>
+      </w:r>
+      <w:r>
+        <w:t xml:space="preserve"> </w:t>
+      </w:r>
+      <w:r>
+        <w:t xml:space="preserve">(the</w:t>
+      </w:r>
+      <w:r>
+        <w:t xml:space="preserve"> </w:t>
+      </w:r>
+      <w:r>
+        <w:t xml:space="preserve">target entry's id lives in</w:t>
+      </w:r>
+      <w:r>
+        <w:t xml:space="preserve"> </w:t>
+      </w:r>
+      <w:r>
+        <w:rPr>
+          <w:rStyle w:val="VerbatimChar"/>
+        </w:rPr>
+        <w:t xml:space="preserve">targetDocumentId</w:t>
+      </w:r>
+      <w:r>
+        <w:t xml:space="preserve">). localStorage (demo) ids are client UUIDs.</w:t>
       </w:r>
     </w:p>
     <w:p>
@@ -46187,7 +46342,7 @@
         <w:pStyle w:val="Compact"/>
         <w:numPr>
           <w:ilvl w:val="0"/>
-          <w:numId w:val="1102"/>
+          <w:numId w:val="1103"/>
         </w:numPr>
       </w:pPr>
       <w:r>
@@ -46195,6 +46350,123 @@
           <w:b/>
           <w:bCs/>
         </w:rPr>
+        <w:t xml:space="preserve">Demo annotations do not migrate.</w:t>
+      </w:r>
+      <w:r>
+        <w:t xml:space="preserve"> </w:t>
+      </w:r>
+      <w:r>
+        <w:t xml:space="preserve">localStorage threads live in individual browsers and</w:t>
+      </w:r>
+      <w:r>
+        <w:t xml:space="preserve"> </w:t>
+      </w:r>
+      <w:r>
+        <w:t xml:space="preserve">reference synthetic demo documentIds; they are demonstration data by definition. Anything</w:t>
+      </w:r>
+      <w:r>
+        <w:t xml:space="preserve"> </w:t>
+      </w:r>
+      <w:r>
+        <w:t xml:space="preserve">worth keeping should be re-entered against real drafts after cutover.</w:t>
+      </w:r>
+    </w:p>
+    <w:p>
+      <w:pPr>
+        <w:pStyle w:val="Compact"/>
+        <w:numPr>
+          <w:ilvl w:val="0"/>
+          <w:numId w:val="1103"/>
+        </w:numPr>
+      </w:pPr>
+      <w:r>
+        <w:rPr>
+          <w:b/>
+          <w:bCs/>
+        </w:rPr>
+        <w:t xml:space="preserve">Coarse RBAC on annotations</w:t>
+      </w:r>
+      <w:r>
+        <w:t xml:space="preserve"> </w:t>
+      </w:r>
+      <w:r>
+        <w:t xml:space="preserve">(any Author/Editor can CRUD all of them at the API level)</w:t>
+      </w:r>
+      <w:r>
+        <w:t xml:space="preserve"> </w:t>
+      </w:r>
+      <w:r>
+        <w:t xml:space="preserve">is intentional for launch; the UI enforces the polite rules.</w:t>
+      </w:r>
+    </w:p>
+    <w:p>
+      <w:pPr>
+        <w:pStyle w:val="Compact"/>
+        <w:numPr>
+          <w:ilvl w:val="0"/>
+          <w:numId w:val="1103"/>
+        </w:numPr>
+      </w:pPr>
+      <w:r>
+        <w:rPr>
+          <w:b/>
+          <w:bCs/>
+        </w:rPr>
+        <w:t xml:space="preserve">Non-blocking polish backlog:</w:t>
+      </w:r>
+      <w:r>
+        <w:t xml:space="preserve"> </w:t>
+      </w:r>
+      <w:r>
+        <w:t xml:space="preserve">the Phase-1 final review logged a hardening follow-up</w:t>
+      </w:r>
+      <w:r>
+        <w:t xml:space="preserve"> </w:t>
+      </w:r>
+      <w:r>
+        <w:t xml:space="preserve">list at the end of</w:t>
+      </w:r>
+      <w:r>
+        <w:t xml:space="preserve"> </w:t>
+      </w:r>
+      <w:r>
+        <w:rPr>
+          <w:rStyle w:val="VerbatimChar"/>
+        </w:rPr>
+        <w:t xml:space="preserve">.superpowers/sdd/progress.md</w:t>
+      </w:r>
+      <w:r>
+        <w:t xml:space="preserve"> </w:t>
+      </w:r>
+      <w:r>
+        <w:t xml:space="preserve">(annotation a11y riders: swatch</w:t>
+      </w:r>
+      <w:r>
+        <w:t xml:space="preserve"> </w:t>
+      </w:r>
+      <w:r>
+        <w:t xml:space="preserve">radiogroup semantics, roving toolbar tabindex, drawer dialog semantics, document-level</w:t>
+      </w:r>
+      <w:r>
+        <w:t xml:space="preserve"> </w:t>
+      </w:r>
+      <w:r>
+        <w:t xml:space="preserve">keyboard-create listener). None block launch; keep them visible.</w:t>
+      </w:r>
+    </w:p>
+    <w:p>
+      <w:pPr>
+        <w:pStyle w:val="Compact"/>
+        <w:numPr>
+          <w:ilvl w:val="0"/>
+          <w:numId w:val="1103"/>
+        </w:numPr>
+      </w:pPr>
+      <w:r>
+        <w:rPr>
+          <w:b/>
+          <w:bCs/>
+        </w:rPr>
         <w:t xml:space="preserve">Dev bypass ships-but-unreachable — and the CI launch gate.</w:t>
       </w:r>
       <w:r>
@@ -46314,9 +46586,9 @@
         <w:t xml:space="preserve">the same PR — from then on CI proves every production bundle ships without the bypass.</w:t>
       </w:r>
     </w:p>
-    <w:bookmarkEnd w:id="146"/>
     <w:bookmarkEnd w:id="147"/>
     <w:bookmarkEnd w:id="148"/>
+    <w:bookmarkEnd w:id="149"/>
     <w:sectPr>
       <w:footnotePr>
         <w:numRestart w:val="eachSect"/>
@@ -47287,9 +47559,39 @@
     </w:lvlOverride>
   </w:num>
   <w:num w:numId="1101">
+    <w:abstractNumId w:val="99411"/>
+    <w:lvlOverride w:ilvl="0">
+      <w:startOverride w:val="1"/>
+    </w:lvlOverride>
+    <w:lvlOverride w:ilvl="1">
+      <w:startOverride w:val="1"/>
+    </w:lvlOverride>
+    <w:lvlOverride w:ilvl="2">
+      <w:startOverride w:val="1"/>
+    </w:lvlOverride>
+    <w:lvlOverride w:ilvl="3">
+      <w:startOverride w:val="1"/>
+    </w:lvlOverride>
+    <w:lvlOverride w:ilvl="4">
+      <w:startOverride w:val="1"/>
+    </w:lvlOverride>
+    <w:lvlOverride w:ilvl="5">
+      <w:startOverride w:val="1"/>
+    </w:lvlOverride>
+    <w:lvlOverride w:ilvl="6">
+      <w:startOverride w:val="1"/>
+    </w:lvlOverride>
+    <w:lvlOverride w:ilvl="7">
+      <w:startOverride w:val="1"/>
+    </w:lvlOverride>
+    <w:lvlOverride w:ilvl="8">
+      <w:startOverride w:val="1"/>
+    </w:lvlOverride>
+  </w:num>
+  <w:num w:numId="1102">
     <w:abstractNumId w:val="991"/>
   </w:num>
-  <w:num w:numId="1102">
+  <w:num w:numId="1103">
     <w:abstractNumId w:val="991"/>
   </w:num>
 </w:numbering>

--- a/docs/ICJIA-Studio-20-analysis-roadmap-copperhead.docx
+++ b/docs/ICJIA-Studio-20-analysis-roadmap-copperhead.docx
@@ -4402,13 +4402,38 @@
                 <w:b/>
                 <w:bCs/>
               </w:rPr>
+              <w:t xml:space="preserve">✅ Scheduled (v0.8.3, 2026-07-17).</w:t>
+            </w:r>
+            <w:r>
+              <w:t xml:space="preserve"> </w:t>
+            </w:r>
+            <w:r>
+              <w:rPr>
+                <w:b/>
+                <w:bCs/>
+              </w:rPr>
               <w:t xml:space="preserve">Accessibility polish backlog</w:t>
             </w:r>
             <w:r>
               <w:t xml:space="preserve"> </w:t>
             </w:r>
             <w:r>
-              <w:t xml:space="preserve">(four small riders from the annotations review: color-swatch radiogroup semantics, roving toolbar tabindex, drawer dialog semantics, document-level keyboard-create listener).</w:t>
+              <w:t xml:space="preserve">(four small riders from the annotations review: color-swatch radiogroup semantics, roving toolbar tabindex, drawer dialog semantics, document-level keyboard-create listener). Now</w:t>
+            </w:r>
+            <w:r>
+              <w:t xml:space="preserve"> </w:t>
+            </w:r>
+            <w:r>
+              <w:rPr>
+                <w:rStyle w:val="VerbatimChar"/>
+              </w:rPr>
+              <w:t xml:space="preserve">ROADMAP.md</w:t>
+            </w:r>
+            <w:r>
+              <w:t xml:space="preserve"> </w:t>
+            </w:r>
+            <w:r>
+              <w:t xml:space="preserve">Next №1 — a single small release.</w:t>
             </w:r>
           </w:p>
         </w:tc>
@@ -4435,27 +4460,18 @@
               <w:t xml:space="preserve"> </w:t>
             </w:r>
             <w:r>
-              <w:t xml:space="preserve">already on the tracked list — schedule them so they don't evaporate.</w:t>
-            </w:r>
-          </w:p>
-        </w:tc>
-        <w:tc>
-          <w:tcPr/>
-          <w:p>
-            <w:pPr>
-              <w:pStyle w:val="Compact"/>
-            </w:pPr>
-            <w:r>
-              <w:t xml:space="preserve">Runbook §6 pointer;</w:t>
-            </w:r>
-            <w:r>
-              <w:t xml:space="preserve"> </w:t>
-            </w:r>
-            <w:r>
-              <w:rPr>
-                <w:rStyle w:val="VerbatimChar"/>
-              </w:rPr>
-              <w:t xml:space="preserve">.superpowers/sdd/progress.md</w:t>
+              <w:t xml:space="preserve">already on the tracked list — scheduled so they don't evaporate.</w:t>
+            </w:r>
+          </w:p>
+        </w:tc>
+        <w:tc>
+          <w:tcPr/>
+          <w:p>
+            <w:pPr>
+              <w:pStyle w:val="Compact"/>
+            </w:pPr>
+            <w:r>
+              <w:t xml:space="preserve">ROADMAP Next №1; runbook §6 pointer</w:t>
             </w:r>
           </w:p>
         </w:tc>
@@ -6733,7 +6749,7 @@
           <w:b/>
           <w:bCs/>
         </w:rPr>
-        <w:t xml:space="preserve">Hub Studio 2.0 · Studio build v0.8.2</w:t>
+        <w:t xml:space="preserve">Hub Studio 2.0 · Studio build v0.8.3</w:t>
       </w:r>
       <w:r>
         <w:t xml:space="preserve"> </w:t>
@@ -22306,7 +22322,7 @@
           <w:b/>
           <w:bCs/>
         </w:rPr>
-        <w:t xml:space="preserve">Hub Studio 2.0 · Studio build v0.8.2</w:t>
+        <w:t xml:space="preserve">Hub Studio 2.0 · Studio build v0.8.3</w:t>
       </w:r>
       <w:r>
         <w:t xml:space="preserve"> </w:t>
@@ -46212,6 +46228,85 @@
       </w:pPr>
       <w:r>
         <w:t xml:space="preserve">6. Known launch-posture decisions (documented, deliberate)</w:t>
+      </w:r>
+    </w:p>
+    <w:p>
+      <w:pPr>
+        <w:pStyle w:val="Compact"/>
+        <w:numPr>
+          <w:ilvl w:val="0"/>
+          <w:numId w:val="1103"/>
+        </w:numPr>
+      </w:pPr>
+      <w:r>
+        <w:rPr>
+          <w:b/>
+          <w:bCs/>
+        </w:rPr>
+        <w:t xml:space="preserve">Relation editing is read-only in the Studio (decided 2026-07-17):</w:t>
+      </w:r>
+      <w:r>
+        <w:t xml:space="preserve"> </w:t>
+      </w:r>
+      <w:r>
+        <w:t xml:space="preserve">the forms SHOW</w:t>
+      </w:r>
+      <w:r>
+        <w:t xml:space="preserve"> </w:t>
+      </w:r>
+      <w:r>
+        <w:t xml:space="preserve">related content (article ↔ apps ↔ datasets, hydrated from the Content-Manager relations</w:t>
+      </w:r>
+      <w:r>
+        <w:t xml:space="preserve"> </w:t>
+      </w:r>
+      <w:r>
+        <w:t xml:space="preserve">endpoint) but linking/unlinking happens in the Strapi admin. Saves are safe by</w:t>
+      </w:r>
+      <w:r>
+        <w:t xml:space="preserve"> </w:t>
+      </w:r>
+      <w:r>
+        <w:t xml:space="preserve">construction — write payloads omit relation fields entirely, and Strapi leaves omitted</w:t>
+      </w:r>
+      <w:r>
+        <w:t xml:space="preserve"> </w:t>
+      </w:r>
+      <w:r>
+        <w:t xml:space="preserve">fields untouched — so an author editing an article can never destroy links R&amp;A curated.</w:t>
+      </w:r>
+      <w:r>
+        <w:t xml:space="preserve"> </w:t>
+      </w:r>
+      <w:r>
+        <w:t xml:space="preserve">The forms say so honestly ("Linking related content is not editable here"). Build-in</w:t>
+      </w:r>
+      <w:r>
+        <w:t xml:space="preserve"> </w:t>
+      </w:r>
+      <w:r>
+        <w:t xml:space="preserve">sketch recorded in</w:t>
+      </w:r>
+      <w:r>
+        <w:t xml:space="preserve"> </w:t>
+      </w:r>
+      <w:r>
+        <w:rPr>
+          <w:rStyle w:val="VerbatimChar"/>
+        </w:rPr>
+        <w:t xml:space="preserve">ROADMAP.md</w:t>
+      </w:r>
+      <w:r>
+        <w:t xml:space="preserve"> </w:t>
+      </w:r>
+      <w:r>
+        <w:t xml:space="preserve">(Deferred); revisit once real usage shows whether</w:t>
+      </w:r>
+      <w:r>
+        <w:t xml:space="preserve"> </w:t>
+      </w:r>
+      <w:r>
+        <w:t xml:space="preserve">authors need it or R&amp;A keeps curating links in the admin.</w:t>
       </w:r>
     </w:p>
     <w:p>

--- a/docs/ICJIA-Studio-20-analysis-roadmap-copperhead.docx
+++ b/docs/ICJIA-Studio-20-analysis-roadmap-copperhead.docx
@@ -566,7 +566,7 @@
           <w:rPr>
             <w:rStyle w:val="Hyperlink"/>
           </w:rPr>
-          <w:t xml:space="preserve">TL;DR — the 30-second version</w:t>
+          <w:t xml:space="preserve">What's changed recently</w:t>
         </w:r>
       </w:hyperlink>
     </w:p>
@@ -579,6 +579,23 @@
         </w:numPr>
       </w:pPr>
       <w:hyperlink w:anchor="toc28">
+        <w:r>
+          <w:rPr>
+            <w:rStyle w:val="Hyperlink"/>
+          </w:rPr>
+          <w:t xml:space="preserve">TL;DR — the 30-second version</w:t>
+        </w:r>
+      </w:hyperlink>
+    </w:p>
+    <w:p>
+      <w:pPr>
+        <w:pStyle w:val="Compact"/>
+        <w:numPr>
+          <w:ilvl w:val="2"/>
+          <w:numId w:val="1006"/>
+        </w:numPr>
+      </w:pPr>
+      <w:hyperlink w:anchor="toc29">
         <w:r>
           <w:rPr>
             <w:rStyle w:val="Hyperlink"/>
@@ -595,7 +612,7 @@
           <w:numId w:val="1006"/>
         </w:numPr>
       </w:pPr>
-      <w:hyperlink w:anchor="toc29">
+      <w:hyperlink w:anchor="toc30">
         <w:r>
           <w:rPr>
             <w:rStyle w:val="Hyperlink"/>
@@ -612,7 +629,7 @@
           <w:numId w:val="1006"/>
         </w:numPr>
       </w:pPr>
-      <w:hyperlink w:anchor="toc30">
+      <w:hyperlink w:anchor="toc31">
         <w:r>
           <w:rPr>
             <w:rStyle w:val="Hyperlink"/>
@@ -629,7 +646,7 @@
           <w:numId w:val="1006"/>
         </w:numPr>
       </w:pPr>
-      <w:hyperlink w:anchor="toc31">
+      <w:hyperlink w:anchor="toc32">
         <w:r>
           <w:rPr>
             <w:rStyle w:val="Hyperlink"/>
@@ -646,7 +663,7 @@
           <w:numId w:val="1006"/>
         </w:numPr>
       </w:pPr>
-      <w:hyperlink w:anchor="toc32">
+      <w:hyperlink w:anchor="toc33">
         <w:r>
           <w:rPr>
             <w:rStyle w:val="Hyperlink"/>
@@ -663,7 +680,7 @@
           <w:numId w:val="1006"/>
         </w:numPr>
       </w:pPr>
-      <w:hyperlink w:anchor="toc33">
+      <w:hyperlink w:anchor="toc34">
         <w:r>
           <w:rPr>
             <w:rStyle w:val="Hyperlink"/>
@@ -680,7 +697,7 @@
           <w:numId w:val="1006"/>
         </w:numPr>
       </w:pPr>
-      <w:hyperlink w:anchor="toc34">
+      <w:hyperlink w:anchor="toc35">
         <w:r>
           <w:rPr>
             <w:rStyle w:val="Hyperlink"/>
@@ -697,7 +714,7 @@
           <w:numId w:val="1006"/>
         </w:numPr>
       </w:pPr>
-      <w:hyperlink w:anchor="toc35">
+      <w:hyperlink w:anchor="toc36">
         <w:r>
           <w:rPr>
             <w:rStyle w:val="Hyperlink"/>
@@ -714,29 +731,12 @@
           <w:numId w:val="1006"/>
         </w:numPr>
       </w:pPr>
-      <w:hyperlink w:anchor="toc36">
+      <w:hyperlink w:anchor="toc37">
         <w:r>
           <w:rPr>
             <w:rStyle w:val="Hyperlink"/>
           </w:rPr>
           <w:t xml:space="preserve">7. Appendix — Developer reference (technical detail)</w:t>
-        </w:r>
-      </w:hyperlink>
-    </w:p>
-    <w:p>
-      <w:pPr>
-        <w:pStyle w:val="Compact"/>
-        <w:numPr>
-          <w:ilvl w:val="2"/>
-          <w:numId w:val="1006"/>
-        </w:numPr>
-      </w:pPr>
-      <w:hyperlink w:anchor="toc37">
-        <w:r>
-          <w:rPr>
-            <w:rStyle w:val="Hyperlink"/>
-          </w:rPr>
-          <w:t xml:space="preserve">What's changed recently</w:t>
         </w:r>
       </w:hyperlink>
     </w:p>
@@ -7299,13 +7299,26 @@
                 <w:b/>
                 <w:bCs/>
               </w:rPr>
-              <w:t xml:space="preserve">revised 2026-07-11</w:t>
+              <w:t xml:space="preserve">revised 2026-07-17 (v0.8.4)</w:t>
             </w:r>
             <w:r>
               <w:t xml:space="preserve"> </w:t>
             </w:r>
             <w:r>
-              <w:t xml:space="preserve">(test counts, four audits, features shipped since — annotations, tab-only preview, card view, guided tour, public demo roles, CI)</w:t>
+              <w:t xml:space="preserve">— see</w:t>
+            </w:r>
+            <w:r>
+              <w:t xml:space="preserve"> </w:t>
+            </w:r>
+            <w:r>
+              <w:rPr>
+                <w:b/>
+                <w:bCs/>
+              </w:rPr>
+              <w:t xml:space="preserve">What's changed recently</w:t>
+            </w:r>
+            <w:r>
+              <w:t xml:space="preserve">, immediately below, for the dated digest (kept at the top of this document, newest first)</w:t>
             </w:r>
           </w:p>
         </w:tc>
@@ -7442,7 +7455,7 @@
           <w:b/>
           <w:bCs/>
         </w:rPr>
-        <w:t xml:space="preserve">677 automated tests, all passing</w:t>
+        <w:t xml:space="preserve">879 automated tests, all passing</w:t>
       </w:r>
       <w:r>
         <w:t xml:space="preserve">, re-run automatically on every change (CI).</w:t>
@@ -7595,7 +7608,71 @@
         <w:pStyle w:val="Heading3"/>
       </w:pPr>
       <w:r>
-        <w:t xml:space="preserve">TL;DR — the 30-second version</w:t>
+        <w:t xml:space="preserve">What's changed recently</w:t>
+      </w:r>
+    </w:p>
+    <w:p>
+      <w:pPr>
+        <w:pStyle w:val="FirstParagraph"/>
+      </w:pPr>
+      <w:r>
+        <w:t xml:space="preserve">A short digest for managers,</w:t>
+      </w:r>
+      <w:r>
+        <w:t xml:space="preserve"> </w:t>
+      </w:r>
+      <w:r>
+        <w:rPr>
+          <w:b/>
+          <w:bCs/>
+        </w:rPr>
+        <w:t xml:space="preserve">newest first, kept at the top of this document</w:t>
+      </w:r>
+      <w:r>
+        <w:t xml:space="preserve"> </w:t>
+      </w:r>
+      <w:r>
+        <w:t xml:space="preserve">so the</w:t>
+      </w:r>
+      <w:r>
+        <w:t xml:space="preserve"> </w:t>
+      </w:r>
+      <w:r>
+        <w:t xml:space="preserve">latest state is the first thing you see — the complete version-by-version record is the</w:t>
+      </w:r>
+      <w:r>
+        <w:t xml:space="preserve"> </w:t>
+      </w:r>
+      <w:hyperlink r:id="rId35">
+        <w:r>
+          <w:rPr>
+            <w:rStyle w:val="Hyperlink"/>
+          </w:rPr>
+          <w:t xml:space="preserve">changelog</w:t>
+        </w:r>
+      </w:hyperlink>
+      <w:r>
+        <w:t xml:space="preserve">, and the</w:t>
+      </w:r>
+      <w:r>
+        <w:t xml:space="preserve"> </w:t>
+      </w:r>
+      <w:r>
+        <w:t xml:space="preserve">living list of what's in flight and what's next is the</w:t>
+      </w:r>
+      <w:r>
+        <w:t xml:space="preserve"> </w:t>
+      </w:r>
+      <w:hyperlink r:id="rId36">
+        <w:r>
+          <w:rPr>
+            <w:rStyle w:val="Hyperlink"/>
+          </w:rPr>
+          <w:t xml:space="preserve">roadmap</w:t>
+        </w:r>
+      </w:hyperlink>
+      <w:r>
+        <w:t xml:space="preserve">.</w:t>
       </w:r>
     </w:p>
     <w:p>
@@ -7611,26 +7688,67 @@
           <w:b/>
           <w:bCs/>
         </w:rPr>
-        <w:t xml:space="preserve">What it is:</w:t>
-      </w:r>
-      <w:r>
-        <w:t xml:space="preserve"> </w:t>
-      </w:r>
-      <w:r>
-        <w:t xml:space="preserve">Hub Studio 2.0 — the internal tool ICJIA staff use to write, preview, and publish Research Hub content (articles, apps, datasets). It is the authoring-and-publishing component of the wider</w:t>
-      </w:r>
-      <w:r>
-        <w:t xml:space="preserve"> </w:t>
-      </w:r>
-      <w:r>
-        <w:rPr>
-          <w:b/>
-          <w:bCs/>
-        </w:rPr>
-        <w:t xml:space="preserve">Hub 2.0 publishing project</w:t>
-      </w:r>
-      <w:r>
-        <w:t xml:space="preserve">, the modernization of the ICJIA Research Hub.</w:t>
+        <w:t xml:space="preserve">2026-07-17 — Accessibility riders shipped; social card added (v0.8.4).</w:t>
+      </w:r>
+      <w:r>
+        <w:t xml:space="preserve"> </w:t>
+      </w:r>
+      <w:r>
+        <w:t xml:space="preserve">The four</w:t>
+      </w:r>
+      <w:r>
+        <w:t xml:space="preserve"> </w:t>
+      </w:r>
+      <w:r>
+        <w:t xml:space="preserve">screen-reader/keyboard refinements from the annotations review are in: the highlight</w:t>
+      </w:r>
+      <w:r>
+        <w:t xml:space="preserve"> </w:t>
+      </w:r>
+      <w:r>
+        <w:t xml:space="preserve">color swatches are a true radio group, the reviewer toolbar is a single Tab stop with</w:t>
+      </w:r>
+      <w:r>
+        <w:t xml:space="preserve"> </w:t>
+      </w:r>
+      <w:r>
+        <w:t xml:space="preserve">arrow-key movement, the phone-size comments drawer behaves as a proper dialog (focus</w:t>
+      </w:r>
+      <w:r>
+        <w:t xml:space="preserve"> </w:t>
+      </w:r>
+      <w:r>
+        <w:t xml:space="preserve">moves in, Escape closes and puts focus back), and starting a comment from the keyboard</w:t>
+      </w:r>
+      <w:r>
+        <w:t xml:space="preserve"> </w:t>
+      </w:r>
+      <w:r>
+        <w:t xml:space="preserve">(select text, press Enter) now works reliably — and never hijacks Enter on links,</w:t>
+      </w:r>
+      <w:r>
+        <w:t xml:space="preserve"> </w:t>
+      </w:r>
+      <w:r>
+        <w:t xml:space="preserve">buttons, or reply boxes. The repository and app also gained a dark social-preview</w:t>
+      </w:r>
+      <w:r>
+        <w:t xml:space="preserve"> </w:t>
+      </w:r>
+      <w:r>
+        <w:t xml:space="preserve">card with the official ICJIA logo (the image shown when a Studio link is shared), and</w:t>
+      </w:r>
+      <w:r>
+        <w:t xml:space="preserve"> </w:t>
+      </w:r>
+      <w:r>
+        <w:t xml:space="preserve">the security audit's between-passes delta log was brought current with a fresh</w:t>
+      </w:r>
+      <w:r>
+        <w:t xml:space="preserve"> </w:t>
+      </w:r>
+      <w:r>
+        <w:t xml:space="preserve">dependency-vulnerability re-check (still 0 critical / high / moderate).</w:t>
       </w:r>
     </w:p>
     <w:p>
@@ -7646,61 +7764,179 @@
           <w:b/>
           <w:bCs/>
         </w:rPr>
-        <w:t xml:space="preserve">A proven platform, now modernized:</w:t>
-      </w:r>
-      <w:r>
-        <w:t xml:space="preserve"> </w:t>
-      </w:r>
-      <w:r>
-        <w:t xml:space="preserve">this is not a new bet. Under</w:t>
-      </w:r>
-      <w:r>
-        <w:t xml:space="preserve"> </w:t>
-      </w:r>
-      <w:r>
-        <w:rPr>
-          <w:b/>
-          <w:bCs/>
-        </w:rPr>
-        <w:t xml:space="preserve">Hub 1.0</w:t>
-      </w:r>
-      <w:r>
-        <w:t xml:space="preserve"> </w:t>
-      </w:r>
-      <w:r>
-        <w:t xml:space="preserve">(in production since 2019), the Research Hub became the most-read content on ICJIA's public site — about</w:t>
-      </w:r>
-      <w:r>
-        <w:t xml:space="preserve"> </w:t>
-      </w:r>
-      <w:r>
-        <w:rPr>
-          <w:b/>
-          <w:bCs/>
-        </w:rPr>
-        <w:t xml:space="preserve">45–50% of all pageviews</w:t>
-      </w:r>
-      <w:r>
-        <w:t xml:space="preserve"> </w:t>
-      </w:r>
-      <w:r>
-        <w:t xml:space="preserve">(and up to ~66% of visitors) on icjia.illinois.gov.</w:t>
-      </w:r>
-      <w:r>
-        <w:t xml:space="preserve"> </w:t>
-      </w:r>
-      <w:r>
-        <w:rPr>
-          <w:b/>
-          <w:bCs/>
-        </w:rPr>
-        <w:t xml:space="preserve">Hub 2.0</w:t>
-      </w:r>
-      <w:r>
-        <w:t xml:space="preserve"> </w:t>
-      </w:r>
-      <w:r>
-        <w:t xml:space="preserve">carries that track record forward: the same publishing mission for Research &amp; Analysis (R&amp;A) authors, rebuilt on a modern web stack and content management system, with a faster, friendlier authoring experience.</w:t>
+        <w:t xml:space="preserve">2026-07-16 — Edit-conflict detection shipped (v0.8.0).</w:t>
+      </w:r>
+      <w:r>
+        <w:t xml:space="preserve"> </w:t>
+      </w:r>
+      <w:r>
+        <w:t xml:space="preserve">A</w:t>
+      </w:r>
+      <w:r>
+        <w:t xml:space="preserve"> </w:t>
+      </w:r>
+      <w:r>
+        <w:t xml:space="preserve">fields-limited</w:t>
+      </w:r>
+      <w:r>
+        <w:t xml:space="preserve"> </w:t>
+      </w:r>
+      <w:r>
+        <w:rPr>
+          <w:rStyle w:val="VerbatimChar"/>
+        </w:rPr>
+        <w:t xml:space="preserve">updatedAt</w:t>
+      </w:r>
+      <w:r>
+        <w:t xml:space="preserve"> </w:t>
+      </w:r>
+      <w:r>
+        <w:t xml:space="preserve">check now runs before every edit-mode save on all three</w:t>
+      </w:r>
+      <w:r>
+        <w:t xml:space="preserve"> </w:t>
+      </w:r>
+      <w:r>
+        <w:t xml:space="preserve">content forms; a genuine conflict raises a</w:t>
+      </w:r>
+      <w:r>
+        <w:t xml:space="preserve"> </w:t>
+      </w:r>
+      <w:r>
+        <w:rPr>
+          <w:rStyle w:val="VerbatimChar"/>
+        </w:rPr>
+        <w:t xml:space="preserve">role="alert"</w:t>
+      </w:r>
+      <w:r>
+        <w:t xml:space="preserve"> </w:t>
+      </w:r>
+      <w:r>
+        <w:t xml:space="preserve">banner — "This draft was</w:t>
+      </w:r>
+      <w:r>
+        <w:t xml:space="preserve"> </w:t>
+      </w:r>
+      <w:r>
+        <w:t xml:space="preserve">changed by someone else while you were editing (their save: ⟨time⟩)." — offering</w:t>
+      </w:r>
+      <w:r>
+        <w:t xml:space="preserve"> </w:t>
+      </w:r>
+      <w:r>
+        <w:rPr>
+          <w:b/>
+          <w:bCs/>
+        </w:rPr>
+        <w:t xml:space="preserve">Save anyway</w:t>
+      </w:r>
+      <w:r>
+        <w:t xml:space="preserve"> </w:t>
+      </w:r>
+      <w:r>
+        <w:t xml:space="preserve">or</w:t>
+      </w:r>
+      <w:r>
+        <w:t xml:space="preserve"> </w:t>
+      </w:r>
+      <w:r>
+        <w:rPr>
+          <w:b/>
+          <w:bCs/>
+        </w:rPr>
+        <w:t xml:space="preserve">Load their version</w:t>
+      </w:r>
+      <w:r>
+        <w:t xml:space="preserve">. Load-theirs snapshots the author's own edits</w:t>
+      </w:r>
+      <w:r>
+        <w:t xml:space="preserve"> </w:t>
+      </w:r>
+      <w:r>
+        <w:t xml:space="preserve">to the local draft backup</w:t>
+      </w:r>
+      <w:r>
+        <w:t xml:space="preserve"> </w:t>
+      </w:r>
+      <w:r>
+        <w:rPr>
+          <w:i/>
+          <w:iCs/>
+        </w:rPr>
+        <w:t xml:space="preserve">first</w:t>
+      </w:r>
+      <w:r>
+        <w:t xml:space="preserve">, so the v0.6.0 restore banner can hand them back</w:t>
+      </w:r>
+      <w:r>
+        <w:t xml:space="preserve"> </w:t>
+      </w:r>
+      <w:r>
+        <w:t xml:space="preserve">afterward — the two features now work as one system, including a restore-vs-Load-theirs</w:t>
+      </w:r>
+      <w:r>
+        <w:t xml:space="preserve"> </w:t>
+      </w:r>
+      <w:r>
+        <w:t xml:space="preserve">race the whole-branch final review found and closed the same way as the original</w:t>
+      </w:r>
+      <w:r>
+        <w:t xml:space="preserve"> </w:t>
+      </w:r>
+      <w:r>
+        <w:t xml:space="preserve">Save-anyway race, plus a stamp reseed on Restore and a publish/unpublish refresh that</w:t>
+      </w:r>
+      <w:r>
+        <w:t xml:space="preserve"> </w:t>
+      </w:r>
+      <w:r>
+        <w:t xml:space="preserve">close two more false-conflict gaps. Fails open on any check error; the check runs the</w:t>
+      </w:r>
+      <w:r>
+        <w:t xml:space="preserve"> </w:t>
+      </w:r>
+      <w:r>
+        <w:t xml:space="preserve">same logic in the public demo against its in-memory store's stamps (the demo store is</w:t>
+      </w:r>
+      <w:r>
+        <w:t xml:space="preserve"> </w:t>
+      </w:r>
+      <w:r>
+        <w:t xml:space="preserve">per-tab, so reproducing a genuine collision is a two-browser staging-rehearsal exercise,</w:t>
+      </w:r>
+      <w:r>
+        <w:t xml:space="preserve"> </w:t>
+      </w:r>
+      <w:r>
+        <w:t xml:space="preserve">not a two-demo-tab one). Built test-first over five reviewed tasks with per-task</w:t>
+      </w:r>
+      <w:r>
+        <w:t xml:space="preserve"> </w:t>
+      </w:r>
+      <w:r>
+        <w:t xml:space="preserve">adversarial review plus a whole-branch final review (two reviewer-found Critical races</w:t>
+      </w:r>
+      <w:r>
+        <w:t xml:space="preserve"> </w:t>
+      </w:r>
+      <w:r>
+        <w:t xml:space="preserve">closed with layered tests), then verified live in the running app (clean saves,</w:t>
+      </w:r>
+      <w:r>
+        <w:t xml:space="preserve"> </w:t>
+      </w:r>
+      <w:r>
+        <w:t xml:space="preserve">no false conflict after unpublish, restore-then-save with the reseeded stamp).</w:t>
+      </w:r>
+      <w:r>
+        <w:t xml:space="preserve"> </w:t>
+      </w:r>
+      <w:r>
+        <w:rPr>
+          <w:b/>
+          <w:bCs/>
+        </w:rPr>
+        <w:t xml:space="preserve">879 automated tests / 109 files.</w:t>
       </w:r>
     </w:p>
     <w:p>
@@ -7709,6 +7945,560 @@
         <w:numPr>
           <w:ilvl w:val="0"/>
           <w:numId w:val="1018"/>
+        </w:numPr>
+      </w:pPr>
+      <w:r>
+        <w:rPr>
+          <w:b/>
+          <w:bCs/>
+        </w:rPr>
+        <w:t xml:space="preserve">2026-07-16 — Title search shipped (v0.7.0).</w:t>
+      </w:r>
+      <w:r>
+        <w:t xml:space="preserve"> </w:t>
+      </w:r>
+      <w:r>
+        <w:t xml:space="preserve">A labeled, 300 ms-debounced search box</w:t>
+      </w:r>
+      <w:r>
+        <w:t xml:space="preserve"> </w:t>
+      </w:r>
+      <w:r>
+        <w:t xml:space="preserve">now sits beside the Type filter on every content list — Articles, Apps, and Datasets</w:t>
+      </w:r>
+      <w:r>
+        <w:t xml:space="preserve"> </w:t>
+      </w:r>
+      <w:r>
+        <w:t xml:space="preserve">alike — filtering by title, case-insensitive, across the</w:t>
+      </w:r>
+      <w:r>
+        <w:t xml:space="preserve"> </w:t>
+      </w:r>
+      <w:r>
+        <w:rPr>
+          <w:b/>
+          <w:bCs/>
+        </w:rPr>
+        <w:t xml:space="preserve">whole library</w:t>
+      </w:r>
+      <w:r>
+        <w:t xml:space="preserve">, server-side,</w:t>
+      </w:r>
+      <w:r>
+        <w:t xml:space="preserve"> </w:t>
+      </w:r>
+      <w:r>
+        <w:t xml:space="preserve">identically in live and demo modes; a search change re-pages to 1, and a distinct "No</w:t>
+      </w:r>
+      <w:r>
+        <w:t xml:space="preserve"> </w:t>
+      </w:r>
+      <w:r>
+        <w:t xml:space="preserve">matches" message replaces the generic empty state. Ahead of launch's 236 real articles</w:t>
+      </w:r>
+      <w:r>
+        <w:t xml:space="preserve"> </w:t>
+      </w:r>
+      <w:r>
+        <w:t xml:space="preserve">(analysis-roadmap §5.3-6). The release also fixes a</w:t>
+      </w:r>
+      <w:r>
+        <w:t xml:space="preserve"> </w:t>
+      </w:r>
+      <w:r>
+        <w:rPr>
+          <w:b/>
+          <w:bCs/>
+        </w:rPr>
+        <w:t xml:space="preserve">latent live-mode defect the</w:t>
+      </w:r>
+      <w:r>
+        <w:rPr>
+          <w:b/>
+          <w:bCs/>
+        </w:rPr>
+        <w:t xml:space="preserve"> </w:t>
+      </w:r>
+      <w:r>
+        <w:rPr>
+          <w:b/>
+          <w:bCs/>
+        </w:rPr>
+        <w:t xml:space="preserve">whole-branch review uncovered</w:t>
+      </w:r>
+      <w:r>
+        <w:t xml:space="preserve">: filter parameters (including the existing type filter)</w:t>
+      </w:r>
+      <w:r>
+        <w:t xml:space="preserve"> </w:t>
+      </w:r>
+      <w:r>
+        <w:t xml:space="preserve">were serialized in a form the live content system would reject — invisible until now</w:t>
+      </w:r>
+      <w:r>
+        <w:t xml:space="preserve"> </w:t>
+      </w:r>
+      <w:r>
+        <w:t xml:space="preserve">because the demo and dev sessions run in-memory. The wire format now matches the</w:t>
+      </w:r>
+      <w:r>
+        <w:t xml:space="preserve"> </w:t>
+      </w:r>
+      <w:r>
+        <w:t xml:space="preserve">sandbox-validated pattern, with a final confirmation step added to the staging</w:t>
+      </w:r>
+      <w:r>
+        <w:t xml:space="preserve"> </w:t>
+      </w:r>
+      <w:r>
+        <w:t xml:space="preserve">rehearsal checklist. Verified live in the demo (whole-library filtering, no-matches</w:t>
+      </w:r>
+      <w:r>
+        <w:t xml:space="preserve"> </w:t>
+      </w:r>
+      <w:r>
+        <w:t xml:space="preserve">state, and the unsaved-work guard's leave warning intercepting a real navigation).</w:t>
+      </w:r>
+      <w:r>
+        <w:t xml:space="preserve"> </w:t>
+      </w:r>
+      <w:r>
+        <w:rPr>
+          <w:b/>
+          <w:bCs/>
+        </w:rPr>
+        <w:t xml:space="preserve">822 automated tests / 107 files.</w:t>
+      </w:r>
+    </w:p>
+    <w:p>
+      <w:pPr>
+        <w:pStyle w:val="Compact"/>
+        <w:numPr>
+          <w:ilvl w:val="0"/>
+          <w:numId w:val="1018"/>
+        </w:numPr>
+      </w:pPr>
+      <w:r>
+        <w:rPr>
+          <w:b/>
+          <w:bCs/>
+        </w:rPr>
+        <w:t xml:space="preserve">2026-07-16 — Unsaved-work guard shipped (v0.6.0).</w:t>
+      </w:r>
+      <w:r>
+        <w:t xml:space="preserve"> </w:t>
+      </w:r>
+      <w:r>
+        <w:t xml:space="preserve">Authors can no longer silently</w:t>
+      </w:r>
+      <w:r>
+        <w:t xml:space="preserve"> </w:t>
+      </w:r>
+      <w:r>
+        <w:t xml:space="preserve">lose in-progress work: a native leave-page warning, a 30-second local draft snapshot</w:t>
+      </w:r>
+      <w:r>
+        <w:t xml:space="preserve"> </w:t>
+      </w:r>
+      <w:r>
+        <w:t xml:space="preserve">while a form is dirty, and a non-blocking restore banner ("Restore" / "Discard") when a</w:t>
+      </w:r>
+      <w:r>
+        <w:t xml:space="preserve"> </w:t>
+      </w:r>
+      <w:r>
+        <w:t xml:space="preserve">surviving snapshot is found; every successful save clears the backup.</w:t>
+      </w:r>
+      <w:r>
+        <w:t xml:space="preserve"> </w:t>
+      </w:r>
+      <w:r>
+        <w:rPr>
+          <w:b/>
+          <w:bCs/>
+        </w:rPr>
+        <w:t xml:space="preserve">Live builds</w:t>
+      </w:r>
+      <w:r>
+        <w:rPr>
+          <w:b/>
+          <w:bCs/>
+        </w:rPr>
+        <w:t xml:space="preserve"> </w:t>
+      </w:r>
+      <w:r>
+        <w:rPr>
+          <w:b/>
+          <w:bCs/>
+        </w:rPr>
+        <w:t xml:space="preserve">only</w:t>
+      </w:r>
+      <w:r>
+        <w:t xml:space="preserve"> </w:t>
+      </w:r>
+      <w:r>
+        <w:t xml:space="preserve">— the public demo deliberately takes no snapshots, so its "nothing is saved /</w:t>
+      </w:r>
+      <w:r>
+        <w:t xml:space="preserve"> </w:t>
+      </w:r>
+      <w:r>
+        <w:t xml:space="preserve">resets each session" promise stays literally true; the demo still shows both warnings.</w:t>
+      </w:r>
+      <w:r>
+        <w:t xml:space="preserve"> </w:t>
+      </w:r>
+      <w:r>
+        <w:t xml:space="preserve">Built test-first over six reviewed tasks with per-task adversarial review, then verified</w:t>
+      </w:r>
+      <w:r>
+        <w:t xml:space="preserve"> </w:t>
+      </w:r>
+      <w:r>
+        <w:t xml:space="preserve">end-to-end in the running app (snapshot, restore, clear-on-save, and the demo's</w:t>
+      </w:r>
+      <w:r>
+        <w:t xml:space="preserve"> </w:t>
+      </w:r>
+      <w:r>
+        <w:t xml:space="preserve">zero-write policy all observed live).</w:t>
+      </w:r>
+      <w:r>
+        <w:t xml:space="preserve"> </w:t>
+      </w:r>
+      <w:r>
+        <w:rPr>
+          <w:b/>
+          <w:bCs/>
+        </w:rPr>
+        <w:t xml:space="preserve">800 automated tests / 107 files.</w:t>
+      </w:r>
+    </w:p>
+    <w:p>
+      <w:pPr>
+        <w:pStyle w:val="Compact"/>
+        <w:numPr>
+          <w:ilvl w:val="0"/>
+          <w:numId w:val="1018"/>
+        </w:numPr>
+      </w:pPr>
+      <w:r>
+        <w:rPr>
+          <w:b/>
+          <w:bCs/>
+        </w:rPr>
+        <w:t xml:space="preserve">2026-07-16 — Media-library picker shipped (v0.5.0).</w:t>
+      </w:r>
+      <w:r>
+        <w:t xml:space="preserve"> </w:t>
+      </w:r>
+      <w:r>
+        <w:t xml:space="preserve">Every image surface now opens on</w:t>
+      </w:r>
+      <w:r>
+        <w:t xml:space="preserve"> </w:t>
+      </w:r>
+      <w:r>
+        <w:t xml:space="preserve">the ~20 newest Media Library images (searchable) with upload-from-desktop one tab away;</w:t>
+      </w:r>
+      <w:r>
+        <w:t xml:space="preserve"> </w:t>
+      </w:r>
+      <w:r>
+        <w:t xml:space="preserve">picking an image that lacks alt text requires supplying it, which is written back to the</w:t>
+      </w:r>
+      <w:r>
+        <w:t xml:space="preserve"> </w:t>
+      </w:r>
+      <w:r>
+        <w:t xml:space="preserve">shared library so it improves for everyone. Works identically in the public demo, where</w:t>
+      </w:r>
+      <w:r>
+        <w:t xml:space="preserve"> </w:t>
+      </w:r>
+      <w:r>
+        <w:t xml:space="preserve">new images live only for the session and nothing persists. Built test-first over ten</w:t>
+      </w:r>
+      <w:r>
+        <w:t xml:space="preserve"> </w:t>
+      </w:r>
+      <w:r>
+        <w:t xml:space="preserve">adversarially-reviewed tasks and verified end-to-end in the running demo before merge.</w:t>
+      </w:r>
+      <w:r>
+        <w:t xml:space="preserve"> </w:t>
+      </w:r>
+      <w:r>
+        <w:rPr>
+          <w:b/>
+          <w:bCs/>
+        </w:rPr>
+        <w:t xml:space="preserve">757 automated tests / 104 files.</w:t>
+      </w:r>
+    </w:p>
+    <w:p>
+      <w:pPr>
+        <w:pStyle w:val="Compact"/>
+        <w:numPr>
+          <w:ilvl w:val="0"/>
+          <w:numId w:val="1018"/>
+        </w:numPr>
+      </w:pPr>
+      <w:r>
+        <w:rPr>
+          <w:b/>
+          <w:bCs/>
+        </w:rPr>
+        <w:t xml:space="preserve">2026-07-16 — Manager-docs workflow (v0.4.0).</w:t>
+      </w:r>
+      <w:r>
+        <w:t xml:space="preserve"> </w:t>
+      </w:r>
+      <w:r>
+        <w:t xml:space="preserve">This document, the README, the analysis</w:t>
+      </w:r>
+      <w:r>
+        <w:t xml:space="preserve"> </w:t>
+      </w:r>
+      <w:r>
+        <w:t xml:space="preserve">document, and the new roadmap now carry a version-stamped bottom nav; the Studio itself</w:t>
+      </w:r>
+      <w:r>
+        <w:t xml:space="preserve"> </w:t>
+      </w:r>
+      <w:r>
+        <w:t xml:space="preserve">gained a bottom status bar (version + doc links) and an in-app</w:t>
+      </w:r>
+      <w:r>
+        <w:t xml:space="preserve"> </w:t>
+      </w:r>
+      <w:r>
+        <w:rPr>
+          <w:b/>
+          <w:bCs/>
+        </w:rPr>
+        <w:t xml:space="preserve">Spec &amp; status</w:t>
+      </w:r>
+      <w:r>
+        <w:t xml:space="preserve"> </w:t>
+      </w:r>
+      <w:r>
+        <w:t xml:space="preserve">page</w:t>
+      </w:r>
+      <w:r>
+        <w:t xml:space="preserve"> </w:t>
+      </w:r>
+      <w:r>
+        <w:t xml:space="preserve">rendering this document, so a manager can always read the latest state without asking a</w:t>
+      </w:r>
+      <w:r>
+        <w:t xml:space="preserve"> </w:t>
+      </w:r>
+      <w:r>
+        <w:t xml:space="preserve">developer. Doc currency is enforced by an automated test.</w:t>
+      </w:r>
+    </w:p>
+    <w:p>
+      <w:pPr>
+        <w:pStyle w:val="Compact"/>
+        <w:numPr>
+          <w:ilvl w:val="0"/>
+          <w:numId w:val="1018"/>
+        </w:numPr>
+      </w:pPr>
+      <w:r>
+        <w:rPr>
+          <w:b/>
+          <w:bCs/>
+        </w:rPr>
+        <w:t xml:space="preserve">2026-07-11 — Body markdown linter shipped (v0.3.0).</w:t>
+      </w:r>
+      <w:r>
+        <w:t xml:space="preserve"> </w:t>
+      </w:r>
+      <w:r>
+        <w:t xml:space="preserve">A "Check" button in the editor</w:t>
+      </w:r>
+      <w:r>
+        <w:t xml:space="preserve"> </w:t>
+      </w:r>
+      <w:r>
+        <w:t xml:space="preserve">flags heading/link/image problems in plain language with jump-to-line results.</w:t>
+      </w:r>
+      <w:r>
+        <w:t xml:space="preserve"> </w:t>
+      </w:r>
+      <w:r>
+        <w:rPr>
+          <w:b/>
+          <w:bCs/>
+        </w:rPr>
+        <w:t xml:space="preserve">677 automated tests / 97 files.</w:t>
+      </w:r>
+    </w:p>
+    <w:p>
+      <w:pPr>
+        <w:pStyle w:val="Compact"/>
+        <w:numPr>
+          <w:ilvl w:val="0"/>
+          <w:numId w:val="1018"/>
+        </w:numPr>
+      </w:pPr>
+      <w:r>
+        <w:rPr>
+          <w:b/>
+          <w:bCs/>
+        </w:rPr>
+        <w:t xml:space="preserve">2026-07-11 — CI pipeline + search-engine exclusion (v0.2.0).</w:t>
+      </w:r>
+      <w:r>
+        <w:t xml:space="preserve"> </w:t>
+      </w:r>
+      <w:r>
+        <w:t xml:space="preserve">Every push and pull</w:t>
+      </w:r>
+      <w:r>
+        <w:t xml:space="preserve"> </w:t>
+      </w:r>
+      <w:r>
+        <w:t xml:space="preserve">request now re-runs the typecheck, the full test suite, and both builds automatically;</w:t>
+      </w:r>
+      <w:r>
+        <w:t xml:space="preserve"> </w:t>
+      </w:r>
+      <w:r>
+        <w:t xml:space="preserve">the Studio's pages are excluded from search engines.</w:t>
+      </w:r>
+    </w:p>
+    <w:p>
+      <w:r>
+        <w:pict>
+          <v:rect style="width:0;height:1.5pt" o:hralign="center" o:hrstd="t" o:hr="t"/>
+        </w:pict>
+      </w:r>
+    </w:p>
+    <w:bookmarkEnd w:id="42"/>
+    <w:bookmarkStart w:id="43" w:name="toc28"/>
+    <w:p>
+      <w:pPr>
+        <w:pStyle w:val="Heading3"/>
+      </w:pPr>
+      <w:r>
+        <w:t xml:space="preserve">TL;DR — the 30-second version</w:t>
+      </w:r>
+    </w:p>
+    <w:p>
+      <w:pPr>
+        <w:pStyle w:val="Compact"/>
+        <w:numPr>
+          <w:ilvl w:val="0"/>
+          <w:numId w:val="1019"/>
+        </w:numPr>
+      </w:pPr>
+      <w:r>
+        <w:rPr>
+          <w:b/>
+          <w:bCs/>
+        </w:rPr>
+        <w:t xml:space="preserve">What it is:</w:t>
+      </w:r>
+      <w:r>
+        <w:t xml:space="preserve"> </w:t>
+      </w:r>
+      <w:r>
+        <w:t xml:space="preserve">Hub Studio 2.0 — the internal tool ICJIA staff use to write, preview, and publish Research Hub content (articles, apps, datasets). It is the authoring-and-publishing component of the wider</w:t>
+      </w:r>
+      <w:r>
+        <w:t xml:space="preserve"> </w:t>
+      </w:r>
+      <w:r>
+        <w:rPr>
+          <w:b/>
+          <w:bCs/>
+        </w:rPr>
+        <w:t xml:space="preserve">Hub 2.0 publishing project</w:t>
+      </w:r>
+      <w:r>
+        <w:t xml:space="preserve">, the modernization of the ICJIA Research Hub.</w:t>
+      </w:r>
+    </w:p>
+    <w:p>
+      <w:pPr>
+        <w:pStyle w:val="Compact"/>
+        <w:numPr>
+          <w:ilvl w:val="0"/>
+          <w:numId w:val="1019"/>
+        </w:numPr>
+      </w:pPr>
+      <w:r>
+        <w:rPr>
+          <w:b/>
+          <w:bCs/>
+        </w:rPr>
+        <w:t xml:space="preserve">A proven platform, now modernized:</w:t>
+      </w:r>
+      <w:r>
+        <w:t xml:space="preserve"> </w:t>
+      </w:r>
+      <w:r>
+        <w:t xml:space="preserve">this is not a new bet. Under</w:t>
+      </w:r>
+      <w:r>
+        <w:t xml:space="preserve"> </w:t>
+      </w:r>
+      <w:r>
+        <w:rPr>
+          <w:b/>
+          <w:bCs/>
+        </w:rPr>
+        <w:t xml:space="preserve">Hub 1.0</w:t>
+      </w:r>
+      <w:r>
+        <w:t xml:space="preserve"> </w:t>
+      </w:r>
+      <w:r>
+        <w:t xml:space="preserve">(in production since 2019), the Research Hub became the most-read content on ICJIA's public site — about</w:t>
+      </w:r>
+      <w:r>
+        <w:t xml:space="preserve"> </w:t>
+      </w:r>
+      <w:r>
+        <w:rPr>
+          <w:b/>
+          <w:bCs/>
+        </w:rPr>
+        <w:t xml:space="preserve">45–50% of all pageviews</w:t>
+      </w:r>
+      <w:r>
+        <w:t xml:space="preserve"> </w:t>
+      </w:r>
+      <w:r>
+        <w:t xml:space="preserve">(and up to ~66% of visitors) on icjia.illinois.gov.</w:t>
+      </w:r>
+      <w:r>
+        <w:t xml:space="preserve"> </w:t>
+      </w:r>
+      <w:r>
+        <w:rPr>
+          <w:b/>
+          <w:bCs/>
+        </w:rPr>
+        <w:t xml:space="preserve">Hub 2.0</w:t>
+      </w:r>
+      <w:r>
+        <w:t xml:space="preserve"> </w:t>
+      </w:r>
+      <w:r>
+        <w:t xml:space="preserve">carries that track record forward: the same publishing mission for Research &amp; Analysis (R&amp;A) authors, rebuilt on a modern web stack and content management system, with a faster, friendlier authoring experience.</w:t>
+      </w:r>
+    </w:p>
+    <w:p>
+      <w:pPr>
+        <w:pStyle w:val="Compact"/>
+        <w:numPr>
+          <w:ilvl w:val="0"/>
+          <w:numId w:val="1019"/>
         </w:numPr>
       </w:pPr>
       <w:r>
@@ -7760,7 +8550,7 @@
         <w:pStyle w:val="Compact"/>
         <w:numPr>
           <w:ilvl w:val="0"/>
-          <w:numId w:val="1018"/>
+          <w:numId w:val="1019"/>
         </w:numPr>
       </w:pPr>
       <w:r>
@@ -7795,7 +8585,7 @@
         <w:pStyle w:val="Compact"/>
         <w:numPr>
           <w:ilvl w:val="0"/>
-          <w:numId w:val="1018"/>
+          <w:numId w:val="1019"/>
         </w:numPr>
       </w:pPr>
       <w:r>
@@ -7855,7 +8645,7 @@
         <w:pStyle w:val="Compact"/>
         <w:numPr>
           <w:ilvl w:val="0"/>
-          <w:numId w:val="1018"/>
+          <w:numId w:val="1019"/>
         </w:numPr>
       </w:pPr>
       <w:r>
@@ -7900,8 +8690,8 @@
         </w:pict>
       </w:r>
     </w:p>
-    <w:bookmarkEnd w:id="42"/>
-    <w:bookmarkStart w:id="46" w:name="toc28"/>
+    <w:bookmarkEnd w:id="43"/>
+    <w:bookmarkStart w:id="47" w:name="toc29"/>
     <w:p>
       <w:pPr>
         <w:pStyle w:val="Heading3"/>
@@ -7942,7 +8732,7 @@
         <w:t xml:space="preserve">is labeled with its timeframe.</w:t>
       </w:r>
     </w:p>
-    <w:bookmarkStart w:id="43" w:name="most-visited-pages--trailing-12-months"/>
+    <w:bookmarkStart w:id="44" w:name="most-visited-pages--trailing-12-months"/>
     <w:p>
       <w:pPr>
         <w:pStyle w:val="Heading4"/>
@@ -8796,8 +9586,8 @@
         <w:t xml:space="preserve">Hub articles. The four most-visited pages after the homepage are all articles.</w:t>
       </w:r>
     </w:p>
-    <w:bookmarkEnd w:id="43"/>
-    <w:bookmarkStart w:id="44" w:name="X072d07816a3a8a6c99599dd3681d9beca0474ac"/>
+    <w:bookmarkEnd w:id="44"/>
+    <w:bookmarkStart w:id="45" w:name="X072d07816a3a8a6c99599dd3681d9beca0474ac"/>
     <w:p>
       <w:pPr>
         <w:pStyle w:val="Heading4"/>
@@ -9392,8 +10182,8 @@
         <w:t xml:space="preserve">6-month figures above are, if anything, conservative.</w:t>
       </w:r>
     </w:p>
-    <w:bookmarkEnd w:id="44"/>
-    <w:bookmarkStart w:id="45" w:name="what-these-figures-mean-for-this-project"/>
+    <w:bookmarkEnd w:id="45"/>
+    <w:bookmarkStart w:id="46" w:name="what-these-figures-mean-for-this-project"/>
     <w:p>
       <w:pPr>
         <w:pStyle w:val="Heading4"/>
@@ -9917,9 +10707,9 @@
         </w:pict>
       </w:r>
     </w:p>
-    <w:bookmarkEnd w:id="45"/>
     <w:bookmarkEnd w:id="46"/>
-    <w:bookmarkStart w:id="47" w:name="toc29"/>
+    <w:bookmarkEnd w:id="47"/>
+    <w:bookmarkStart w:id="48" w:name="toc30"/>
     <w:p>
       <w:pPr>
         <w:pStyle w:val="Heading3"/>
@@ -9953,210 +10743,6 @@
       </w:r>
       <w:r>
         <w:t xml:space="preserve">that fits your role:</w:t>
-      </w:r>
-    </w:p>
-    <w:p>
-      <w:pPr>
-        <w:pStyle w:val="Compact"/>
-        <w:numPr>
-          <w:ilvl w:val="0"/>
-          <w:numId w:val="1019"/>
-        </w:numPr>
-      </w:pPr>
-      <w:r>
-        <w:rPr>
-          <w:b/>
-          <w:bCs/>
-        </w:rPr>
-        <w:t xml:space="preserve">If you are a manager, director, or stakeholder</w:t>
-      </w:r>
-      <w:r>
-        <w:t xml:space="preserve"> </w:t>
-      </w:r>
-      <w:r>
-        <w:t xml:space="preserve">— you want the</w:t>
-      </w:r>
-      <w:r>
-        <w:t xml:space="preserve"> </w:t>
-      </w:r>
-      <w:r>
-        <w:rPr>
-          <w:i/>
-          <w:iCs/>
-        </w:rPr>
-        <w:t xml:space="preserve">what</w:t>
-      </w:r>
-      <w:r>
-        <w:t xml:space="preserve">, the</w:t>
-      </w:r>
-      <w:r>
-        <w:t xml:space="preserve"> </w:t>
-      </w:r>
-      <w:r>
-        <w:rPr>
-          <w:i/>
-          <w:iCs/>
-        </w:rPr>
-        <w:t xml:space="preserve">why</w:t>
-      </w:r>
-      <w:r>
-        <w:t xml:space="preserve">, the</w:t>
-      </w:r>
-      <w:r>
-        <w:t xml:space="preserve"> </w:t>
-      </w:r>
-      <w:r>
-        <w:rPr>
-          <w:i/>
-          <w:iCs/>
-        </w:rPr>
-        <w:t xml:space="preserve">status</w:t>
-      </w:r>
-      <w:r>
-        <w:t xml:space="preserve">, and the evidence behind it, not the engineering internals.</w:t>
-      </w:r>
-      <w:r>
-        <w:t xml:space="preserve"> </w:t>
-      </w:r>
-      <w:r>
-        <w:rPr>
-          <w:b/>
-          <w:bCs/>
-        </w:rPr>
-        <w:t xml:space="preserve">Sections 1 through 6 are written for you.</w:t>
-      </w:r>
-      <w:r>
-        <w:t xml:space="preserve"> </w:t>
-      </w:r>
-      <w:r>
-        <w:t xml:space="preserve">They assume a sharp reader in a</w:t>
-      </w:r>
-      <w:r>
-        <w:t xml:space="preserve"> </w:t>
-      </w:r>
-      <w:r>
-        <w:t xml:space="preserve">different profession, not a software developer: where a technical term is</w:t>
-      </w:r>
-      <w:r>
-        <w:t xml:space="preserve"> </w:t>
-      </w:r>
-      <w:r>
-        <w:t xml:space="preserve">genuinely necessary, it is defined in a clause the first time it appears, the way</w:t>
-      </w:r>
-      <w:r>
-        <w:t xml:space="preserve"> </w:t>
-      </w:r>
-      <w:r>
-        <w:t xml:space="preserve">one professional would brief another. Read 1–6 start to finish and you can explain</w:t>
-      </w:r>
-      <w:r>
-        <w:t xml:space="preserve"> </w:t>
-      </w:r>
-      <w:r>
-        <w:t xml:space="preserve">to your own leadership what Hub Studio 2.0 is, why it is substantial work, what is</w:t>
-      </w:r>
-      <w:r>
-        <w:t xml:space="preserve"> </w:t>
-      </w:r>
-      <w:r>
-        <w:t xml:space="preserve">finished, and what the evidence shows.</w:t>
-      </w:r>
-    </w:p>
-    <w:p>
-      <w:pPr>
-        <w:pStyle w:val="Compact"/>
-        <w:numPr>
-          <w:ilvl w:val="0"/>
-          <w:numId w:val="1019"/>
-        </w:numPr>
-      </w:pPr>
-      <w:r>
-        <w:rPr>
-          <w:b/>
-          <w:bCs/>
-        </w:rPr>
-        <w:t xml:space="preserve">If you are a developer</w:t>
-      </w:r>
-      <w:r>
-        <w:t xml:space="preserve"> </w:t>
-      </w:r>
-      <w:r>
-        <w:t xml:space="preserve">— you want the full technical detail: the architecture,</w:t>
-      </w:r>
-      <w:r>
-        <w:t xml:space="preserve"> </w:t>
-      </w:r>
-      <w:r>
-        <w:t xml:space="preserve">the data layer, the security model, and the implementation plan.</w:t>
-      </w:r>
-      <w:r>
-        <w:t xml:space="preserve"> </w:t>
-      </w:r>
-      <w:r>
-        <w:rPr>
-          <w:b/>
-          <w:bCs/>
-        </w:rPr>
-        <w:t xml:space="preserve">Section 7 — the</w:t>
-      </w:r>
-      <w:r>
-        <w:rPr>
-          <w:b/>
-          <w:bCs/>
-        </w:rPr>
-        <w:t xml:space="preserve"> </w:t>
-      </w:r>
-      <w:r>
-        <w:rPr>
-          <w:b/>
-          <w:bCs/>
-        </w:rPr>
-        <w:t xml:space="preserve">developer reference — is written for you</w:t>
-      </w:r>
-      <w:r>
-        <w:t xml:space="preserve">, and the code-level specifics live</w:t>
-      </w:r>
-      <w:r>
-        <w:t xml:space="preserve"> </w:t>
-      </w:r>
-      <w:r>
-        <w:t xml:space="preserve">there.</w:t>
-      </w:r>
-    </w:p>
-    <w:p>
-      <w:pPr>
-        <w:pStyle w:val="FirstParagraph"/>
-      </w:pPr>
-      <w:r>
-        <w:rPr>
-          <w:b/>
-          <w:bCs/>
-        </w:rPr>
-        <w:t xml:space="preserve">This document shows its work.</w:t>
-      </w:r>
-      <w:r>
-        <w:t xml:space="preserve"> </w:t>
-      </w:r>
-      <w:r>
-        <w:t xml:space="preserve">Throughout Sections 1–6, claims of "built" come</w:t>
-      </w:r>
-      <w:r>
-        <w:t xml:space="preserve"> </w:t>
-      </w:r>
-      <w:r>
-        <w:t xml:space="preserve">with something you can examine for yourself — offered in the spirit of one</w:t>
-      </w:r>
-      <w:r>
-        <w:t xml:space="preserve"> </w:t>
-      </w:r>
-      <w:r>
-        <w:t xml:space="preserve">colleague handing another the evidence, not as an argument to win. Three kinds of</w:t>
-      </w:r>
-      <w:r>
-        <w:t xml:space="preserve"> </w:t>
-      </w:r>
-      <w:r>
-        <w:t xml:space="preserve">evidence recur:</w:t>
       </w:r>
     </w:p>
     <w:p>
@@ -10165,6 +10751,210 @@
         <w:numPr>
           <w:ilvl w:val="0"/>
           <w:numId w:val="1020"/>
+        </w:numPr>
+      </w:pPr>
+      <w:r>
+        <w:rPr>
+          <w:b/>
+          <w:bCs/>
+        </w:rPr>
+        <w:t xml:space="preserve">If you are a manager, director, or stakeholder</w:t>
+      </w:r>
+      <w:r>
+        <w:t xml:space="preserve"> </w:t>
+      </w:r>
+      <w:r>
+        <w:t xml:space="preserve">— you want the</w:t>
+      </w:r>
+      <w:r>
+        <w:t xml:space="preserve"> </w:t>
+      </w:r>
+      <w:r>
+        <w:rPr>
+          <w:i/>
+          <w:iCs/>
+        </w:rPr>
+        <w:t xml:space="preserve">what</w:t>
+      </w:r>
+      <w:r>
+        <w:t xml:space="preserve">, the</w:t>
+      </w:r>
+      <w:r>
+        <w:t xml:space="preserve"> </w:t>
+      </w:r>
+      <w:r>
+        <w:rPr>
+          <w:i/>
+          <w:iCs/>
+        </w:rPr>
+        <w:t xml:space="preserve">why</w:t>
+      </w:r>
+      <w:r>
+        <w:t xml:space="preserve">, the</w:t>
+      </w:r>
+      <w:r>
+        <w:t xml:space="preserve"> </w:t>
+      </w:r>
+      <w:r>
+        <w:rPr>
+          <w:i/>
+          <w:iCs/>
+        </w:rPr>
+        <w:t xml:space="preserve">status</w:t>
+      </w:r>
+      <w:r>
+        <w:t xml:space="preserve">, and the evidence behind it, not the engineering internals.</w:t>
+      </w:r>
+      <w:r>
+        <w:t xml:space="preserve"> </w:t>
+      </w:r>
+      <w:r>
+        <w:rPr>
+          <w:b/>
+          <w:bCs/>
+        </w:rPr>
+        <w:t xml:space="preserve">Sections 1 through 6 are written for you.</w:t>
+      </w:r>
+      <w:r>
+        <w:t xml:space="preserve"> </w:t>
+      </w:r>
+      <w:r>
+        <w:t xml:space="preserve">They assume a sharp reader in a</w:t>
+      </w:r>
+      <w:r>
+        <w:t xml:space="preserve"> </w:t>
+      </w:r>
+      <w:r>
+        <w:t xml:space="preserve">different profession, not a software developer: where a technical term is</w:t>
+      </w:r>
+      <w:r>
+        <w:t xml:space="preserve"> </w:t>
+      </w:r>
+      <w:r>
+        <w:t xml:space="preserve">genuinely necessary, it is defined in a clause the first time it appears, the way</w:t>
+      </w:r>
+      <w:r>
+        <w:t xml:space="preserve"> </w:t>
+      </w:r>
+      <w:r>
+        <w:t xml:space="preserve">one professional would brief another. Read 1–6 start to finish and you can explain</w:t>
+      </w:r>
+      <w:r>
+        <w:t xml:space="preserve"> </w:t>
+      </w:r>
+      <w:r>
+        <w:t xml:space="preserve">to your own leadership what Hub Studio 2.0 is, why it is substantial work, what is</w:t>
+      </w:r>
+      <w:r>
+        <w:t xml:space="preserve"> </w:t>
+      </w:r>
+      <w:r>
+        <w:t xml:space="preserve">finished, and what the evidence shows.</w:t>
+      </w:r>
+    </w:p>
+    <w:p>
+      <w:pPr>
+        <w:pStyle w:val="Compact"/>
+        <w:numPr>
+          <w:ilvl w:val="0"/>
+          <w:numId w:val="1020"/>
+        </w:numPr>
+      </w:pPr>
+      <w:r>
+        <w:rPr>
+          <w:b/>
+          <w:bCs/>
+        </w:rPr>
+        <w:t xml:space="preserve">If you are a developer</w:t>
+      </w:r>
+      <w:r>
+        <w:t xml:space="preserve"> </w:t>
+      </w:r>
+      <w:r>
+        <w:t xml:space="preserve">— you want the full technical detail: the architecture,</w:t>
+      </w:r>
+      <w:r>
+        <w:t xml:space="preserve"> </w:t>
+      </w:r>
+      <w:r>
+        <w:t xml:space="preserve">the data layer, the security model, and the implementation plan.</w:t>
+      </w:r>
+      <w:r>
+        <w:t xml:space="preserve"> </w:t>
+      </w:r>
+      <w:r>
+        <w:rPr>
+          <w:b/>
+          <w:bCs/>
+        </w:rPr>
+        <w:t xml:space="preserve">Section 7 — the</w:t>
+      </w:r>
+      <w:r>
+        <w:rPr>
+          <w:b/>
+          <w:bCs/>
+        </w:rPr>
+        <w:t xml:space="preserve"> </w:t>
+      </w:r>
+      <w:r>
+        <w:rPr>
+          <w:b/>
+          <w:bCs/>
+        </w:rPr>
+        <w:t xml:space="preserve">developer reference — is written for you</w:t>
+      </w:r>
+      <w:r>
+        <w:t xml:space="preserve">, and the code-level specifics live</w:t>
+      </w:r>
+      <w:r>
+        <w:t xml:space="preserve"> </w:t>
+      </w:r>
+      <w:r>
+        <w:t xml:space="preserve">there.</w:t>
+      </w:r>
+    </w:p>
+    <w:p>
+      <w:pPr>
+        <w:pStyle w:val="FirstParagraph"/>
+      </w:pPr>
+      <w:r>
+        <w:rPr>
+          <w:b/>
+          <w:bCs/>
+        </w:rPr>
+        <w:t xml:space="preserve">This document shows its work.</w:t>
+      </w:r>
+      <w:r>
+        <w:t xml:space="preserve"> </w:t>
+      </w:r>
+      <w:r>
+        <w:t xml:space="preserve">Throughout Sections 1–6, claims of "built" come</w:t>
+      </w:r>
+      <w:r>
+        <w:t xml:space="preserve"> </w:t>
+      </w:r>
+      <w:r>
+        <w:t xml:space="preserve">with something you can examine for yourself — offered in the spirit of one</w:t>
+      </w:r>
+      <w:r>
+        <w:t xml:space="preserve"> </w:t>
+      </w:r>
+      <w:r>
+        <w:t xml:space="preserve">colleague handing another the evidence, not as an argument to win. Three kinds of</w:t>
+      </w:r>
+      <w:r>
+        <w:t xml:space="preserve"> </w:t>
+      </w:r>
+      <w:r>
+        <w:t xml:space="preserve">evidence recur:</w:t>
+      </w:r>
+    </w:p>
+    <w:p>
+      <w:pPr>
+        <w:pStyle w:val="Compact"/>
+        <w:numPr>
+          <w:ilvl w:val="0"/>
+          <w:numId w:val="1021"/>
         </w:numPr>
       </w:pPr>
       <w:r>
@@ -10289,7 +11079,7 @@
         <w:pStyle w:val="Compact"/>
         <w:numPr>
           <w:ilvl w:val="0"/>
-          <w:numId w:val="1020"/>
+          <w:numId w:val="1021"/>
         </w:numPr>
       </w:pPr>
       <w:r>
@@ -10351,7 +11141,7 @@
         <w:pStyle w:val="Compact"/>
         <w:numPr>
           <w:ilvl w:val="0"/>
-          <w:numId w:val="1020"/>
+          <w:numId w:val="1021"/>
         </w:numPr>
       </w:pPr>
       <w:r>
@@ -10446,8 +11236,8 @@
         </w:pict>
       </w:r>
     </w:p>
-    <w:bookmarkEnd w:id="47"/>
-    <w:bookmarkStart w:id="48" w:name="toc30"/>
+    <w:bookmarkEnd w:id="48"/>
+    <w:bookmarkStart w:id="49" w:name="toc31"/>
     <w:p>
       <w:pPr>
         <w:pStyle w:val="Heading3"/>
@@ -10721,8 +11511,8 @@
         </w:pict>
       </w:r>
     </w:p>
-    <w:bookmarkEnd w:id="48"/>
-    <w:bookmarkStart w:id="56" w:name="toc31"/>
+    <w:bookmarkEnd w:id="49"/>
+    <w:bookmarkStart w:id="57" w:name="toc32"/>
     <w:p>
       <w:pPr>
         <w:pStyle w:val="Heading3"/>
@@ -10823,7 +11613,7 @@
         <w:t xml:space="preserve">part below the waterline visible, so the scope is on the table rather than implied.</w:t>
       </w:r>
     </w:p>
-    <w:bookmarkStart w:id="49" w:name="modeling-the-research-content-faithfully"/>
+    <w:bookmarkStart w:id="50" w:name="modeling-the-research-content-faithfully"/>
     <w:p>
       <w:pPr>
         <w:pStyle w:val="Heading4"/>
@@ -10982,8 +11772,8 @@
         <w:t xml:space="preserve">faith.</w:t>
       </w:r>
     </w:p>
-    <w:bookmarkEnd w:id="49"/>
-    <w:bookmarkStart w:id="50" w:name="Xa29f5e5cea5175878ad7fc77ac144c5fc635d32"/>
+    <w:bookmarkEnd w:id="50"/>
+    <w:bookmarkStart w:id="51" w:name="Xa29f5e5cea5175878ad7fc77ac144c5fc635d32"/>
     <w:p>
       <w:pPr>
         <w:pStyle w:val="Heading4"/>
@@ -11159,8 +11949,8 @@
         <w:t xml:space="preserve">genuine work behind "let them log in."</w:t>
       </w:r>
     </w:p>
-    <w:bookmarkEnd w:id="50"/>
-    <w:bookmarkStart w:id="51" w:name="Xc20969eebf7a62c30281e254388fd69129d13c5"/>
+    <w:bookmarkEnd w:id="51"/>
+    <w:bookmarkStart w:id="52" w:name="Xc20969eebf7a62c30281e254388fd69129d13c5"/>
     <w:p>
       <w:pPr>
         <w:pStyle w:val="Heading4"/>
@@ -11393,8 +12183,8 @@
         <w:t xml:space="preserve">as being cautious.</w:t>
       </w:r>
     </w:p>
-    <w:bookmarkEnd w:id="51"/>
-    <w:bookmarkStart w:id="52" w:name="X35f0e0227c21db32ba9cfc26c67ab445c60498b"/>
+    <w:bookmarkEnd w:id="52"/>
+    <w:bookmarkStart w:id="53" w:name="X35f0e0227c21db32ba9cfc26c67ab445c60498b"/>
     <w:p>
       <w:pPr>
         <w:pStyle w:val="Heading4"/>
@@ -11481,8 +12271,8 @@
         <w:t xml:space="preserve">whole build if anyone ever weakens them.</w:t>
       </w:r>
     </w:p>
-    <w:bookmarkEnd w:id="52"/>
-    <w:bookmarkStart w:id="53" w:name="X6d5a74fecf30952c05a2f8b3e5bff96f92f6758"/>
+    <w:bookmarkEnd w:id="53"/>
+    <w:bookmarkStart w:id="54" w:name="X6d5a74fecf30952c05a2f8b3e5bff96f92f6758"/>
     <w:p>
       <w:pPr>
         <w:pStyle w:val="Heading4"/>
@@ -11597,8 +12387,8 @@
         <w:t xml:space="preserve">real task hiding inside the word "preview."</w:t>
       </w:r>
     </w:p>
-    <w:bookmarkEnd w:id="53"/>
-    <w:bookmarkStart w:id="54" w:name="X95acfa1ea2f3e2066821e20382f4eb208685ad7"/>
+    <w:bookmarkEnd w:id="54"/>
+    <w:bookmarkStart w:id="55" w:name="X95acfa1ea2f3e2066821e20382f4eb208685ad7"/>
     <w:p>
       <w:pPr>
         <w:pStyle w:val="Heading4"/>
@@ -11657,8 +12447,8 @@
         <w:t xml:space="preserve">trivial project. (Section 5 tells that story.)</w:t>
       </w:r>
     </w:p>
-    <w:bookmarkEnd w:id="54"/>
-    <w:bookmarkStart w:id="55" w:name="so--is-it-straightforward"/>
+    <w:bookmarkEnd w:id="55"/>
+    <w:bookmarkStart w:id="56" w:name="so--is-it-straightforward"/>
     <w:p>
       <w:pPr>
         <w:pStyle w:val="Heading4"/>
@@ -11760,9 +12550,9 @@
         </w:pict>
       </w:r>
     </w:p>
-    <w:bookmarkEnd w:id="55"/>
     <w:bookmarkEnd w:id="56"/>
-    <w:bookmarkStart w:id="66" w:name="toc32"/>
+    <w:bookmarkEnd w:id="57"/>
+    <w:bookmarkStart w:id="67" w:name="toc33"/>
     <w:p>
       <w:pPr>
         <w:pStyle w:val="Heading3"/>
@@ -11996,7 +12786,7 @@
         <w:t xml:space="preserve">you can do, see, or click in that demonstration.</w:t>
       </w:r>
     </w:p>
-    <w:bookmarkStart w:id="57" w:name="X6dc0b1618cfb6ca3ae5b9149632e2b2d3ee424e"/>
+    <w:bookmarkStart w:id="58" w:name="X6dc0b1618cfb6ca3ae5b9149632e2b2d3ee424e"/>
     <w:p>
       <w:pPr>
         <w:pStyle w:val="Heading4"/>
@@ -12295,8 +13085,8 @@
         <w:t xml:space="preserve">is backed by its own automated tests.</w:t>
       </w:r>
     </w:p>
-    <w:bookmarkEnd w:id="57"/>
-    <w:bookmarkStart w:id="58" w:name="X598a678733624d1a723e71320664768816d3cf5"/>
+    <w:bookmarkEnd w:id="58"/>
+    <w:bookmarkStart w:id="59" w:name="X598a678733624d1a723e71320664768816d3cf5"/>
     <w:p>
       <w:pPr>
         <w:pStyle w:val="Heading4"/>
@@ -12465,626 +13255,6 @@
       </w:pPr>
       <w:r>
         <w:t xml:space="preserve">Two deliberate, smaller choices round this out:</w:t>
-      </w:r>
-    </w:p>
-    <w:p>
-      <w:pPr>
-        <w:pStyle w:val="Compact"/>
-        <w:numPr>
-          <w:ilvl w:val="0"/>
-          <w:numId w:val="1021"/>
-        </w:numPr>
-      </w:pPr>
-      <w:r>
-        <w:t xml:space="preserve">The</w:t>
-      </w:r>
-      <w:r>
-        <w:t xml:space="preserve"> </w:t>
-      </w:r>
-      <w:r>
-        <w:rPr>
-          <w:b/>
-          <w:bCs/>
-        </w:rPr>
-        <w:t xml:space="preserve">Abstract</w:t>
-      </w:r>
-      <w:r>
-        <w:t xml:space="preserve"> </w:t>
-      </w:r>
-      <w:r>
-        <w:t xml:space="preserve">(the short summary) uses a</w:t>
-      </w:r>
-      <w:r>
-        <w:t xml:space="preserve"> </w:t>
-      </w:r>
-      <w:r>
-        <w:rPr>
-          <w:i/>
-          <w:iCs/>
-        </w:rPr>
-        <w:t xml:space="preserve">compact</w:t>
-      </w:r>
-      <w:r>
-        <w:t xml:space="preserve"> </w:t>
-      </w:r>
-      <w:r>
-        <w:t xml:space="preserve">version of the same editor —</w:t>
-      </w:r>
-      <w:r>
-        <w:t xml:space="preserve"> </w:t>
-      </w:r>
-      <w:r>
-        <w:t xml:space="preserve">bold, italic, and links only. References and footnotes are intentionally</w:t>
-      </w:r>
-      <w:r>
-        <w:t xml:space="preserve"> </w:t>
-      </w:r>
-      <w:r>
-        <w:rPr>
-          <w:b/>
-          <w:bCs/>
-        </w:rPr>
-        <w:t xml:space="preserve">not</w:t>
-      </w:r>
-      <w:r>
-        <w:t xml:space="preserve"> </w:t>
-      </w:r>
-      <w:r>
-        <w:t xml:space="preserve">allowed in the abstract, because a summary is not the place for them. Links in the</w:t>
-      </w:r>
-      <w:r>
-        <w:t xml:space="preserve"> </w:t>
-      </w:r>
-      <w:r>
-        <w:t xml:space="preserve">abstract open in a new window.</w:t>
-      </w:r>
-    </w:p>
-    <w:p>
-      <w:pPr>
-        <w:pStyle w:val="Compact"/>
-        <w:numPr>
-          <w:ilvl w:val="0"/>
-          <w:numId w:val="1021"/>
-        </w:numPr>
-      </w:pPr>
-      <w:r>
-        <w:t xml:space="preserve">The</w:t>
-      </w:r>
-      <w:r>
-        <w:t xml:space="preserve"> </w:t>
-      </w:r>
-      <w:r>
-        <w:rPr>
-          <w:b/>
-          <w:bCs/>
-        </w:rPr>
-        <w:t xml:space="preserve">App description</w:t>
-      </w:r>
-      <w:r>
-        <w:t xml:space="preserve"> </w:t>
-      </w:r>
-      <w:r>
-        <w:t xml:space="preserve">uses the full editor, the same as an article body.</w:t>
-      </w:r>
-    </w:p>
-    <w:p>
-      <w:pPr>
-        <w:pStyle w:val="FirstParagraph"/>
-      </w:pPr>
-      <w:r>
-        <w:rPr>
-          <w:i/>
-          <w:iCs/>
-        </w:rPr>
-        <w:t xml:space="preserve">See it:</w:t>
-      </w:r>
-      <w:r>
-        <w:t xml:space="preserve"> </w:t>
-      </w:r>
-      <w:r>
-        <w:t xml:space="preserve">open any sample article in the demonstration and you will see the toolbar,</w:t>
-      </w:r>
-      <w:r>
-        <w:t xml:space="preserve"> </w:t>
-      </w:r>
-      <w:r>
-        <w:t xml:space="preserve">the Headings menu, and the live Preview, and you can type into them yourself.</w:t>
-      </w:r>
-    </w:p>
-    <w:bookmarkEnd w:id="58"/>
-    <w:bookmarkStart w:id="59" w:name="X02d122ec63f3333f7be0246a64e5d4dc5e43aab"/>
-    <w:p>
-      <w:pPr>
-        <w:pStyle w:val="Heading4"/>
-      </w:pPr>
-      <w:r>
-        <w:t xml:space="preserve">(c) Images and files — accessible and safe by construction</w:t>
-      </w:r>
-    </w:p>
-    <w:p>
-      <w:pPr>
-        <w:pStyle w:val="FirstParagraph"/>
-      </w:pPr>
-      <w:r>
-        <w:t xml:space="preserve">Adding an image requires</w:t>
-      </w:r>
-      <w:r>
-        <w:t xml:space="preserve"> </w:t>
-      </w:r>
-      <w:r>
-        <w:rPr>
-          <w:b/>
-          <w:bCs/>
-        </w:rPr>
-        <w:t xml:space="preserve">alt-text</w:t>
-      </w:r>
-      <w:r>
-        <w:t xml:space="preserve"> </w:t>
-      </w:r>
-      <w:r>
-        <w:t xml:space="preserve">(a short written description a screen reader</w:t>
-      </w:r>
-      <w:r>
-        <w:t xml:space="preserve"> </w:t>
-      </w:r>
-      <w:r>
-        <w:t xml:space="preserve">speaks aloud to a person who cannot see the image — a legal accessibility</w:t>
-      </w:r>
-      <w:r>
-        <w:t xml:space="preserve"> </w:t>
-      </w:r>
-      <w:r>
-        <w:t xml:space="preserve">requirement for a public government site) and allows an optional</w:t>
-      </w:r>
-      <w:r>
-        <w:t xml:space="preserve"> </w:t>
-      </w:r>
-      <w:r>
-        <w:rPr>
-          <w:b/>
-          <w:bCs/>
-        </w:rPr>
-        <w:t xml:space="preserve">caption</w:t>
-      </w:r>
-      <w:r>
-        <w:t xml:space="preserve">. The</w:t>
-      </w:r>
-      <w:r>
-        <w:t xml:space="preserve"> </w:t>
-      </w:r>
-      <w:r>
-        <w:t xml:space="preserve">alt-text and caption boxes are right there in the picker, so supplying a description</w:t>
-      </w:r>
-      <w:r>
-        <w:t xml:space="preserve"> </w:t>
-      </w:r>
-      <w:r>
-        <w:t xml:space="preserve">is the natural path, not an afterthought.</w:t>
-      </w:r>
-    </w:p>
-    <w:p>
-      <w:pPr>
-        <w:pStyle w:val="BodyText"/>
-      </w:pPr>
-      <w:r>
-        <w:t xml:space="preserve">Authors also have a</w:t>
-      </w:r>
-      <w:r>
-        <w:t xml:space="preserve"> </w:t>
-      </w:r>
-      <w:r>
-        <w:rPr>
-          <w:b/>
-          <w:bCs/>
-        </w:rPr>
-        <w:t xml:space="preserve">body-image gallery</w:t>
-      </w:r>
-      <w:r>
-        <w:t xml:space="preserve">: upload several images at once, see them</w:t>
-      </w:r>
-      <w:r>
-        <w:t xml:space="preserve"> </w:t>
-      </w:r>
-      <w:r>
-        <w:t xml:space="preserve">as thumbnails in a small panel beside the editor, and click any thumbnail to insert</w:t>
-      </w:r>
-      <w:r>
-        <w:t xml:space="preserve"> </w:t>
-      </w:r>
-      <w:r>
-        <w:t xml:space="preserve">that image at the current cursor position in the article body. This means an author</w:t>
-      </w:r>
-      <w:r>
-        <w:t xml:space="preserve"> </w:t>
-      </w:r>
-      <w:r>
-        <w:t xml:space="preserve">can stage all the images for an article first, then drop them in where they want</w:t>
-      </w:r>
-      <w:r>
-        <w:t xml:space="preserve"> </w:t>
-      </w:r>
-      <w:r>
-        <w:t xml:space="preserve">them — without leaving the editing screen.</w:t>
-      </w:r>
-    </w:p>
-    <w:p>
-      <w:pPr>
-        <w:pStyle w:val="BodyText"/>
-      </w:pPr>
-      <w:r>
-        <w:t xml:space="preserve">The main report file or data file is a simpler</w:t>
-      </w:r>
-      <w:r>
-        <w:t xml:space="preserve"> </w:t>
-      </w:r>
-      <w:r>
-        <w:rPr>
-          <w:b/>
-          <w:bCs/>
-        </w:rPr>
-        <w:t xml:space="preserve">document-or-PDF upload</w:t>
-      </w:r>
-      <w:r>
-        <w:t xml:space="preserve"> </w:t>
-      </w:r>
-      <w:r>
-        <w:t xml:space="preserve">with no</w:t>
-      </w:r>
-      <w:r>
-        <w:t xml:space="preserve"> </w:t>
-      </w:r>
-      <w:r>
-        <w:t xml:space="preserve">alt-text or caption (it's a file to download, not a picture to describe).</w:t>
-      </w:r>
-    </w:p>
-    <w:p>
-      <w:pPr>
-        <w:pStyle w:val="BodyText"/>
-      </w:pPr>
-      <w:r>
-        <w:t xml:space="preserve">Under the hood, the project holds one line without exception:</w:t>
-      </w:r>
-      <w:r>
-        <w:t xml:space="preserve"> </w:t>
-      </w:r>
-      <w:r>
-        <w:rPr>
-          <w:b/>
-          <w:bCs/>
-        </w:rPr>
-        <w:t xml:space="preserve">an image is never</w:t>
-      </w:r>
-      <w:r>
-        <w:rPr>
-          <w:b/>
-          <w:bCs/>
-        </w:rPr>
-        <w:t xml:space="preserve"> </w:t>
-      </w:r>
-      <w:r>
-        <w:rPr>
-          <w:b/>
-          <w:bCs/>
-        </w:rPr>
-        <w:t xml:space="preserve">stored as a giant block of embedded text.</w:t>
-      </w:r>
-      <w:r>
-        <w:t xml:space="preserve"> </w:t>
-      </w:r>
-      <w:r>
-        <w:t xml:space="preserve">Every image and every file is uploaded</w:t>
-      </w:r>
-      <w:r>
-        <w:t xml:space="preserve"> </w:t>
-      </w:r>
-      <w:r>
-        <w:t xml:space="preserve">once to a shared store and referenced by a lightweight link — which is exactly what</w:t>
-      </w:r>
-      <w:r>
-        <w:t xml:space="preserve"> </w:t>
-      </w:r>
-      <w:r>
-        <w:t xml:space="preserve">the old 2019 tool got wrong, bloating itself with image data. This is the single</w:t>
-      </w:r>
-      <w:r>
-        <w:t xml:space="preserve"> </w:t>
-      </w:r>
-      <w:r>
-        <w:t xml:space="preserve">rule the team treats as non-negotiable, and it is guaranteed by automated tests that</w:t>
-      </w:r>
-      <w:r>
-        <w:t xml:space="preserve"> </w:t>
-      </w:r>
-      <w:r>
-        <w:t xml:space="preserve">stop the build the instant anyone weakens it.</w:t>
-      </w:r>
-    </w:p>
-    <w:p>
-      <w:pPr>
-        <w:pStyle w:val="BodyText"/>
-      </w:pPr>
-      <w:r>
-        <w:rPr>
-          <w:i/>
-          <w:iCs/>
-        </w:rPr>
-        <w:t xml:space="preserve">See it:</w:t>
-      </w:r>
-      <w:r>
-        <w:t xml:space="preserve"> </w:t>
-      </w:r>
-      <w:r>
-        <w:t xml:space="preserve">the picker shows the alt-text and caption fields and the name of the</w:t>
-      </w:r>
-      <w:r>
-        <w:t xml:space="preserve"> </w:t>
-      </w:r>
-      <w:r>
-        <w:t xml:space="preserve">file you selected; the body-image gallery thumbnails are visible in the editing</w:t>
-      </w:r>
-      <w:r>
-        <w:t xml:space="preserve"> </w:t>
-      </w:r>
-      <w:r>
-        <w:t xml:space="preserve">panel when images have been uploaded to an article; the no-bloated-images rule is</w:t>
-      </w:r>
-      <w:r>
-        <w:t xml:space="preserve"> </w:t>
-      </w:r>
-      <w:r>
-        <w:t xml:space="preserve">enforced by a dedicated guard test that runs across all three content types.</w:t>
-      </w:r>
-    </w:p>
-    <w:bookmarkEnd w:id="59"/>
-    <w:bookmarkStart w:id="60" w:name="Xd489cb8ef34e8148ec3464a1eeececde17fad12"/>
-    <w:p>
-      <w:pPr>
-        <w:pStyle w:val="Heading4"/>
-      </w:pPr>
-      <w:r>
-        <w:t xml:space="preserve">(d) The save gate — bad or unsafe content can't be saved</w:t>
-      </w:r>
-    </w:p>
-    <w:p>
-      <w:pPr>
-        <w:pStyle w:val="FirstParagraph"/>
-      </w:pPr>
-      <w:r>
-        <w:t xml:space="preserve">Before anything is written, the Studio checks it. Required fields must be present,</w:t>
-      </w:r>
-      <w:r>
-        <w:t xml:space="preserve"> </w:t>
-      </w:r>
-      <w:r>
-        <w:t xml:space="preserve">values must come from the allowed set, and no forbidden embedded image may sneak in.</w:t>
-      </w:r>
-      <w:r>
-        <w:t xml:space="preserve"> </w:t>
-      </w:r>
-      <w:r>
-        <w:t xml:space="preserve">If something is wrong, the</w:t>
-      </w:r>
-      <w:r>
-        <w:t xml:space="preserve"> </w:t>
-      </w:r>
-      <w:r>
-        <w:rPr>
-          <w:b/>
-          <w:bCs/>
-        </w:rPr>
-        <w:t xml:space="preserve">save is blocked</w:t>
-      </w:r>
-      <w:r>
-        <w:t xml:space="preserve"> </w:t>
-      </w:r>
-      <w:r>
-        <w:t xml:space="preserve">and the person is told, in plain</w:t>
-      </w:r>
-      <w:r>
-        <w:t xml:space="preserve"> </w:t>
-      </w:r>
-      <w:r>
-        <w:t xml:space="preserve">terms, what to fix —</w:t>
-      </w:r>
-      <w:r>
-        <w:t xml:space="preserve"> </w:t>
-      </w:r>
-      <w:r>
-        <w:rPr>
-          <w:i/>
-          <w:iCs/>
-        </w:rPr>
-        <w:t xml:space="preserve">before</w:t>
-      </w:r>
-      <w:r>
-        <w:t xml:space="preserve"> </w:t>
-      </w:r>
-      <w:r>
-        <w:t xml:space="preserve">anything reaches the content system. This is the</w:t>
-      </w:r>
-      <w:r>
-        <w:t xml:space="preserve"> </w:t>
-      </w:r>
-      <w:r>
-        <w:t xml:space="preserve">guarantee from Section 2 made real, standing directly between a person and a save.</w:t>
-      </w:r>
-    </w:p>
-    <w:p>
-      <w:pPr>
-        <w:pStyle w:val="BodyText"/>
-      </w:pPr>
-      <w:r>
-        <w:rPr>
-          <w:i/>
-          <w:iCs/>
-        </w:rPr>
-        <w:t xml:space="preserve">See it:</w:t>
-      </w:r>
-      <w:r>
-        <w:t xml:space="preserve"> </w:t>
-      </w:r>
-      <w:r>
-        <w:t xml:space="preserve">try to save an incomplete draft in the demonstration and the gate stops</w:t>
-      </w:r>
-      <w:r>
-        <w:t xml:space="preserve"> </w:t>
-      </w:r>
-      <w:r>
-        <w:t xml:space="preserve">you with a plain-language message; the gate's rules are covered by automated tests</w:t>
-      </w:r>
-      <w:r>
-        <w:t xml:space="preserve"> </w:t>
-      </w:r>
-      <w:r>
-        <w:t xml:space="preserve">for every content type.</w:t>
-      </w:r>
-    </w:p>
-    <w:bookmarkEnd w:id="60"/>
-    <w:bookmarkStart w:id="61" w:name="Xd2f6e7843bce1d495545347be7e55f0a9f20d71"/>
-    <w:p>
-      <w:pPr>
-        <w:pStyle w:val="Heading4"/>
-      </w:pPr>
-      <w:r>
-        <w:t xml:space="preserve">(e) "Preview as published" — exactly what the public will see</w:t>
-      </w:r>
-    </w:p>
-    <w:p>
-      <w:pPr>
-        <w:pStyle w:val="FirstParagraph"/>
-      </w:pPr>
-      <w:r>
-        <w:t xml:space="preserve">A "Preview as published" view shows an article</w:t>
-      </w:r>
-      <w:r>
-        <w:t xml:space="preserve"> </w:t>
-      </w:r>
-      <w:r>
-        <w:rPr>
-          <w:b/>
-          <w:bCs/>
-        </w:rPr>
-        <w:t xml:space="preserve">exactly as it will appear on the</w:t>
-      </w:r>
-      <w:r>
-        <w:rPr>
-          <w:b/>
-          <w:bCs/>
-        </w:rPr>
-        <w:t xml:space="preserve"> </w:t>
-      </w:r>
-      <w:r>
-        <w:rPr>
-          <w:b/>
-          <w:bCs/>
-        </w:rPr>
-        <w:t xml:space="preserve">public Research Hub</w:t>
-      </w:r>
-      <w:r>
-        <w:t xml:space="preserve"> </w:t>
-      </w:r>
-      <w:r>
-        <w:t xml:space="preserve">— not roughly, exactly. It uses the same fonts (condensed</w:t>
-      </w:r>
-      <w:r>
-        <w:t xml:space="preserve"> </w:t>
-      </w:r>
-      <w:r>
-        <w:t xml:space="preserve">headings, serif body), shows the bordered abstract, lists all authors, includes a</w:t>
-      </w:r>
-      <w:r>
-        <w:t xml:space="preserve"> </w:t>
-      </w:r>
-      <w:r>
-        <w:t xml:space="preserve">sticky</w:t>
-      </w:r>
-      <w:r>
-        <w:t xml:space="preserve"> </w:t>
-      </w:r>
-      <w:r>
-        <w:rPr>
-          <w:b/>
-          <w:bCs/>
-        </w:rPr>
-        <w:t xml:space="preserve">Table of Contents</w:t>
-      </w:r>
-      <w:r>
-        <w:t xml:space="preserve"> </w:t>
-      </w:r>
-      <w:r>
-        <w:t xml:space="preserve">that follows you as you scroll, the end matter</w:t>
-      </w:r>
-      <w:r>
-        <w:t xml:space="preserve"> </w:t>
-      </w:r>
-      <w:r>
-        <w:t xml:space="preserve">(About-the-Authors, Funding Acknowledgment, Suggested Citation), and a</w:t>
-      </w:r>
-      <w:r>
-        <w:t xml:space="preserve"> </w:t>
-      </w:r>
-      <w:r>
-        <w:rPr>
-          <w:b/>
-          <w:bCs/>
-        </w:rPr>
-        <w:t xml:space="preserve">Print</w:t>
-      </w:r>
-      <w:r>
-        <w:t xml:space="preserve"> </w:t>
-      </w:r>
-      <w:r>
-        <w:t xml:space="preserve">button. This is what staff approve against, so there are no surprises after they</w:t>
-      </w:r>
-      <w:r>
-        <w:t xml:space="preserve"> </w:t>
-      </w:r>
-      <w:r>
-        <w:t xml:space="preserve">sign off.</w:t>
-      </w:r>
-    </w:p>
-    <w:p>
-      <w:pPr>
-        <w:pStyle w:val="BodyText"/>
-      </w:pPr>
-      <w:r>
-        <w:t xml:space="preserve">Each saved draft also gets a</w:t>
-      </w:r>
-      <w:r>
-        <w:t xml:space="preserve"> </w:t>
-      </w:r>
-      <w:r>
-        <w:rPr>
-          <w:b/>
-          <w:bCs/>
-        </w:rPr>
-        <w:t xml:space="preserve">shareable preview link</w:t>
-      </w:r>
-      <w:r>
-        <w:t xml:space="preserve"> </w:t>
-      </w:r>
-      <w:r>
-        <w:t xml:space="preserve">that opens for any signed-in</w:t>
-      </w:r>
-      <w:r>
-        <w:t xml:space="preserve"> </w:t>
-      </w:r>
-      <w:r>
-        <w:t xml:space="preserve">staff member — exactly how a reviewer or a manager opens a specific draft and sees</w:t>
-      </w:r>
-      <w:r>
-        <w:t xml:space="preserve"> </w:t>
-      </w:r>
-      <w:r>
-        <w:t xml:space="preserve">what will publish.</w:t>
-      </w:r>
-    </w:p>
-    <w:p>
-      <w:pPr>
-        <w:pStyle w:val="BodyText"/>
-      </w:pPr>
-      <w:r>
-        <w:t xml:space="preserve">Two capabilities have joined the preview since this document was first issued:</w:t>
       </w:r>
     </w:p>
     <w:p>
@@ -13096,54 +13266,67 @@
         </w:numPr>
       </w:pPr>
       <w:r>
-        <w:rPr>
-          <w:b/>
-          <w:bCs/>
-        </w:rPr>
-        <w:t xml:space="preserve">The preview is now its own browser tab.</w:t>
-      </w:r>
-      <w:r>
-        <w:t xml:space="preserve"> </w:t>
-      </w:r>
-      <w:r>
-        <w:t xml:space="preserve">Every preview button opens the draft</w:t>
-      </w:r>
-      <w:r>
-        <w:t xml:space="preserve"> </w:t>
-      </w:r>
-      <w:r>
-        <w:t xml:space="preserve">in one dedicated, reusable tab per document — so the editor and the preview can</w:t>
-      </w:r>
-      <w:r>
-        <w:t xml:space="preserve"> </w:t>
-      </w:r>
-      <w:r>
-        <w:t xml:space="preserve">sit side by side, repeated clicks refresh the same tab instead of piling up</w:t>
-      </w:r>
-      <w:r>
-        <w:t xml:space="preserve"> </w:t>
-      </w:r>
-      <w:r>
-        <w:t xml:space="preserve">copies, and closing the preview returns you to the editor you came from. The</w:t>
-      </w:r>
-      <w:r>
-        <w:t xml:space="preserve"> </w:t>
-      </w:r>
-      <w:r>
-        <w:t xml:space="preserve">preview page doubles as the</w:t>
-      </w:r>
-      <w:r>
-        <w:t xml:space="preserve"> </w:t>
-      </w:r>
-      <w:r>
-        <w:rPr>
-          <w:b/>
-          <w:bCs/>
-        </w:rPr>
-        <w:t xml:space="preserve">shareable review link</w:t>
-      </w:r>
-      <w:r>
-        <w:t xml:space="preserve">.</w:t>
+        <w:t xml:space="preserve">The</w:t>
+      </w:r>
+      <w:r>
+        <w:t xml:space="preserve"> </w:t>
+      </w:r>
+      <w:r>
+        <w:rPr>
+          <w:b/>
+          <w:bCs/>
+        </w:rPr>
+        <w:t xml:space="preserve">Abstract</w:t>
+      </w:r>
+      <w:r>
+        <w:t xml:space="preserve"> </w:t>
+      </w:r>
+      <w:r>
+        <w:t xml:space="preserve">(the short summary) uses a</w:t>
+      </w:r>
+      <w:r>
+        <w:t xml:space="preserve"> </w:t>
+      </w:r>
+      <w:r>
+        <w:rPr>
+          <w:i/>
+          <w:iCs/>
+        </w:rPr>
+        <w:t xml:space="preserve">compact</w:t>
+      </w:r>
+      <w:r>
+        <w:t xml:space="preserve"> </w:t>
+      </w:r>
+      <w:r>
+        <w:t xml:space="preserve">version of the same editor —</w:t>
+      </w:r>
+      <w:r>
+        <w:t xml:space="preserve"> </w:t>
+      </w:r>
+      <w:r>
+        <w:t xml:space="preserve">bold, italic, and links only. References and footnotes are intentionally</w:t>
+      </w:r>
+      <w:r>
+        <w:t xml:space="preserve"> </w:t>
+      </w:r>
+      <w:r>
+        <w:rPr>
+          <w:b/>
+          <w:bCs/>
+        </w:rPr>
+        <w:t xml:space="preserve">not</w:t>
+      </w:r>
+      <w:r>
+        <w:t xml:space="preserve"> </w:t>
+      </w:r>
+      <w:r>
+        <w:t xml:space="preserve">allowed in the abstract, because a summary is not the place for them. Links in the</w:t>
+      </w:r>
+      <w:r>
+        <w:t xml:space="preserve"> </w:t>
+      </w:r>
+      <w:r>
+        <w:t xml:space="preserve">abstract open in a new window.</w:t>
       </w:r>
     </w:p>
     <w:p>
@@ -13155,81 +13338,23 @@
         </w:numPr>
       </w:pPr>
       <w:r>
-        <w:rPr>
-          <w:b/>
-          <w:bCs/>
-        </w:rPr>
-        <w:t xml:space="preserve">Word-style reviewer comments on drafts.</w:t>
-      </w:r>
-      <w:r>
-        <w:t xml:space="preserve"> </w:t>
-      </w:r>
-      <w:r>
-        <w:t xml:space="preserve">On the preview, any signed-in</w:t>
-      </w:r>
-      <w:r>
-        <w:t xml:space="preserve"> </w:t>
-      </w:r>
-      <w:r>
-        <w:t xml:space="preserve">reviewer can switch on a highlighter, select a passage (four colors), and attach</w:t>
-      </w:r>
-      <w:r>
-        <w:t xml:space="preserve"> </w:t>
-      </w:r>
-      <w:r>
-        <w:t xml:space="preserve">a threaded comment — reply, resolve, reopen — with the comment cards sitting in</w:t>
-      </w:r>
-      <w:r>
-        <w:t xml:space="preserve"> </w:t>
-      </w:r>
-      <w:r>
-        <w:t xml:space="preserve">the margin level with the highlighted text, exactly like margin comments in</w:t>
-      </w:r>
-      <w:r>
-        <w:t xml:space="preserve"> </w:t>
-      </w:r>
-      <w:r>
-        <w:t xml:space="preserve">Microsoft Word. Highlights are anchored to the quoted text (they survive edits</w:t>
-      </w:r>
-      <w:r>
-        <w:t xml:space="preserve"> </w:t>
-      </w:r>
-      <w:r>
-        <w:t xml:space="preserve">elsewhere in the article; if the quoted passage itself changes, the thread is</w:t>
-      </w:r>
-      <w:r>
-        <w:t xml:space="preserve"> </w:t>
-      </w:r>
-      <w:r>
-        <w:t xml:space="preserve">kept and labeled "text changed" rather than lost). A</w:t>
-      </w:r>
-      <w:r>
-        <w:t xml:space="preserve"> </w:t>
-      </w:r>
-      <w:r>
-        <w:rPr>
-          <w:b/>
-          <w:bCs/>
-        </w:rPr>
-        <w:t xml:space="preserve">Clean view</w:t>
-      </w:r>
-      <w:r>
-        <w:t xml:space="preserve"> </w:t>
-      </w:r>
-      <w:r>
-        <w:t xml:space="preserve">toggle shows</w:t>
-      </w:r>
-      <w:r>
-        <w:t xml:space="preserve"> </w:t>
-      </w:r>
-      <w:r>
-        <w:t xml:space="preserve">the plain article. The article text itself is never modified — comments are a</w:t>
-      </w:r>
-      <w:r>
-        <w:t xml:space="preserve"> </w:t>
-      </w:r>
-      <w:r>
-        <w:t xml:space="preserve">pure overlay, and they never affect what publishes.</w:t>
+        <w:t xml:space="preserve">The</w:t>
+      </w:r>
+      <w:r>
+        <w:t xml:space="preserve"> </w:t>
+      </w:r>
+      <w:r>
+        <w:rPr>
+          <w:b/>
+          <w:bCs/>
+        </w:rPr>
+        <w:t xml:space="preserve">App description</w:t>
+      </w:r>
+      <w:r>
+        <w:t xml:space="preserve"> </w:t>
+      </w:r>
+      <w:r>
+        <w:t xml:space="preserve">uses the full editor, the same as an article body.</w:t>
       </w:r>
     </w:p>
     <w:p>
@@ -13247,48 +13372,509 @@
         <w:t xml:space="preserve"> </w:t>
       </w:r>
       <w:r>
-        <w:t xml:space="preserve">open the "Preview as published" view on a sample article in the</w:t>
-      </w:r>
-      <w:r>
-        <w:t xml:space="preserve"> </w:t>
-      </w:r>
-      <w:r>
-        <w:t xml:space="preserve">demonstration — the sticky Table of Contents, the all-authors byline, the end</w:t>
-      </w:r>
-      <w:r>
-        <w:t xml:space="preserve"> </w:t>
-      </w:r>
-      <w:r>
-        <w:t xml:space="preserve">matter, and the Print button are all there; turn on</w:t>
-      </w:r>
-      <w:r>
-        <w:t xml:space="preserve"> </w:t>
-      </w:r>
-      <w:r>
-        <w:rPr>
-          <w:b/>
-          <w:bCs/>
-        </w:rPr>
-        <w:t xml:space="preserve">Highlight</w:t>
-      </w:r>
-      <w:r>
-        <w:t xml:space="preserve">, select a</w:t>
-      </w:r>
-      <w:r>
-        <w:t xml:space="preserve"> </w:t>
-      </w:r>
-      <w:r>
-        <w:t xml:space="preserve">sentence, and leave a comment to see the review workflow.</w:t>
+        <w:t xml:space="preserve">open any sample article in the demonstration and you will see the toolbar,</w:t>
+      </w:r>
+      <w:r>
+        <w:t xml:space="preserve"> </w:t>
+      </w:r>
+      <w:r>
+        <w:t xml:space="preserve">the Headings menu, and the live Preview, and you can type into them yourself.</w:t>
+      </w:r>
+    </w:p>
+    <w:bookmarkEnd w:id="59"/>
+    <w:bookmarkStart w:id="60" w:name="X02d122ec63f3333f7be0246a64e5d4dc5e43aab"/>
+    <w:p>
+      <w:pPr>
+        <w:pStyle w:val="Heading4"/>
+      </w:pPr>
+      <w:r>
+        <w:t xml:space="preserve">(c) Images and files — accessible and safe by construction</w:t>
+      </w:r>
+    </w:p>
+    <w:p>
+      <w:pPr>
+        <w:pStyle w:val="FirstParagraph"/>
+      </w:pPr>
+      <w:r>
+        <w:t xml:space="preserve">Adding an image requires</w:t>
+      </w:r>
+      <w:r>
+        <w:t xml:space="preserve"> </w:t>
+      </w:r>
+      <w:r>
+        <w:rPr>
+          <w:b/>
+          <w:bCs/>
+        </w:rPr>
+        <w:t xml:space="preserve">alt-text</w:t>
+      </w:r>
+      <w:r>
+        <w:t xml:space="preserve"> </w:t>
+      </w:r>
+      <w:r>
+        <w:t xml:space="preserve">(a short written description a screen reader</w:t>
+      </w:r>
+      <w:r>
+        <w:t xml:space="preserve"> </w:t>
+      </w:r>
+      <w:r>
+        <w:t xml:space="preserve">speaks aloud to a person who cannot see the image — a legal accessibility</w:t>
+      </w:r>
+      <w:r>
+        <w:t xml:space="preserve"> </w:t>
+      </w:r>
+      <w:r>
+        <w:t xml:space="preserve">requirement for a public government site) and allows an optional</w:t>
+      </w:r>
+      <w:r>
+        <w:t xml:space="preserve"> </w:t>
+      </w:r>
+      <w:r>
+        <w:rPr>
+          <w:b/>
+          <w:bCs/>
+        </w:rPr>
+        <w:t xml:space="preserve">caption</w:t>
+      </w:r>
+      <w:r>
+        <w:t xml:space="preserve">. The</w:t>
+      </w:r>
+      <w:r>
+        <w:t xml:space="preserve"> </w:t>
+      </w:r>
+      <w:r>
+        <w:t xml:space="preserve">alt-text and caption boxes are right there in the picker, so supplying a description</w:t>
+      </w:r>
+      <w:r>
+        <w:t xml:space="preserve"> </w:t>
+      </w:r>
+      <w:r>
+        <w:t xml:space="preserve">is the natural path, not an afterthought.</w:t>
+      </w:r>
+    </w:p>
+    <w:p>
+      <w:pPr>
+        <w:pStyle w:val="BodyText"/>
+      </w:pPr>
+      <w:r>
+        <w:t xml:space="preserve">Authors also have a</w:t>
+      </w:r>
+      <w:r>
+        <w:t xml:space="preserve"> </w:t>
+      </w:r>
+      <w:r>
+        <w:rPr>
+          <w:b/>
+          <w:bCs/>
+        </w:rPr>
+        <w:t xml:space="preserve">body-image gallery</w:t>
+      </w:r>
+      <w:r>
+        <w:t xml:space="preserve">: upload several images at once, see them</w:t>
+      </w:r>
+      <w:r>
+        <w:t xml:space="preserve"> </w:t>
+      </w:r>
+      <w:r>
+        <w:t xml:space="preserve">as thumbnails in a small panel beside the editor, and click any thumbnail to insert</w:t>
+      </w:r>
+      <w:r>
+        <w:t xml:space="preserve"> </w:t>
+      </w:r>
+      <w:r>
+        <w:t xml:space="preserve">that image at the current cursor position in the article body. This means an author</w:t>
+      </w:r>
+      <w:r>
+        <w:t xml:space="preserve"> </w:t>
+      </w:r>
+      <w:r>
+        <w:t xml:space="preserve">can stage all the images for an article first, then drop them in where they want</w:t>
+      </w:r>
+      <w:r>
+        <w:t xml:space="preserve"> </w:t>
+      </w:r>
+      <w:r>
+        <w:t xml:space="preserve">them — without leaving the editing screen.</w:t>
+      </w:r>
+    </w:p>
+    <w:p>
+      <w:pPr>
+        <w:pStyle w:val="BodyText"/>
+      </w:pPr>
+      <w:r>
+        <w:t xml:space="preserve">The main report file or data file is a simpler</w:t>
+      </w:r>
+      <w:r>
+        <w:t xml:space="preserve"> </w:t>
+      </w:r>
+      <w:r>
+        <w:rPr>
+          <w:b/>
+          <w:bCs/>
+        </w:rPr>
+        <w:t xml:space="preserve">document-or-PDF upload</w:t>
+      </w:r>
+      <w:r>
+        <w:t xml:space="preserve"> </w:t>
+      </w:r>
+      <w:r>
+        <w:t xml:space="preserve">with no</w:t>
+      </w:r>
+      <w:r>
+        <w:t xml:space="preserve"> </w:t>
+      </w:r>
+      <w:r>
+        <w:t xml:space="preserve">alt-text or caption (it's a file to download, not a picture to describe).</w:t>
+      </w:r>
+    </w:p>
+    <w:p>
+      <w:pPr>
+        <w:pStyle w:val="BodyText"/>
+      </w:pPr>
+      <w:r>
+        <w:t xml:space="preserve">Under the hood, the project holds one line without exception:</w:t>
+      </w:r>
+      <w:r>
+        <w:t xml:space="preserve"> </w:t>
+      </w:r>
+      <w:r>
+        <w:rPr>
+          <w:b/>
+          <w:bCs/>
+        </w:rPr>
+        <w:t xml:space="preserve">an image is never</w:t>
+      </w:r>
+      <w:r>
+        <w:rPr>
+          <w:b/>
+          <w:bCs/>
+        </w:rPr>
+        <w:t xml:space="preserve"> </w:t>
+      </w:r>
+      <w:r>
+        <w:rPr>
+          <w:b/>
+          <w:bCs/>
+        </w:rPr>
+        <w:t xml:space="preserve">stored as a giant block of embedded text.</w:t>
+      </w:r>
+      <w:r>
+        <w:t xml:space="preserve"> </w:t>
+      </w:r>
+      <w:r>
+        <w:t xml:space="preserve">Every image and every file is uploaded</w:t>
+      </w:r>
+      <w:r>
+        <w:t xml:space="preserve"> </w:t>
+      </w:r>
+      <w:r>
+        <w:t xml:space="preserve">once to a shared store and referenced by a lightweight link — which is exactly what</w:t>
+      </w:r>
+      <w:r>
+        <w:t xml:space="preserve"> </w:t>
+      </w:r>
+      <w:r>
+        <w:t xml:space="preserve">the old 2019 tool got wrong, bloating itself with image data. This is the single</w:t>
+      </w:r>
+      <w:r>
+        <w:t xml:space="preserve"> </w:t>
+      </w:r>
+      <w:r>
+        <w:t xml:space="preserve">rule the team treats as non-negotiable, and it is guaranteed by automated tests that</w:t>
+      </w:r>
+      <w:r>
+        <w:t xml:space="preserve"> </w:t>
+      </w:r>
+      <w:r>
+        <w:t xml:space="preserve">stop the build the instant anyone weakens it.</w:t>
+      </w:r>
+    </w:p>
+    <w:p>
+      <w:pPr>
+        <w:pStyle w:val="BodyText"/>
+      </w:pPr>
+      <w:r>
+        <w:rPr>
+          <w:i/>
+          <w:iCs/>
+        </w:rPr>
+        <w:t xml:space="preserve">See it:</w:t>
+      </w:r>
+      <w:r>
+        <w:t xml:space="preserve"> </w:t>
+      </w:r>
+      <w:r>
+        <w:t xml:space="preserve">the picker shows the alt-text and caption fields and the name of the</w:t>
+      </w:r>
+      <w:r>
+        <w:t xml:space="preserve"> </w:t>
+      </w:r>
+      <w:r>
+        <w:t xml:space="preserve">file you selected; the body-image gallery thumbnails are visible in the editing</w:t>
+      </w:r>
+      <w:r>
+        <w:t xml:space="preserve"> </w:t>
+      </w:r>
+      <w:r>
+        <w:t xml:space="preserve">panel when images have been uploaded to an article; the no-bloated-images rule is</w:t>
+      </w:r>
+      <w:r>
+        <w:t xml:space="preserve"> </w:t>
+      </w:r>
+      <w:r>
+        <w:t xml:space="preserve">enforced by a dedicated guard test that runs across all three content types.</w:t>
+      </w:r>
+    </w:p>
+    <w:bookmarkEnd w:id="60"/>
+    <w:bookmarkStart w:id="61" w:name="Xd489cb8ef34e8148ec3464a1eeececde17fad12"/>
+    <w:p>
+      <w:pPr>
+        <w:pStyle w:val="Heading4"/>
+      </w:pPr>
+      <w:r>
+        <w:t xml:space="preserve">(d) The save gate — bad or unsafe content can't be saved</w:t>
+      </w:r>
+    </w:p>
+    <w:p>
+      <w:pPr>
+        <w:pStyle w:val="FirstParagraph"/>
+      </w:pPr>
+      <w:r>
+        <w:t xml:space="preserve">Before anything is written, the Studio checks it. Required fields must be present,</w:t>
+      </w:r>
+      <w:r>
+        <w:t xml:space="preserve"> </w:t>
+      </w:r>
+      <w:r>
+        <w:t xml:space="preserve">values must come from the allowed set, and no forbidden embedded image may sneak in.</w:t>
+      </w:r>
+      <w:r>
+        <w:t xml:space="preserve"> </w:t>
+      </w:r>
+      <w:r>
+        <w:t xml:space="preserve">If something is wrong, the</w:t>
+      </w:r>
+      <w:r>
+        <w:t xml:space="preserve"> </w:t>
+      </w:r>
+      <w:r>
+        <w:rPr>
+          <w:b/>
+          <w:bCs/>
+        </w:rPr>
+        <w:t xml:space="preserve">save is blocked</w:t>
+      </w:r>
+      <w:r>
+        <w:t xml:space="preserve"> </w:t>
+      </w:r>
+      <w:r>
+        <w:t xml:space="preserve">and the person is told, in plain</w:t>
+      </w:r>
+      <w:r>
+        <w:t xml:space="preserve"> </w:t>
+      </w:r>
+      <w:r>
+        <w:t xml:space="preserve">terms, what to fix —</w:t>
+      </w:r>
+      <w:r>
+        <w:t xml:space="preserve"> </w:t>
+      </w:r>
+      <w:r>
+        <w:rPr>
+          <w:i/>
+          <w:iCs/>
+        </w:rPr>
+        <w:t xml:space="preserve">before</w:t>
+      </w:r>
+      <w:r>
+        <w:t xml:space="preserve"> </w:t>
+      </w:r>
+      <w:r>
+        <w:t xml:space="preserve">anything reaches the content system. This is the</w:t>
+      </w:r>
+      <w:r>
+        <w:t xml:space="preserve"> </w:t>
+      </w:r>
+      <w:r>
+        <w:t xml:space="preserve">guarantee from Section 2 made real, standing directly between a person and a save.</w:t>
+      </w:r>
+    </w:p>
+    <w:p>
+      <w:pPr>
+        <w:pStyle w:val="BodyText"/>
+      </w:pPr>
+      <w:r>
+        <w:rPr>
+          <w:i/>
+          <w:iCs/>
+        </w:rPr>
+        <w:t xml:space="preserve">See it:</w:t>
+      </w:r>
+      <w:r>
+        <w:t xml:space="preserve"> </w:t>
+      </w:r>
+      <w:r>
+        <w:t xml:space="preserve">try to save an incomplete draft in the demonstration and the gate stops</w:t>
+      </w:r>
+      <w:r>
+        <w:t xml:space="preserve"> </w:t>
+      </w:r>
+      <w:r>
+        <w:t xml:space="preserve">you with a plain-language message; the gate's rules are covered by automated tests</w:t>
+      </w:r>
+      <w:r>
+        <w:t xml:space="preserve"> </w:t>
+      </w:r>
+      <w:r>
+        <w:t xml:space="preserve">for every content type.</w:t>
       </w:r>
     </w:p>
     <w:bookmarkEnd w:id="61"/>
-    <w:bookmarkStart w:id="62" w:name="f-finding-and-managing-content"/>
+    <w:bookmarkStart w:id="62" w:name="Xd2f6e7843bce1d495545347be7e55f0a9f20d71"/>
     <w:p>
       <w:pPr>
         <w:pStyle w:val="Heading4"/>
       </w:pPr>
       <w:r>
-        <w:t xml:space="preserve">(f) Finding and managing content</w:t>
+        <w:t xml:space="preserve">(e) "Preview as published" — exactly what the public will see</w:t>
+      </w:r>
+    </w:p>
+    <w:p>
+      <w:pPr>
+        <w:pStyle w:val="FirstParagraph"/>
+      </w:pPr>
+      <w:r>
+        <w:t xml:space="preserve">A "Preview as published" view shows an article</w:t>
+      </w:r>
+      <w:r>
+        <w:t xml:space="preserve"> </w:t>
+      </w:r>
+      <w:r>
+        <w:rPr>
+          <w:b/>
+          <w:bCs/>
+        </w:rPr>
+        <w:t xml:space="preserve">exactly as it will appear on the</w:t>
+      </w:r>
+      <w:r>
+        <w:rPr>
+          <w:b/>
+          <w:bCs/>
+        </w:rPr>
+        <w:t xml:space="preserve"> </w:t>
+      </w:r>
+      <w:r>
+        <w:rPr>
+          <w:b/>
+          <w:bCs/>
+        </w:rPr>
+        <w:t xml:space="preserve">public Research Hub</w:t>
+      </w:r>
+      <w:r>
+        <w:t xml:space="preserve"> </w:t>
+      </w:r>
+      <w:r>
+        <w:t xml:space="preserve">— not roughly, exactly. It uses the same fonts (condensed</w:t>
+      </w:r>
+      <w:r>
+        <w:t xml:space="preserve"> </w:t>
+      </w:r>
+      <w:r>
+        <w:t xml:space="preserve">headings, serif body), shows the bordered abstract, lists all authors, includes a</w:t>
+      </w:r>
+      <w:r>
+        <w:t xml:space="preserve"> </w:t>
+      </w:r>
+      <w:r>
+        <w:t xml:space="preserve">sticky</w:t>
+      </w:r>
+      <w:r>
+        <w:t xml:space="preserve"> </w:t>
+      </w:r>
+      <w:r>
+        <w:rPr>
+          <w:b/>
+          <w:bCs/>
+        </w:rPr>
+        <w:t xml:space="preserve">Table of Contents</w:t>
+      </w:r>
+      <w:r>
+        <w:t xml:space="preserve"> </w:t>
+      </w:r>
+      <w:r>
+        <w:t xml:space="preserve">that follows you as you scroll, the end matter</w:t>
+      </w:r>
+      <w:r>
+        <w:t xml:space="preserve"> </w:t>
+      </w:r>
+      <w:r>
+        <w:t xml:space="preserve">(About-the-Authors, Funding Acknowledgment, Suggested Citation), and a</w:t>
+      </w:r>
+      <w:r>
+        <w:t xml:space="preserve"> </w:t>
+      </w:r>
+      <w:r>
+        <w:rPr>
+          <w:b/>
+          <w:bCs/>
+        </w:rPr>
+        <w:t xml:space="preserve">Print</w:t>
+      </w:r>
+      <w:r>
+        <w:t xml:space="preserve"> </w:t>
+      </w:r>
+      <w:r>
+        <w:t xml:space="preserve">button. This is what staff approve against, so there are no surprises after they</w:t>
+      </w:r>
+      <w:r>
+        <w:t xml:space="preserve"> </w:t>
+      </w:r>
+      <w:r>
+        <w:t xml:space="preserve">sign off.</w:t>
+      </w:r>
+    </w:p>
+    <w:p>
+      <w:pPr>
+        <w:pStyle w:val="BodyText"/>
+      </w:pPr>
+      <w:r>
+        <w:t xml:space="preserve">Each saved draft also gets a</w:t>
+      </w:r>
+      <w:r>
+        <w:t xml:space="preserve"> </w:t>
+      </w:r>
+      <w:r>
+        <w:rPr>
+          <w:b/>
+          <w:bCs/>
+        </w:rPr>
+        <w:t xml:space="preserve">shareable preview link</w:t>
+      </w:r>
+      <w:r>
+        <w:t xml:space="preserve"> </w:t>
+      </w:r>
+      <w:r>
+        <w:t xml:space="preserve">that opens for any signed-in</w:t>
+      </w:r>
+      <w:r>
+        <w:t xml:space="preserve"> </w:t>
+      </w:r>
+      <w:r>
+        <w:t xml:space="preserve">staff member — exactly how a reviewer or a manager opens a specific draft and sees</w:t>
+      </w:r>
+      <w:r>
+        <w:t xml:space="preserve"> </w:t>
+      </w:r>
+      <w:r>
+        <w:t xml:space="preserve">what will publish.</w:t>
+      </w:r>
+    </w:p>
+    <w:p>
+      <w:pPr>
+        <w:pStyle w:val="BodyText"/>
+      </w:pPr>
+      <w:r>
+        <w:t xml:space="preserve">Two capabilities have joined the preview since this document was first issued:</w:t>
       </w:r>
     </w:p>
     <w:p>
@@ -13300,123 +13886,54 @@
         </w:numPr>
       </w:pPr>
       <w:r>
-        <w:t xml:space="preserve">Content lists open as</w:t>
-      </w:r>
-      <w:r>
-        <w:t xml:space="preserve"> </w:t>
-      </w:r>
-      <w:r>
-        <w:rPr>
-          <w:b/>
-          <w:bCs/>
-        </w:rPr>
-        <w:t xml:space="preserve">visual cards</w:t>
-      </w:r>
-      <w:r>
-        <w:t xml:space="preserve"> </w:t>
-      </w:r>
-      <w:r>
-        <w:t xml:space="preserve">(the default): each item's artwork with a</w:t>
-      </w:r>
-      <w:r>
-        <w:t xml:space="preserve"> </w:t>
-      </w:r>
-      <w:r>
-        <w:t xml:space="preserve">green</w:t>
-      </w:r>
-      <w:r>
-        <w:t xml:space="preserve"> </w:t>
-      </w:r>
-      <w:r>
-        <w:rPr>
-          <w:b/>
-          <w:bCs/>
-        </w:rPr>
-        <w:t xml:space="preserve">Published</w:t>
-      </w:r>
-      <w:r>
-        <w:t xml:space="preserve"> </w:t>
-      </w:r>
-      <w:r>
-        <w:t xml:space="preserve">/ red</w:t>
-      </w:r>
-      <w:r>
-        <w:t xml:space="preserve"> </w:t>
-      </w:r>
-      <w:r>
-        <w:rPr>
-          <w:b/>
-          <w:bCs/>
-        </w:rPr>
-        <w:t xml:space="preserve">Draft</w:t>
-      </w:r>
-      <w:r>
-        <w:t xml:space="preserve"> </w:t>
-      </w:r>
-      <w:r>
-        <w:t xml:space="preserve">badge riding the image corner, the title,</w:t>
-      </w:r>
-      <w:r>
-        <w:t xml:space="preserve"> </w:t>
-      </w:r>
-      <w:r>
-        <w:t xml:space="preserve">date, type, authors, and a clean text excerpt — plus the same Edit / Preview /</w:t>
-      </w:r>
-      <w:r>
-        <w:t xml:space="preserve"> </w:t>
-      </w:r>
-      <w:r>
-        <w:t xml:space="preserve">Publish tools as before. A</w:t>
-      </w:r>
-      <w:r>
-        <w:t xml:space="preserve"> </w:t>
-      </w:r>
-      <w:r>
-        <w:rPr>
-          <w:b/>
-          <w:bCs/>
-        </w:rPr>
-        <w:t xml:space="preserve">Cards / List</w:t>
-      </w:r>
-      <w:r>
-        <w:t xml:space="preserve"> </w:t>
-      </w:r>
-      <w:r>
-        <w:t xml:space="preserve">toggle switches to the original</w:t>
-      </w:r>
-      <w:r>
-        <w:t xml:space="preserve"> </w:t>
-      </w:r>
-      <w:r>
-        <w:t xml:space="preserve">columnar table (Date · Title · Author(s) · Status), and the choice is remembered</w:t>
-      </w:r>
-      <w:r>
-        <w:t xml:space="preserve"> </w:t>
-      </w:r>
-      <w:r>
-        <w:t xml:space="preserve">per browser. Articles also get a</w:t>
-      </w:r>
-      <w:r>
-        <w:t xml:space="preserve"> </w:t>
-      </w:r>
-      <w:r>
-        <w:rPr>
-          <w:b/>
-          <w:bCs/>
-        </w:rPr>
-        <w:t xml:space="preserve">Type filter</w:t>
-      </w:r>
-      <w:r>
-        <w:t xml:space="preserve"> </w:t>
-      </w:r>
-      <w:r>
-        <w:t xml:space="preserve">that sweeps the whole library,</w:t>
-      </w:r>
-      <w:r>
-        <w:t xml:space="preserve"> </w:t>
-      </w:r>
-      <w:r>
-        <w:t xml:space="preserve">not just the visible page.</w:t>
+        <w:rPr>
+          <w:b/>
+          <w:bCs/>
+        </w:rPr>
+        <w:t xml:space="preserve">The preview is now its own browser tab.</w:t>
+      </w:r>
+      <w:r>
+        <w:t xml:space="preserve"> </w:t>
+      </w:r>
+      <w:r>
+        <w:t xml:space="preserve">Every preview button opens the draft</w:t>
+      </w:r>
+      <w:r>
+        <w:t xml:space="preserve"> </w:t>
+      </w:r>
+      <w:r>
+        <w:t xml:space="preserve">in one dedicated, reusable tab per document — so the editor and the preview can</w:t>
+      </w:r>
+      <w:r>
+        <w:t xml:space="preserve"> </w:t>
+      </w:r>
+      <w:r>
+        <w:t xml:space="preserve">sit side by side, repeated clicks refresh the same tab instead of piling up</w:t>
+      </w:r>
+      <w:r>
+        <w:t xml:space="preserve"> </w:t>
+      </w:r>
+      <w:r>
+        <w:t xml:space="preserve">copies, and closing the preview returns you to the editor you came from. The</w:t>
+      </w:r>
+      <w:r>
+        <w:t xml:space="preserve"> </w:t>
+      </w:r>
+      <w:r>
+        <w:t xml:space="preserve">preview page doubles as the</w:t>
+      </w:r>
+      <w:r>
+        <w:t xml:space="preserve"> </w:t>
+      </w:r>
+      <w:r>
+        <w:rPr>
+          <w:b/>
+          <w:bCs/>
+        </w:rPr>
+        <w:t xml:space="preserve">shareable review link</w:t>
+      </w:r>
+      <w:r>
+        <w:t xml:space="preserve">.</w:t>
       </w:r>
     </w:p>
     <w:p>
@@ -13432,25 +13949,136 @@
           <w:b/>
           <w:bCs/>
         </w:rPr>
-        <w:t xml:space="preserve">One-click "Add sample article / app / dataset"</w:t>
-      </w:r>
-      <w:r>
-        <w:t xml:space="preserve"> </w:t>
-      </w:r>
-      <w:r>
-        <w:t xml:space="preserve">buttons (local development</w:t>
-      </w:r>
-      <w:r>
-        <w:t xml:space="preserve"> </w:t>
-      </w:r>
-      <w:r>
-        <w:t xml:space="preserve">only) instantly fill in a complete, realistic draft, so the tool can be</w:t>
-      </w:r>
-      <w:r>
-        <w:t xml:space="preserve"> </w:t>
-      </w:r>
-      <w:r>
-        <w:t xml:space="preserve">demonstrated on demand without typing one out by hand.</w:t>
+        <w:t xml:space="preserve">Word-style reviewer comments on drafts.</w:t>
+      </w:r>
+      <w:r>
+        <w:t xml:space="preserve"> </w:t>
+      </w:r>
+      <w:r>
+        <w:t xml:space="preserve">On the preview, any signed-in</w:t>
+      </w:r>
+      <w:r>
+        <w:t xml:space="preserve"> </w:t>
+      </w:r>
+      <w:r>
+        <w:t xml:space="preserve">reviewer can switch on a highlighter, select a passage (four colors), and attach</w:t>
+      </w:r>
+      <w:r>
+        <w:t xml:space="preserve"> </w:t>
+      </w:r>
+      <w:r>
+        <w:t xml:space="preserve">a threaded comment — reply, resolve, reopen — with the comment cards sitting in</w:t>
+      </w:r>
+      <w:r>
+        <w:t xml:space="preserve"> </w:t>
+      </w:r>
+      <w:r>
+        <w:t xml:space="preserve">the margin level with the highlighted text, exactly like margin comments in</w:t>
+      </w:r>
+      <w:r>
+        <w:t xml:space="preserve"> </w:t>
+      </w:r>
+      <w:r>
+        <w:t xml:space="preserve">Microsoft Word. Highlights are anchored to the quoted text (they survive edits</w:t>
+      </w:r>
+      <w:r>
+        <w:t xml:space="preserve"> </w:t>
+      </w:r>
+      <w:r>
+        <w:t xml:space="preserve">elsewhere in the article; if the quoted passage itself changes, the thread is</w:t>
+      </w:r>
+      <w:r>
+        <w:t xml:space="preserve"> </w:t>
+      </w:r>
+      <w:r>
+        <w:t xml:space="preserve">kept and labeled "text changed" rather than lost). A</w:t>
+      </w:r>
+      <w:r>
+        <w:t xml:space="preserve"> </w:t>
+      </w:r>
+      <w:r>
+        <w:rPr>
+          <w:b/>
+          <w:bCs/>
+        </w:rPr>
+        <w:t xml:space="preserve">Clean view</w:t>
+      </w:r>
+      <w:r>
+        <w:t xml:space="preserve"> </w:t>
+      </w:r>
+      <w:r>
+        <w:t xml:space="preserve">toggle shows</w:t>
+      </w:r>
+      <w:r>
+        <w:t xml:space="preserve"> </w:t>
+      </w:r>
+      <w:r>
+        <w:t xml:space="preserve">the plain article. The article text itself is never modified — comments are a</w:t>
+      </w:r>
+      <w:r>
+        <w:t xml:space="preserve"> </w:t>
+      </w:r>
+      <w:r>
+        <w:t xml:space="preserve">pure overlay, and they never affect what publishes.</w:t>
+      </w:r>
+    </w:p>
+    <w:p>
+      <w:pPr>
+        <w:pStyle w:val="FirstParagraph"/>
+      </w:pPr>
+      <w:r>
+        <w:rPr>
+          <w:i/>
+          <w:iCs/>
+        </w:rPr>
+        <w:t xml:space="preserve">See it:</w:t>
+      </w:r>
+      <w:r>
+        <w:t xml:space="preserve"> </w:t>
+      </w:r>
+      <w:r>
+        <w:t xml:space="preserve">open the "Preview as published" view on a sample article in the</w:t>
+      </w:r>
+      <w:r>
+        <w:t xml:space="preserve"> </w:t>
+      </w:r>
+      <w:r>
+        <w:t xml:space="preserve">demonstration — the sticky Table of Contents, the all-authors byline, the end</w:t>
+      </w:r>
+      <w:r>
+        <w:t xml:space="preserve"> </w:t>
+      </w:r>
+      <w:r>
+        <w:t xml:space="preserve">matter, and the Print button are all there; turn on</w:t>
+      </w:r>
+      <w:r>
+        <w:t xml:space="preserve"> </w:t>
+      </w:r>
+      <w:r>
+        <w:rPr>
+          <w:b/>
+          <w:bCs/>
+        </w:rPr>
+        <w:t xml:space="preserve">Highlight</w:t>
+      </w:r>
+      <w:r>
+        <w:t xml:space="preserve">, select a</w:t>
+      </w:r>
+      <w:r>
+        <w:t xml:space="preserve"> </w:t>
+      </w:r>
+      <w:r>
+        <w:t xml:space="preserve">sentence, and leave a comment to see the review workflow.</w:t>
+      </w:r>
+    </w:p>
+    <w:bookmarkEnd w:id="62"/>
+    <w:bookmarkStart w:id="63" w:name="f-finding-and-managing-content"/>
+    <w:p>
+      <w:pPr>
+        <w:pStyle w:val="Heading4"/>
+      </w:pPr>
+      <w:r>
+        <w:t xml:space="preserve">(f) Finding and managing content</w:t>
       </w:r>
     </w:p>
     <w:p>
@@ -13458,55 +14086,127 @@
         <w:pStyle w:val="Compact"/>
         <w:numPr>
           <w:ilvl w:val="0"/>
-          <w:numId w:val="1023"/>
+          <w:numId w:val="1024"/>
         </w:numPr>
       </w:pPr>
       <w:r>
-        <w:rPr>
-          <w:b/>
-          <w:bCs/>
-        </w:rPr>
-        <w:t xml:space="preserve">Light and dark mode</w:t>
-      </w:r>
-      <w:r>
-        <w:t xml:space="preserve"> </w:t>
-      </w:r>
-      <w:r>
-        <w:t xml:space="preserve">(it defaults to light; dark is opt-in) with the official</w:t>
-      </w:r>
-      <w:r>
-        <w:t xml:space="preserve"> </w:t>
-      </w:r>
-      <w:r>
-        <w:t xml:space="preserve">ICJIA logo in the header — measured</w:t>
-      </w:r>
-      <w:r>
-        <w:t xml:space="preserve"> </w:t>
-      </w:r>
-      <w:r>
-        <w:rPr>
-          <w:b/>
-          <w:bCs/>
-        </w:rPr>
-        <w:t xml:space="preserve">WCAG 2.1 AA accessible in both</w:t>
-      </w:r>
-      <w:r>
-        <w:t xml:space="preserve"> </w:t>
-      </w:r>
-      <w:r>
-        <w:t xml:space="preserve">(zero</w:t>
-      </w:r>
-      <w:r>
-        <w:t xml:space="preserve"> </w:t>
-      </w:r>
-      <w:r>
-        <w:t xml:space="preserve">automated-checker violations). The theme toggle is the last button in the</w:t>
-      </w:r>
-      <w:r>
-        <w:t xml:space="preserve"> </w:t>
-      </w:r>
-      <w:r>
-        <w:t xml:space="preserve">navigation.</w:t>
+        <w:t xml:space="preserve">Content lists open as</w:t>
+      </w:r>
+      <w:r>
+        <w:t xml:space="preserve"> </w:t>
+      </w:r>
+      <w:r>
+        <w:rPr>
+          <w:b/>
+          <w:bCs/>
+        </w:rPr>
+        <w:t xml:space="preserve">visual cards</w:t>
+      </w:r>
+      <w:r>
+        <w:t xml:space="preserve"> </w:t>
+      </w:r>
+      <w:r>
+        <w:t xml:space="preserve">(the default): each item's artwork with a</w:t>
+      </w:r>
+      <w:r>
+        <w:t xml:space="preserve"> </w:t>
+      </w:r>
+      <w:r>
+        <w:t xml:space="preserve">green</w:t>
+      </w:r>
+      <w:r>
+        <w:t xml:space="preserve"> </w:t>
+      </w:r>
+      <w:r>
+        <w:rPr>
+          <w:b/>
+          <w:bCs/>
+        </w:rPr>
+        <w:t xml:space="preserve">Published</w:t>
+      </w:r>
+      <w:r>
+        <w:t xml:space="preserve"> </w:t>
+      </w:r>
+      <w:r>
+        <w:t xml:space="preserve">/ red</w:t>
+      </w:r>
+      <w:r>
+        <w:t xml:space="preserve"> </w:t>
+      </w:r>
+      <w:r>
+        <w:rPr>
+          <w:b/>
+          <w:bCs/>
+        </w:rPr>
+        <w:t xml:space="preserve">Draft</w:t>
+      </w:r>
+      <w:r>
+        <w:t xml:space="preserve"> </w:t>
+      </w:r>
+      <w:r>
+        <w:t xml:space="preserve">badge riding the image corner, the title,</w:t>
+      </w:r>
+      <w:r>
+        <w:t xml:space="preserve"> </w:t>
+      </w:r>
+      <w:r>
+        <w:t xml:space="preserve">date, type, authors, and a clean text excerpt — plus the same Edit / Preview /</w:t>
+      </w:r>
+      <w:r>
+        <w:t xml:space="preserve"> </w:t>
+      </w:r>
+      <w:r>
+        <w:t xml:space="preserve">Publish tools as before. A</w:t>
+      </w:r>
+      <w:r>
+        <w:t xml:space="preserve"> </w:t>
+      </w:r>
+      <w:r>
+        <w:rPr>
+          <w:b/>
+          <w:bCs/>
+        </w:rPr>
+        <w:t xml:space="preserve">Cards / List</w:t>
+      </w:r>
+      <w:r>
+        <w:t xml:space="preserve"> </w:t>
+      </w:r>
+      <w:r>
+        <w:t xml:space="preserve">toggle switches to the original</w:t>
+      </w:r>
+      <w:r>
+        <w:t xml:space="preserve"> </w:t>
+      </w:r>
+      <w:r>
+        <w:t xml:space="preserve">columnar table (Date · Title · Author(s) · Status), and the choice is remembered</w:t>
+      </w:r>
+      <w:r>
+        <w:t xml:space="preserve"> </w:t>
+      </w:r>
+      <w:r>
+        <w:t xml:space="preserve">per browser. Articles also get a</w:t>
+      </w:r>
+      <w:r>
+        <w:t xml:space="preserve"> </w:t>
+      </w:r>
+      <w:r>
+        <w:rPr>
+          <w:b/>
+          <w:bCs/>
+        </w:rPr>
+        <w:t xml:space="preserve">Type filter</w:t>
+      </w:r>
+      <w:r>
+        <w:t xml:space="preserve"> </w:t>
+      </w:r>
+      <w:r>
+        <w:t xml:space="preserve">that sweeps the whole library,</w:t>
+      </w:r>
+      <w:r>
+        <w:t xml:space="preserve"> </w:t>
+      </w:r>
+      <w:r>
+        <w:t xml:space="preserve">not just the visible page.</w:t>
       </w:r>
     </w:p>
     <w:p>
@@ -13514,7 +14214,97 @@
         <w:pStyle w:val="Compact"/>
         <w:numPr>
           <w:ilvl w:val="0"/>
-          <w:numId w:val="1023"/>
+          <w:numId w:val="1024"/>
+        </w:numPr>
+      </w:pPr>
+      <w:r>
+        <w:rPr>
+          <w:b/>
+          <w:bCs/>
+        </w:rPr>
+        <w:t xml:space="preserve">One-click "Add sample article / app / dataset"</w:t>
+      </w:r>
+      <w:r>
+        <w:t xml:space="preserve"> </w:t>
+      </w:r>
+      <w:r>
+        <w:t xml:space="preserve">buttons (local development</w:t>
+      </w:r>
+      <w:r>
+        <w:t xml:space="preserve"> </w:t>
+      </w:r>
+      <w:r>
+        <w:t xml:space="preserve">only) instantly fill in a complete, realistic draft, so the tool can be</w:t>
+      </w:r>
+      <w:r>
+        <w:t xml:space="preserve"> </w:t>
+      </w:r>
+      <w:r>
+        <w:t xml:space="preserve">demonstrated on demand without typing one out by hand.</w:t>
+      </w:r>
+    </w:p>
+    <w:p>
+      <w:pPr>
+        <w:pStyle w:val="Compact"/>
+        <w:numPr>
+          <w:ilvl w:val="0"/>
+          <w:numId w:val="1024"/>
+        </w:numPr>
+      </w:pPr>
+      <w:r>
+        <w:rPr>
+          <w:b/>
+          <w:bCs/>
+        </w:rPr>
+        <w:t xml:space="preserve">Light and dark mode</w:t>
+      </w:r>
+      <w:r>
+        <w:t xml:space="preserve"> </w:t>
+      </w:r>
+      <w:r>
+        <w:t xml:space="preserve">(it defaults to light; dark is opt-in) with the official</w:t>
+      </w:r>
+      <w:r>
+        <w:t xml:space="preserve"> </w:t>
+      </w:r>
+      <w:r>
+        <w:t xml:space="preserve">ICJIA logo in the header — measured</w:t>
+      </w:r>
+      <w:r>
+        <w:t xml:space="preserve"> </w:t>
+      </w:r>
+      <w:r>
+        <w:rPr>
+          <w:b/>
+          <w:bCs/>
+        </w:rPr>
+        <w:t xml:space="preserve">WCAG 2.1 AA accessible in both</w:t>
+      </w:r>
+      <w:r>
+        <w:t xml:space="preserve"> </w:t>
+      </w:r>
+      <w:r>
+        <w:t xml:space="preserve">(zero</w:t>
+      </w:r>
+      <w:r>
+        <w:t xml:space="preserve"> </w:t>
+      </w:r>
+      <w:r>
+        <w:t xml:space="preserve">automated-checker violations). The theme toggle is the last button in the</w:t>
+      </w:r>
+      <w:r>
+        <w:t xml:space="preserve"> </w:t>
+      </w:r>
+      <w:r>
+        <w:t xml:space="preserve">navigation.</w:t>
+      </w:r>
+    </w:p>
+    <w:p>
+      <w:pPr>
+        <w:pStyle w:val="Compact"/>
+        <w:numPr>
+          <w:ilvl w:val="0"/>
+          <w:numId w:val="1024"/>
         </w:numPr>
       </w:pPr>
       <w:r>
@@ -13589,8 +14379,8 @@
         <w:t xml:space="preserve">sortable list, the sample buttons, and the theme toggle.</w:t>
       </w:r>
     </w:p>
-    <w:bookmarkEnd w:id="62"/>
-    <w:bookmarkStart w:id="63" w:name="X4e50cffaa6d6162e7aa388c9cb661fa87b6982d"/>
+    <w:bookmarkEnd w:id="63"/>
+    <w:bookmarkStart w:id="64" w:name="X4e50cffaa6d6162e7aa388c9cb661fa87b6982d"/>
     <w:p>
       <w:pPr>
         <w:pStyle w:val="Heading4"/>
@@ -13881,8 +14671,8 @@
         <w:t xml:space="preserve">footnotes — all entirely fabricated.</w:t>
       </w:r>
     </w:p>
-    <w:bookmarkEnd w:id="63"/>
-    <w:bookmarkStart w:id="64" w:name="h-built-but-waiting-to-be-switched-on"/>
+    <w:bookmarkEnd w:id="64"/>
+    <w:bookmarkStart w:id="65" w:name="h-built-but-waiting-to-be-switched-on"/>
     <w:p>
       <w:pPr>
         <w:pStyle w:val="Heading4"/>
@@ -13932,7 +14722,7 @@
         <w:pStyle w:val="Compact"/>
         <w:numPr>
           <w:ilvl w:val="0"/>
-          <w:numId w:val="1024"/>
+          <w:numId w:val="1025"/>
         </w:numPr>
       </w:pPr>
       <w:r>
@@ -14007,7 +14797,7 @@
         <w:pStyle w:val="Compact"/>
         <w:numPr>
           <w:ilvl w:val="0"/>
-          <w:numId w:val="1024"/>
+          <w:numId w:val="1025"/>
         </w:numPr>
       </w:pPr>
       <w:r>
@@ -14051,7 +14841,7 @@
         <w:pStyle w:val="Compact"/>
         <w:numPr>
           <w:ilvl w:val="0"/>
-          <w:numId w:val="1024"/>
+          <w:numId w:val="1025"/>
         </w:numPr>
       </w:pPr>
       <w:r>
@@ -14091,7 +14881,7 @@
         <w:pStyle w:val="Compact"/>
         <w:numPr>
           <w:ilvl w:val="0"/>
-          <w:numId w:val="1024"/>
+          <w:numId w:val="1025"/>
         </w:numPr>
       </w:pPr>
       <w:r>
@@ -14181,8 +14971,8 @@
         <w:t xml:space="preserve">).</w:t>
       </w:r>
     </w:p>
-    <w:bookmarkEnd w:id="64"/>
-    <w:bookmarkStart w:id="65" w:name="status-at-a-glance"/>
+    <w:bookmarkEnd w:id="65"/>
+    <w:bookmarkStart w:id="66" w:name="status-at-a-glance"/>
     <w:p>
       <w:pPr>
         <w:pStyle w:val="Heading4"/>
@@ -15318,9 +16108,9 @@
         </w:pict>
       </w:r>
     </w:p>
-    <w:bookmarkEnd w:id="65"/>
     <w:bookmarkEnd w:id="66"/>
-    <w:bookmarkStart w:id="67" w:name="toc33"/>
+    <w:bookmarkEnd w:id="67"/>
+    <w:bookmarkStart w:id="68" w:name="toc34"/>
     <w:p>
       <w:pPr>
         <w:pStyle w:val="Heading3"/>
@@ -16131,8 +16921,8 @@
         </w:pict>
       </w:r>
     </w:p>
-    <w:bookmarkEnd w:id="67"/>
-    <w:bookmarkStart w:id="69" w:name="toc34"/>
+    <w:bookmarkEnd w:id="68"/>
+    <w:bookmarkStart w:id="70" w:name="toc35"/>
     <w:p>
       <w:pPr>
         <w:pStyle w:val="Heading3"/>
@@ -16171,7 +16961,7 @@
       <w:pPr>
         <w:numPr>
           <w:ilvl w:val="0"/>
-          <w:numId w:val="1025"/>
+          <w:numId w:val="1026"/>
         </w:numPr>
       </w:pPr>
       <w:r>
@@ -16234,7 +17024,7 @@
       <w:pPr>
         <w:numPr>
           <w:ilvl w:val="0"/>
-          <w:numId w:val="1025"/>
+          <w:numId w:val="1026"/>
         </w:numPr>
       </w:pPr>
       <w:r>
@@ -16293,7 +17083,7 @@
       <w:pPr>
         <w:numPr>
           <w:ilvl w:val="0"/>
-          <w:numId w:val="1025"/>
+          <w:numId w:val="1026"/>
         </w:numPr>
       </w:pPr>
       <w:r>
@@ -16545,7 +17335,7 @@
         <w:t xml:space="preserve">entire reason to rebuild on a modern foundation in the first place.</w:t>
       </w:r>
     </w:p>
-    <w:bookmarkStart w:id="68" w:name="three-questions-worth-asking"/>
+    <w:bookmarkStart w:id="69" w:name="three-questions-worth-asking"/>
     <w:p>
       <w:pPr>
         <w:pStyle w:val="Heading4"/>
@@ -16572,7 +17362,7 @@
       <w:pPr>
         <w:numPr>
           <w:ilvl w:val="0"/>
-          <w:numId w:val="1026"/>
+          <w:numId w:val="1027"/>
         </w:numPr>
       </w:pPr>
       <w:r>
@@ -16663,7 +17453,7 @@
       <w:pPr>
         <w:numPr>
           <w:ilvl w:val="0"/>
-          <w:numId w:val="1026"/>
+          <w:numId w:val="1027"/>
         </w:numPr>
       </w:pPr>
       <w:r>
@@ -16755,7 +17545,7 @@
       <w:pPr>
         <w:numPr>
           <w:ilvl w:val="0"/>
-          <w:numId w:val="1026"/>
+          <w:numId w:val="1027"/>
         </w:numPr>
       </w:pPr>
       <w:r>
@@ -16959,9 +17749,9 @@
         </w:pict>
       </w:r>
     </w:p>
-    <w:bookmarkEnd w:id="68"/>
     <w:bookmarkEnd w:id="69"/>
-    <w:bookmarkStart w:id="70" w:name="toc35"/>
+    <w:bookmarkEnd w:id="70"/>
+    <w:bookmarkStart w:id="71" w:name="toc36"/>
     <w:p>
       <w:pPr>
         <w:pStyle w:val="Heading3"/>
@@ -17158,7 +17948,7 @@
         <w:pStyle w:val="Compact"/>
         <w:numPr>
           <w:ilvl w:val="0"/>
-          <w:numId w:val="1027"/>
+          <w:numId w:val="1028"/>
         </w:numPr>
       </w:pPr>
       <w:r>
@@ -17201,7 +17991,7 @@
         <w:pStyle w:val="Compact"/>
         <w:numPr>
           <w:ilvl w:val="0"/>
-          <w:numId w:val="1027"/>
+          <w:numId w:val="1028"/>
         </w:numPr>
       </w:pPr>
       <w:r>
@@ -17288,7 +18078,7 @@
         <w:pStyle w:val="Compact"/>
         <w:numPr>
           <w:ilvl w:val="0"/>
-          <w:numId w:val="1027"/>
+          <w:numId w:val="1028"/>
         </w:numPr>
       </w:pPr>
       <w:r>
@@ -19121,8 +19911,8 @@
         </w:pict>
       </w:r>
     </w:p>
-    <w:bookmarkEnd w:id="70"/>
-    <w:bookmarkStart w:id="78" w:name="toc36"/>
+    <w:bookmarkEnd w:id="71"/>
+    <w:bookmarkStart w:id="79" w:name="toc37"/>
     <w:p>
       <w:pPr>
         <w:pStyle w:val="Heading3"/>
@@ -19185,7 +19975,7 @@
         <w:t xml:space="preserve">detail, and is where the remaining technical terms live.</w:t>
       </w:r>
     </w:p>
-    <w:bookmarkStart w:id="71" w:name="Xf01ccf369dbcfe0429b83e1f4854844d131c7a3"/>
+    <w:bookmarkStart w:id="72" w:name="Xf01ccf369dbcfe0429b83e1f4854844d131c7a3"/>
     <w:p>
       <w:pPr>
         <w:pStyle w:val="Heading4"/>
@@ -19385,8 +20175,8 @@
         <w:t xml:space="preserve">source of truth for what is live.</w:t>
       </w:r>
     </w:p>
-    <w:bookmarkEnd w:id="71"/>
-    <w:bookmarkStart w:id="72" w:name="Xc34aa2f831a4a54f21ea6880233075cfc73f06d"/>
+    <w:bookmarkEnd w:id="72"/>
+    <w:bookmarkStart w:id="73" w:name="Xc34aa2f831a4a54f21ea6880233075cfc73f06d"/>
     <w:p>
       <w:pPr>
         <w:pStyle w:val="Heading4"/>
@@ -19591,8 +20381,8 @@
         <w:t xml:space="preserve">                                                                      (~1-2 min)</w:t>
       </w:r>
     </w:p>
-    <w:bookmarkEnd w:id="72"/>
-    <w:bookmarkStart w:id="73" w:name="X6e4f6797c523387c3bd628d176d978dd9d38d54"/>
+    <w:bookmarkEnd w:id="73"/>
+    <w:bookmarkStart w:id="74" w:name="X6e4f6797c523387c3bd628d176d978dd9d38d54"/>
     <w:p>
       <w:pPr>
         <w:pStyle w:val="Heading4"/>
@@ -19958,446 +20748,14 @@
         <w:t xml:space="preserve">codebase is retained only as a reference for what each field means.</w:t>
       </w:r>
     </w:p>
-    <w:bookmarkEnd w:id="73"/>
-    <w:bookmarkStart w:id="74" w:name="Xa4364ba6f993b82835569311b76d500d2d3a1be"/>
+    <w:bookmarkEnd w:id="74"/>
+    <w:bookmarkStart w:id="75" w:name="Xa4364ba6f993b82835569311b76d500d2d3a1be"/>
     <w:p>
       <w:pPr>
         <w:pStyle w:val="Heading4"/>
       </w:pPr>
       <w:r>
         <w:t xml:space="preserve">7.4 What is built, in technical terms</w:t>
-      </w:r>
-    </w:p>
-    <w:p>
-      <w:pPr>
-        <w:numPr>
-          <w:ilvl w:val="0"/>
-          <w:numId w:val="1028"/>
-        </w:numPr>
-      </w:pPr>
-      <w:r>
-        <w:rPr>
-          <w:b/>
-          <w:bCs/>
-        </w:rPr>
-        <w:t xml:space="preserve">Sign-in &amp; roles.</w:t>
-      </w:r>
-      <w:r>
-        <w:t xml:space="preserve"> </w:t>
-      </w:r>
-      <w:r>
-        <w:t xml:space="preserve">Authentication targets Strapi 5's admin interface; the</w:t>
-      </w:r>
-      <w:r>
-        <w:t xml:space="preserve"> </w:t>
-      </w:r>
-      <w:r>
-        <w:t xml:space="preserve">signed-in credential authorizes every request. Capability is decided by</w:t>
-      </w:r>
-      <w:r>
-        <w:t xml:space="preserve"> </w:t>
-      </w:r>
-      <w:r>
-        <w:rPr>
-          <w:b/>
-          <w:bCs/>
-        </w:rPr>
-        <w:t xml:space="preserve">role</w:t>
-      </w:r>
-      <w:r>
-        <w:rPr>
-          <w:b/>
-          <w:bCs/>
-        </w:rPr>
-        <w:t xml:space="preserve"> </w:t>
-      </w:r>
-      <w:r>
-        <w:rPr>
-          <w:b/>
-          <w:bCs/>
-        </w:rPr>
-        <w:t xml:space="preserve">codes</w:t>
-      </w:r>
-      <w:r>
-        <w:t xml:space="preserve">, not display names:</w:t>
-      </w:r>
-      <w:r>
-        <w:t xml:space="preserve"> </w:t>
-      </w:r>
-      <w:r>
-        <w:rPr>
-          <w:rStyle w:val="VerbatimChar"/>
-        </w:rPr>
-        <w:t xml:space="preserve">strapi-super-admin</w:t>
-      </w:r>
-      <w:r>
-        <w:t xml:space="preserve"> </w:t>
-      </w:r>
-      <w:r>
-        <w:t xml:space="preserve">and</w:t>
-      </w:r>
-      <w:r>
-        <w:t xml:space="preserve"> </w:t>
-      </w:r>
-      <w:r>
-        <w:rPr>
-          <w:rStyle w:val="VerbatimChar"/>
-        </w:rPr>
-        <w:t xml:space="preserve">strapi-editor</w:t>
-      </w:r>
-      <w:r>
-        <w:t xml:space="preserve"> </w:t>
-      </w:r>
-      <w:r>
-        <w:t xml:space="preserve">may publish,</w:t>
-      </w:r>
-      <w:r>
-        <w:t xml:space="preserve"> </w:t>
-      </w:r>
-      <w:r>
-        <w:rPr>
-          <w:rStyle w:val="VerbatimChar"/>
-        </w:rPr>
-        <w:t xml:space="preserve">strapi-author</w:t>
-      </w:r>
-      <w:r>
-        <w:t xml:space="preserve"> </w:t>
-      </w:r>
-      <w:r>
-        <w:t xml:space="preserve">is drafts-only. The session is persisted to a Secure,</w:t>
-      </w:r>
-      <w:r>
-        <w:t xml:space="preserve"> </w:t>
-      </w:r>
-      <w:r>
-        <w:rPr>
-          <w:rStyle w:val="VerbatimChar"/>
-        </w:rPr>
-        <w:t xml:space="preserve">SameSite=Strict</w:t>
-      </w:r>
-      <w:r>
-        <w:t xml:space="preserve"> </w:t>
-      </w:r>
-      <w:r>
-        <w:t xml:space="preserve">cookie (not browser local storage) and re-verified on every</w:t>
-      </w:r>
-      <w:r>
-        <w:t xml:space="preserve"> </w:t>
-      </w:r>
-      <w:r>
-        <w:t xml:space="preserve">application start; an expired or invalid session clears and redirects to login.</w:t>
-      </w:r>
-      <w:r>
-        <w:t xml:space="preserve"> </w:t>
-      </w:r>
-      <w:r>
-        <w:t xml:space="preserve">A global route guard makes every screen private except the login screen.</w:t>
-      </w:r>
-      <w:r>
-        <w:t xml:space="preserve"> </w:t>
-      </w:r>
-      <w:r>
-        <w:t xml:space="preserve">Publish-gating is enforced</w:t>
-      </w:r>
-      <w:r>
-        <w:t xml:space="preserve"> </w:t>
-      </w:r>
-      <w:r>
-        <w:rPr>
-          <w:b/>
-          <w:bCs/>
-        </w:rPr>
-        <w:t xml:space="preserve">natively by the content system</w:t>
-      </w:r>
-      <w:r>
-        <w:t xml:space="preserve"> </w:t>
-      </w:r>
-      <w:r>
-        <w:t xml:space="preserve">at the admin level</w:t>
-      </w:r>
-      <w:r>
-        <w:t xml:space="preserve"> </w:t>
-      </w:r>
-      <w:r>
-        <w:t xml:space="preserve">— the client only decides which controls render; the server is the real</w:t>
-      </w:r>
-      <w:r>
-        <w:t xml:space="preserve"> </w:t>
-      </w:r>
-      <w:r>
-        <w:t xml:space="preserve">authorization boundary.</w:t>
-      </w:r>
-    </w:p>
-    <w:p>
-      <w:pPr>
-        <w:numPr>
-          <w:ilvl w:val="0"/>
-          <w:numId w:val="1028"/>
-        </w:numPr>
-      </w:pPr>
-      <w:r>
-        <w:rPr>
-          <w:b/>
-          <w:bCs/>
-        </w:rPr>
-        <w:t xml:space="preserve">Content engine.</w:t>
-      </w:r>
-      <w:r>
-        <w:t xml:space="preserve"> </w:t>
-      </w:r>
-      <w:r>
-        <w:t xml:space="preserve">A typed, tested data-access layer reads and writes Articles,</w:t>
-      </w:r>
-      <w:r>
-        <w:t xml:space="preserve"> </w:t>
-      </w:r>
-      <w:r>
-        <w:t xml:space="preserve">Apps, and Datasets, addressing records by their stable identifier, with</w:t>
-      </w:r>
-      <w:r>
-        <w:t xml:space="preserve"> </w:t>
-      </w:r>
-      <w:r>
-        <w:t xml:space="preserve">translators between the system's shape and the application's shape, and</w:t>
-      </w:r>
-      <w:r>
-        <w:t xml:space="preserve"> </w:t>
-      </w:r>
-      <w:r>
-        <w:t xml:space="preserve">validators for every type. A hard zero-base64 rule is enforced by an automated</w:t>
-      </w:r>
-      <w:r>
-        <w:t xml:space="preserve"> </w:t>
-      </w:r>
-      <w:r>
-        <w:t xml:space="preserve">guard asserted across all three content types. The field shapes were confirmed</w:t>
-      </w:r>
-      <w:r>
-        <w:t xml:space="preserve"> </w:t>
-      </w:r>
-      <w:r>
-        <w:t xml:space="preserve">by read-only inspection of the live system (for example, the article</w:t>
-      </w:r>
-      <w:r>
-        <w:t xml:space="preserve"> </w:t>
-      </w:r>
-      <w:r>
-        <w:rPr>
-          <w:rStyle w:val="VerbatimChar"/>
-        </w:rPr>
-        <w:t xml:space="preserve">type</w:t>
-      </w:r>
-      <w:r>
-        <w:t xml:space="preserve"> </w:t>
-      </w:r>
-      <w:r>
-        <w:t xml:space="preserve">has</w:t>
-      </w:r>
-      <w:r>
-        <w:t xml:space="preserve"> </w:t>
-      </w:r>
-      <w:r>
-        <w:t xml:space="preserve">a fixed set of allowed values; a dataset's time period is a start/end year</w:t>
-      </w:r>
-      <w:r>
-        <w:t xml:space="preserve"> </w:t>
-      </w:r>
-      <w:r>
-        <w:t xml:space="preserve">structure).</w:t>
-      </w:r>
-    </w:p>
-    <w:p>
-      <w:pPr>
-        <w:numPr>
-          <w:ilvl w:val="0"/>
-          <w:numId w:val="1028"/>
-        </w:numPr>
-      </w:pPr>
-      <w:r>
-        <w:rPr>
-          <w:b/>
-          <w:bCs/>
-        </w:rPr>
-        <w:t xml:space="preserve">Image layer.</w:t>
-      </w:r>
-      <w:r>
-        <w:t xml:space="preserve"> </w:t>
-      </w:r>
-      <w:r>
-        <w:t xml:space="preserve">Images are uploaded once to the shared media library and</w:t>
-      </w:r>
-      <w:r>
-        <w:t xml:space="preserve"> </w:t>
-      </w:r>
-      <w:r>
-        <w:t xml:space="preserve">referenced thereafter; the preview always renders from the returned library URL,</w:t>
-      </w:r>
-      <w:r>
-        <w:t xml:space="preserve"> </w:t>
-      </w:r>
-      <w:r>
-        <w:t xml:space="preserve">never from a local copy. Alt-text is required and caption optional on every</w:t>
-      </w:r>
-      <w:r>
-        <w:t xml:space="preserve"> </w:t>
-      </w:r>
-      <w:r>
-        <w:t xml:space="preserve">image. The riskier vector-image format is sanitized (scripts and event handlers</w:t>
-      </w:r>
-      <w:r>
-        <w:t xml:space="preserve"> </w:t>
-      </w:r>
-      <w:r>
-        <w:t xml:space="preserve">stripped)</w:t>
-      </w:r>
-      <w:r>
-        <w:t xml:space="preserve"> </w:t>
-      </w:r>
-      <w:r>
-        <w:rPr>
-          <w:i/>
-          <w:iCs/>
-        </w:rPr>
-        <w:t xml:space="preserve">before</w:t>
-      </w:r>
-      <w:r>
-        <w:t xml:space="preserve"> </w:t>
-      </w:r>
-      <w:r>
-        <w:t xml:space="preserve">upload. A case-insensitive allow-list governs accepted</w:t>
-      </w:r>
-      <w:r>
-        <w:t xml:space="preserve"> </w:t>
-      </w:r>
-      <w:r>
-        <w:t xml:space="preserve">formats. A cross-cutting guard test asserts the zero-base64 rule end to end — no</w:t>
-      </w:r>
-      <w:r>
-        <w:t xml:space="preserve"> </w:t>
-      </w:r>
-      <w:r>
-        <w:t xml:space="preserve">embedded-image data can reach a write.</w:t>
-      </w:r>
-    </w:p>
-    <w:p>
-      <w:pPr>
-        <w:numPr>
-          <w:ilvl w:val="0"/>
-          <w:numId w:val="1028"/>
-        </w:numPr>
-      </w:pPr>
-      <w:r>
-        <w:rPr>
-          <w:b/>
-          <w:bCs/>
-        </w:rPr>
-        <w:t xml:space="preserve">First screens &amp; the save-gate.</w:t>
-      </w:r>
-      <w:r>
-        <w:t xml:space="preserve"> </w:t>
-      </w:r>
-      <w:r>
-        <w:t xml:space="preserve">Create and edit pages exist for all three</w:t>
-      </w:r>
-      <w:r>
-        <w:t xml:space="preserve"> </w:t>
-      </w:r>
-      <w:r>
-        <w:t xml:space="preserve">content types, built from shared field components. A single save-gate runs the</w:t>
-      </w:r>
-      <w:r>
-        <w:t xml:space="preserve"> </w:t>
-      </w:r>
-      <w:r>
-        <w:t xml:space="preserve">matching validator</w:t>
-      </w:r>
-      <w:r>
-        <w:t xml:space="preserve"> </w:t>
-      </w:r>
-      <w:r>
-        <w:rPr>
-          <w:i/>
-          <w:iCs/>
-        </w:rPr>
-        <w:t xml:space="preserve">before</w:t>
-      </w:r>
-      <w:r>
-        <w:t xml:space="preserve"> </w:t>
-      </w:r>
-      <w:r>
-        <w:t xml:space="preserve">any write and only persists when validation passes —</w:t>
-      </w:r>
-      <w:r>
-        <w:t xml:space="preserve"> </w:t>
-      </w:r>
-      <w:r>
-        <w:t xml:space="preserve">this is where the zero-base64 guarantee meets the live save path. A shareable</w:t>
-      </w:r>
-      <w:r>
-        <w:t xml:space="preserve"> </w:t>
-      </w:r>
-      <w:r>
-        <w:t xml:space="preserve">preview route renders a draft's body through the same formatting-rule set</w:t>
-      </w:r>
-      <w:r>
-        <w:t xml:space="preserve"> </w:t>
-      </w:r>
-      <w:r>
-        <w:t xml:space="preserve">intended for the public renderer, behind a single swappable stylesheet so the</w:t>
-      </w:r>
-      <w:r>
-        <w:t xml:space="preserve"> </w:t>
-      </w:r>
-      <w:r>
-        <w:t xml:space="preserve">official public-site styling can be dropped in later for pixel-exact fidelity. A</w:t>
-      </w:r>
-      <w:r>
-        <w:t xml:space="preserve"> </w:t>
-      </w:r>
-      <w:r>
-        <w:t xml:space="preserve">role-aware dashboard and a publisher-only draft queue are in place (the queue</w:t>
-      </w:r>
-      <w:r>
-        <w:t xml:space="preserve"> </w:t>
-      </w:r>
-      <w:r>
-        <w:t xml:space="preserve">lists drafts; the publish action itself is planned).</w:t>
-      </w:r>
-    </w:p>
-    <w:bookmarkEnd w:id="74"/>
-    <w:bookmarkStart w:id="75" w:name="X3147db03361136be15ace6872b51f948bafa6ac"/>
-    <w:p>
-      <w:pPr>
-        <w:pStyle w:val="Heading4"/>
-      </w:pPr>
-      <w:r>
-        <w:t xml:space="preserve">7.5 What was planned at first writing — all of it has since shipped</w:t>
-      </w:r>
-    </w:p>
-    <w:p>
-      <w:pPr>
-        <w:pStyle w:val="FirstParagraph"/>
-      </w:pPr>
-      <w:r>
-        <w:t xml:space="preserve">Each track below was "planned" in the 2026-06-21 edition of this document and is</w:t>
-      </w:r>
-      <w:r>
-        <w:t xml:space="preserve"> </w:t>
-      </w:r>
-      <w:r>
-        <w:t xml:space="preserve">now built, tested, and on</w:t>
-      </w:r>
-      <w:r>
-        <w:t xml:space="preserve"> </w:t>
-      </w:r>
-      <w:r>
-        <w:rPr>
-          <w:rStyle w:val="VerbatimChar"/>
-        </w:rPr>
-        <w:t xml:space="preserve">main</w:t>
-      </w:r>
-      <w:r>
-        <w:t xml:space="preserve">:</w:t>
       </w:r>
     </w:p>
     <w:p>
@@ -20412,59 +20770,152 @@
           <w:b/>
           <w:bCs/>
         </w:rPr>
-        <w:t xml:space="preserve">Authoring editor — shipped.</w:t>
-      </w:r>
-      <w:r>
-        <w:t xml:space="preserve"> </w:t>
-      </w:r>
-      <w:r>
-        <w:t xml:space="preserve">The ICJIA Markdown Editor (CodeMirror 6,</w:t>
-      </w:r>
-      <w:r>
-        <w:t xml:space="preserve"> </w:t>
-      </w:r>
-      <w:r>
-        <w:t xml:space="preserve">vendored) is integrated with a formatting toolbar, split-pane live preview, and</w:t>
-      </w:r>
-      <w:r>
-        <w:t xml:space="preserve"> </w:t>
-      </w:r>
-      <w:r>
-        <w:t xml:space="preserve">the image-insert hook wired to the media layer. Markdown-source editing was</w:t>
-      </w:r>
-      <w:r>
-        <w:t xml:space="preserve"> </w:t>
-      </w:r>
-      <w:r>
-        <w:t xml:space="preserve">retained as designed, so footnotes, math, and complex tables round-trip</w:t>
-      </w:r>
-      <w:r>
-        <w:t xml:space="preserve"> </w:t>
-      </w:r>
-      <w:r>
-        <w:t xml:space="preserve">faithfully. A body</w:t>
-      </w:r>
-      <w:r>
-        <w:t xml:space="preserve"> </w:t>
-      </w:r>
-      <w:r>
-        <w:rPr>
-          <w:b/>
-          <w:bCs/>
-        </w:rPr>
-        <w:t xml:space="preserve">linter</w:t>
-      </w:r>
-      <w:r>
-        <w:t xml:space="preserve"> </w:t>
-      </w:r>
-      <w:r>
-        <w:t xml:space="preserve">("Check" button flagging heading/link/image</w:t>
-      </w:r>
-      <w:r>
-        <w:t xml:space="preserve"> </w:t>
-      </w:r>
-      <w:r>
-        <w:t xml:space="preserve">problems, with jump-to-line results) is merged and shipping (2026-07-11).</w:t>
+        <w:t xml:space="preserve">Sign-in &amp; roles.</w:t>
+      </w:r>
+      <w:r>
+        <w:t xml:space="preserve"> </w:t>
+      </w:r>
+      <w:r>
+        <w:t xml:space="preserve">Authentication targets Strapi 5's admin interface; the</w:t>
+      </w:r>
+      <w:r>
+        <w:t xml:space="preserve"> </w:t>
+      </w:r>
+      <w:r>
+        <w:t xml:space="preserve">signed-in credential authorizes every request. Capability is decided by</w:t>
+      </w:r>
+      <w:r>
+        <w:t xml:space="preserve"> </w:t>
+      </w:r>
+      <w:r>
+        <w:rPr>
+          <w:b/>
+          <w:bCs/>
+        </w:rPr>
+        <w:t xml:space="preserve">role</w:t>
+      </w:r>
+      <w:r>
+        <w:rPr>
+          <w:b/>
+          <w:bCs/>
+        </w:rPr>
+        <w:t xml:space="preserve"> </w:t>
+      </w:r>
+      <w:r>
+        <w:rPr>
+          <w:b/>
+          <w:bCs/>
+        </w:rPr>
+        <w:t xml:space="preserve">codes</w:t>
+      </w:r>
+      <w:r>
+        <w:t xml:space="preserve">, not display names:</w:t>
+      </w:r>
+      <w:r>
+        <w:t xml:space="preserve"> </w:t>
+      </w:r>
+      <w:r>
+        <w:rPr>
+          <w:rStyle w:val="VerbatimChar"/>
+        </w:rPr>
+        <w:t xml:space="preserve">strapi-super-admin</w:t>
+      </w:r>
+      <w:r>
+        <w:t xml:space="preserve"> </w:t>
+      </w:r>
+      <w:r>
+        <w:t xml:space="preserve">and</w:t>
+      </w:r>
+      <w:r>
+        <w:t xml:space="preserve"> </w:t>
+      </w:r>
+      <w:r>
+        <w:rPr>
+          <w:rStyle w:val="VerbatimChar"/>
+        </w:rPr>
+        <w:t xml:space="preserve">strapi-editor</w:t>
+      </w:r>
+      <w:r>
+        <w:t xml:space="preserve"> </w:t>
+      </w:r>
+      <w:r>
+        <w:t xml:space="preserve">may publish,</w:t>
+      </w:r>
+      <w:r>
+        <w:t xml:space="preserve"> </w:t>
+      </w:r>
+      <w:r>
+        <w:rPr>
+          <w:rStyle w:val="VerbatimChar"/>
+        </w:rPr>
+        <w:t xml:space="preserve">strapi-author</w:t>
+      </w:r>
+      <w:r>
+        <w:t xml:space="preserve"> </w:t>
+      </w:r>
+      <w:r>
+        <w:t xml:space="preserve">is drafts-only. The session is persisted to a Secure,</w:t>
+      </w:r>
+      <w:r>
+        <w:t xml:space="preserve"> </w:t>
+      </w:r>
+      <w:r>
+        <w:rPr>
+          <w:rStyle w:val="VerbatimChar"/>
+        </w:rPr>
+        <w:t xml:space="preserve">SameSite=Strict</w:t>
+      </w:r>
+      <w:r>
+        <w:t xml:space="preserve"> </w:t>
+      </w:r>
+      <w:r>
+        <w:t xml:space="preserve">cookie (not browser local storage) and re-verified on every</w:t>
+      </w:r>
+      <w:r>
+        <w:t xml:space="preserve"> </w:t>
+      </w:r>
+      <w:r>
+        <w:t xml:space="preserve">application start; an expired or invalid session clears and redirects to login.</w:t>
+      </w:r>
+      <w:r>
+        <w:t xml:space="preserve"> </w:t>
+      </w:r>
+      <w:r>
+        <w:t xml:space="preserve">A global route guard makes every screen private except the login screen.</w:t>
+      </w:r>
+      <w:r>
+        <w:t xml:space="preserve"> </w:t>
+      </w:r>
+      <w:r>
+        <w:t xml:space="preserve">Publish-gating is enforced</w:t>
+      </w:r>
+      <w:r>
+        <w:t xml:space="preserve"> </w:t>
+      </w:r>
+      <w:r>
+        <w:rPr>
+          <w:b/>
+          <w:bCs/>
+        </w:rPr>
+        <w:t xml:space="preserve">natively by the content system</w:t>
+      </w:r>
+      <w:r>
+        <w:t xml:space="preserve"> </w:t>
+      </w:r>
+      <w:r>
+        <w:t xml:space="preserve">at the admin level</w:t>
+      </w:r>
+      <w:r>
+        <w:t xml:space="preserve"> </w:t>
+      </w:r>
+      <w:r>
+        <w:t xml:space="preserve">— the client only decides which controls render; the server is the real</w:t>
+      </w:r>
+      <w:r>
+        <w:t xml:space="preserve"> </w:t>
+      </w:r>
+      <w:r>
+        <w:t xml:space="preserve">authorization boundary.</w:t>
       </w:r>
     </w:p>
     <w:p>
@@ -20479,77 +20930,70 @@
           <w:b/>
           <w:bCs/>
         </w:rPr>
-        <w:t xml:space="preserve">Publish, rebuild &amp; review email — shipped</w:t>
-      </w:r>
-      <w:r>
-        <w:t xml:space="preserve"> </w:t>
-      </w:r>
-      <w:r>
-        <w:t xml:space="preserve">(operator keys pending). The</w:t>
-      </w:r>
-      <w:r>
-        <w:t xml:space="preserve"> </w:t>
-      </w:r>
-      <w:r>
-        <w:t xml:space="preserve">publisher-only publish/unpublish actions are live against the content system's</w:t>
-      </w:r>
-      <w:r>
-        <w:t xml:space="preserve"> </w:t>
-      </w:r>
-      <w:r>
-        <w:t xml:space="preserve">own enforcement (a non-publisher gets a server-side refusal); the rebuild</w:t>
-      </w:r>
-      <w:r>
-        <w:t xml:space="preserve"> </w:t>
-      </w:r>
-      <w:r>
-        <w:t xml:space="preserve">trigger is configured as a content-system webhook holding the secret (per the</w:t>
-      </w:r>
-      <w:r>
-        <w:t xml:space="preserve"> </w:t>
-      </w:r>
-      <w:r>
-        <w:t xml:space="preserve">design — the Studio never sees it), documented in</w:t>
-      </w:r>
-      <w:r>
-        <w:t xml:space="preserve"> </w:t>
-      </w:r>
-      <w:r>
-        <w:rPr>
-          <w:rStyle w:val="VerbatimChar"/>
-        </w:rPr>
-        <w:t xml:space="preserve">docs/deploy-rebuild-and-email.md</w:t>
-      </w:r>
-      <w:r>
-        <w:t xml:space="preserve">; and the review email is a server-side,</w:t>
-      </w:r>
-      <w:r>
-        <w:t xml:space="preserve"> </w:t>
-      </w:r>
-      <w:r>
-        <w:t xml:space="preserve">sign-in-verified,</w:t>
-      </w:r>
-      <w:r>
-        <w:t xml:space="preserve"> </w:t>
-      </w:r>
-      <w:r>
-        <w:rPr>
-          <w:b/>
-          <w:bCs/>
-        </w:rPr>
-        <w:t xml:space="preserve">rate-limited</w:t>
-      </w:r>
-      <w:r>
-        <w:t xml:space="preserve"> </w:t>
-      </w:r>
-      <w:r>
-        <w:t xml:space="preserve">relay (5 sends / 10 minutes per user) holding</w:t>
-      </w:r>
-      <w:r>
-        <w:t xml:space="preserve"> </w:t>
-      </w:r>
-      <w:r>
-        <w:t xml:space="preserve">the Mailgun credential server-side only.</w:t>
+        <w:t xml:space="preserve">Content engine.</w:t>
+      </w:r>
+      <w:r>
+        <w:t xml:space="preserve"> </w:t>
+      </w:r>
+      <w:r>
+        <w:t xml:space="preserve">A typed, tested data-access layer reads and writes Articles,</w:t>
+      </w:r>
+      <w:r>
+        <w:t xml:space="preserve"> </w:t>
+      </w:r>
+      <w:r>
+        <w:t xml:space="preserve">Apps, and Datasets, addressing records by their stable identifier, with</w:t>
+      </w:r>
+      <w:r>
+        <w:t xml:space="preserve"> </w:t>
+      </w:r>
+      <w:r>
+        <w:t xml:space="preserve">translators between the system's shape and the application's shape, and</w:t>
+      </w:r>
+      <w:r>
+        <w:t xml:space="preserve"> </w:t>
+      </w:r>
+      <w:r>
+        <w:t xml:space="preserve">validators for every type. A hard zero-base64 rule is enforced by an automated</w:t>
+      </w:r>
+      <w:r>
+        <w:t xml:space="preserve"> </w:t>
+      </w:r>
+      <w:r>
+        <w:t xml:space="preserve">guard asserted across all three content types. The field shapes were confirmed</w:t>
+      </w:r>
+      <w:r>
+        <w:t xml:space="preserve"> </w:t>
+      </w:r>
+      <w:r>
+        <w:t xml:space="preserve">by read-only inspection of the live system (for example, the article</w:t>
+      </w:r>
+      <w:r>
+        <w:t xml:space="preserve"> </w:t>
+      </w:r>
+      <w:r>
+        <w:rPr>
+          <w:rStyle w:val="VerbatimChar"/>
+        </w:rPr>
+        <w:t xml:space="preserve">type</w:t>
+      </w:r>
+      <w:r>
+        <w:t xml:space="preserve"> </w:t>
+      </w:r>
+      <w:r>
+        <w:t xml:space="preserve">has</w:t>
+      </w:r>
+      <w:r>
+        <w:t xml:space="preserve"> </w:t>
+      </w:r>
+      <w:r>
+        <w:t xml:space="preserve">a fixed set of allowed values; a dataset's time period is a start/end year</w:t>
+      </w:r>
+      <w:r>
+        <w:t xml:space="preserve"> </w:t>
+      </w:r>
+      <w:r>
+        <w:t xml:space="preserve">structure).</w:t>
       </w:r>
     </w:p>
     <w:p>
@@ -20564,50 +21008,65 @@
           <w:b/>
           <w:bCs/>
         </w:rPr>
-        <w:t xml:space="preserve">Onboarding — shipped, dormant.</w:t>
-      </w:r>
-      <w:r>
-        <w:t xml:space="preserve"> </w:t>
-      </w:r>
-      <w:r>
-        <w:t xml:space="preserve">The first-login profile (reviewers, center)</w:t>
-      </w:r>
-      <w:r>
-        <w:t xml:space="preserve"> </w:t>
-      </w:r>
-      <w:r>
-        <w:t xml:space="preserve">is built end to end and deliberately</w:t>
-      </w:r>
-      <w:r>
-        <w:t xml:space="preserve"> </w:t>
-      </w:r>
-      <w:r>
-        <w:rPr>
-          <w:b/>
-          <w:bCs/>
-        </w:rPr>
-        <w:t xml:space="preserve">fails open</w:t>
-      </w:r>
-      <w:r>
-        <w:t xml:space="preserve"> </w:t>
-      </w:r>
-      <w:r>
-        <w:t xml:space="preserve">until R&amp;A creates the</w:t>
-      </w:r>
-      <w:r>
-        <w:t xml:space="preserve"> </w:t>
-      </w:r>
-      <w:r>
-        <w:rPr>
-          <w:rStyle w:val="VerbatimChar"/>
-        </w:rPr>
-        <w:t xml:space="preserve">studio-profile</w:t>
-      </w:r>
-      <w:r>
-        <w:t xml:space="preserve"> </w:t>
-      </w:r>
-      <w:r>
-        <w:t xml:space="preserve">storage type — an API error can never lock an author out.</w:t>
+        <w:t xml:space="preserve">Image layer.</w:t>
+      </w:r>
+      <w:r>
+        <w:t xml:space="preserve"> </w:t>
+      </w:r>
+      <w:r>
+        <w:t xml:space="preserve">Images are uploaded once to the shared media library and</w:t>
+      </w:r>
+      <w:r>
+        <w:t xml:space="preserve"> </w:t>
+      </w:r>
+      <w:r>
+        <w:t xml:space="preserve">referenced thereafter; the preview always renders from the returned library URL,</w:t>
+      </w:r>
+      <w:r>
+        <w:t xml:space="preserve"> </w:t>
+      </w:r>
+      <w:r>
+        <w:t xml:space="preserve">never from a local copy. Alt-text is required and caption optional on every</w:t>
+      </w:r>
+      <w:r>
+        <w:t xml:space="preserve"> </w:t>
+      </w:r>
+      <w:r>
+        <w:t xml:space="preserve">image. The riskier vector-image format is sanitized (scripts and event handlers</w:t>
+      </w:r>
+      <w:r>
+        <w:t xml:space="preserve"> </w:t>
+      </w:r>
+      <w:r>
+        <w:t xml:space="preserve">stripped)</w:t>
+      </w:r>
+      <w:r>
+        <w:t xml:space="preserve"> </w:t>
+      </w:r>
+      <w:r>
+        <w:rPr>
+          <w:i/>
+          <w:iCs/>
+        </w:rPr>
+        <w:t xml:space="preserve">before</w:t>
+      </w:r>
+      <w:r>
+        <w:t xml:space="preserve"> </w:t>
+      </w:r>
+      <w:r>
+        <w:t xml:space="preserve">upload. A case-insensitive allow-list governs accepted</w:t>
+      </w:r>
+      <w:r>
+        <w:t xml:space="preserve"> </w:t>
+      </w:r>
+      <w:r>
+        <w:t xml:space="preserve">formats. A cross-cutting guard test asserts the zero-base64 rule end to end — no</w:t>
+      </w:r>
+      <w:r>
+        <w:t xml:space="preserve"> </w:t>
+      </w:r>
+      <w:r>
+        <w:t xml:space="preserve">embedded-image data can reach a write.</w:t>
       </w:r>
     </w:p>
     <w:p>
@@ -20622,19 +21081,25 @@
           <w:b/>
           <w:bCs/>
         </w:rPr>
-        <w:t xml:space="preserve">Polish, accessibility &amp; launch — shipped and then some.</w:t>
-      </w:r>
-      <w:r>
-        <w:t xml:space="preserve"> </w:t>
-      </w:r>
-      <w:r>
-        <w:t xml:space="preserve">Full WCAG 2.1 AA</w:t>
-      </w:r>
-      <w:r>
-        <w:t xml:space="preserve"> </w:t>
-      </w:r>
-      <w:r>
-        <w:t xml:space="preserve">sweeps (zero automated-checker violations, light</w:t>
+        <w:t xml:space="preserve">First screens &amp; the save-gate.</w:t>
+      </w:r>
+      <w:r>
+        <w:t xml:space="preserve"> </w:t>
+      </w:r>
+      <w:r>
+        <w:t xml:space="preserve">Create and edit pages exist for all three</w:t>
+      </w:r>
+      <w:r>
+        <w:t xml:space="preserve"> </w:t>
+      </w:r>
+      <w:r>
+        <w:t xml:space="preserve">content types, built from shared field components. A single save-gate runs the</w:t>
+      </w:r>
+      <w:r>
+        <w:t xml:space="preserve"> </w:t>
+      </w:r>
+      <w:r>
+        <w:t xml:space="preserve">matching validator</w:t>
       </w:r>
       <w:r>
         <w:t xml:space="preserve"> </w:t>
@@ -20644,6 +21109,331 @@
           <w:i/>
           <w:iCs/>
         </w:rPr>
+        <w:t xml:space="preserve">before</w:t>
+      </w:r>
+      <w:r>
+        <w:t xml:space="preserve"> </w:t>
+      </w:r>
+      <w:r>
+        <w:t xml:space="preserve">any write and only persists when validation passes —</w:t>
+      </w:r>
+      <w:r>
+        <w:t xml:space="preserve"> </w:t>
+      </w:r>
+      <w:r>
+        <w:t xml:space="preserve">this is where the zero-base64 guarantee meets the live save path. A shareable</w:t>
+      </w:r>
+      <w:r>
+        <w:t xml:space="preserve"> </w:t>
+      </w:r>
+      <w:r>
+        <w:t xml:space="preserve">preview route renders a draft's body through the same formatting-rule set</w:t>
+      </w:r>
+      <w:r>
+        <w:t xml:space="preserve"> </w:t>
+      </w:r>
+      <w:r>
+        <w:t xml:space="preserve">intended for the public renderer, behind a single swappable stylesheet so the</w:t>
+      </w:r>
+      <w:r>
+        <w:t xml:space="preserve"> </w:t>
+      </w:r>
+      <w:r>
+        <w:t xml:space="preserve">official public-site styling can be dropped in later for pixel-exact fidelity. A</w:t>
+      </w:r>
+      <w:r>
+        <w:t xml:space="preserve"> </w:t>
+      </w:r>
+      <w:r>
+        <w:t xml:space="preserve">role-aware dashboard and a publisher-only draft queue are in place (the queue</w:t>
+      </w:r>
+      <w:r>
+        <w:t xml:space="preserve"> </w:t>
+      </w:r>
+      <w:r>
+        <w:t xml:space="preserve">lists drafts; the publish action itself is planned).</w:t>
+      </w:r>
+    </w:p>
+    <w:bookmarkEnd w:id="75"/>
+    <w:bookmarkStart w:id="76" w:name="X3147db03361136be15ace6872b51f948bafa6ac"/>
+    <w:p>
+      <w:pPr>
+        <w:pStyle w:val="Heading4"/>
+      </w:pPr>
+      <w:r>
+        <w:t xml:space="preserve">7.5 What was planned at first writing — all of it has since shipped</w:t>
+      </w:r>
+    </w:p>
+    <w:p>
+      <w:pPr>
+        <w:pStyle w:val="FirstParagraph"/>
+      </w:pPr>
+      <w:r>
+        <w:t xml:space="preserve">Each track below was "planned" in the 2026-06-21 edition of this document and is</w:t>
+      </w:r>
+      <w:r>
+        <w:t xml:space="preserve"> </w:t>
+      </w:r>
+      <w:r>
+        <w:t xml:space="preserve">now built, tested, and on</w:t>
+      </w:r>
+      <w:r>
+        <w:t xml:space="preserve"> </w:t>
+      </w:r>
+      <w:r>
+        <w:rPr>
+          <w:rStyle w:val="VerbatimChar"/>
+        </w:rPr>
+        <w:t xml:space="preserve">main</w:t>
+      </w:r>
+      <w:r>
+        <w:t xml:space="preserve">:</w:t>
+      </w:r>
+    </w:p>
+    <w:p>
+      <w:pPr>
+        <w:numPr>
+          <w:ilvl w:val="0"/>
+          <w:numId w:val="1030"/>
+        </w:numPr>
+      </w:pPr>
+      <w:r>
+        <w:rPr>
+          <w:b/>
+          <w:bCs/>
+        </w:rPr>
+        <w:t xml:space="preserve">Authoring editor — shipped.</w:t>
+      </w:r>
+      <w:r>
+        <w:t xml:space="preserve"> </w:t>
+      </w:r>
+      <w:r>
+        <w:t xml:space="preserve">The ICJIA Markdown Editor (CodeMirror 6,</w:t>
+      </w:r>
+      <w:r>
+        <w:t xml:space="preserve"> </w:t>
+      </w:r>
+      <w:r>
+        <w:t xml:space="preserve">vendored) is integrated with a formatting toolbar, split-pane live preview, and</w:t>
+      </w:r>
+      <w:r>
+        <w:t xml:space="preserve"> </w:t>
+      </w:r>
+      <w:r>
+        <w:t xml:space="preserve">the image-insert hook wired to the media layer. Markdown-source editing was</w:t>
+      </w:r>
+      <w:r>
+        <w:t xml:space="preserve"> </w:t>
+      </w:r>
+      <w:r>
+        <w:t xml:space="preserve">retained as designed, so footnotes, math, and complex tables round-trip</w:t>
+      </w:r>
+      <w:r>
+        <w:t xml:space="preserve"> </w:t>
+      </w:r>
+      <w:r>
+        <w:t xml:space="preserve">faithfully. A body</w:t>
+      </w:r>
+      <w:r>
+        <w:t xml:space="preserve"> </w:t>
+      </w:r>
+      <w:r>
+        <w:rPr>
+          <w:b/>
+          <w:bCs/>
+        </w:rPr>
+        <w:t xml:space="preserve">linter</w:t>
+      </w:r>
+      <w:r>
+        <w:t xml:space="preserve"> </w:t>
+      </w:r>
+      <w:r>
+        <w:t xml:space="preserve">("Check" button flagging heading/link/image</w:t>
+      </w:r>
+      <w:r>
+        <w:t xml:space="preserve"> </w:t>
+      </w:r>
+      <w:r>
+        <w:t xml:space="preserve">problems, with jump-to-line results) is merged and shipping (2026-07-11).</w:t>
+      </w:r>
+    </w:p>
+    <w:p>
+      <w:pPr>
+        <w:numPr>
+          <w:ilvl w:val="0"/>
+          <w:numId w:val="1030"/>
+        </w:numPr>
+      </w:pPr>
+      <w:r>
+        <w:rPr>
+          <w:b/>
+          <w:bCs/>
+        </w:rPr>
+        <w:t xml:space="preserve">Publish, rebuild &amp; review email — shipped</w:t>
+      </w:r>
+      <w:r>
+        <w:t xml:space="preserve"> </w:t>
+      </w:r>
+      <w:r>
+        <w:t xml:space="preserve">(operator keys pending). The</w:t>
+      </w:r>
+      <w:r>
+        <w:t xml:space="preserve"> </w:t>
+      </w:r>
+      <w:r>
+        <w:t xml:space="preserve">publisher-only publish/unpublish actions are live against the content system's</w:t>
+      </w:r>
+      <w:r>
+        <w:t xml:space="preserve"> </w:t>
+      </w:r>
+      <w:r>
+        <w:t xml:space="preserve">own enforcement (a non-publisher gets a server-side refusal); the rebuild</w:t>
+      </w:r>
+      <w:r>
+        <w:t xml:space="preserve"> </w:t>
+      </w:r>
+      <w:r>
+        <w:t xml:space="preserve">trigger is configured as a content-system webhook holding the secret (per the</w:t>
+      </w:r>
+      <w:r>
+        <w:t xml:space="preserve"> </w:t>
+      </w:r>
+      <w:r>
+        <w:t xml:space="preserve">design — the Studio never sees it), documented in</w:t>
+      </w:r>
+      <w:r>
+        <w:t xml:space="preserve"> </w:t>
+      </w:r>
+      <w:r>
+        <w:rPr>
+          <w:rStyle w:val="VerbatimChar"/>
+        </w:rPr>
+        <w:t xml:space="preserve">docs/deploy-rebuild-and-email.md</w:t>
+      </w:r>
+      <w:r>
+        <w:t xml:space="preserve">; and the review email is a server-side,</w:t>
+      </w:r>
+      <w:r>
+        <w:t xml:space="preserve"> </w:t>
+      </w:r>
+      <w:r>
+        <w:t xml:space="preserve">sign-in-verified,</w:t>
+      </w:r>
+      <w:r>
+        <w:t xml:space="preserve"> </w:t>
+      </w:r>
+      <w:r>
+        <w:rPr>
+          <w:b/>
+          <w:bCs/>
+        </w:rPr>
+        <w:t xml:space="preserve">rate-limited</w:t>
+      </w:r>
+      <w:r>
+        <w:t xml:space="preserve"> </w:t>
+      </w:r>
+      <w:r>
+        <w:t xml:space="preserve">relay (5 sends / 10 minutes per user) holding</w:t>
+      </w:r>
+      <w:r>
+        <w:t xml:space="preserve"> </w:t>
+      </w:r>
+      <w:r>
+        <w:t xml:space="preserve">the Mailgun credential server-side only.</w:t>
+      </w:r>
+    </w:p>
+    <w:p>
+      <w:pPr>
+        <w:numPr>
+          <w:ilvl w:val="0"/>
+          <w:numId w:val="1030"/>
+        </w:numPr>
+      </w:pPr>
+      <w:r>
+        <w:rPr>
+          <w:b/>
+          <w:bCs/>
+        </w:rPr>
+        <w:t xml:space="preserve">Onboarding — shipped, dormant.</w:t>
+      </w:r>
+      <w:r>
+        <w:t xml:space="preserve"> </w:t>
+      </w:r>
+      <w:r>
+        <w:t xml:space="preserve">The first-login profile (reviewers, center)</w:t>
+      </w:r>
+      <w:r>
+        <w:t xml:space="preserve"> </w:t>
+      </w:r>
+      <w:r>
+        <w:t xml:space="preserve">is built end to end and deliberately</w:t>
+      </w:r>
+      <w:r>
+        <w:t xml:space="preserve"> </w:t>
+      </w:r>
+      <w:r>
+        <w:rPr>
+          <w:b/>
+          <w:bCs/>
+        </w:rPr>
+        <w:t xml:space="preserve">fails open</w:t>
+      </w:r>
+      <w:r>
+        <w:t xml:space="preserve"> </w:t>
+      </w:r>
+      <w:r>
+        <w:t xml:space="preserve">until R&amp;A creates the</w:t>
+      </w:r>
+      <w:r>
+        <w:t xml:space="preserve"> </w:t>
+      </w:r>
+      <w:r>
+        <w:rPr>
+          <w:rStyle w:val="VerbatimChar"/>
+        </w:rPr>
+        <w:t xml:space="preserve">studio-profile</w:t>
+      </w:r>
+      <w:r>
+        <w:t xml:space="preserve"> </w:t>
+      </w:r>
+      <w:r>
+        <w:t xml:space="preserve">storage type — an API error can never lock an author out.</w:t>
+      </w:r>
+    </w:p>
+    <w:p>
+      <w:pPr>
+        <w:numPr>
+          <w:ilvl w:val="0"/>
+          <w:numId w:val="1030"/>
+        </w:numPr>
+      </w:pPr>
+      <w:r>
+        <w:rPr>
+          <w:b/>
+          <w:bCs/>
+        </w:rPr>
+        <w:t xml:space="preserve">Polish, accessibility &amp; launch — shipped and then some.</w:t>
+      </w:r>
+      <w:r>
+        <w:t xml:space="preserve"> </w:t>
+      </w:r>
+      <w:r>
+        <w:t xml:space="preserve">Full WCAG 2.1 AA</w:t>
+      </w:r>
+      <w:r>
+        <w:t xml:space="preserve"> </w:t>
+      </w:r>
+      <w:r>
+        <w:t xml:space="preserve">sweeps (zero automated-checker violations, light</w:t>
+      </w:r>
+      <w:r>
+        <w:t xml:space="preserve"> </w:t>
+      </w:r>
+      <w:r>
+        <w:rPr>
+          <w:i/>
+          <w:iCs/>
+        </w:rPr>
         <w:t xml:space="preserve">and</w:t>
       </w:r>
       <w:r>
@@ -20695,8 +21485,8 @@
         <w:t xml:space="preserve">entry depends on it — see Section 4.)</w:t>
       </w:r>
     </w:p>
-    <w:bookmarkEnd w:id="75"/>
-    <w:bookmarkStart w:id="76" w:name="X85f11d7bfed8ab200062afd8115da6bdfb65cb8"/>
+    <w:bookmarkEnd w:id="76"/>
+    <w:bookmarkStart w:id="77" w:name="X85f11d7bfed8ab200062afd8115da6bdfb65cb8"/>
     <w:p>
       <w:pPr>
         <w:pStyle w:val="Heading4"/>
@@ -21021,8 +21811,8 @@
         <w:t xml:space="preserve">proxy that verifies the caller before firing).</w:t>
       </w:r>
     </w:p>
-    <w:bookmarkEnd w:id="76"/>
-    <w:bookmarkStart w:id="77" w:name="X5aa3e13d1f8e83bb830cfa71ec5555f97a162a5"/>
+    <w:bookmarkEnd w:id="77"/>
+    <w:bookmarkStart w:id="78" w:name="X5aa3e13d1f8e83bb830cfa71ec5555f97a162a5"/>
     <w:p>
       <w:pPr>
         <w:pStyle w:val="Heading4"/>
@@ -21580,762 +22370,6 @@
         </w:pict>
       </w:r>
     </w:p>
-    <w:bookmarkEnd w:id="77"/>
-    <w:bookmarkEnd w:id="78"/>
-    <w:bookmarkStart w:id="79" w:name="toc37"/>
-    <w:p>
-      <w:pPr>
-        <w:pStyle w:val="Heading3"/>
-      </w:pPr>
-      <w:r>
-        <w:t xml:space="preserve">What's changed recently</w:t>
-      </w:r>
-    </w:p>
-    <w:p>
-      <w:pPr>
-        <w:pStyle w:val="FirstParagraph"/>
-      </w:pPr>
-      <w:r>
-        <w:t xml:space="preserve">A short digest for managers, newest first — the complete version-by-version record is the</w:t>
-      </w:r>
-      <w:r>
-        <w:t xml:space="preserve"> </w:t>
-      </w:r>
-      <w:hyperlink r:id="rId35">
-        <w:r>
-          <w:rPr>
-            <w:rStyle w:val="Hyperlink"/>
-          </w:rPr>
-          <w:t xml:space="preserve">changelog</w:t>
-        </w:r>
-      </w:hyperlink>
-      <w:r>
-        <w:t xml:space="preserve">, and the</w:t>
-      </w:r>
-      <w:r>
-        <w:t xml:space="preserve"> </w:t>
-      </w:r>
-      <w:r>
-        <w:t xml:space="preserve">living list of what's in flight and what's next is the</w:t>
-      </w:r>
-      <w:r>
-        <w:t xml:space="preserve"> </w:t>
-      </w:r>
-      <w:hyperlink r:id="rId36">
-        <w:r>
-          <w:rPr>
-            <w:rStyle w:val="Hyperlink"/>
-          </w:rPr>
-          <w:t xml:space="preserve">roadmap</w:t>
-        </w:r>
-      </w:hyperlink>
-      <w:r>
-        <w:t xml:space="preserve">.</w:t>
-      </w:r>
-    </w:p>
-    <w:p>
-      <w:pPr>
-        <w:pStyle w:val="Compact"/>
-        <w:numPr>
-          <w:ilvl w:val="0"/>
-          <w:numId w:val="1030"/>
-        </w:numPr>
-      </w:pPr>
-      <w:r>
-        <w:rPr>
-          <w:b/>
-          <w:bCs/>
-        </w:rPr>
-        <w:t xml:space="preserve">2026-07-17 — Accessibility riders shipped; social card added (v0.8.4).</w:t>
-      </w:r>
-      <w:r>
-        <w:t xml:space="preserve"> </w:t>
-      </w:r>
-      <w:r>
-        <w:t xml:space="preserve">The four</w:t>
-      </w:r>
-      <w:r>
-        <w:t xml:space="preserve"> </w:t>
-      </w:r>
-      <w:r>
-        <w:t xml:space="preserve">screen-reader/keyboard refinements from the annotations review are in: the highlight</w:t>
-      </w:r>
-      <w:r>
-        <w:t xml:space="preserve"> </w:t>
-      </w:r>
-      <w:r>
-        <w:t xml:space="preserve">color swatches are a true radio group, the reviewer toolbar is a single Tab stop with</w:t>
-      </w:r>
-      <w:r>
-        <w:t xml:space="preserve"> </w:t>
-      </w:r>
-      <w:r>
-        <w:t xml:space="preserve">arrow-key movement, the phone-size comments drawer behaves as a proper dialog (focus</w:t>
-      </w:r>
-      <w:r>
-        <w:t xml:space="preserve"> </w:t>
-      </w:r>
-      <w:r>
-        <w:t xml:space="preserve">moves in, Escape closes and puts focus back), and starting a comment from the keyboard</w:t>
-      </w:r>
-      <w:r>
-        <w:t xml:space="preserve"> </w:t>
-      </w:r>
-      <w:r>
-        <w:t xml:space="preserve">(select text, press Enter) now works reliably — and never hijacks Enter on links,</w:t>
-      </w:r>
-      <w:r>
-        <w:t xml:space="preserve"> </w:t>
-      </w:r>
-      <w:r>
-        <w:t xml:space="preserve">buttons, or reply boxes. The repository and app also gained a dark social-preview</w:t>
-      </w:r>
-      <w:r>
-        <w:t xml:space="preserve"> </w:t>
-      </w:r>
-      <w:r>
-        <w:t xml:space="preserve">card (the image shown when a Studio link is shared), and the security audit's</w:t>
-      </w:r>
-      <w:r>
-        <w:t xml:space="preserve"> </w:t>
-      </w:r>
-      <w:r>
-        <w:t xml:space="preserve">between-passes delta log was brought current with a fresh dependency-vulnerability</w:t>
-      </w:r>
-      <w:r>
-        <w:t xml:space="preserve"> </w:t>
-      </w:r>
-      <w:r>
-        <w:t xml:space="preserve">re-check (still 0 critical / high / moderate).</w:t>
-      </w:r>
-    </w:p>
-    <w:p>
-      <w:pPr>
-        <w:pStyle w:val="Compact"/>
-        <w:numPr>
-          <w:ilvl w:val="0"/>
-          <w:numId w:val="1030"/>
-        </w:numPr>
-      </w:pPr>
-      <w:r>
-        <w:rPr>
-          <w:b/>
-          <w:bCs/>
-        </w:rPr>
-        <w:t xml:space="preserve">2026-07-16 — Edit-conflict detection shipped (v0.8.0).</w:t>
-      </w:r>
-      <w:r>
-        <w:t xml:space="preserve"> </w:t>
-      </w:r>
-      <w:r>
-        <w:t xml:space="preserve">A</w:t>
-      </w:r>
-      <w:r>
-        <w:t xml:space="preserve"> </w:t>
-      </w:r>
-      <w:r>
-        <w:t xml:space="preserve">fields-limited</w:t>
-      </w:r>
-      <w:r>
-        <w:t xml:space="preserve"> </w:t>
-      </w:r>
-      <w:r>
-        <w:rPr>
-          <w:rStyle w:val="VerbatimChar"/>
-        </w:rPr>
-        <w:t xml:space="preserve">updatedAt</w:t>
-      </w:r>
-      <w:r>
-        <w:t xml:space="preserve"> </w:t>
-      </w:r>
-      <w:r>
-        <w:t xml:space="preserve">check now runs before every edit-mode save on all three</w:t>
-      </w:r>
-      <w:r>
-        <w:t xml:space="preserve"> </w:t>
-      </w:r>
-      <w:r>
-        <w:t xml:space="preserve">content forms; a genuine conflict raises a</w:t>
-      </w:r>
-      <w:r>
-        <w:t xml:space="preserve"> </w:t>
-      </w:r>
-      <w:r>
-        <w:rPr>
-          <w:rStyle w:val="VerbatimChar"/>
-        </w:rPr>
-        <w:t xml:space="preserve">role="alert"</w:t>
-      </w:r>
-      <w:r>
-        <w:t xml:space="preserve"> </w:t>
-      </w:r>
-      <w:r>
-        <w:t xml:space="preserve">banner — "This draft was</w:t>
-      </w:r>
-      <w:r>
-        <w:t xml:space="preserve"> </w:t>
-      </w:r>
-      <w:r>
-        <w:t xml:space="preserve">changed by someone else while you were editing (their save: ⟨time⟩)." — offering</w:t>
-      </w:r>
-      <w:r>
-        <w:t xml:space="preserve"> </w:t>
-      </w:r>
-      <w:r>
-        <w:rPr>
-          <w:b/>
-          <w:bCs/>
-        </w:rPr>
-        <w:t xml:space="preserve">Save anyway</w:t>
-      </w:r>
-      <w:r>
-        <w:t xml:space="preserve"> </w:t>
-      </w:r>
-      <w:r>
-        <w:t xml:space="preserve">or</w:t>
-      </w:r>
-      <w:r>
-        <w:t xml:space="preserve"> </w:t>
-      </w:r>
-      <w:r>
-        <w:rPr>
-          <w:b/>
-          <w:bCs/>
-        </w:rPr>
-        <w:t xml:space="preserve">Load their version</w:t>
-      </w:r>
-      <w:r>
-        <w:t xml:space="preserve">. Load-theirs snapshots the author's own edits</w:t>
-      </w:r>
-      <w:r>
-        <w:t xml:space="preserve"> </w:t>
-      </w:r>
-      <w:r>
-        <w:t xml:space="preserve">to the local draft backup</w:t>
-      </w:r>
-      <w:r>
-        <w:t xml:space="preserve"> </w:t>
-      </w:r>
-      <w:r>
-        <w:rPr>
-          <w:i/>
-          <w:iCs/>
-        </w:rPr>
-        <w:t xml:space="preserve">first</w:t>
-      </w:r>
-      <w:r>
-        <w:t xml:space="preserve">, so the v0.6.0 restore banner can hand them back</w:t>
-      </w:r>
-      <w:r>
-        <w:t xml:space="preserve"> </w:t>
-      </w:r>
-      <w:r>
-        <w:t xml:space="preserve">afterward — the two features now work as one system, including a restore-vs-Load-theirs</w:t>
-      </w:r>
-      <w:r>
-        <w:t xml:space="preserve"> </w:t>
-      </w:r>
-      <w:r>
-        <w:t xml:space="preserve">race the whole-branch final review found and closed the same way as the original</w:t>
-      </w:r>
-      <w:r>
-        <w:t xml:space="preserve"> </w:t>
-      </w:r>
-      <w:r>
-        <w:t xml:space="preserve">Save-anyway race, plus a stamp reseed on Restore and a publish/unpublish refresh that</w:t>
-      </w:r>
-      <w:r>
-        <w:t xml:space="preserve"> </w:t>
-      </w:r>
-      <w:r>
-        <w:t xml:space="preserve">close two more false-conflict gaps. Fails open on any check error; the check runs the</w:t>
-      </w:r>
-      <w:r>
-        <w:t xml:space="preserve"> </w:t>
-      </w:r>
-      <w:r>
-        <w:t xml:space="preserve">same logic in the public demo against its in-memory store's stamps (the demo store is</w:t>
-      </w:r>
-      <w:r>
-        <w:t xml:space="preserve"> </w:t>
-      </w:r>
-      <w:r>
-        <w:t xml:space="preserve">per-tab, so reproducing a genuine collision is a two-browser staging-rehearsal exercise,</w:t>
-      </w:r>
-      <w:r>
-        <w:t xml:space="preserve"> </w:t>
-      </w:r>
-      <w:r>
-        <w:t xml:space="preserve">not a two-demo-tab one). Built test-first over five reviewed tasks with per-task</w:t>
-      </w:r>
-      <w:r>
-        <w:t xml:space="preserve"> </w:t>
-      </w:r>
-      <w:r>
-        <w:t xml:space="preserve">adversarial review plus a whole-branch final review (two reviewer-found Critical races</w:t>
-      </w:r>
-      <w:r>
-        <w:t xml:space="preserve"> </w:t>
-      </w:r>
-      <w:r>
-        <w:t xml:space="preserve">closed with layered tests), then verified live in the running app (clean saves,</w:t>
-      </w:r>
-      <w:r>
-        <w:t xml:space="preserve"> </w:t>
-      </w:r>
-      <w:r>
-        <w:t xml:space="preserve">no false conflict after unpublish, restore-then-save with the reseeded stamp).</w:t>
-      </w:r>
-      <w:r>
-        <w:t xml:space="preserve"> </w:t>
-      </w:r>
-      <w:r>
-        <w:rPr>
-          <w:b/>
-          <w:bCs/>
-        </w:rPr>
-        <w:t xml:space="preserve">879 automated tests / 109 files.</w:t>
-      </w:r>
-    </w:p>
-    <w:p>
-      <w:pPr>
-        <w:pStyle w:val="Compact"/>
-        <w:numPr>
-          <w:ilvl w:val="0"/>
-          <w:numId w:val="1030"/>
-        </w:numPr>
-      </w:pPr>
-      <w:r>
-        <w:rPr>
-          <w:b/>
-          <w:bCs/>
-        </w:rPr>
-        <w:t xml:space="preserve">2026-07-16 — Title search shipped (v0.7.0).</w:t>
-      </w:r>
-      <w:r>
-        <w:t xml:space="preserve"> </w:t>
-      </w:r>
-      <w:r>
-        <w:t xml:space="preserve">A labeled, 300 ms-debounced search box</w:t>
-      </w:r>
-      <w:r>
-        <w:t xml:space="preserve"> </w:t>
-      </w:r>
-      <w:r>
-        <w:t xml:space="preserve">now sits beside the Type filter on every content list — Articles, Apps, and Datasets</w:t>
-      </w:r>
-      <w:r>
-        <w:t xml:space="preserve"> </w:t>
-      </w:r>
-      <w:r>
-        <w:t xml:space="preserve">alike — filtering by title, case-insensitive, across the</w:t>
-      </w:r>
-      <w:r>
-        <w:t xml:space="preserve"> </w:t>
-      </w:r>
-      <w:r>
-        <w:rPr>
-          <w:b/>
-          <w:bCs/>
-        </w:rPr>
-        <w:t xml:space="preserve">whole library</w:t>
-      </w:r>
-      <w:r>
-        <w:t xml:space="preserve">, server-side,</w:t>
-      </w:r>
-      <w:r>
-        <w:t xml:space="preserve"> </w:t>
-      </w:r>
-      <w:r>
-        <w:t xml:space="preserve">identically in live and demo modes; a search change re-pages to 1, and a distinct "No</w:t>
-      </w:r>
-      <w:r>
-        <w:t xml:space="preserve"> </w:t>
-      </w:r>
-      <w:r>
-        <w:t xml:space="preserve">matches" message replaces the generic empty state. Ahead of launch's 236 real articles</w:t>
-      </w:r>
-      <w:r>
-        <w:t xml:space="preserve"> </w:t>
-      </w:r>
-      <w:r>
-        <w:t xml:space="preserve">(analysis-roadmap §5.3-6). The release also fixes a</w:t>
-      </w:r>
-      <w:r>
-        <w:t xml:space="preserve"> </w:t>
-      </w:r>
-      <w:r>
-        <w:rPr>
-          <w:b/>
-          <w:bCs/>
-        </w:rPr>
-        <w:t xml:space="preserve">latent live-mode defect the</w:t>
-      </w:r>
-      <w:r>
-        <w:rPr>
-          <w:b/>
-          <w:bCs/>
-        </w:rPr>
-        <w:t xml:space="preserve"> </w:t>
-      </w:r>
-      <w:r>
-        <w:rPr>
-          <w:b/>
-          <w:bCs/>
-        </w:rPr>
-        <w:t xml:space="preserve">whole-branch review uncovered</w:t>
-      </w:r>
-      <w:r>
-        <w:t xml:space="preserve">: filter parameters (including the existing type filter)</w:t>
-      </w:r>
-      <w:r>
-        <w:t xml:space="preserve"> </w:t>
-      </w:r>
-      <w:r>
-        <w:t xml:space="preserve">were serialized in a form the live content system would reject — invisible until now</w:t>
-      </w:r>
-      <w:r>
-        <w:t xml:space="preserve"> </w:t>
-      </w:r>
-      <w:r>
-        <w:t xml:space="preserve">because the demo and dev sessions run in-memory. The wire format now matches the</w:t>
-      </w:r>
-      <w:r>
-        <w:t xml:space="preserve"> </w:t>
-      </w:r>
-      <w:r>
-        <w:t xml:space="preserve">sandbox-validated pattern, with a final confirmation step added to the staging</w:t>
-      </w:r>
-      <w:r>
-        <w:t xml:space="preserve"> </w:t>
-      </w:r>
-      <w:r>
-        <w:t xml:space="preserve">rehearsal checklist. Verified live in the demo (whole-library filtering, no-matches</w:t>
-      </w:r>
-      <w:r>
-        <w:t xml:space="preserve"> </w:t>
-      </w:r>
-      <w:r>
-        <w:t xml:space="preserve">state, and the unsaved-work guard's leave warning intercepting a real navigation).</w:t>
-      </w:r>
-      <w:r>
-        <w:t xml:space="preserve"> </w:t>
-      </w:r>
-      <w:r>
-        <w:rPr>
-          <w:b/>
-          <w:bCs/>
-        </w:rPr>
-        <w:t xml:space="preserve">822 automated tests / 107 files.</w:t>
-      </w:r>
-    </w:p>
-    <w:p>
-      <w:pPr>
-        <w:pStyle w:val="Compact"/>
-        <w:numPr>
-          <w:ilvl w:val="0"/>
-          <w:numId w:val="1030"/>
-        </w:numPr>
-      </w:pPr>
-      <w:r>
-        <w:rPr>
-          <w:b/>
-          <w:bCs/>
-        </w:rPr>
-        <w:t xml:space="preserve">2026-07-16 — Unsaved-work guard shipped (v0.6.0).</w:t>
-      </w:r>
-      <w:r>
-        <w:t xml:space="preserve"> </w:t>
-      </w:r>
-      <w:r>
-        <w:t xml:space="preserve">Authors can no longer silently</w:t>
-      </w:r>
-      <w:r>
-        <w:t xml:space="preserve"> </w:t>
-      </w:r>
-      <w:r>
-        <w:t xml:space="preserve">lose in-progress work: a native leave-page warning, a 30-second local draft snapshot</w:t>
-      </w:r>
-      <w:r>
-        <w:t xml:space="preserve"> </w:t>
-      </w:r>
-      <w:r>
-        <w:t xml:space="preserve">while a form is dirty, and a non-blocking restore banner ("Restore" / "Discard") when a</w:t>
-      </w:r>
-      <w:r>
-        <w:t xml:space="preserve"> </w:t>
-      </w:r>
-      <w:r>
-        <w:t xml:space="preserve">surviving snapshot is found; every successful save clears the backup.</w:t>
-      </w:r>
-      <w:r>
-        <w:t xml:space="preserve"> </w:t>
-      </w:r>
-      <w:r>
-        <w:rPr>
-          <w:b/>
-          <w:bCs/>
-        </w:rPr>
-        <w:t xml:space="preserve">Live builds</w:t>
-      </w:r>
-      <w:r>
-        <w:rPr>
-          <w:b/>
-          <w:bCs/>
-        </w:rPr>
-        <w:t xml:space="preserve"> </w:t>
-      </w:r>
-      <w:r>
-        <w:rPr>
-          <w:b/>
-          <w:bCs/>
-        </w:rPr>
-        <w:t xml:space="preserve">only</w:t>
-      </w:r>
-      <w:r>
-        <w:t xml:space="preserve"> </w:t>
-      </w:r>
-      <w:r>
-        <w:t xml:space="preserve">— the public demo deliberately takes no snapshots, so its "nothing is saved /</w:t>
-      </w:r>
-      <w:r>
-        <w:t xml:space="preserve"> </w:t>
-      </w:r>
-      <w:r>
-        <w:t xml:space="preserve">resets each session" promise stays literally true; the demo still shows both warnings.</w:t>
-      </w:r>
-      <w:r>
-        <w:t xml:space="preserve"> </w:t>
-      </w:r>
-      <w:r>
-        <w:t xml:space="preserve">Built test-first over six reviewed tasks with per-task adversarial review, then verified</w:t>
-      </w:r>
-      <w:r>
-        <w:t xml:space="preserve"> </w:t>
-      </w:r>
-      <w:r>
-        <w:t xml:space="preserve">end-to-end in the running app (snapshot, restore, clear-on-save, and the demo's</w:t>
-      </w:r>
-      <w:r>
-        <w:t xml:space="preserve"> </w:t>
-      </w:r>
-      <w:r>
-        <w:t xml:space="preserve">zero-write policy all observed live).</w:t>
-      </w:r>
-      <w:r>
-        <w:t xml:space="preserve"> </w:t>
-      </w:r>
-      <w:r>
-        <w:rPr>
-          <w:b/>
-          <w:bCs/>
-        </w:rPr>
-        <w:t xml:space="preserve">800 automated tests / 107 files.</w:t>
-      </w:r>
-    </w:p>
-    <w:p>
-      <w:pPr>
-        <w:pStyle w:val="Compact"/>
-        <w:numPr>
-          <w:ilvl w:val="0"/>
-          <w:numId w:val="1030"/>
-        </w:numPr>
-      </w:pPr>
-      <w:r>
-        <w:rPr>
-          <w:b/>
-          <w:bCs/>
-        </w:rPr>
-        <w:t xml:space="preserve">2026-07-16 — Manager-docs workflow (v0.4.0).</w:t>
-      </w:r>
-      <w:r>
-        <w:t xml:space="preserve"> </w:t>
-      </w:r>
-      <w:r>
-        <w:t xml:space="preserve">This document, the README, the analysis</w:t>
-      </w:r>
-      <w:r>
-        <w:t xml:space="preserve"> </w:t>
-      </w:r>
-      <w:r>
-        <w:t xml:space="preserve">document, and the new roadmap now carry a version-stamped bottom nav; the Studio itself</w:t>
-      </w:r>
-      <w:r>
-        <w:t xml:space="preserve"> </w:t>
-      </w:r>
-      <w:r>
-        <w:t xml:space="preserve">gained a bottom status bar (version + doc links) and an in-app</w:t>
-      </w:r>
-      <w:r>
-        <w:t xml:space="preserve"> </w:t>
-      </w:r>
-      <w:r>
-        <w:rPr>
-          <w:b/>
-          <w:bCs/>
-        </w:rPr>
-        <w:t xml:space="preserve">Spec &amp; status</w:t>
-      </w:r>
-      <w:r>
-        <w:t xml:space="preserve"> </w:t>
-      </w:r>
-      <w:r>
-        <w:t xml:space="preserve">page</w:t>
-      </w:r>
-      <w:r>
-        <w:t xml:space="preserve"> </w:t>
-      </w:r>
-      <w:r>
-        <w:t xml:space="preserve">rendering this document, so a manager can always read the latest state without asking a</w:t>
-      </w:r>
-      <w:r>
-        <w:t xml:space="preserve"> </w:t>
-      </w:r>
-      <w:r>
-        <w:t xml:space="preserve">developer. Doc currency is enforced by an automated test.</w:t>
-      </w:r>
-    </w:p>
-    <w:p>
-      <w:pPr>
-        <w:pStyle w:val="Compact"/>
-        <w:numPr>
-          <w:ilvl w:val="0"/>
-          <w:numId w:val="1030"/>
-        </w:numPr>
-      </w:pPr>
-      <w:r>
-        <w:rPr>
-          <w:b/>
-          <w:bCs/>
-        </w:rPr>
-        <w:t xml:space="preserve">2026-07-16 — Media-library picker shipped (v0.5.0).</w:t>
-      </w:r>
-      <w:r>
-        <w:t xml:space="preserve"> </w:t>
-      </w:r>
-      <w:r>
-        <w:t xml:space="preserve">Every image surface now opens on</w:t>
-      </w:r>
-      <w:r>
-        <w:t xml:space="preserve"> </w:t>
-      </w:r>
-      <w:r>
-        <w:t xml:space="preserve">the ~20 newest Media Library images (searchable) with upload-from-desktop one tab away;</w:t>
-      </w:r>
-      <w:r>
-        <w:t xml:space="preserve"> </w:t>
-      </w:r>
-      <w:r>
-        <w:t xml:space="preserve">picking an image that lacks alt text requires supplying it, which is written back to the</w:t>
-      </w:r>
-      <w:r>
-        <w:t xml:space="preserve"> </w:t>
-      </w:r>
-      <w:r>
-        <w:t xml:space="preserve">shared library so it improves for everyone. Works identically in the public demo, where</w:t>
-      </w:r>
-      <w:r>
-        <w:t xml:space="preserve"> </w:t>
-      </w:r>
-      <w:r>
-        <w:t xml:space="preserve">new images live only for the session and nothing persists. Built test-first over ten</w:t>
-      </w:r>
-      <w:r>
-        <w:t xml:space="preserve"> </w:t>
-      </w:r>
-      <w:r>
-        <w:t xml:space="preserve">adversarially-reviewed tasks and verified end-to-end in the running demo before merge.</w:t>
-      </w:r>
-      <w:r>
-        <w:t xml:space="preserve"> </w:t>
-      </w:r>
-      <w:r>
-        <w:rPr>
-          <w:b/>
-          <w:bCs/>
-        </w:rPr>
-        <w:t xml:space="preserve">757 automated tests / 104 files.</w:t>
-      </w:r>
-    </w:p>
-    <w:p>
-      <w:pPr>
-        <w:pStyle w:val="Compact"/>
-        <w:numPr>
-          <w:ilvl w:val="0"/>
-          <w:numId w:val="1030"/>
-        </w:numPr>
-      </w:pPr>
-      <w:r>
-        <w:rPr>
-          <w:b/>
-          <w:bCs/>
-        </w:rPr>
-        <w:t xml:space="preserve">2026-07-11 — Body markdown linter shipped (v0.3.0).</w:t>
-      </w:r>
-      <w:r>
-        <w:t xml:space="preserve"> </w:t>
-      </w:r>
-      <w:r>
-        <w:t xml:space="preserve">A "Check" button in the editor</w:t>
-      </w:r>
-      <w:r>
-        <w:t xml:space="preserve"> </w:t>
-      </w:r>
-      <w:r>
-        <w:t xml:space="preserve">flags heading/link/image problems in plain language with jump-to-line results.</w:t>
-      </w:r>
-      <w:r>
-        <w:t xml:space="preserve"> </w:t>
-      </w:r>
-      <w:r>
-        <w:rPr>
-          <w:b/>
-          <w:bCs/>
-        </w:rPr>
-        <w:t xml:space="preserve">677 automated tests / 97 files.</w:t>
-      </w:r>
-    </w:p>
-    <w:p>
-      <w:pPr>
-        <w:pStyle w:val="Compact"/>
-        <w:numPr>
-          <w:ilvl w:val="0"/>
-          <w:numId w:val="1030"/>
-        </w:numPr>
-      </w:pPr>
-      <w:r>
-        <w:rPr>
-          <w:b/>
-          <w:bCs/>
-        </w:rPr>
-        <w:t xml:space="preserve">2026-07-11 — CI pipeline + search-engine exclusion (v0.2.0).</w:t>
-      </w:r>
-      <w:r>
-        <w:t xml:space="preserve"> </w:t>
-      </w:r>
-      <w:r>
-        <w:t xml:space="preserve">Every push and pull</w:t>
-      </w:r>
-      <w:r>
-        <w:t xml:space="preserve"> </w:t>
-      </w:r>
-      <w:r>
-        <w:t xml:space="preserve">request now re-runs the typecheck, the full test suite, and both builds automatically;</w:t>
-      </w:r>
-      <w:r>
-        <w:t xml:space="preserve"> </w:t>
-      </w:r>
-      <w:r>
-        <w:t xml:space="preserve">the Studio's pages are excluded from search engines.</w:t>
-      </w:r>
-    </w:p>
-    <w:p>
-      <w:r>
-        <w:pict>
-          <v:rect style="width:0;height:1.5pt" o:hralign="center" o:hrstd="t" o:hr="t"/>
-        </w:pict>
-      </w:r>
-    </w:p>
     <w:p>
       <w:pPr>
         <w:pStyle w:val="FirstParagraph"/>
@@ -22577,6 +22611,7 @@
         <w:br w:type="page"/>
       </w:r>
     </w:p>
+    <w:bookmarkEnd w:id="78"/>
     <w:bookmarkEnd w:id="79"/>
     <w:bookmarkEnd w:id="80"/>
     <w:bookmarkEnd w:id="81"/>

--- a/docs/ICJIA-Studio-20-analysis-roadmap-copperhead.docx
+++ b/docs/ICJIA-Studio-20-analysis-roadmap-copperhead.docx
@@ -6823,7 +6823,7 @@
           <w:b/>
           <w:bCs/>
         </w:rPr>
-        <w:t xml:space="preserve">Hub Studio 2.0 · Studio build v0.8.4</w:t>
+        <w:t xml:space="preserve">Hub Studio 2.0 · Studio build v0.8.5</w:t>
       </w:r>
       <w:r>
         <w:t xml:space="preserve"> </w:t>
@@ -7299,7 +7299,7 @@
                 <w:b/>
                 <w:bCs/>
               </w:rPr>
-              <w:t xml:space="preserve">revised 2026-07-17 (v0.8.4)</w:t>
+              <w:t xml:space="preserve">revised 2026-07-17 (v0.8.5)</w:t>
             </w:r>
             <w:r>
               <w:t xml:space="preserve"> </w:t>
@@ -7673,6 +7673,70 @@
       </w:hyperlink>
       <w:r>
         <w:t xml:space="preserve">.</w:t>
+      </w:r>
+    </w:p>
+    <w:p>
+      <w:pPr>
+        <w:pStyle w:val="Compact"/>
+        <w:numPr>
+          <w:ilvl w:val="0"/>
+          <w:numId w:val="1018"/>
+        </w:numPr>
+      </w:pPr>
+      <w:r>
+        <w:rPr>
+          <w:b/>
+          <w:bCs/>
+        </w:rPr>
+        <w:t xml:space="preserve">2026-07-17 — Changelog &amp; Roadmap now readable inside the Studio (v0.8.5).</w:t>
+      </w:r>
+      <w:r>
+        <w:t xml:space="preserve"> </w:t>
+      </w:r>
+      <w:r>
+        <w:t xml:space="preserve">The</w:t>
+      </w:r>
+      <w:r>
+        <w:t xml:space="preserve"> </w:t>
+      </w:r>
+      <w:r>
+        <w:t xml:space="preserve">bottom status bar's Changelog and Roadmap links open in-app pages rendering the</w:t>
+      </w:r>
+      <w:r>
+        <w:t xml:space="preserve"> </w:t>
+      </w:r>
+      <w:r>
+        <w:t xml:space="preserve">repository's own records — no GitHub account or repository access needed (the</w:t>
+      </w:r>
+      <w:r>
+        <w:t xml:space="preserve"> </w:t>
+      </w:r>
+      <w:r>
+        <w:t xml:space="preserve">repository is private while in development; the old links produced "not found" errors</w:t>
+      </w:r>
+      <w:r>
+        <w:t xml:space="preserve"> </w:t>
+      </w:r>
+      <w:r>
+        <w:t xml:space="preserve">for managers). Like this document's own Spec &amp; status page, they re-render from the</w:t>
+      </w:r>
+      <w:r>
+        <w:t xml:space="preserve"> </w:t>
+      </w:r>
+      <w:r>
+        <w:t xml:space="preserve">repository on every deploy, so they always match the running build. This document's</w:t>
+      </w:r>
+      <w:r>
+        <w:t xml:space="preserve"> </w:t>
+      </w:r>
+      <w:r>
+        <w:t xml:space="preserve">dated digest also moved here, to the top, so the latest changes are the first thing a</w:t>
+      </w:r>
+      <w:r>
+        <w:t xml:space="preserve"> </w:t>
+      </w:r>
+      <w:r>
+        <w:t xml:space="preserve">reader sees.</w:t>
       </w:r>
     </w:p>
     <w:p>
@@ -22506,7 +22570,7 @@
           <w:b/>
           <w:bCs/>
         </w:rPr>
-        <w:t xml:space="preserve">Hub Studio 2.0 · Studio build v0.8.4</w:t>
+        <w:t xml:space="preserve">Hub Studio 2.0 · Studio build v0.8.5</w:t>
       </w:r>
       <w:r>
         <w:t xml:space="preserve"> </w:t>

--- a/docs/ICJIA-Studio-20-analysis-roadmap-copperhead.docx
+++ b/docs/ICJIA-Studio-20-analysis-roadmap-copperhead.docx
@@ -23456,6 +23456,79 @@
       </w:pPr>
       <w:r>
         <w:rPr>
+          <w:b/>
+          <w:bCs/>
+        </w:rPr>
+        <w:t xml:space="preserve">Search/AI-exclusion posture re-affirmed (2026-07-17).</w:t>
+      </w:r>
+      <w:r>
+        <w:t xml:space="preserve"> </w:t>
+      </w:r>
+      <w:r>
+        <w:t xml:space="preserve">An external SEO/AI-readiness</w:t>
+      </w:r>
+      <w:r>
+        <w:t xml:space="preserve"> </w:t>
+      </w:r>
+      <w:r>
+        <w:t xml:space="preserve">scan (MetaPeek) flagged the deny-all</w:t>
+      </w:r>
+      <w:r>
+        <w:t xml:space="preserve"> </w:t>
+      </w:r>
+      <w:r>
+        <w:rPr>
+          <w:rStyle w:val="VerbatimChar"/>
+        </w:rPr>
+        <w:t xml:space="preserve">robots.txt</w:t>
+      </w:r>
+      <w:r>
+        <w:t xml:space="preserve"> </w:t>
+      </w:r>
+      <w:r>
+        <w:t xml:space="preserve">(8 AI bots blocked) and missing</w:t>
+      </w:r>
+      <w:r>
+        <w:t xml:space="preserve"> </w:t>
+      </w:r>
+      <w:r>
+        <w:rPr>
+          <w:rStyle w:val="VerbatimChar"/>
+        </w:rPr>
+        <w:t xml:space="preserve">llms.txt</w:t>
+      </w:r>
+      <w:r>
+        <w:t xml:space="preserve">; the user explicitly chose to KEEP the exclusion — the runbook-§3 hardening</w:t>
+      </w:r>
+      <w:r>
+        <w:t xml:space="preserve"> </w:t>
+      </w:r>
+      <w:r>
+        <w:t xml:space="preserve">stands, now with an inline "deliberate scorecard failures — do not fix" note so the</w:t>
+      </w:r>
+      <w:r>
+        <w:t xml:space="preserve"> </w:t>
+      </w:r>
+      <w:r>
+        <w:t xml:space="preserve">finding can't be 'helpfully' reversed later. The scan's legitimate metadata items</w:t>
+      </w:r>
+      <w:r>
+        <w:t xml:space="preserve"> </w:t>
+      </w:r>
+      <w:r>
+        <w:t xml:space="preserve">(canonical, author, JSON-LD, freshness) shipped in 0.8.5 as inert head markup.</w:t>
+      </w:r>
+    </w:p>
+    <w:p>
+      <w:pPr>
+        <w:pStyle w:val="Compact"/>
+        <w:numPr>
+          <w:ilvl w:val="0"/>
+          <w:numId w:val="1031"/>
+        </w:numPr>
+      </w:pPr>
+      <w:r>
+        <w:rPr>
           <w:rStyle w:val="VerbatimChar"/>
           <w:b/>
           <w:bCs/>
@@ -46693,6 +46766,139 @@
       </w:r>
       <w:r>
         <w:t xml:space="preserve">) — no action needed here.</w:t>
+      </w:r>
+    </w:p>
+    <w:p>
+      <w:pPr>
+        <w:pStyle w:val="BlockText"/>
+      </w:pPr>
+      <w:r>
+        <w:rPr>
+          <w:b/>
+          <w:bCs/>
+        </w:rPr>
+        <w:t xml:space="preserve">Deliberate scorecard "failures" — do not "fix" (re-affirmed 2026-07-17).</w:t>
+      </w:r>
+      <w:r>
+        <w:t xml:space="preserve"> </w:t>
+      </w:r>
+      <w:r>
+        <w:t xml:space="preserve">SEO / AI-readiness</w:t>
+      </w:r>
+      <w:r>
+        <w:t xml:space="preserve"> </w:t>
+      </w:r>
+      <w:r>
+        <w:t xml:space="preserve">checkers (e.g. MetaPeek) will report two FAILs against this site forever:</w:t>
+      </w:r>
+      <w:r>
+        <w:t xml:space="preserve"> </w:t>
+      </w:r>
+      <w:r>
+        <w:rPr>
+          <w:i/>
+          <w:iCs/>
+        </w:rPr>
+        <w:t xml:space="preserve">"robots.txt blocks</w:t>
+      </w:r>
+      <w:r>
+        <w:rPr>
+          <w:i/>
+          <w:iCs/>
+        </w:rPr>
+        <w:t xml:space="preserve"> </w:t>
+      </w:r>
+      <w:r>
+        <w:rPr>
+          <w:i/>
+          <w:iCs/>
+        </w:rPr>
+        <w:t xml:space="preserve">AI bots"</w:t>
+      </w:r>
+      <w:r>
+        <w:t xml:space="preserve"> </w:t>
+      </w:r>
+      <w:r>
+        <w:t xml:space="preserve">and</w:t>
+      </w:r>
+      <w:r>
+        <w:t xml:space="preserve"> </w:t>
+      </w:r>
+      <w:r>
+        <w:rPr>
+          <w:i/>
+          <w:iCs/>
+        </w:rPr>
+        <w:t xml:space="preserve">"no llms.txt."</w:t>
+      </w:r>
+      <w:r>
+        <w:t xml:space="preserve"> </w:t>
+      </w:r>
+      <w:r>
+        <w:t xml:space="preserve">Both are THIS hardening working as designed — the Studio is an</w:t>
+      </w:r>
+      <w:r>
+        <w:t xml:space="preserve"> </w:t>
+      </w:r>
+      <w:r>
+        <w:t xml:space="preserve">internal tool whose demo is shared by link, not meant to be indexed by search engines or</w:t>
+      </w:r>
+      <w:r>
+        <w:t xml:space="preserve"> </w:t>
+      </w:r>
+      <w:r>
+        <w:t xml:space="preserve">ingested/cited by AI systems. The 2026-07-17 assessment closed every other item (canonical,</w:t>
+      </w:r>
+      <w:r>
+        <w:t xml:space="preserve"> </w:t>
+      </w:r>
+      <w:r>
+        <w:t xml:space="preserve">author, JSON-LD, freshness — inert head metadata for the humans a shared link reaches) and the</w:t>
+      </w:r>
+      <w:r>
+        <w:t xml:space="preserve"> </w:t>
+      </w:r>
+      <w:r>
+        <w:t xml:space="preserve">user explicitly chose to keep the exclusion. Unblocking AI bots or adding an llms.txt is a</w:t>
+      </w:r>
+      <w:r>
+        <w:t xml:space="preserve"> </w:t>
+      </w:r>
+      <w:r>
+        <w:t xml:space="preserve">posture decision, not a metadata fix — if ever wanted, change this section, the deny-all</w:t>
+      </w:r>
+      <w:r>
+        <w:t xml:space="preserve"> </w:t>
+      </w:r>
+      <w:r>
+        <w:rPr>
+          <w:rStyle w:val="VerbatimChar"/>
+        </w:rPr>
+        <w:t xml:space="preserve">public/robots.txt</w:t>
+      </w:r>
+      <w:r>
+        <w:t xml:space="preserve">, and the</w:t>
+      </w:r>
+      <w:r>
+        <w:t xml:space="preserve"> </w:t>
+      </w:r>
+      <w:r>
+        <w:rPr>
+          <w:rStyle w:val="VerbatimChar"/>
+        </w:rPr>
+        <w:t xml:space="preserve">security-headers.test.ts</w:t>
+      </w:r>
+      <w:r>
+        <w:t xml:space="preserve"> </w:t>
+      </w:r>
+      <w:r>
+        <w:t xml:space="preserve">guards together, and record it in the</w:t>
+      </w:r>
+      <w:r>
+        <w:t xml:space="preserve"> </w:t>
+      </w:r>
+      <w:r>
+        <w:t xml:space="preserve">security-audit delta log.</w:t>
       </w:r>
     </w:p>
     <w:bookmarkEnd w:id="144"/>

--- a/docs/ICJIA-Studio-20-analysis-roadmap-copperhead.docx
+++ b/docs/ICJIA-Studio-20-analysis-roadmap-copperhead.docx
@@ -6823,7 +6823,7 @@
           <w:b/>
           <w:bCs/>
         </w:rPr>
-        <w:t xml:space="preserve">Hub Studio 2.0 · Studio build v0.8.5</w:t>
+        <w:t xml:space="preserve">Hub Studio 2.0 · Studio build v0.8.6</w:t>
       </w:r>
       <w:r>
         <w:t xml:space="preserve"> </w:t>
@@ -7299,7 +7299,7 @@
                 <w:b/>
                 <w:bCs/>
               </w:rPr>
-              <w:t xml:space="preserve">revised 2026-07-17 (v0.8.5)</w:t>
+              <w:t xml:space="preserve">revised 2026-07-17 (v0.8.6)</w:t>
             </w:r>
             <w:r>
               <w:t xml:space="preserve"> </w:t>
@@ -7455,7 +7455,7 @@
           <w:b/>
           <w:bCs/>
         </w:rPr>
-        <w:t xml:space="preserve">879 automated tests, all passing</w:t>
+        <w:t xml:space="preserve">921 automated tests, all passing</w:t>
       </w:r>
       <w:r>
         <w:t xml:space="preserve">, re-run automatically on every change (CI).</w:t>
@@ -7673,6 +7673,184 @@
       </w:hyperlink>
       <w:r>
         <w:t xml:space="preserve">.</w:t>
+      </w:r>
+    </w:p>
+    <w:p>
+      <w:pPr>
+        <w:pStyle w:val="Compact"/>
+        <w:numPr>
+          <w:ilvl w:val="0"/>
+          <w:numId w:val="1018"/>
+        </w:numPr>
+      </w:pPr>
+      <w:r>
+        <w:rPr>
+          <w:b/>
+          <w:bCs/>
+        </w:rPr>
+        <w:t xml:space="preserve">2026-07-17 — Choosing an image now visibly works, end to end, in the demo</w:t>
+      </w:r>
+      <w:r>
+        <w:rPr>
+          <w:b/>
+          <w:bCs/>
+        </w:rPr>
+        <w:t xml:space="preserve"> </w:t>
+      </w:r>
+      <w:r>
+        <w:rPr>
+          <w:b/>
+          <w:bCs/>
+        </w:rPr>
+        <w:t xml:space="preserve">(v0.8.6).</w:t>
+      </w:r>
+      <w:r>
+        <w:t xml:space="preserve"> </w:t>
+      </w:r>
+      <w:r>
+        <w:t xml:space="preserve">The flow managers will try first — pick a new splash image, save, open the</w:t>
+      </w:r>
+      <w:r>
+        <w:t xml:space="preserve"> </w:t>
+      </w:r>
+      <w:r>
+        <w:t xml:space="preserve">Live preview — now confirms itself at every step: choosing an image pops a</w:t>
+      </w:r>
+      <w:r>
+        <w:t xml:space="preserve"> </w:t>
+      </w:r>
+      <w:r>
+        <w:t xml:space="preserve">notification ("Splash image selected — save the draft to update the Live preview"),</w:t>
+      </w:r>
+      <w:r>
+        <w:t xml:space="preserve"> </w:t>
+      </w:r>
+      <w:r>
+        <w:t xml:space="preserve">inserting a body figure says exactly</w:t>
+      </w:r>
+      <w:r>
+        <w:t xml:space="preserve"> </w:t>
+      </w:r>
+      <w:r>
+        <w:rPr>
+          <w:b/>
+          <w:bCs/>
+        </w:rPr>
+        <w:t xml:space="preserve">which line</w:t>
+      </w:r>
+      <w:r>
+        <w:t xml:space="preserve"> </w:t>
+      </w:r>
+      <w:r>
+        <w:t xml:space="preserve">it landed on, the Body images</w:t>
+      </w:r>
+      <w:r>
+        <w:t xml:space="preserve"> </w:t>
+      </w:r>
+      <w:r>
+        <w:t xml:space="preserve">panel shows the cursor's line in real time</w:t>
+      </w:r>
+      <w:r>
+        <w:t xml:space="preserve"> </w:t>
+      </w:r>
+      <w:r>
+        <w:rPr>
+          <w:i/>
+          <w:iCs/>
+        </w:rPr>
+        <w:t xml:space="preserve">before</w:t>
+      </w:r>
+      <w:r>
+        <w:t xml:space="preserve"> </w:t>
+      </w:r>
+      <w:r>
+        <w:t xml:space="preserve">you click Insert ("…at the cursor</w:t>
+      </w:r>
+      <w:r>
+        <w:t xml:space="preserve"> </w:t>
+      </w:r>
+      <w:r>
+        <w:t xml:space="preserve">— currently line 16"), and previewing with unsaved changes explains that the preview</w:t>
+      </w:r>
+      <w:r>
+        <w:t xml:space="preserve"> </w:t>
+      </w:r>
+      <w:r>
+        <w:t xml:space="preserve">shows the last saved draft. Behind it, a real demo bug is fixed: the Live preview</w:t>
+      </w:r>
+      <w:r>
+        <w:t xml:space="preserve"> </w:t>
+      </w:r>
+      <w:r>
+        <w:t xml:space="preserve">opens in its own tab, and in the demo that tab used to rebuild its in-memory sample</w:t>
+      </w:r>
+      <w:r>
+        <w:t xml:space="preserve"> </w:t>
+      </w:r>
+      <w:r>
+        <w:t xml:space="preserve">content from scratch — so a saved image change</w:t>
+      </w:r>
+      <w:r>
+        <w:t xml:space="preserve"> </w:t>
+      </w:r>
+      <w:r>
+        <w:rPr>
+          <w:b/>
+          <w:bCs/>
+        </w:rPr>
+        <w:t xml:space="preserve">never appeared there</w:t>
+      </w:r>
+      <w:r>
+        <w:t xml:space="preserve"> </w:t>
+      </w:r>
+      <w:r>
+        <w:t xml:space="preserve">(the live</w:t>
+      </w:r>
+      <w:r>
+        <w:t xml:space="preserve"> </w:t>
+      </w:r>
+      <w:r>
+        <w:t xml:space="preserve">version was always fine; both its tabs read the same server). Demo tabs now hand</w:t>
+      </w:r>
+      <w:r>
+        <w:t xml:space="preserve"> </w:t>
+      </w:r>
+      <w:r>
+        <w:t xml:space="preserve">their session's content to the tabs they open — still memory-only, still reset by a</w:t>
+      </w:r>
+      <w:r>
+        <w:t xml:space="preserve"> </w:t>
+      </w:r>
+      <w:r>
+        <w:t xml:space="preserve">reload, nothing stored anywhere. Images you upload from your desktop in the demo now</w:t>
+      </w:r>
+      <w:r>
+        <w:t xml:space="preserve"> </w:t>
+      </w:r>
+      <w:r>
+        <w:t xml:space="preserve">genuinely render in the preview too.</w:t>
+      </w:r>
+      <w:r>
+        <w:t xml:space="preserve"> </w:t>
+      </w:r>
+      <w:r>
+        <w:rPr>
+          <w:b/>
+          <w:bCs/>
+        </w:rPr>
+        <w:t xml:space="preserve">921 automated tests / 113 files</w:t>
+      </w:r>
+      <w:r>
+        <w:t xml:space="preserve"> </w:t>
+      </w:r>
+      <w:r>
+        <w:t xml:space="preserve">(34 new,</w:t>
+      </w:r>
+      <w:r>
+        <w:t xml:space="preserve"> </w:t>
+      </w:r>
+      <w:r>
+        <w:t xml:space="preserve">written before the code), the full flow driven live in the demo in a real browser.</w:t>
       </w:r>
     </w:p>
     <w:p>
@@ -22570,7 +22748,7 @@
           <w:b/>
           <w:bCs/>
         </w:rPr>
-        <w:t xml:space="preserve">Hub Studio 2.0 · Studio build v0.8.5</w:t>
+        <w:t xml:space="preserve">Hub Studio 2.0 · Studio build v0.8.6</w:t>
       </w:r>
       <w:r>
         <w:t xml:space="preserve"> </w:t>
@@ -22773,7 +22951,7 @@
         <w:pStyle w:val="FirstParagraph"/>
       </w:pPr>
       <w:r>
-        <w:t xml:space="preserve">Security-relevant changes landed 2026-07-12 → 2026-07-17 (releases 0.4.0 – 0.8.4),</w:t>
+        <w:t xml:space="preserve">Security-relevant changes landed 2026-07-12 → 2026-07-17 (releases 0.4.0 – 0.8.6),</w:t>
       </w:r>
       <w:r>
         <w:t xml:space="preserve"> </w:t>
@@ -22784,7 +22962,6 @@
     </w:p>
     <w:p>
       <w:pPr>
-        <w:pStyle w:val="Compact"/>
         <w:numPr>
           <w:ilvl w:val="0"/>
           <w:numId w:val="1031"/>
@@ -22792,85 +22969,130 @@
       </w:pPr>
       <w:r>
         <w:rPr>
-          <w:b/>
-          <w:bCs/>
-        </w:rPr>
-        <w:t xml:space="preserve">Media-library picker (0.5.0) — the one genuinely new surface since §9.</w:t>
-      </w:r>
-      <w:r>
-        <w:t xml:space="preserve"> </w:t>
-      </w:r>
-      <w:r>
-        <w:t xml:space="preserve">Library</w:t>
-      </w:r>
-      <w:r>
-        <w:t xml:space="preserve"> </w:t>
-      </w:r>
-      <w:r>
-        <w:t xml:space="preserve">browsing reuses the existing authed Strapi client (reads only); the picker's alt-text</w:t>
-      </w:r>
-      <w:r>
-        <w:t xml:space="preserve"> </w:t>
-      </w:r>
-      <w:r>
-        <w:t xml:space="preserve">write-back (</w:t>
-      </w:r>
-      <w:r>
-        <w:rPr>
-          <w:rStyle w:val="VerbatimChar"/>
-        </w:rPr>
-        <w:t xml:space="preserve">updateFileInfo</w:t>
-      </w:r>
-      <w:r>
-        <w:t xml:space="preserve">) is the new write path, demo-blocked like every other</w:t>
-      </w:r>
-      <w:r>
-        <w:t xml:space="preserve"> </w:t>
-      </w:r>
-      <w:r>
-        <w:t xml:space="preserve">(in-memory only). Demo desktop adds are session-only</w:t>
-      </w:r>
-      <w:r>
-        <w:t xml:space="preserve"> </w:t>
-      </w:r>
-      <w:r>
-        <w:rPr>
-          <w:rStyle w:val="VerbatimChar"/>
+          <w:rStyle w:val="VerbatimChar"/>
+          <w:b/>
+          <w:bCs/>
+        </w:rPr>
+        <w:t xml:space="preserve">safeMediaUrl</w:t>
+      </w:r>
+      <w:r>
+        <w:rPr>
+          <w:b/>
+          <w:bCs/>
+        </w:rPr>
+        <w:t xml:space="preserve"> </w:t>
+      </w:r>
+      <w:r>
+        <w:rPr>
+          <w:b/>
+          <w:bCs/>
+        </w:rPr>
+        <w:t xml:space="preserve">— a second, MEDIA-only URL allowlist (0.8.6; severity: none — net</w:t>
+      </w:r>
+      <w:r>
+        <w:rPr>
+          <w:b/>
+          <w:bCs/>
+        </w:rPr>
+        <w:t xml:space="preserve"> </w:t>
+      </w:r>
+      <w:r>
+        <w:rPr>
+          <w:b/>
+          <w:bCs/>
+        </w:rPr>
+        <w:t xml:space="preserve">hardening with one reviewed relaxation).</w:t>
+      </w:r>
+      <w:r>
+        <w:t xml:space="preserve"> </w:t>
+      </w:r>
+      <w:r>
+        <w:t xml:space="preserve">MediaRef-derived urls (article splash +</w:t>
+      </w:r>
+      <w:r>
+        <w:t xml:space="preserve"> </w:t>
+      </w:r>
+      <w:r>
+        <w:t xml:space="preserve">main-file downloads, app image, dataset datafile) move from</w:t>
+      </w:r>
+      <w:r>
+        <w:t xml:space="preserve"> </w:t>
+      </w:r>
+      <w:r>
+        <w:rPr>
+          <w:rStyle w:val="VerbatimChar"/>
+        </w:rPr>
+        <w:t xml:space="preserve">safeHref</w:t>
+      </w:r>
+      <w:r>
+        <w:t xml:space="preserve"> </w:t>
+      </w:r>
+      <w:r>
+        <w:t xml:space="preserve">to a dedicated</w:t>
+      </w:r>
+      <w:r>
+        <w:t xml:space="preserve"> </w:t>
+      </w:r>
+      <w:r>
+        <w:rPr>
+          <w:rStyle w:val="VerbatimChar"/>
+        </w:rPr>
+        <w:t xml:space="preserve">safeMediaUrl</w:t>
+      </w:r>
+      <w:r>
+        <w:t xml:space="preserve">:</w:t>
+      </w:r>
+      <w:r>
+        <w:t xml:space="preserve"> </w:t>
+      </w:r>
+      <w:r>
+        <w:rPr>
+          <w:rStyle w:val="VerbatimChar"/>
+        </w:rPr>
+        <w:t xml:space="preserve">https?://</w:t>
+      </w:r>
+      <w:r>
+        <w:t xml:space="preserve"> </w:t>
+      </w:r>
+      <w:r>
+        <w:t xml:space="preserve">and root-relative pass as before,</w:t>
+      </w:r>
+      <w:r>
+        <w:t xml:space="preserve"> </w:t>
+      </w:r>
+      <w:r>
+        <w:rPr>
+          <w:rStyle w:val="VerbatimChar"/>
+          <w:b/>
+          <w:bCs/>
         </w:rPr>
         <w:t xml:space="preserve">blob:</w:t>
       </w:r>
       <w:r>
-        <w:t xml:space="preserve"> </w:t>
-      </w:r>
-      <w:r>
-        <w:t xml:space="preserve">object URLs with negative</w:t>
-      </w:r>
-      <w:r>
-        <w:t xml:space="preserve"> </w:t>
-      </w:r>
-      <w:r>
-        <w:t xml:space="preserve">ids that</w:t>
-      </w:r>
-      <w:r>
-        <w:t xml:space="preserve"> </w:t>
-      </w:r>
-      <w:r>
-        <w:rPr>
-          <w:rStyle w:val="VerbatimChar"/>
-        </w:rPr>
-        <w:t xml:space="preserve">mediaIdForWrite</w:t>
-      </w:r>
-      <w:r>
-        <w:t xml:space="preserve"> </w:t>
-      </w:r>
-      <w:r>
-        <w:t xml:space="preserve">structurally drops — never persisted, never networked — and</w:t>
-      </w:r>
-      <w:r>
-        <w:t xml:space="preserve"> </w:t>
-      </w:r>
-      <w:r>
-        <w:t xml:space="preserve">the demo CSP</w:t>
+        <w:rPr>
+          <w:b/>
+          <w:bCs/>
+        </w:rPr>
+        <w:t xml:space="preserve"> </w:t>
+      </w:r>
+      <w:r>
+        <w:rPr>
+          <w:b/>
+          <w:bCs/>
+        </w:rPr>
+        <w:t xml:space="preserve">now passes</w:t>
+      </w:r>
+      <w:r>
+        <w:t xml:space="preserve"> </w:t>
+      </w:r>
+      <w:r>
+        <w:t xml:space="preserve">(demo/session uploads must render in previews — the established zero-base64 posture is</w:t>
+      </w:r>
+      <w:r>
+        <w:t xml:space="preserve"> </w:t>
+      </w:r>
+      <w:r>
+        <w:t xml:space="preserve">"blob:, never data:", and the demo CSP</w:t>
       </w:r>
       <w:r>
         <w:t xml:space="preserve"> </w:t>
@@ -22885,7 +23107,7 @@
         <w:t xml:space="preserve"> </w:t>
       </w:r>
       <w:r>
-        <w:t xml:space="preserve">deliberately gains</w:t>
+        <w:t xml:space="preserve">already allowlists</w:t>
       </w:r>
       <w:r>
         <w:t xml:space="preserve"> </w:t>
@@ -22897,42 +23119,129 @@
         <w:t xml:space="preserve">blob:</w:t>
       </w:r>
       <w:r>
-        <w:t xml:space="preserve">, guard-tested in both directions. The</w:t>
-      </w:r>
-      <w:r>
-        <w:t xml:space="preserve"> </w:t>
-      </w:r>
-      <w:r>
-        <w:t xml:space="preserve">demo's zero-write / zero-third-party promises hold.</w:t>
-      </w:r>
-      <w:r>
-        <w:t xml:space="preserve"> </w:t>
-      </w:r>
-      <w:r>
-        <w:rPr>
-          <w:i/>
-          <w:iCs/>
-        </w:rPr>
-        <w:t xml:space="preserve">Flagged for inclusion in the next</w:t>
-      </w:r>
-      <w:r>
-        <w:rPr>
-          <w:i/>
-          <w:iCs/>
-        </w:rPr>
-        <w:t xml:space="preserve"> </w:t>
-      </w:r>
-      <w:r>
-        <w:rPr>
-          <w:i/>
-          <w:iCs/>
-        </w:rPr>
-        <w:t xml:space="preserve">adversarial pass.</w:t>
-      </w:r>
-    </w:p>
-    <w:p>
-      <w:pPr>
-        <w:pStyle w:val="Compact"/>
+        <w:t xml:space="preserve"> </w:t>
+      </w:r>
+      <w:r>
+        <w:t xml:space="preserve">from 0.5.0),</w:t>
+      </w:r>
+      <w:r>
+        <w:t xml:space="preserve"> </w:t>
+      </w:r>
+      <w:r>
+        <w:t xml:space="preserve">and every rejection returns</w:t>
+      </w:r>
+      <w:r>
+        <w:t xml:space="preserve"> </w:t>
+      </w:r>
+      <w:r>
+        <w:rPr>
+          <w:rStyle w:val="VerbatimChar"/>
+        </w:rPr>
+        <w:t xml:space="preserve">''</w:t>
+      </w:r>
+      <w:r>
+        <w:t xml:space="preserve"> </w:t>
+      </w:r>
+      <w:r>
+        <w:t xml:space="preserve">so the element is</w:t>
+      </w:r>
+      <w:r>
+        <w:t xml:space="preserve"> </w:t>
+      </w:r>
+      <w:r>
+        <w:rPr>
+          <w:b/>
+          <w:bCs/>
+        </w:rPr>
+        <w:t xml:space="preserve">hidden</w:t>
+      </w:r>
+      <w:r>
+        <w:t xml:space="preserve"> </w:t>
+      </w:r>
+      <w:r>
+        <w:t xml:space="preserve">rather than rendered as</w:t>
+      </w:r>
+      <w:r>
+        <w:t xml:space="preserve"> </w:t>
+      </w:r>
+      <w:r>
+        <w:rPr>
+          <w:rStyle w:val="VerbatimChar"/>
+        </w:rPr>
+        <w:t xml:space="preserve">src="#"</w:t>
+      </w:r>
+      <w:r>
+        <w:t xml:space="preserve"> </w:t>
+      </w:r>
+      <w:r>
+        <w:t xml:space="preserve">(the old truthy-</w:t>
+      </w:r>
+      <w:r>
+        <w:rPr>
+          <w:rStyle w:val="VerbatimChar"/>
+        </w:rPr>
+        <w:t xml:space="preserve">'#'</w:t>
+      </w:r>
+      <w:r>
+        <w:t xml:space="preserve"> </w:t>
+      </w:r>
+      <w:r>
+        <w:t xml:space="preserve">collapse painted a broken image; a hostile-scheme main</w:t>
+      </w:r>
+      <w:r>
+        <w:t xml:space="preserve"> </w:t>
+      </w:r>
+      <w:r>
+        <w:t xml:space="preserve">file now yields NO link at all — regression-tested both ways). Scope is strictly the</w:t>
+      </w:r>
+      <w:r>
+        <w:t xml:space="preserve"> </w:t>
+      </w:r>
+      <w:r>
+        <w:t xml:space="preserve">media pipeline: author-TYPED urls (markdown links/images, app/source links) stay on</w:t>
+      </w:r>
+      <w:r>
+        <w:t xml:space="preserve"> </w:t>
+      </w:r>
+      <w:r>
+        <w:rPr>
+          <w:rStyle w:val="VerbatimChar"/>
+        </w:rPr>
+        <w:t xml:space="preserve">safeHref</w:t>
+      </w:r>
+      <w:r>
+        <w:t xml:space="preserve">/markdown-it unchanged, so no author-controlled text gains a new scheme.</w:t>
+      </w:r>
+      <w:r>
+        <w:t xml:space="preserve"> </w:t>
+      </w:r>
+      <w:r>
+        <w:t xml:space="preserve">Mitigation note: a</w:t>
+      </w:r>
+      <w:r>
+        <w:t xml:space="preserve"> </w:t>
+      </w:r>
+      <w:r>
+        <w:rPr>
+          <w:rStyle w:val="VerbatimChar"/>
+        </w:rPr>
+        <w:t xml:space="preserve">blob:</w:t>
+      </w:r>
+      <w:r>
+        <w:t xml:space="preserve"> </w:t>
+      </w:r>
+      <w:r>
+        <w:t xml:space="preserve">url is only mintable by this same-origin session's own JS;</w:t>
+      </w:r>
+      <w:r>
+        <w:t xml:space="preserve"> </w:t>
+      </w:r>
+      <w:r>
+        <w:t xml:space="preserve">it cannot be fabricated from typed content to reference foreign data.</w:t>
+      </w:r>
+    </w:p>
+    <w:p>
+      <w:pPr>
         <w:numPr>
           <w:ilvl w:val="0"/>
           <w:numId w:val="1031"/>
@@ -22943,72 +23252,112 @@
           <w:b/>
           <w:bCs/>
         </w:rPr>
-        <w:t xml:space="preserve">Unsaved-work guard (0.6.0).</w:t>
-      </w:r>
-      <w:r>
-        <w:t xml:space="preserve"> </w:t>
-      </w:r>
-      <w:r>
-        <w:t xml:space="preserve">Draft snapshots to per-draft</w:t>
-      </w:r>
-      <w:r>
-        <w:t xml:space="preserve"> </w:t>
-      </w:r>
-      <w:r>
-        <w:rPr>
-          <w:rStyle w:val="VerbatimChar"/>
-        </w:rPr>
-        <w:t xml:space="preserve">localStorage</w:t>
-      </w:r>
-      <w:r>
-        <w:t xml:space="preserve"> </w:t>
-      </w:r>
-      <w:r>
-        <w:t xml:space="preserve">keys — live</w:t>
-      </w:r>
-      <w:r>
-        <w:t xml:space="preserve"> </w:t>
-      </w:r>
-      <w:r>
-        <w:t xml:space="preserve">builds only (the public demo takes none, keeping its "nothing is saved" promise literally</w:t>
-      </w:r>
-      <w:r>
-        <w:t xml:space="preserve"> </w:t>
-      </w:r>
-      <w:r>
-        <w:t xml:space="preserve">true), byte-capped ~1 MB, fail-open on any storage problem. Same same-origin-only</w:t>
-      </w:r>
-      <w:r>
-        <w:t xml:space="preserve"> </w:t>
-      </w:r>
-      <w:r>
-        <w:t xml:space="preserve">exposure class as the §9 F-3 annotation store; restored values flow through the same form</w:t>
-      </w:r>
-      <w:r>
-        <w:t xml:space="preserve"> </w:t>
-      </w:r>
-      <w:r>
-        <w:t xml:space="preserve">model and</w:t>
-      </w:r>
-      <w:r>
-        <w:t xml:space="preserve"> </w:t>
-      </w:r>
-      <w:r>
-        <w:rPr>
-          <w:rStyle w:val="VerbatimChar"/>
-        </w:rPr>
-        <w:t xml:space="preserve">html:false</w:t>
-      </w:r>
-      <w:r>
-        <w:t xml:space="preserve"> </w:t>
-      </w:r>
-      <w:r>
-        <w:t xml:space="preserve">markdown pipeline as typed input — nothing is rendered as HTML.</w:t>
-      </w:r>
-    </w:p>
-    <w:p>
-      <w:pPr>
-        <w:pStyle w:val="Compact"/>
+        <w:t xml:space="preserve">Demo cross-tab session copy (0.8.6; severity: none — demo-only, same-origin,</w:t>
+      </w:r>
+      <w:r>
+        <w:rPr>
+          <w:b/>
+          <w:bCs/>
+        </w:rPr>
+        <w:t xml:space="preserve"> </w:t>
+      </w:r>
+      <w:r>
+        <w:rPr>
+          <w:b/>
+          <w:bCs/>
+        </w:rPr>
+        <w:t xml:space="preserve">session-only).</w:t>
+      </w:r>
+      <w:r>
+        <w:t xml:space="preserve"> </w:t>
+      </w:r>
+      <w:r>
+        <w:t xml:space="preserve">Demo tabs expose their in-memory content stores on</w:t>
+      </w:r>
+      <w:r>
+        <w:t xml:space="preserve"> </w:t>
+      </w:r>
+      <w:r>
+        <w:rPr>
+          <w:rStyle w:val="VerbatimChar"/>
+        </w:rPr>
+        <w:t xml:space="preserve">window. __icjiaStudioDemoStores</w:t>
+      </w:r>
+      <w:r>
+        <w:t xml:space="preserve"> </w:t>
+      </w:r>
+      <w:r>
+        <w:t xml:space="preserve">and a freshly-opened Studio tab deep-copies its</w:t>
+      </w:r>
+      <w:r>
+        <w:t xml:space="preserve"> </w:t>
+      </w:r>
+      <w:r>
+        <w:rPr>
+          <w:rStyle w:val="VerbatimChar"/>
+        </w:rPr>
+        <w:t xml:space="preserve">window.opener</w:t>
+      </w:r>
+      <w:r>
+        <w:t xml:space="preserve">'s</w:t>
+      </w:r>
+      <w:r>
+        <w:t xml:space="preserve"> </w:t>
+      </w:r>
+      <w:r>
+        <w:t xml:space="preserve">stores at boot, so the Live-preview tab reflects the session's saved edits (parity with</w:t>
+      </w:r>
+      <w:r>
+        <w:t xml:space="preserve"> </w:t>
+      </w:r>
+      <w:r>
+        <w:t xml:space="preserve">live mode's shared server). Exposure assessment: same-origin scripts could already read</w:t>
+      </w:r>
+      <w:r>
+        <w:t xml:space="preserve"> </w:t>
+      </w:r>
+      <w:r>
+        <w:t xml:space="preserve">all of this (it is the bundled public sample content plus the visitor's own session</w:t>
+      </w:r>
+      <w:r>
+        <w:t xml:space="preserve"> </w:t>
+      </w:r>
+      <w:r>
+        <w:t xml:space="preserve">edits); the read is guarded (duck-typed, try/caught — a cross-origin or closed opener</w:t>
+      </w:r>
+      <w:r>
+        <w:t xml:space="preserve"> </w:t>
+      </w:r>
+      <w:r>
+        <w:t xml:space="preserve">falls back to the seed), copies are deep and detached (a preview-tab mutation can never</w:t>
+      </w:r>
+      <w:r>
+        <w:t xml:space="preserve"> </w:t>
+      </w:r>
+      <w:r>
+        <w:t xml:space="preserve">write back), and nothing touches cookies/localStorage — the "resets each session"</w:t>
+      </w:r>
+      <w:r>
+        <w:t xml:space="preserve"> </w:t>
+      </w:r>
+      <w:r>
+        <w:t xml:space="preserve">demo promise is structurally unchanged. Also fixed: the store previously held LIVE</w:t>
+      </w:r>
+      <w:r>
+        <w:t xml:space="preserve"> </w:t>
+      </w:r>
+      <w:r>
+        <w:t xml:space="preserve">reactive references from the form (post-save typing could mutate "saved" entries);</w:t>
+      </w:r>
+      <w:r>
+        <w:t xml:space="preserve"> </w:t>
+      </w:r>
+      <w:r>
+        <w:t xml:space="preserve">every store boundary now deep-plain-clones (JSON round-trip), regression-tested.</w:t>
+      </w:r>
+    </w:p>
+    <w:p>
+      <w:pPr>
         <w:numPr>
           <w:ilvl w:val="0"/>
           <w:numId w:val="1031"/>
@@ -23019,107 +23368,143 @@
           <w:b/>
           <w:bCs/>
         </w:rPr>
-        <w:t xml:space="preserve">Live filter wire-format defect fixed pre-merge (0.7.0 — availability class, flagged</w:t>
-      </w:r>
-      <w:r>
-        <w:rPr>
-          <w:b/>
-          <w:bCs/>
-        </w:rPr>
-        <w:t xml:space="preserve"> </w:t>
-      </w:r>
-      <w:r>
-        <w:rPr>
-          <w:b/>
-          <w:bCs/>
-        </w:rPr>
-        <w:t xml:space="preserve">CRITICAL in the branch review).</w:t>
-      </w:r>
-      <w:r>
-        <w:t xml:space="preserve"> </w:t>
-      </w:r>
-      <w:r>
-        <w:t xml:space="preserve">Nested</w:t>
-      </w:r>
-      <w:r>
-        <w:t xml:space="preserve"> </w:t>
-      </w:r>
-      <w:r>
-        <w:rPr>
-          <w:rStyle w:val="VerbatimChar"/>
-        </w:rPr>
-        <w:t xml:space="preserve">filters</w:t>
-      </w:r>
-      <w:r>
-        <w:t xml:space="preserve"> </w:t>
-      </w:r>
-      <w:r>
-        <w:t xml:space="preserve">objects were being JSON-stringified on</w:t>
-      </w:r>
-      <w:r>
-        <w:t xml:space="preserve"> </w:t>
-      </w:r>
-      <w:r>
-        <w:t xml:space="preserve">the wire by</w:t>
-      </w:r>
-      <w:r>
-        <w:t xml:space="preserve"> </w:t>
-      </w:r>
-      <w:r>
-        <w:rPr>
-          <w:rStyle w:val="VerbatimChar"/>
-        </w:rPr>
-        <w:t xml:space="preserve">ofetch</w:t>
-      </w:r>
-      <w:r>
-        <w:t xml:space="preserve">; Strapi 5 rejects a string</w:t>
-      </w:r>
-      <w:r>
-        <w:t xml:space="preserve"> </w:t>
-      </w:r>
-      <w:r>
-        <w:rPr>
-          <w:rStyle w:val="VerbatimChar"/>
-        </w:rPr>
-        <w:t xml:space="preserve">filters</w:t>
-      </w:r>
-      <w:r>
-        <w:t xml:space="preserve">, so every live-mode filtered</w:t>
-      </w:r>
-      <w:r>
-        <w:t xml:space="preserve"> </w:t>
-      </w:r>
-      <w:r>
-        <w:t xml:space="preserve">list call would have errored at launch. Fixed centrally (</w:t>
-      </w:r>
-      <w:r>
-        <w:rPr>
-          <w:rStyle w:val="VerbatimChar"/>
-        </w:rPr>
-        <w:t xml:space="preserve">flattenFilters()</w:t>
-      </w:r>
-      <w:r>
-        <w:t xml:space="preserve"> </w:t>
-      </w:r>
-      <w:r>
-        <w:t xml:space="preserve">→</w:t>
-      </w:r>
-      <w:r>
-        <w:t xml:space="preserve"> </w:t>
-      </w:r>
-      <w:r>
-        <w:t xml:space="preserve">bracket-key params) with regression tests. No injection surface — params remain</w:t>
-      </w:r>
-      <w:r>
-        <w:t xml:space="preserve"> </w:t>
-      </w:r>
-      <w:r>
-        <w:t xml:space="preserve">client-composed key paths.</w:t>
-      </w:r>
-    </w:p>
-    <w:p>
-      <w:pPr>
-        <w:pStyle w:val="Compact"/>
+        <w:t xml:space="preserve">Media-library picker (0.5.0) — the one genuinely new surface since §9.</w:t>
+      </w:r>
+      <w:r>
+        <w:t xml:space="preserve"> </w:t>
+      </w:r>
+      <w:r>
+        <w:t xml:space="preserve">Library</w:t>
+      </w:r>
+      <w:r>
+        <w:t xml:space="preserve"> </w:t>
+      </w:r>
+      <w:r>
+        <w:t xml:space="preserve">browsing reuses the existing authed Strapi client (reads only); the picker's alt-text</w:t>
+      </w:r>
+      <w:r>
+        <w:t xml:space="preserve"> </w:t>
+      </w:r>
+      <w:r>
+        <w:t xml:space="preserve">write-back (</w:t>
+      </w:r>
+      <w:r>
+        <w:rPr>
+          <w:rStyle w:val="VerbatimChar"/>
+        </w:rPr>
+        <w:t xml:space="preserve">updateFileInfo</w:t>
+      </w:r>
+      <w:r>
+        <w:t xml:space="preserve">) is the new write path, demo-blocked like every other</w:t>
+      </w:r>
+      <w:r>
+        <w:t xml:space="preserve"> </w:t>
+      </w:r>
+      <w:r>
+        <w:t xml:space="preserve">(in-memory only). Demo desktop adds are session-only</w:t>
+      </w:r>
+      <w:r>
+        <w:t xml:space="preserve"> </w:t>
+      </w:r>
+      <w:r>
+        <w:rPr>
+          <w:rStyle w:val="VerbatimChar"/>
+        </w:rPr>
+        <w:t xml:space="preserve">blob:</w:t>
+      </w:r>
+      <w:r>
+        <w:t xml:space="preserve"> </w:t>
+      </w:r>
+      <w:r>
+        <w:t xml:space="preserve">object URLs with negative</w:t>
+      </w:r>
+      <w:r>
+        <w:t xml:space="preserve"> </w:t>
+      </w:r>
+      <w:r>
+        <w:t xml:space="preserve">ids that</w:t>
+      </w:r>
+      <w:r>
+        <w:t xml:space="preserve"> </w:t>
+      </w:r>
+      <w:r>
+        <w:rPr>
+          <w:rStyle w:val="VerbatimChar"/>
+        </w:rPr>
+        <w:t xml:space="preserve">mediaIdForWrite</w:t>
+      </w:r>
+      <w:r>
+        <w:t xml:space="preserve"> </w:t>
+      </w:r>
+      <w:r>
+        <w:t xml:space="preserve">structurally drops — never persisted, never networked — and</w:t>
+      </w:r>
+      <w:r>
+        <w:t xml:space="preserve"> </w:t>
+      </w:r>
+      <w:r>
+        <w:t xml:space="preserve">the demo CSP</w:t>
+      </w:r>
+      <w:r>
+        <w:t xml:space="preserve"> </w:t>
+      </w:r>
+      <w:r>
+        <w:rPr>
+          <w:rStyle w:val="VerbatimChar"/>
+        </w:rPr>
+        <w:t xml:space="preserve">img-src</w:t>
+      </w:r>
+      <w:r>
+        <w:t xml:space="preserve"> </w:t>
+      </w:r>
+      <w:r>
+        <w:t xml:space="preserve">deliberately gains</w:t>
+      </w:r>
+      <w:r>
+        <w:t xml:space="preserve"> </w:t>
+      </w:r>
+      <w:r>
+        <w:rPr>
+          <w:rStyle w:val="VerbatimChar"/>
+        </w:rPr>
+        <w:t xml:space="preserve">blob:</w:t>
+      </w:r>
+      <w:r>
+        <w:t xml:space="preserve">, guard-tested in both directions. The</w:t>
+      </w:r>
+      <w:r>
+        <w:t xml:space="preserve"> </w:t>
+      </w:r>
+      <w:r>
+        <w:t xml:space="preserve">demo's zero-write / zero-third-party promises hold.</w:t>
+      </w:r>
+      <w:r>
+        <w:t xml:space="preserve"> </w:t>
+      </w:r>
+      <w:r>
+        <w:rPr>
+          <w:i/>
+          <w:iCs/>
+        </w:rPr>
+        <w:t xml:space="preserve">Flagged for inclusion in the next</w:t>
+      </w:r>
+      <w:r>
+        <w:rPr>
+          <w:i/>
+          <w:iCs/>
+        </w:rPr>
+        <w:t xml:space="preserve"> </w:t>
+      </w:r>
+      <w:r>
+        <w:rPr>
+          <w:i/>
+          <w:iCs/>
+        </w:rPr>
+        <w:t xml:space="preserve">adversarial pass.</w:t>
+      </w:r>
+    </w:p>
+    <w:p>
+      <w:pPr>
         <w:numPr>
           <w:ilvl w:val="0"/>
           <w:numId w:val="1031"/>
@@ -23130,60 +23515,71 @@
           <w:b/>
           <w:bCs/>
         </w:rPr>
-        <w:t xml:space="preserve">Staging-host override hardened (0.8.1).</w:t>
-      </w:r>
-      <w:r>
-        <w:t xml:space="preserve"> </w:t>
-      </w:r>
-      <w:r>
-        <w:t xml:space="preserve">The</w:t>
-      </w:r>
-      <w:r>
-        <w:t xml:space="preserve"> </w:t>
-      </w:r>
-      <w:r>
-        <w:rPr>
-          <w:rStyle w:val="VerbatimChar"/>
-        </w:rPr>
-        <w:t xml:space="preserve">strapiBaseUrl</w:t>
-      </w:r>
-      <w:r>
-        <w:t xml:space="preserve"> </w:t>
-      </w:r>
-      <w:r>
-        <w:t xml:space="preserve">override is env-only with</w:t>
-      </w:r>
-      <w:r>
-        <w:t xml:space="preserve"> </w:t>
-      </w:r>
-      <w:r>
-        <w:t xml:space="preserve">a CI guard (a build started with a sentinel host must serve that sentinel), so a staging</w:t>
-      </w:r>
-      <w:r>
-        <w:t xml:space="preserve"> </w:t>
-      </w:r>
-      <w:r>
-        <w:t xml:space="preserve">rehearsal can no longer silently target production; runbook §2 pairs it with the CSP</w:t>
-      </w:r>
-      <w:r>
-        <w:t xml:space="preserve"> </w:t>
-      </w:r>
-      <w:r>
-        <w:rPr>
-          <w:rStyle w:val="VerbatimChar"/>
-        </w:rPr>
-        <w:t xml:space="preserve">connect-src</w:t>
-      </w:r>
-      <w:r>
-        <w:t xml:space="preserve"> </w:t>
-      </w:r>
-      <w:r>
-        <w:t xml:space="preserve">allowlist step.</w:t>
-      </w:r>
-    </w:p>
-    <w:p>
-      <w:pPr>
-        <w:pStyle w:val="Compact"/>
+        <w:t xml:space="preserve">Unsaved-work guard (0.6.0).</w:t>
+      </w:r>
+      <w:r>
+        <w:t xml:space="preserve"> </w:t>
+      </w:r>
+      <w:r>
+        <w:t xml:space="preserve">Draft snapshots to per-draft</w:t>
+      </w:r>
+      <w:r>
+        <w:t xml:space="preserve"> </w:t>
+      </w:r>
+      <w:r>
+        <w:rPr>
+          <w:rStyle w:val="VerbatimChar"/>
+        </w:rPr>
+        <w:t xml:space="preserve">localStorage</w:t>
+      </w:r>
+      <w:r>
+        <w:t xml:space="preserve"> </w:t>
+      </w:r>
+      <w:r>
+        <w:t xml:space="preserve">keys — live</w:t>
+      </w:r>
+      <w:r>
+        <w:t xml:space="preserve"> </w:t>
+      </w:r>
+      <w:r>
+        <w:t xml:space="preserve">builds only (the public demo takes none, keeping its "nothing is saved" promise literally</w:t>
+      </w:r>
+      <w:r>
+        <w:t xml:space="preserve"> </w:t>
+      </w:r>
+      <w:r>
+        <w:t xml:space="preserve">true), byte-capped ~1 MB, fail-open on any storage problem. Same same-origin-only</w:t>
+      </w:r>
+      <w:r>
+        <w:t xml:space="preserve"> </w:t>
+      </w:r>
+      <w:r>
+        <w:t xml:space="preserve">exposure class as the §9 F-3 annotation store; restored values flow through the same form</w:t>
+      </w:r>
+      <w:r>
+        <w:t xml:space="preserve"> </w:t>
+      </w:r>
+      <w:r>
+        <w:t xml:space="preserve">model and</w:t>
+      </w:r>
+      <w:r>
+        <w:t xml:space="preserve"> </w:t>
+      </w:r>
+      <w:r>
+        <w:rPr>
+          <w:rStyle w:val="VerbatimChar"/>
+        </w:rPr>
+        <w:t xml:space="preserve">html:false</w:t>
+      </w:r>
+      <w:r>
+        <w:t xml:space="preserve"> </w:t>
+      </w:r>
+      <w:r>
+        <w:t xml:space="preserve">markdown pipeline as typed input — nothing is rendered as HTML.</w:t>
+      </w:r>
+    </w:p>
+    <w:p>
+      <w:pPr>
         <w:numPr>
           <w:ilvl w:val="0"/>
           <w:numId w:val="1031"/>
@@ -23194,30 +23590,106 @@
           <w:b/>
           <w:bCs/>
         </w:rPr>
-        <w:t xml:space="preserve">Relation write-safety documented (0.8.3).</w:t>
-      </w:r>
-      <w:r>
-        <w:t xml:space="preserve"> </w:t>
-      </w:r>
-      <w:r>
-        <w:t xml:space="preserve">Studio write payloads omit relation fields</w:t>
-      </w:r>
-      <w:r>
-        <w:t xml:space="preserve"> </w:t>
-      </w:r>
-      <w:r>
-        <w:t xml:space="preserve">entirely — Strapi leaves omitted fields untouched — so a Studio save structurally cannot</w:t>
-      </w:r>
-      <w:r>
-        <w:t xml:space="preserve"> </w:t>
-      </w:r>
-      <w:r>
-        <w:t xml:space="preserve">destroy article ↔ app/dataset links (runbook §6 records the posture).</w:t>
-      </w:r>
-    </w:p>
-    <w:p>
-      <w:pPr>
-        <w:pStyle w:val="Compact"/>
+        <w:t xml:space="preserve">Live filter wire-format defect fixed pre-merge (0.7.0 — availability class, flagged</w:t>
+      </w:r>
+      <w:r>
+        <w:rPr>
+          <w:b/>
+          <w:bCs/>
+        </w:rPr>
+        <w:t xml:space="preserve"> </w:t>
+      </w:r>
+      <w:r>
+        <w:rPr>
+          <w:b/>
+          <w:bCs/>
+        </w:rPr>
+        <w:t xml:space="preserve">CRITICAL in the branch review).</w:t>
+      </w:r>
+      <w:r>
+        <w:t xml:space="preserve"> </w:t>
+      </w:r>
+      <w:r>
+        <w:t xml:space="preserve">Nested</w:t>
+      </w:r>
+      <w:r>
+        <w:t xml:space="preserve"> </w:t>
+      </w:r>
+      <w:r>
+        <w:rPr>
+          <w:rStyle w:val="VerbatimChar"/>
+        </w:rPr>
+        <w:t xml:space="preserve">filters</w:t>
+      </w:r>
+      <w:r>
+        <w:t xml:space="preserve"> </w:t>
+      </w:r>
+      <w:r>
+        <w:t xml:space="preserve">objects were being JSON-stringified on</w:t>
+      </w:r>
+      <w:r>
+        <w:t xml:space="preserve"> </w:t>
+      </w:r>
+      <w:r>
+        <w:t xml:space="preserve">the wire by</w:t>
+      </w:r>
+      <w:r>
+        <w:t xml:space="preserve"> </w:t>
+      </w:r>
+      <w:r>
+        <w:rPr>
+          <w:rStyle w:val="VerbatimChar"/>
+        </w:rPr>
+        <w:t xml:space="preserve">ofetch</w:t>
+      </w:r>
+      <w:r>
+        <w:t xml:space="preserve">; Strapi 5 rejects a string</w:t>
+      </w:r>
+      <w:r>
+        <w:t xml:space="preserve"> </w:t>
+      </w:r>
+      <w:r>
+        <w:rPr>
+          <w:rStyle w:val="VerbatimChar"/>
+        </w:rPr>
+        <w:t xml:space="preserve">filters</w:t>
+      </w:r>
+      <w:r>
+        <w:t xml:space="preserve">, so every live-mode filtered</w:t>
+      </w:r>
+      <w:r>
+        <w:t xml:space="preserve"> </w:t>
+      </w:r>
+      <w:r>
+        <w:t xml:space="preserve">list call would have errored at launch. Fixed centrally (</w:t>
+      </w:r>
+      <w:r>
+        <w:rPr>
+          <w:rStyle w:val="VerbatimChar"/>
+        </w:rPr>
+        <w:t xml:space="preserve">flattenFilters()</w:t>
+      </w:r>
+      <w:r>
+        <w:t xml:space="preserve"> </w:t>
+      </w:r>
+      <w:r>
+        <w:t xml:space="preserve">→</w:t>
+      </w:r>
+      <w:r>
+        <w:t xml:space="preserve"> </w:t>
+      </w:r>
+      <w:r>
+        <w:t xml:space="preserve">bracket-key params) with regression tests. No injection surface — params remain</w:t>
+      </w:r>
+      <w:r>
+        <w:t xml:space="preserve"> </w:t>
+      </w:r>
+      <w:r>
+        <w:t xml:space="preserve">client-composed key paths.</w:t>
+      </w:r>
+    </w:p>
+    <w:p>
+      <w:pPr>
         <w:numPr>
           <w:ilvl w:val="0"/>
           <w:numId w:val="1031"/>
@@ -23228,96 +23700,59 @@
           <w:b/>
           <w:bCs/>
         </w:rPr>
-        <w:t xml:space="preserve">Dependency currency (0.8.3).</w:t>
-      </w:r>
-      <w:r>
-        <w:t xml:space="preserve"> </w:t>
-      </w:r>
-      <w:r>
-        <w:t xml:space="preserve">13-update minor/patch group including</w:t>
-      </w:r>
-      <w:r>
-        <w:t xml:space="preserve"> </w:t>
-      </w:r>
-      <w:r>
-        <w:rPr>
-          <w:b/>
-          <w:bCs/>
-        </w:rPr>
-        <w:t xml:space="preserve">dompurify</w:t>
-      </w:r>
-      <w:r>
-        <w:rPr>
-          <w:b/>
-          <w:bCs/>
-        </w:rPr>
-        <w:t xml:space="preserve"> </w:t>
-      </w:r>
-      <w:r>
-        <w:rPr>
-          <w:b/>
-          <w:bCs/>
-        </w:rPr>
-        <w:t xml:space="preserve">3.4.12</w:t>
-      </w:r>
-      <w:r>
-        <w:t xml:space="preserve"> </w:t>
-      </w:r>
-      <w:r>
-        <w:t xml:space="preserve">(the XSS-relevant sanitizer stays current), vue 3.5.40, the CodeMirror suite,</w:t>
-      </w:r>
-      <w:r>
-        <w:t xml:space="preserve"> </w:t>
-      </w:r>
-      <w:r>
-        <w:t xml:space="preserve">markdown-it 14.3.0; CI actions bumped to v7. Supply-chain note: Dependabot's own PRs</w:t>
-      </w:r>
-      <w:r>
-        <w:t xml:space="preserve"> </w:t>
-      </w:r>
-      <w:r>
-        <w:t xml:space="preserve">shipped a broken lockfile (missing</w:t>
-      </w:r>
-      <w:r>
-        <w:t xml:space="preserve"> </w:t>
-      </w:r>
-      <w:r>
-        <w:rPr>
-          <w:rStyle w:val="VerbatimChar"/>
-        </w:rPr>
-        <w:t xml:space="preserve">commander@13.1.0</w:t>
-      </w:r>
-      <w:r>
-        <w:t xml:space="preserve"> </w:t>
-      </w:r>
-      <w:r>
-        <w:t xml:space="preserve">—</w:t>
-      </w:r>
-      <w:r>
-        <w:t xml:space="preserve"> </w:t>
-      </w:r>
-      <w:r>
-        <w:rPr>
-          <w:rStyle w:val="VerbatimChar"/>
-        </w:rPr>
-        <w:t xml:space="preserve">npm ci</w:t>
-      </w:r>
-      <w:r>
-        <w:t xml:space="preserve"> </w:t>
-      </w:r>
-      <w:r>
-        <w:t xml:space="preserve">EUSAGE on every job);</w:t>
-      </w:r>
-      <w:r>
-        <w:t xml:space="preserve"> </w:t>
-      </w:r>
-      <w:r>
-        <w:t xml:space="preserve">the lockfile was regenerated locally and the full gate matrix re-run green before merge.</w:t>
-      </w:r>
-    </w:p>
-    <w:p>
-      <w:pPr>
-        <w:pStyle w:val="Compact"/>
+        <w:t xml:space="preserve">Staging-host override hardened (0.8.1).</w:t>
+      </w:r>
+      <w:r>
+        <w:t xml:space="preserve"> </w:t>
+      </w:r>
+      <w:r>
+        <w:t xml:space="preserve">The</w:t>
+      </w:r>
+      <w:r>
+        <w:t xml:space="preserve"> </w:t>
+      </w:r>
+      <w:r>
+        <w:rPr>
+          <w:rStyle w:val="VerbatimChar"/>
+        </w:rPr>
+        <w:t xml:space="preserve">strapiBaseUrl</w:t>
+      </w:r>
+      <w:r>
+        <w:t xml:space="preserve"> </w:t>
+      </w:r>
+      <w:r>
+        <w:t xml:space="preserve">override is env-only with</w:t>
+      </w:r>
+      <w:r>
+        <w:t xml:space="preserve"> </w:t>
+      </w:r>
+      <w:r>
+        <w:t xml:space="preserve">a CI guard (a build started with a sentinel host must serve that sentinel), so a staging</w:t>
+      </w:r>
+      <w:r>
+        <w:t xml:space="preserve"> </w:t>
+      </w:r>
+      <w:r>
+        <w:t xml:space="preserve">rehearsal can no longer silently target production; runbook §2 pairs it with the CSP</w:t>
+      </w:r>
+      <w:r>
+        <w:t xml:space="preserve"> </w:t>
+      </w:r>
+      <w:r>
+        <w:rPr>
+          <w:rStyle w:val="VerbatimChar"/>
+        </w:rPr>
+        <w:t xml:space="preserve">connect-src</w:t>
+      </w:r>
+      <w:r>
+        <w:t xml:space="preserve"> </w:t>
+      </w:r>
+      <w:r>
+        <w:t xml:space="preserve">allowlist step.</w:t>
+      </w:r>
+    </w:p>
+    <w:p>
+      <w:pPr>
         <w:numPr>
           <w:ilvl w:val="0"/>
           <w:numId w:val="1031"/>
@@ -23328,127 +23763,29 @@
           <w:b/>
           <w:bCs/>
         </w:rPr>
-        <w:t xml:space="preserve">Social card + annotation a11y riders (0.8.4).</w:t>
-      </w:r>
-      <w:r>
-        <w:t xml:space="preserve"> </w:t>
-      </w:r>
-      <w:r>
-        <w:rPr>
-          <w:rStyle w:val="VerbatimChar"/>
-        </w:rPr>
-        <w:t xml:space="preserve">public/og-image.png</w:t>
-      </w:r>
-      <w:r>
-        <w:t xml:space="preserve"> </w:t>
-      </w:r>
-      <w:r>
-        <w:t xml:space="preserve">plus static</w:t>
-      </w:r>
-      <w:r>
-        <w:t xml:space="preserve"> </w:t>
-      </w:r>
-      <w:r>
-        <w:rPr>
-          <w:rStyle w:val="VerbatimChar"/>
-        </w:rPr>
-        <w:t xml:space="preserve">og:*</w:t>
-      </w:r>
-      <w:r>
-        <w:t xml:space="preserve">/</w:t>
-      </w:r>
-      <w:r>
-        <w:rPr>
-          <w:rStyle w:val="VerbatimChar"/>
-        </w:rPr>
-        <w:t xml:space="preserve">twitter:*</w:t>
-      </w:r>
-      <w:r>
-        <w:t xml:space="preserve"> </w:t>
-      </w:r>
-      <w:r>
-        <w:t xml:space="preserve">meta — inert markup over a same-origin asset, so no CSP delta and the</w:t>
-      </w:r>
-      <w:r>
-        <w:t xml:space="preserve"> </w:t>
-      </w:r>
-      <w:r>
-        <w:t xml:space="preserve">demo's zero-third-party posture is unchanged (the absolute URL comes from Netlify's</w:t>
-      </w:r>
-      <w:r>
-        <w:t xml:space="preserve"> </w:t>
-      </w:r>
-      <w:r>
-        <w:t xml:space="preserve">build-time</w:t>
-      </w:r>
-      <w:r>
-        <w:t xml:space="preserve"> </w:t>
-      </w:r>
-      <w:r>
-        <w:rPr>
-          <w:rStyle w:val="VerbatimChar"/>
-        </w:rPr>
-        <w:t xml:space="preserve">URL</w:t>
-      </w:r>
-      <w:r>
-        <w:t xml:space="preserve"> </w:t>
-      </w:r>
-      <w:r>
-        <w:t xml:space="preserve">env; no new config surface). The a11y riders add a</w:t>
-      </w:r>
-      <w:r>
-        <w:t xml:space="preserve"> </w:t>
-      </w:r>
-      <w:r>
-        <w:rPr>
-          <w:b/>
-          <w:bCs/>
-        </w:rPr>
-        <w:t xml:space="preserve">document-level</w:t>
-      </w:r>
-      <w:r>
-        <w:t xml:space="preserve"> </w:t>
-      </w:r>
-      <w:r>
-        <w:t xml:space="preserve">keyboard-create listener, hard-scoped to non-interactive targets (it never fires from</w:t>
-      </w:r>
-      <w:r>
-        <w:t xml:space="preserve"> </w:t>
-      </w:r>
-      <w:r>
-        <w:t xml:space="preserve">links, buttons, inputs, textareas, selects, or</w:t>
-      </w:r>
-      <w:r>
-        <w:t xml:space="preserve"> </w:t>
-      </w:r>
-      <w:r>
-        <w:rPr>
-          <w:rStyle w:val="VerbatimChar"/>
-        </w:rPr>
-        <w:t xml:space="preserve">contenteditable</w:t>
-      </w:r>
-      <w:r>
-        <w:t xml:space="preserve"> </w:t>
-      </w:r>
-      <w:r>
-        <w:t xml:space="preserve">— Enter keeps its native</w:t>
-      </w:r>
-      <w:r>
-        <w:t xml:space="preserve"> </w:t>
-      </w:r>
-      <w:r>
-        <w:t xml:space="preserve">meaning there), plus radiogroup / roving-tabindex / drawer-dialog semantics with no new</w:t>
-      </w:r>
-      <w:r>
-        <w:t xml:space="preserve"> </w:t>
-      </w:r>
-      <w:r>
-        <w:t xml:space="preserve">render sinks (attribute bindings only).</w:t>
-      </w:r>
-    </w:p>
-    <w:p>
-      <w:pPr>
-        <w:pStyle w:val="Compact"/>
+        <w:t xml:space="preserve">Relation write-safety documented (0.8.3).</w:t>
+      </w:r>
+      <w:r>
+        <w:t xml:space="preserve"> </w:t>
+      </w:r>
+      <w:r>
+        <w:t xml:space="preserve">Studio write payloads omit relation fields</w:t>
+      </w:r>
+      <w:r>
+        <w:t xml:space="preserve"> </w:t>
+      </w:r>
+      <w:r>
+        <w:t xml:space="preserve">entirely — Strapi leaves omitted fields untouched — so a Studio save structurally cannot</w:t>
+      </w:r>
+      <w:r>
+        <w:t xml:space="preserve"> </w:t>
+      </w:r>
+      <w:r>
+        <w:t xml:space="preserve">destroy article ↔ app/dataset links (runbook §6 records the posture).</w:t>
+      </w:r>
+    </w:p>
+    <w:p>
+      <w:pPr>
         <w:numPr>
           <w:ilvl w:val="0"/>
           <w:numId w:val="1031"/>
@@ -23459,69 +23796,95 @@
           <w:b/>
           <w:bCs/>
         </w:rPr>
-        <w:t xml:space="preserve">Search/AI-exclusion posture re-affirmed (2026-07-17).</w:t>
-      </w:r>
-      <w:r>
-        <w:t xml:space="preserve"> </w:t>
-      </w:r>
-      <w:r>
-        <w:t xml:space="preserve">An external SEO/AI-readiness</w:t>
-      </w:r>
-      <w:r>
-        <w:t xml:space="preserve"> </w:t>
-      </w:r>
-      <w:r>
-        <w:t xml:space="preserve">scan (MetaPeek) flagged the deny-all</w:t>
-      </w:r>
-      <w:r>
-        <w:t xml:space="preserve"> </w:t>
-      </w:r>
-      <w:r>
-        <w:rPr>
-          <w:rStyle w:val="VerbatimChar"/>
-        </w:rPr>
-        <w:t xml:space="preserve">robots.txt</w:t>
-      </w:r>
-      <w:r>
-        <w:t xml:space="preserve"> </w:t>
-      </w:r>
-      <w:r>
-        <w:t xml:space="preserve">(8 AI bots blocked) and missing</w:t>
-      </w:r>
-      <w:r>
-        <w:t xml:space="preserve"> </w:t>
-      </w:r>
-      <w:r>
-        <w:rPr>
-          <w:rStyle w:val="VerbatimChar"/>
-        </w:rPr>
-        <w:t xml:space="preserve">llms.txt</w:t>
-      </w:r>
-      <w:r>
-        <w:t xml:space="preserve">; the user explicitly chose to KEEP the exclusion — the runbook-§3 hardening</w:t>
-      </w:r>
-      <w:r>
-        <w:t xml:space="preserve"> </w:t>
-      </w:r>
-      <w:r>
-        <w:t xml:space="preserve">stands, now with an inline "deliberate scorecard failures — do not fix" note so the</w:t>
-      </w:r>
-      <w:r>
-        <w:t xml:space="preserve"> </w:t>
-      </w:r>
-      <w:r>
-        <w:t xml:space="preserve">finding can't be 'helpfully' reversed later. The scan's legitimate metadata items</w:t>
-      </w:r>
-      <w:r>
-        <w:t xml:space="preserve"> </w:t>
-      </w:r>
-      <w:r>
-        <w:t xml:space="preserve">(canonical, author, JSON-LD, freshness) shipped in 0.8.5 as inert head markup.</w:t>
-      </w:r>
-    </w:p>
-    <w:p>
-      <w:pPr>
-        <w:pStyle w:val="Compact"/>
+        <w:t xml:space="preserve">Dependency currency (0.8.3).</w:t>
+      </w:r>
+      <w:r>
+        <w:t xml:space="preserve"> </w:t>
+      </w:r>
+      <w:r>
+        <w:t xml:space="preserve">13-update minor/patch group including</w:t>
+      </w:r>
+      <w:r>
+        <w:t xml:space="preserve"> </w:t>
+      </w:r>
+      <w:r>
+        <w:rPr>
+          <w:b/>
+          <w:bCs/>
+        </w:rPr>
+        <w:t xml:space="preserve">dompurify</w:t>
+      </w:r>
+      <w:r>
+        <w:rPr>
+          <w:b/>
+          <w:bCs/>
+        </w:rPr>
+        <w:t xml:space="preserve"> </w:t>
+      </w:r>
+      <w:r>
+        <w:rPr>
+          <w:b/>
+          <w:bCs/>
+        </w:rPr>
+        <w:t xml:space="preserve">3.4.12</w:t>
+      </w:r>
+      <w:r>
+        <w:t xml:space="preserve"> </w:t>
+      </w:r>
+      <w:r>
+        <w:t xml:space="preserve">(the XSS-relevant sanitizer stays current), vue 3.5.40, the CodeMirror suite,</w:t>
+      </w:r>
+      <w:r>
+        <w:t xml:space="preserve"> </w:t>
+      </w:r>
+      <w:r>
+        <w:t xml:space="preserve">markdown-it 14.3.0; CI actions bumped to v7. Supply-chain note: Dependabot's own PRs</w:t>
+      </w:r>
+      <w:r>
+        <w:t xml:space="preserve"> </w:t>
+      </w:r>
+      <w:r>
+        <w:t xml:space="preserve">shipped a broken lockfile (missing</w:t>
+      </w:r>
+      <w:r>
+        <w:t xml:space="preserve"> </w:t>
+      </w:r>
+      <w:r>
+        <w:rPr>
+          <w:rStyle w:val="VerbatimChar"/>
+        </w:rPr>
+        <w:t xml:space="preserve">commander@13.1.0</w:t>
+      </w:r>
+      <w:r>
+        <w:t xml:space="preserve"> </w:t>
+      </w:r>
+      <w:r>
+        <w:t xml:space="preserve">—</w:t>
+      </w:r>
+      <w:r>
+        <w:t xml:space="preserve"> </w:t>
+      </w:r>
+      <w:r>
+        <w:rPr>
+          <w:rStyle w:val="VerbatimChar"/>
+        </w:rPr>
+        <w:t xml:space="preserve">npm ci</w:t>
+      </w:r>
+      <w:r>
+        <w:t xml:space="preserve"> </w:t>
+      </w:r>
+      <w:r>
+        <w:t xml:space="preserve">EUSAGE on every job);</w:t>
+      </w:r>
+      <w:r>
+        <w:t xml:space="preserve"> </w:t>
+      </w:r>
+      <w:r>
+        <w:t xml:space="preserve">the lockfile was regenerated locally and the full gate matrix re-run green before merge.</w:t>
+      </w:r>
+    </w:p>
+    <w:p>
+      <w:pPr>
         <w:numPr>
           <w:ilvl w:val="0"/>
           <w:numId w:val="1031"/>
@@ -23529,6 +23892,208 @@
       </w:pPr>
       <w:r>
         <w:rPr>
+          <w:b/>
+          <w:bCs/>
+        </w:rPr>
+        <w:t xml:space="preserve">Social card + annotation a11y riders (0.8.4).</w:t>
+      </w:r>
+      <w:r>
+        <w:t xml:space="preserve"> </w:t>
+      </w:r>
+      <w:r>
+        <w:rPr>
+          <w:rStyle w:val="VerbatimChar"/>
+        </w:rPr>
+        <w:t xml:space="preserve">public/og-image.png</w:t>
+      </w:r>
+      <w:r>
+        <w:t xml:space="preserve"> </w:t>
+      </w:r>
+      <w:r>
+        <w:t xml:space="preserve">plus static</w:t>
+      </w:r>
+      <w:r>
+        <w:t xml:space="preserve"> </w:t>
+      </w:r>
+      <w:r>
+        <w:rPr>
+          <w:rStyle w:val="VerbatimChar"/>
+        </w:rPr>
+        <w:t xml:space="preserve">og:*</w:t>
+      </w:r>
+      <w:r>
+        <w:t xml:space="preserve">/</w:t>
+      </w:r>
+      <w:r>
+        <w:rPr>
+          <w:rStyle w:val="VerbatimChar"/>
+        </w:rPr>
+        <w:t xml:space="preserve">twitter:*</w:t>
+      </w:r>
+      <w:r>
+        <w:t xml:space="preserve"> </w:t>
+      </w:r>
+      <w:r>
+        <w:t xml:space="preserve">meta — inert markup over a same-origin asset, so no CSP delta and the</w:t>
+      </w:r>
+      <w:r>
+        <w:t xml:space="preserve"> </w:t>
+      </w:r>
+      <w:r>
+        <w:t xml:space="preserve">demo's zero-third-party posture is unchanged (the absolute URL comes from Netlify's</w:t>
+      </w:r>
+      <w:r>
+        <w:t xml:space="preserve"> </w:t>
+      </w:r>
+      <w:r>
+        <w:t xml:space="preserve">build-time</w:t>
+      </w:r>
+      <w:r>
+        <w:t xml:space="preserve"> </w:t>
+      </w:r>
+      <w:r>
+        <w:rPr>
+          <w:rStyle w:val="VerbatimChar"/>
+        </w:rPr>
+        <w:t xml:space="preserve">URL</w:t>
+      </w:r>
+      <w:r>
+        <w:t xml:space="preserve"> </w:t>
+      </w:r>
+      <w:r>
+        <w:t xml:space="preserve">env; no new config surface). The a11y riders add a</w:t>
+      </w:r>
+      <w:r>
+        <w:t xml:space="preserve"> </w:t>
+      </w:r>
+      <w:r>
+        <w:rPr>
+          <w:b/>
+          <w:bCs/>
+        </w:rPr>
+        <w:t xml:space="preserve">document-level</w:t>
+      </w:r>
+      <w:r>
+        <w:t xml:space="preserve"> </w:t>
+      </w:r>
+      <w:r>
+        <w:t xml:space="preserve">keyboard-create listener, hard-scoped to non-interactive targets (it never fires from</w:t>
+      </w:r>
+      <w:r>
+        <w:t xml:space="preserve"> </w:t>
+      </w:r>
+      <w:r>
+        <w:t xml:space="preserve">links, buttons, inputs, textareas, selects, or</w:t>
+      </w:r>
+      <w:r>
+        <w:t xml:space="preserve"> </w:t>
+      </w:r>
+      <w:r>
+        <w:rPr>
+          <w:rStyle w:val="VerbatimChar"/>
+        </w:rPr>
+        <w:t xml:space="preserve">contenteditable</w:t>
+      </w:r>
+      <w:r>
+        <w:t xml:space="preserve"> </w:t>
+      </w:r>
+      <w:r>
+        <w:t xml:space="preserve">— Enter keeps its native</w:t>
+      </w:r>
+      <w:r>
+        <w:t xml:space="preserve"> </w:t>
+      </w:r>
+      <w:r>
+        <w:t xml:space="preserve">meaning there), plus radiogroup / roving-tabindex / drawer-dialog semantics with no new</w:t>
+      </w:r>
+      <w:r>
+        <w:t xml:space="preserve"> </w:t>
+      </w:r>
+      <w:r>
+        <w:t xml:space="preserve">render sinks (attribute bindings only).</w:t>
+      </w:r>
+    </w:p>
+    <w:p>
+      <w:pPr>
+        <w:numPr>
+          <w:ilvl w:val="0"/>
+          <w:numId w:val="1031"/>
+        </w:numPr>
+      </w:pPr>
+      <w:r>
+        <w:rPr>
+          <w:b/>
+          <w:bCs/>
+        </w:rPr>
+        <w:t xml:space="preserve">Search/AI-exclusion posture re-affirmed (2026-07-17).</w:t>
+      </w:r>
+      <w:r>
+        <w:t xml:space="preserve"> </w:t>
+      </w:r>
+      <w:r>
+        <w:t xml:space="preserve">An external SEO/AI-readiness</w:t>
+      </w:r>
+      <w:r>
+        <w:t xml:space="preserve"> </w:t>
+      </w:r>
+      <w:r>
+        <w:t xml:space="preserve">scan (MetaPeek) flagged the deny-all</w:t>
+      </w:r>
+      <w:r>
+        <w:t xml:space="preserve"> </w:t>
+      </w:r>
+      <w:r>
+        <w:rPr>
+          <w:rStyle w:val="VerbatimChar"/>
+        </w:rPr>
+        <w:t xml:space="preserve">robots.txt</w:t>
+      </w:r>
+      <w:r>
+        <w:t xml:space="preserve"> </w:t>
+      </w:r>
+      <w:r>
+        <w:t xml:space="preserve">(8 AI bots blocked) and missing</w:t>
+      </w:r>
+      <w:r>
+        <w:t xml:space="preserve"> </w:t>
+      </w:r>
+      <w:r>
+        <w:rPr>
+          <w:rStyle w:val="VerbatimChar"/>
+        </w:rPr>
+        <w:t xml:space="preserve">llms.txt</w:t>
+      </w:r>
+      <w:r>
+        <w:t xml:space="preserve">; the user explicitly chose to KEEP the exclusion — the runbook-§3 hardening</w:t>
+      </w:r>
+      <w:r>
+        <w:t xml:space="preserve"> </w:t>
+      </w:r>
+      <w:r>
+        <w:t xml:space="preserve">stands, now with an inline "deliberate scorecard failures — do not fix" note so the</w:t>
+      </w:r>
+      <w:r>
+        <w:t xml:space="preserve"> </w:t>
+      </w:r>
+      <w:r>
+        <w:t xml:space="preserve">finding can't be 'helpfully' reversed later. The scan's legitimate metadata items</w:t>
+      </w:r>
+      <w:r>
+        <w:t xml:space="preserve"> </w:t>
+      </w:r>
+      <w:r>
+        <w:t xml:space="preserve">(canonical, author, JSON-LD, freshness) shipped in 0.8.5 as inert head markup.</w:t>
+      </w:r>
+    </w:p>
+    <w:p>
+      <w:pPr>
+        <w:numPr>
+          <w:ilvl w:val="0"/>
+          <w:numId w:val="1031"/>
+        </w:numPr>
+      </w:pPr>
+      <w:r>
+        <w:rPr>
           <w:rStyle w:val="VerbatimChar"/>
           <w:b/>
           <w:bCs/>
@@ -23574,7 +24139,6 @@
     </w:p>
     <w:p>
       <w:pPr>
-        <w:pStyle w:val="Compact"/>
         <w:numPr>
           <w:ilvl w:val="0"/>
           <w:numId w:val="1031"/>

--- a/docs/ICJIA-Studio-20-analysis-roadmap-copperhead.docx
+++ b/docs/ICJIA-Studio-20-analysis-roadmap-copperhead.docx
@@ -6823,7 +6823,7 @@
           <w:b/>
           <w:bCs/>
         </w:rPr>
-        <w:t xml:space="preserve">Hub Studio 2.0 · Studio build v0.8.6</w:t>
+        <w:t xml:space="preserve">Hub Studio 2.0 · Studio build v0.8.7</w:t>
       </w:r>
       <w:r>
         <w:t xml:space="preserve"> </w:t>
@@ -7299,7 +7299,7 @@
                 <w:b/>
                 <w:bCs/>
               </w:rPr>
-              <w:t xml:space="preserve">revised 2026-07-17 (v0.8.6)</w:t>
+              <w:t xml:space="preserve">revised 2026-07-17 (v0.8.7)</w:t>
             </w:r>
             <w:r>
               <w:t xml:space="preserve"> </w:t>
@@ -7455,7 +7455,7 @@
           <w:b/>
           <w:bCs/>
         </w:rPr>
-        <w:t xml:space="preserve">921 automated tests, all passing</w:t>
+        <w:t xml:space="preserve">946 automated tests, all passing</w:t>
       </w:r>
       <w:r>
         <w:t xml:space="preserve">, re-run automatically on every change (CI).</w:t>
@@ -7673,6 +7673,192 @@
       </w:hyperlink>
       <w:r>
         <w:t xml:space="preserve">.</w:t>
+      </w:r>
+    </w:p>
+    <w:p>
+      <w:pPr>
+        <w:pStyle w:val="Compact"/>
+        <w:numPr>
+          <w:ilvl w:val="0"/>
+          <w:numId w:val="1018"/>
+        </w:numPr>
+      </w:pPr>
+      <w:r>
+        <w:rPr>
+          <w:b/>
+          <w:bCs/>
+        </w:rPr>
+        <w:t xml:space="preserve">2026-07-17 — Replacing an image is now one click, and the Studio saves for you</w:t>
+      </w:r>
+      <w:r>
+        <w:rPr>
+          <w:b/>
+          <w:bCs/>
+        </w:rPr>
+        <w:t xml:space="preserve"> </w:t>
+      </w:r>
+      <w:r>
+        <w:rPr>
+          <w:b/>
+          <w:bCs/>
+        </w:rPr>
+        <w:t xml:space="preserve">(v0.8.7).</w:t>
+      </w:r>
+      <w:r>
+        <w:t xml:space="preserve"> </w:t>
+      </w:r>
+      <w:r>
+        <w:t xml:space="preserve">Two frictions reported from a manager walkthrough are gone. First:</w:t>
+      </w:r>
+      <w:r>
+        <w:t xml:space="preserve"> </w:t>
+      </w:r>
+      <w:r>
+        <w:t xml:space="preserve">clicking an image in the library list used to only</w:t>
+      </w:r>
+      <w:r>
+        <w:t xml:space="preserve"> </w:t>
+      </w:r>
+      <w:r>
+        <w:rPr>
+          <w:i/>
+          <w:iCs/>
+        </w:rPr>
+        <w:t xml:space="preserve">stage</w:t>
+      </w:r>
+      <w:r>
+        <w:t xml:space="preserve"> </w:t>
+      </w:r>
+      <w:r>
+        <w:t xml:space="preserve">the choice — the button</w:t>
+      </w:r>
+      <w:r>
+        <w:t xml:space="preserve"> </w:t>
+      </w:r>
+      <w:r>
+        <w:t xml:space="preserve">that actually committed it sat below the visible area, so the click looked like it</w:t>
+      </w:r>
+      <w:r>
+        <w:t xml:space="preserve"> </w:t>
+      </w:r>
+      <w:r>
+        <w:t xml:space="preserve">did nothing and the Live preview kept showing the old image. Now, clicking an image</w:t>
+      </w:r>
+      <w:r>
+        <w:t xml:space="preserve"> </w:t>
+      </w:r>
+      <w:r>
+        <w:t xml:space="preserve">(one that has its accessibility description filled in — all of them, in the demo)</w:t>
+      </w:r>
+      <w:r>
+        <w:t xml:space="preserve"> </w:t>
+      </w:r>
+      <w:r>
+        <w:rPr>
+          <w:b/>
+          <w:bCs/>
+        </w:rPr>
+        <w:t xml:space="preserve">is</w:t>
+      </w:r>
+      <w:r>
+        <w:t xml:space="preserve"> </w:t>
+      </w:r>
+      <w:r>
+        <w:t xml:space="preserve">the choice: the list closes and the new image appears in the field</w:t>
+      </w:r>
+      <w:r>
+        <w:t xml:space="preserve"> </w:t>
+      </w:r>
+      <w:r>
+        <w:t xml:space="preserve">immediately. Second: on an existing draft the Studio now</w:t>
+      </w:r>
+      <w:r>
+        <w:t xml:space="preserve"> </w:t>
+      </w:r>
+      <w:r>
+        <w:rPr>
+          <w:b/>
+          <w:bCs/>
+        </w:rPr>
+        <w:t xml:space="preserve">saves by itself after</w:t>
+      </w:r>
+      <w:r>
+        <w:rPr>
+          <w:b/>
+          <w:bCs/>
+        </w:rPr>
+        <w:t xml:space="preserve"> </w:t>
+      </w:r>
+      <w:r>
+        <w:rPr>
+          <w:b/>
+          <w:bCs/>
+        </w:rPr>
+        <w:t xml:space="preserve">every major change</w:t>
+      </w:r>
+      <w:r>
+        <w:t xml:space="preserve"> </w:t>
+      </w:r>
+      <w:r>
+        <w:t xml:space="preserve">— choosing, replacing, or removing an image or file, or</w:t>
+      </w:r>
+      <w:r>
+        <w:t xml:space="preserve"> </w:t>
+      </w:r>
+      <w:r>
+        <w:t xml:space="preserve">inserting a figure into the body — with the same checks and the same "Draft saved"</w:t>
+      </w:r>
+      <w:r>
+        <w:t xml:space="preserve"> </w:t>
+      </w:r>
+      <w:r>
+        <w:t xml:space="preserve">confirmation as the Save button. Pick an image, watch the toasts confirm it, open the</w:t>
+      </w:r>
+      <w:r>
+        <w:t xml:space="preserve"> </w:t>
+      </w:r>
+      <w:r>
+        <w:t xml:space="preserve">Live preview: it's there. No Save click in between. (Brand-new, never-saved drafts</w:t>
+      </w:r>
+      <w:r>
+        <w:t xml:space="preserve"> </w:t>
+      </w:r>
+      <w:r>
+        <w:t xml:space="preserve">still save manually on purpose — choosing an image shouldn't create a half-empty</w:t>
+      </w:r>
+      <w:r>
+        <w:t xml:space="preserve"> </w:t>
+      </w:r>
+      <w:r>
+        <w:t xml:space="preserve">article by itself.)</w:t>
+      </w:r>
+      <w:r>
+        <w:t xml:space="preserve"> </w:t>
+      </w:r>
+      <w:r>
+        <w:rPr>
+          <w:b/>
+          <w:bCs/>
+        </w:rPr>
+        <w:t xml:space="preserve">946 automated tests / 114 files</w:t>
+      </w:r>
+      <w:r>
+        <w:t xml:space="preserve"> </w:t>
+      </w:r>
+      <w:r>
+        <w:t xml:space="preserve">(25 new, written before the</w:t>
+      </w:r>
+      <w:r>
+        <w:t xml:space="preserve"> </w:t>
+      </w:r>
+      <w:r>
+        <w:t xml:space="preserve">code); the whole chain driven live in the demo twice, including the preview tab</w:t>
+      </w:r>
+      <w:r>
+        <w:t xml:space="preserve"> </w:t>
+      </w:r>
+      <w:r>
+        <w:t xml:space="preserve">really rendering the newly chosen image.</w:t>
       </w:r>
     </w:p>
     <w:p>
@@ -22748,7 +22934,7 @@
           <w:b/>
           <w:bCs/>
         </w:rPr>
-        <w:t xml:space="preserve">Hub Studio 2.0 · Studio build v0.8.6</w:t>
+        <w:t xml:space="preserve">Hub Studio 2.0 · Studio build v0.8.7</w:t>
       </w:r>
       <w:r>
         <w:t xml:space="preserve"> </w:t>
